--- a/Az5/GozAz5.docx
+++ b/Az5/GozAz5.docx
@@ -18,7 +18,7 @@
           <w:szCs w:val="48"/>
         </w:rPr>
         <w:drawing>
-          <wp:inline distT="0" distB="0" distL="0" distR="0" wp14:anchorId="55C0CFEE" wp14:editId="4C1A7E30">
+          <wp:inline distT="0" distB="0" distL="0" distR="0" wp14:anchorId="55C0CFEE" wp14:editId="2CCFB0BA">
             <wp:extent cx="1045634" cy="1045634"/>
             <wp:effectExtent l="0" t="0" r="2540" b="2540"/>
             <wp:docPr id="1059743664" name="Picture 2"/>
@@ -289,78 +289,22 @@
       <w:pPr>
         <w:bidi/>
         <w:rPr>
-          <w:rFonts w:asciiTheme="minorHAnsi" w:eastAsia="B Yekan" w:hAnsiTheme="minorHAnsi" w:cs="B Yekan"/>
-          <w:b/>
-          <w:sz w:val="28"/>
-          <w:szCs w:val="28"/>
-          <w:rtl/>
-          <w:lang w:bidi="fa-IR"/>
-        </w:rPr>
-      </w:pPr>
-      <w:r>
-        <w:rPr>
-          <w:rFonts w:asciiTheme="minorHAnsi" w:eastAsia="B Yekan" w:hAnsiTheme="minorHAnsi" w:cs="B Yekan" w:hint="cs"/>
-          <w:b/>
-          <w:sz w:val="28"/>
-          <w:szCs w:val="28"/>
-          <w:rtl/>
-          <w:lang w:bidi="fa-IR"/>
-        </w:rPr>
-        <w:t xml:space="preserve">2.1 </w:t>
-      </w:r>
-      <w:r>
-        <w:rPr>
-          <w:rFonts w:ascii="Arial" w:eastAsia="B Yekan" w:hAnsi="Arial" w:cs="Arial" w:hint="cs"/>
-          <w:b/>
-          <w:sz w:val="28"/>
-          <w:szCs w:val="28"/>
-          <w:rtl/>
-          <w:lang w:bidi="fa-IR"/>
-        </w:rPr>
-        <w:t>–</w:t>
-      </w:r>
-      <w:r>
-        <w:rPr>
-          <w:rFonts w:asciiTheme="minorHAnsi" w:eastAsia="B Yekan" w:hAnsiTheme="minorHAnsi" w:cs="B Yekan" w:hint="cs"/>
-          <w:b/>
-          <w:sz w:val="28"/>
-          <w:szCs w:val="28"/>
-          <w:rtl/>
-          <w:lang w:bidi="fa-IR"/>
-        </w:rPr>
-        <w:t xml:space="preserve"> ساخت</w:t>
-      </w:r>
-      <w:r>
-        <w:rPr>
-          <w:rFonts w:asciiTheme="minorHAnsi" w:eastAsia="B Yekan" w:hAnsiTheme="minorHAnsi" w:cs="B Yekan" w:hint="cs"/>
-          <w:b/>
-          <w:sz w:val="28"/>
-          <w:szCs w:val="28"/>
-          <w:rtl/>
-          <w:lang w:bidi="fa-IR"/>
-        </w:rPr>
-        <w:t xml:space="preserve"> </w:t>
-      </w:r>
-      <w:r>
-        <w:rPr>
-          <w:rFonts w:asciiTheme="minorHAnsi" w:eastAsia="B Yekan" w:hAnsiTheme="minorHAnsi" w:cs="B Yekan"/>
-          <w:b/>
-          <w:sz w:val="28"/>
-          <w:szCs w:val="28"/>
-          <w:lang w:bidi="fa-IR"/>
-        </w:rPr>
-        <w:t>ALU</w:t>
-      </w:r>
-      <w:r>
-        <w:rPr>
-          <w:rFonts w:asciiTheme="minorHAnsi" w:eastAsia="B Yekan" w:hAnsiTheme="minorHAnsi" w:cs="B Yekan" w:hint="cs"/>
-          <w:b/>
-          <w:sz w:val="28"/>
-          <w:szCs w:val="28"/>
-          <w:rtl/>
-          <w:lang w:bidi="fa-IR"/>
-        </w:rPr>
-        <w:t>:</w:t>
+          <w:rFonts w:asciiTheme="minorHAnsi" w:eastAsia="B Yekan" w:hAnsiTheme="minorHAnsi"/>
+          <w:b/>
+          <w:sz w:val="28"/>
+          <w:rtl/>
+          <w:lang w:bidi="fa-IR"/>
+        </w:rPr>
+      </w:pPr>
+      <w:r>
+        <w:rPr>
+          <w:rFonts w:asciiTheme="minorHAnsi" w:eastAsia="B Yekan" w:hAnsiTheme="minorHAnsi" w:hint="cs"/>
+          <w:b/>
+          <w:sz w:val="28"/>
+          <w:rtl/>
+          <w:lang w:bidi="fa-IR"/>
+        </w:rPr>
+        <w:t>در این آزمایش قصد داریم مدار داخلی یک واحد محاسبات و منطق چهار بیتی را بسازیم که قابلیت علمیات های محاسباتی ، عملیات های منطقی و شیفت کردن را داشته باشد.</w:t>
       </w:r>
     </w:p>
     <w:p>
@@ -370,6 +314,7 @@
           <w:rFonts w:asciiTheme="minorHAnsi" w:eastAsia="B Yekan" w:hAnsiTheme="minorHAnsi" w:cs="B Yekan"/>
           <w:b/>
           <w:sz w:val="28"/>
+          <w:szCs w:val="28"/>
           <w:rtl/>
           <w:lang w:bidi="fa-IR"/>
         </w:rPr>
@@ -379,11 +324,1821 @@
           <w:rFonts w:asciiTheme="minorHAnsi" w:eastAsia="B Yekan" w:hAnsiTheme="minorHAnsi" w:cs="B Yekan" w:hint="cs"/>
           <w:b/>
           <w:sz w:val="28"/>
-          <w:rtl/>
-          <w:lang w:bidi="fa-IR"/>
-        </w:rPr>
-        <w:t>2-1-1 مقدمه آزمایش :</w:t>
-      </w:r>
+          <w:szCs w:val="28"/>
+          <w:rtl/>
+          <w:lang w:bidi="fa-IR"/>
+        </w:rPr>
+        <w:t>2.</w:t>
+      </w:r>
+      <w:r>
+        <w:rPr>
+          <w:rFonts w:asciiTheme="minorHAnsi" w:eastAsia="B Yekan" w:hAnsiTheme="minorHAnsi" w:cs="B Yekan" w:hint="cs"/>
+          <w:b/>
+          <w:sz w:val="28"/>
+          <w:szCs w:val="28"/>
+          <w:rtl/>
+          <w:lang w:bidi="fa-IR"/>
+        </w:rPr>
+        <w:t>2</w:t>
+      </w:r>
+      <w:r>
+        <w:rPr>
+          <w:rFonts w:asciiTheme="minorHAnsi" w:eastAsia="B Yekan" w:hAnsiTheme="minorHAnsi" w:cs="B Yekan" w:hint="cs"/>
+          <w:b/>
+          <w:sz w:val="28"/>
+          <w:szCs w:val="28"/>
+          <w:rtl/>
+          <w:lang w:bidi="fa-IR"/>
+        </w:rPr>
+        <w:t xml:space="preserve"> </w:t>
+      </w:r>
+      <w:r>
+        <w:rPr>
+          <w:rFonts w:ascii="Arial" w:eastAsia="B Yekan" w:hAnsi="Arial" w:cs="Arial" w:hint="cs"/>
+          <w:b/>
+          <w:sz w:val="28"/>
+          <w:szCs w:val="28"/>
+          <w:rtl/>
+          <w:lang w:bidi="fa-IR"/>
+        </w:rPr>
+        <w:t>–</w:t>
+      </w:r>
+      <w:r>
+        <w:rPr>
+          <w:rFonts w:asciiTheme="minorHAnsi" w:eastAsia="B Yekan" w:hAnsiTheme="minorHAnsi" w:cs="B Yekan" w:hint="cs"/>
+          <w:b/>
+          <w:sz w:val="28"/>
+          <w:szCs w:val="28"/>
+          <w:rtl/>
+          <w:lang w:bidi="fa-IR"/>
+        </w:rPr>
+        <w:t xml:space="preserve"> ساخت</w:t>
+      </w:r>
+      <w:r>
+        <w:rPr>
+          <w:rFonts w:asciiTheme="minorHAnsi" w:eastAsia="B Yekan" w:hAnsiTheme="minorHAnsi" w:cs="B Yekan" w:hint="cs"/>
+          <w:b/>
+          <w:sz w:val="28"/>
+          <w:szCs w:val="28"/>
+          <w:rtl/>
+          <w:lang w:bidi="fa-IR"/>
+        </w:rPr>
+        <w:t xml:space="preserve"> </w:t>
+      </w:r>
+      <w:r>
+        <w:rPr>
+          <w:rFonts w:asciiTheme="minorHAnsi" w:eastAsia="B Yekan" w:hAnsiTheme="minorHAnsi" w:cs="B Yekan" w:hint="cs"/>
+          <w:b/>
+          <w:sz w:val="28"/>
+          <w:szCs w:val="28"/>
+          <w:rtl/>
+          <w:lang w:bidi="fa-IR"/>
+        </w:rPr>
+        <w:t xml:space="preserve">مدار داخلی </w:t>
+      </w:r>
+      <w:r>
+        <w:rPr>
+          <w:rFonts w:asciiTheme="minorHAnsi" w:eastAsia="B Yekan" w:hAnsiTheme="minorHAnsi" w:cs="B Yekan"/>
+          <w:b/>
+          <w:sz w:val="28"/>
+          <w:szCs w:val="28"/>
+          <w:lang w:bidi="fa-IR"/>
+        </w:rPr>
+        <w:t>ALU</w:t>
+      </w:r>
+      <w:r>
+        <w:rPr>
+          <w:rFonts w:asciiTheme="minorHAnsi" w:eastAsia="B Yekan" w:hAnsiTheme="minorHAnsi" w:cs="B Yekan" w:hint="cs"/>
+          <w:b/>
+          <w:sz w:val="28"/>
+          <w:szCs w:val="28"/>
+          <w:rtl/>
+          <w:lang w:bidi="fa-IR"/>
+        </w:rPr>
+        <w:t xml:space="preserve"> </w:t>
+      </w:r>
+      <w:r>
+        <w:rPr>
+          <w:rFonts w:asciiTheme="minorHAnsi" w:eastAsia="B Yekan" w:hAnsiTheme="minorHAnsi" w:cs="B Yekan" w:hint="cs"/>
+          <w:b/>
+          <w:sz w:val="28"/>
+          <w:szCs w:val="28"/>
+          <w:rtl/>
+          <w:lang w:bidi="fa-IR"/>
+        </w:rPr>
+        <w:t>:</w:t>
+      </w:r>
+    </w:p>
+    <w:p>
+      <w:pPr>
+        <w:bidi/>
+        <w:rPr>
+          <w:rFonts w:asciiTheme="minorHAnsi" w:eastAsia="B Yekan" w:hAnsiTheme="minorHAnsi" w:cs="B Yekan"/>
+          <w:b/>
+          <w:sz w:val="28"/>
+          <w:lang w:bidi="fa-IR"/>
+        </w:rPr>
+      </w:pPr>
+      <w:r>
+        <w:rPr>
+          <w:rFonts w:asciiTheme="minorHAnsi" w:eastAsia="B Yekan" w:hAnsiTheme="minorHAnsi" w:cs="B Yekan" w:hint="cs"/>
+          <w:b/>
+          <w:sz w:val="28"/>
+          <w:rtl/>
+          <w:lang w:bidi="fa-IR"/>
+        </w:rPr>
+        <w:t>2-</w:t>
+      </w:r>
+      <w:r>
+        <w:rPr>
+          <w:rFonts w:asciiTheme="minorHAnsi" w:eastAsia="B Yekan" w:hAnsiTheme="minorHAnsi" w:cs="B Yekan" w:hint="cs"/>
+          <w:b/>
+          <w:sz w:val="28"/>
+          <w:rtl/>
+          <w:lang w:bidi="fa-IR"/>
+        </w:rPr>
+        <w:t>2</w:t>
+      </w:r>
+      <w:r>
+        <w:rPr>
+          <w:rFonts w:asciiTheme="minorHAnsi" w:eastAsia="B Yekan" w:hAnsiTheme="minorHAnsi" w:cs="B Yekan" w:hint="cs"/>
+          <w:b/>
+          <w:sz w:val="28"/>
+          <w:rtl/>
+          <w:lang w:bidi="fa-IR"/>
+        </w:rPr>
+        <w:t>-1 مقدمه آزمایش :</w:t>
+      </w:r>
+    </w:p>
+    <w:p>
+      <w:pPr>
+        <w:bidi/>
+        <w:rPr>
+          <w:rFonts w:asciiTheme="minorHAnsi" w:eastAsia="B Yekan" w:hAnsiTheme="minorHAnsi"/>
+          <w:b/>
+          <w:sz w:val="28"/>
+          <w:rtl/>
+          <w:lang w:bidi="fa-IR"/>
+        </w:rPr>
+      </w:pPr>
+      <w:r>
+        <w:rPr>
+          <w:rFonts w:asciiTheme="minorHAnsi" w:eastAsia="B Yekan" w:hAnsiTheme="minorHAnsi" w:hint="cs"/>
+          <w:b/>
+          <w:sz w:val="28"/>
+          <w:rtl/>
+          <w:lang w:bidi="fa-IR"/>
+        </w:rPr>
+        <w:t>به طور کلی روش کار این واحد به سه بخش تقسیم می شود که شامل واحد محاسباتی ، واحد منطقی و بخش شیفت می شوند. این تقسیم بندی از روی جدول کنترلی مدار (شکل 2.1) نیز قابل مشاهده است</w:t>
+      </w:r>
+      <w:r>
+        <w:rPr>
+          <w:rFonts w:asciiTheme="minorHAnsi" w:eastAsia="B Yekan" w:hAnsiTheme="minorHAnsi" w:hint="cs"/>
+          <w:b/>
+          <w:sz w:val="28"/>
+          <w:rtl/>
+          <w:lang w:bidi="fa-IR"/>
+        </w:rPr>
+        <w:t xml:space="preserve"> و ورودی های </w:t>
+      </w:r>
+      <w:r>
+        <w:rPr>
+          <w:rFonts w:asciiTheme="minorHAnsi" w:eastAsia="B Yekan" w:hAnsiTheme="minorHAnsi"/>
+          <w:b/>
+          <w:sz w:val="28"/>
+          <w:lang w:bidi="fa-IR"/>
+        </w:rPr>
+        <w:t>S3 , S2</w:t>
+      </w:r>
+      <w:r>
+        <w:rPr>
+          <w:rFonts w:asciiTheme="minorHAnsi" w:eastAsia="B Yekan" w:hAnsiTheme="minorHAnsi" w:hint="cs"/>
+          <w:b/>
+          <w:sz w:val="28"/>
+          <w:rtl/>
+          <w:lang w:bidi="fa-IR"/>
+        </w:rPr>
+        <w:t xml:space="preserve"> مشخص کننده رفتار مدار هستند.</w:t>
+      </w:r>
+    </w:p>
+    <w:p>
+      <w:pPr>
+        <w:bidi/>
+        <w:rPr>
+          <w:rFonts w:asciiTheme="minorHAnsi" w:eastAsia="B Yekan" w:hAnsiTheme="minorHAnsi"/>
+          <w:b/>
+          <w:sz w:val="28"/>
+          <w:rtl/>
+          <w:lang w:bidi="fa-IR"/>
+        </w:rPr>
+      </w:pPr>
+      <w:r>
+        <w:rPr>
+          <w:rFonts w:asciiTheme="minorHAnsi" w:eastAsia="B Yekan" w:hAnsiTheme="minorHAnsi" w:hint="cs"/>
+          <w:b/>
+          <w:sz w:val="28"/>
+          <w:rtl/>
+          <w:lang w:bidi="fa-IR"/>
+        </w:rPr>
+        <w:t xml:space="preserve">حالتی که </w:t>
+      </w:r>
+      <w:r>
+        <w:rPr>
+          <w:rFonts w:asciiTheme="minorHAnsi" w:eastAsia="B Yekan" w:hAnsiTheme="minorHAnsi"/>
+          <w:b/>
+          <w:sz w:val="28"/>
+          <w:lang w:bidi="fa-IR"/>
+        </w:rPr>
+        <w:t>S3S2 = 00</w:t>
+      </w:r>
+      <w:r>
+        <w:rPr>
+          <w:rFonts w:asciiTheme="minorHAnsi" w:eastAsia="B Yekan" w:hAnsiTheme="minorHAnsi" w:hint="cs"/>
+          <w:b/>
+          <w:sz w:val="28"/>
+          <w:rtl/>
+          <w:lang w:bidi="fa-IR"/>
+        </w:rPr>
+        <w:t xml:space="preserve"> مدار در </w:t>
+      </w:r>
+      <w:r>
+        <w:rPr>
+          <w:rFonts w:asciiTheme="minorHAnsi" w:eastAsia="B Yekan" w:hAnsiTheme="minorHAnsi" w:hint="cs"/>
+          <w:bCs/>
+          <w:sz w:val="28"/>
+          <w:rtl/>
+          <w:lang w:bidi="fa-IR"/>
+        </w:rPr>
+        <w:t>بخش محاسباتی</w:t>
+      </w:r>
+      <w:r>
+        <w:rPr>
+          <w:rFonts w:asciiTheme="minorHAnsi" w:eastAsia="B Yekan" w:hAnsiTheme="minorHAnsi" w:hint="cs"/>
+          <w:b/>
+          <w:sz w:val="28"/>
+          <w:rtl/>
+          <w:lang w:bidi="fa-IR"/>
+        </w:rPr>
+        <w:t xml:space="preserve"> خود قرار دارد و محاسباتی از قبیل جمع و تفریق را انجام می دهد. زمانی که </w:t>
+      </w:r>
+      <w:r>
+        <w:rPr>
+          <w:rFonts w:asciiTheme="minorHAnsi" w:eastAsia="B Yekan" w:hAnsiTheme="minorHAnsi"/>
+          <w:b/>
+          <w:sz w:val="28"/>
+          <w:lang w:bidi="fa-IR"/>
+        </w:rPr>
+        <w:t>S3S2 = 01</w:t>
+      </w:r>
+      <w:r>
+        <w:rPr>
+          <w:rFonts w:asciiTheme="minorHAnsi" w:eastAsia="B Yekan" w:hAnsiTheme="minorHAnsi" w:hint="cs"/>
+          <w:b/>
+          <w:sz w:val="28"/>
+          <w:rtl/>
+          <w:lang w:bidi="fa-IR"/>
+        </w:rPr>
+        <w:t xml:space="preserve"> باشد ، مدار در </w:t>
+      </w:r>
+      <w:r>
+        <w:rPr>
+          <w:rFonts w:asciiTheme="minorHAnsi" w:eastAsia="B Yekan" w:hAnsiTheme="minorHAnsi" w:hint="cs"/>
+          <w:bCs/>
+          <w:sz w:val="28"/>
+          <w:rtl/>
+          <w:lang w:bidi="fa-IR"/>
+        </w:rPr>
+        <w:t>بخش منطقی</w:t>
+      </w:r>
+      <w:r>
+        <w:rPr>
+          <w:rFonts w:asciiTheme="minorHAnsi" w:eastAsia="B Yekan" w:hAnsiTheme="minorHAnsi" w:hint="cs"/>
+          <w:b/>
+          <w:sz w:val="28"/>
+          <w:rtl/>
+          <w:lang w:bidi="fa-IR"/>
+        </w:rPr>
+        <w:t xml:space="preserve"> خود قرار دارد و با استفاده از گیت ها روابطی بین ورودی های </w:t>
+      </w:r>
+      <w:r>
+        <w:rPr>
+          <w:rFonts w:asciiTheme="minorHAnsi" w:eastAsia="B Yekan" w:hAnsiTheme="minorHAnsi"/>
+          <w:b/>
+          <w:sz w:val="28"/>
+          <w:lang w:bidi="fa-IR"/>
+        </w:rPr>
+        <w:t>A</w:t>
+      </w:r>
+      <w:r>
+        <w:rPr>
+          <w:rFonts w:asciiTheme="minorHAnsi" w:eastAsia="B Yekan" w:hAnsiTheme="minorHAnsi" w:hint="cs"/>
+          <w:b/>
+          <w:sz w:val="28"/>
+          <w:rtl/>
+          <w:lang w:bidi="fa-IR"/>
+        </w:rPr>
+        <w:t xml:space="preserve"> و </w:t>
+      </w:r>
+      <w:r>
+        <w:rPr>
+          <w:rFonts w:asciiTheme="minorHAnsi" w:eastAsia="B Yekan" w:hAnsiTheme="minorHAnsi"/>
+          <w:b/>
+          <w:sz w:val="28"/>
+          <w:lang w:bidi="fa-IR"/>
+        </w:rPr>
+        <w:t>B</w:t>
+      </w:r>
+      <w:r>
+        <w:rPr>
+          <w:rFonts w:asciiTheme="minorHAnsi" w:eastAsia="B Yekan" w:hAnsiTheme="minorHAnsi" w:hint="cs"/>
+          <w:b/>
+          <w:sz w:val="28"/>
+          <w:rtl/>
+          <w:lang w:bidi="fa-IR"/>
+        </w:rPr>
+        <w:t xml:space="preserve"> را محاسبه می کند. در نهایت زمانی که </w:t>
+      </w:r>
+      <w:r>
+        <w:rPr>
+          <w:rFonts w:asciiTheme="minorHAnsi" w:eastAsia="B Yekan" w:hAnsiTheme="minorHAnsi"/>
+          <w:b/>
+          <w:sz w:val="28"/>
+          <w:lang w:bidi="fa-IR"/>
+        </w:rPr>
+        <w:t>S3S2 = 10</w:t>
+      </w:r>
+      <w:r>
+        <w:rPr>
+          <w:rFonts w:asciiTheme="minorHAnsi" w:eastAsia="B Yekan" w:hAnsiTheme="minorHAnsi" w:hint="cs"/>
+          <w:b/>
+          <w:sz w:val="28"/>
+          <w:rtl/>
+          <w:lang w:bidi="fa-IR"/>
+        </w:rPr>
+        <w:t xml:space="preserve"> یا </w:t>
+      </w:r>
+      <w:r>
+        <w:rPr>
+          <w:rFonts w:asciiTheme="minorHAnsi" w:eastAsia="B Yekan" w:hAnsiTheme="minorHAnsi"/>
+          <w:b/>
+          <w:sz w:val="28"/>
+          <w:lang w:bidi="fa-IR"/>
+        </w:rPr>
+        <w:t>S3S2 = 11</w:t>
+      </w:r>
+      <w:r>
+        <w:rPr>
+          <w:rFonts w:asciiTheme="minorHAnsi" w:eastAsia="B Yekan" w:hAnsiTheme="minorHAnsi" w:hint="cs"/>
+          <w:b/>
+          <w:sz w:val="28"/>
+          <w:rtl/>
+          <w:lang w:bidi="fa-IR"/>
+        </w:rPr>
+        <w:t xml:space="preserve"> مدار در بخش شیفت خود قرار دارد و یه ترتیب شیفت به راست و شیفت به چپ را انجام می دهد.</w:t>
+      </w:r>
+    </w:p>
+    <w:p>
+      <w:pPr>
+        <w:bidi/>
+        <w:rPr>
+          <w:rFonts w:asciiTheme="minorHAnsi" w:eastAsia="B Yekan" w:hAnsiTheme="minorHAnsi" w:hint="cs"/>
+          <w:b/>
+          <w:sz w:val="28"/>
+          <w:rtl/>
+          <w:lang w:bidi="fa-IR"/>
+        </w:rPr>
+      </w:pPr>
+      <w:r>
+        <w:rPr>
+          <w:rFonts w:asciiTheme="minorHAnsi" w:eastAsia="B Yekan" w:hAnsiTheme="minorHAnsi" w:hint="cs"/>
+          <w:b/>
+          <w:sz w:val="28"/>
+          <w:rtl/>
+          <w:lang w:bidi="fa-IR"/>
+        </w:rPr>
+        <w:t>ابتدا با توجه به ورودی های مدار (</w:t>
+      </w:r>
+      <w:r>
+        <w:rPr>
+          <w:rFonts w:asciiTheme="minorHAnsi" w:eastAsia="B Yekan" w:hAnsiTheme="minorHAnsi"/>
+          <w:b/>
+          <w:sz w:val="28"/>
+          <w:lang w:bidi="fa-IR"/>
+        </w:rPr>
+        <w:t>A, B, Cin</w:t>
+      </w:r>
+      <w:r>
+        <w:rPr>
+          <w:rFonts w:asciiTheme="minorHAnsi" w:eastAsia="B Yekan" w:hAnsiTheme="minorHAnsi" w:hint="cs"/>
+          <w:b/>
+          <w:sz w:val="28"/>
+          <w:rtl/>
+          <w:lang w:bidi="fa-IR"/>
+        </w:rPr>
+        <w:t xml:space="preserve">) مقادیر جواب هر سه بخش محاسبه می شود و در نهایت با استفاده از چهار مالتی پلکسر 4در1 که بیت های کنترلی آنها به </w:t>
+      </w:r>
+      <w:r>
+        <w:rPr>
+          <w:rFonts w:asciiTheme="minorHAnsi" w:eastAsia="B Yekan" w:hAnsiTheme="minorHAnsi"/>
+          <w:b/>
+          <w:sz w:val="28"/>
+          <w:lang w:bidi="fa-IR"/>
+        </w:rPr>
+        <w:t>S2,S3</w:t>
+      </w:r>
+      <w:r>
+        <w:rPr>
+          <w:rFonts w:asciiTheme="minorHAnsi" w:eastAsia="B Yekan" w:hAnsiTheme="minorHAnsi" w:hint="cs"/>
+          <w:b/>
+          <w:sz w:val="28"/>
+          <w:rtl/>
+          <w:lang w:bidi="fa-IR"/>
+        </w:rPr>
+        <w:t xml:space="preserve"> متصل هستند جواب بخش مورد نظرمان را انتخاب و به خروجی منتقل می کنیم.</w:t>
+      </w:r>
+    </w:p>
+    <w:p>
+      <w:pPr>
+        <w:bidi/>
+        <w:rPr>
+          <w:rFonts w:cs="B Yekan"/>
+          <w:b/>
+          <w:bCs/>
+          <w:rtl/>
+          <w:lang w:bidi="fa-IR"/>
+        </w:rPr>
+      </w:pPr>
+      <w:r>
+        <w:rPr>
+          <w:rFonts w:cs="B Yekan" w:hint="cs"/>
+          <w:b/>
+          <w:bCs/>
+          <w:rtl/>
+          <w:lang w:bidi="fa-IR"/>
+        </w:rPr>
+        <w:t>قطعات استفاده‌شده:</w:t>
+      </w:r>
+    </w:p>
+    <w:p>
+      <w:pPr>
+        <w:pStyle w:val="ListParagraph"/>
+        <w:numPr>
+          <w:ilvl w:val="0"/>
+          <w:numId w:val="4"/>
+        </w:numPr>
+        <w:bidi/>
+        <w:rPr>
+          <w:lang w:bidi="fa-IR"/>
+        </w:rPr>
+      </w:pPr>
+      <w:r>
+        <w:rPr>
+          <w:rFonts w:asciiTheme="minorHAnsi" w:hAnsiTheme="minorHAnsi" w:hint="cs"/>
+          <w:rtl/>
+          <w:lang w:bidi="fa-IR"/>
+        </w:rPr>
+        <w:t xml:space="preserve">گیت های </w:t>
+      </w:r>
+      <w:r>
+        <w:rPr>
+          <w:rFonts w:asciiTheme="minorHAnsi" w:hAnsiTheme="minorHAnsi"/>
+          <w:lang w:bidi="fa-IR"/>
+        </w:rPr>
+        <w:t>NOT, AND, OR, XOR</w:t>
+      </w:r>
+    </w:p>
+    <w:p>
+      <w:pPr>
+        <w:pStyle w:val="ListParagraph"/>
+        <w:numPr>
+          <w:ilvl w:val="0"/>
+          <w:numId w:val="4"/>
+        </w:numPr>
+        <w:bidi/>
+        <w:rPr>
+          <w:lang w:bidi="fa-IR"/>
+        </w:rPr>
+      </w:pPr>
+      <w:r>
+        <w:rPr>
+          <w:rFonts w:asciiTheme="minorHAnsi" w:hAnsiTheme="minorHAnsi" w:hint="cs"/>
+          <w:rtl/>
+          <w:lang w:bidi="fa-IR"/>
+        </w:rPr>
+        <w:t xml:space="preserve">تراشه </w:t>
+      </w:r>
+      <w:r>
+        <w:rPr>
+          <w:rFonts w:asciiTheme="minorHAnsi" w:hAnsiTheme="minorHAnsi"/>
+          <w:lang w:bidi="fa-IR"/>
+        </w:rPr>
+        <w:t>74LS153</w:t>
+      </w:r>
+      <w:r>
+        <w:rPr>
+          <w:rFonts w:asciiTheme="minorHAnsi" w:hAnsiTheme="minorHAnsi" w:hint="cs"/>
+          <w:rtl/>
+          <w:lang w:bidi="fa-IR"/>
+        </w:rPr>
+        <w:t xml:space="preserve"> (این تراشه شامل دو مالتی پلکسر </w:t>
+      </w:r>
+      <w:r>
+        <w:rPr>
+          <w:rFonts w:asciiTheme="minorHAnsi" w:hAnsiTheme="minorHAnsi"/>
+          <w:lang w:bidi="fa-IR"/>
+        </w:rPr>
+        <w:t>4x1</w:t>
+      </w:r>
+      <w:r>
+        <w:rPr>
+          <w:rFonts w:asciiTheme="minorHAnsi" w:hAnsiTheme="minorHAnsi" w:hint="cs"/>
+          <w:rtl/>
+          <w:lang w:bidi="fa-IR"/>
+        </w:rPr>
+        <w:t xml:space="preserve"> است.)</w:t>
+      </w:r>
+    </w:p>
+    <w:p>
+      <w:pPr>
+        <w:pStyle w:val="ListParagraph"/>
+        <w:numPr>
+          <w:ilvl w:val="0"/>
+          <w:numId w:val="4"/>
+        </w:numPr>
+        <w:bidi/>
+        <w:rPr>
+          <w:rtl/>
+          <w:lang w:bidi="fa-IR"/>
+        </w:rPr>
+      </w:pPr>
+      <w:r>
+        <w:rPr>
+          <w:rFonts w:asciiTheme="minorHAnsi" w:hAnsiTheme="minorHAnsi" w:hint="cs"/>
+          <w:rtl/>
+          <w:lang w:bidi="fa-IR"/>
+        </w:rPr>
+        <w:t>جمع کننده کامل (</w:t>
+      </w:r>
+      <w:r>
+        <w:rPr>
+          <w:rFonts w:asciiTheme="minorHAnsi" w:hAnsiTheme="minorHAnsi"/>
+          <w:lang w:bidi="fa-IR"/>
+        </w:rPr>
+        <w:t>Full adder</w:t>
+      </w:r>
+      <w:r>
+        <w:rPr>
+          <w:rFonts w:asciiTheme="minorHAnsi" w:hAnsiTheme="minorHAnsi" w:hint="cs"/>
+          <w:rtl/>
+          <w:lang w:bidi="fa-IR"/>
+        </w:rPr>
+        <w:t xml:space="preserve">) که همان تراشه </w:t>
+      </w:r>
+      <w:r>
+        <w:rPr>
+          <w:rFonts w:asciiTheme="minorHAnsi" w:hAnsiTheme="minorHAnsi"/>
+          <w:lang w:bidi="fa-IR"/>
+        </w:rPr>
+        <w:t>74LS83</w:t>
+      </w:r>
+      <w:r>
+        <w:rPr>
+          <w:rFonts w:asciiTheme="minorHAnsi" w:hAnsiTheme="minorHAnsi" w:hint="cs"/>
+          <w:rtl/>
+          <w:lang w:bidi="fa-IR"/>
+        </w:rPr>
+        <w:t xml:space="preserve"> است.</w:t>
+      </w:r>
+    </w:p>
+    <w:p>
+      <w:pPr>
+        <w:bidi/>
+        <w:rPr>
+          <w:rFonts w:asciiTheme="minorHAnsi" w:eastAsia="B Yekan" w:hAnsiTheme="minorHAnsi" w:cs="B Yekan"/>
+          <w:b/>
+          <w:sz w:val="28"/>
+          <w:rtl/>
+          <w:lang w:bidi="fa-IR"/>
+        </w:rPr>
+      </w:pPr>
+      <w:r>
+        <w:rPr>
+          <w:rFonts w:asciiTheme="minorHAnsi" w:eastAsia="B Yekan" w:hAnsiTheme="minorHAnsi" w:cs="B Yekan" w:hint="cs"/>
+          <w:b/>
+          <w:sz w:val="28"/>
+          <w:rtl/>
+          <w:lang w:bidi="fa-IR"/>
+        </w:rPr>
+        <w:t>2-2-</w:t>
+      </w:r>
+      <w:r>
+        <w:rPr>
+          <w:rFonts w:asciiTheme="minorHAnsi" w:eastAsia="B Yekan" w:hAnsiTheme="minorHAnsi" w:cs="B Yekan" w:hint="cs"/>
+          <w:b/>
+          <w:sz w:val="28"/>
+          <w:rtl/>
+          <w:lang w:bidi="fa-IR"/>
+        </w:rPr>
+        <w:t>2 توضیح طرز کار بخش محاسباتی مدار</w:t>
+      </w:r>
+      <w:r>
+        <w:rPr>
+          <w:rFonts w:asciiTheme="minorHAnsi" w:eastAsia="B Yekan" w:hAnsiTheme="minorHAnsi" w:cs="B Yekan" w:hint="cs"/>
+          <w:b/>
+          <w:sz w:val="28"/>
+          <w:rtl/>
+          <w:lang w:bidi="fa-IR"/>
+        </w:rPr>
+        <w:t>:</w:t>
+      </w:r>
+    </w:p>
+    <w:p>
+      <w:pPr>
+        <w:bidi/>
+        <w:rPr>
+          <w:rFonts w:asciiTheme="minorHAnsi" w:eastAsia="B Yekan" w:hAnsiTheme="minorHAnsi"/>
+          <w:b/>
+          <w:sz w:val="28"/>
+          <w:rtl/>
+          <w:lang w:bidi="fa-IR"/>
+        </w:rPr>
+      </w:pPr>
+      <w:r>
+        <w:rPr>
+          <w:rFonts w:asciiTheme="minorHAnsi" w:eastAsia="B Yekan" w:hAnsiTheme="minorHAnsi" w:hint="cs"/>
+          <w:b/>
+          <w:sz w:val="28"/>
+          <w:rtl/>
+          <w:lang w:bidi="fa-IR"/>
+        </w:rPr>
+        <w:t xml:space="preserve">خروجی نهایی مدار در این حالت برابر معادله 1 است که </w:t>
+      </w:r>
+      <w:r>
+        <w:rPr>
+          <w:rFonts w:asciiTheme="minorHAnsi" w:eastAsia="B Yekan" w:hAnsiTheme="minorHAnsi"/>
+          <w:b/>
+          <w:sz w:val="28"/>
+          <w:lang w:bidi="fa-IR"/>
+        </w:rPr>
+        <w:t>A</w:t>
+      </w:r>
+      <w:r>
+        <w:rPr>
+          <w:rFonts w:asciiTheme="minorHAnsi" w:eastAsia="B Yekan" w:hAnsiTheme="minorHAnsi" w:hint="cs"/>
+          <w:b/>
+          <w:sz w:val="28"/>
+          <w:rtl/>
+          <w:lang w:bidi="fa-IR"/>
+        </w:rPr>
+        <w:t xml:space="preserve"> همان ورودی مستقیم است و </w:t>
+      </w:r>
+      <w:r>
+        <w:rPr>
+          <w:rFonts w:asciiTheme="minorHAnsi" w:eastAsia="B Yekan" w:hAnsiTheme="minorHAnsi"/>
+          <w:b/>
+          <w:sz w:val="28"/>
+          <w:lang w:bidi="fa-IR"/>
+        </w:rPr>
+        <w:t>C</w:t>
+      </w:r>
+      <w:r>
+        <w:rPr>
+          <w:rFonts w:asciiTheme="minorHAnsi" w:eastAsia="B Yekan" w:hAnsiTheme="minorHAnsi" w:hint="cs"/>
+          <w:b/>
+          <w:sz w:val="28"/>
+          <w:rtl/>
+          <w:lang w:bidi="fa-IR"/>
+        </w:rPr>
+        <w:t xml:space="preserve"> همان بیت نقلی ورودی است و </w:t>
+      </w:r>
+      <w:r>
+        <w:rPr>
+          <w:rFonts w:asciiTheme="minorHAnsi" w:eastAsia="B Yekan" w:hAnsiTheme="minorHAnsi"/>
+          <w:b/>
+          <w:sz w:val="28"/>
+          <w:lang w:bidi="fa-IR"/>
+        </w:rPr>
+        <w:t>X</w:t>
+      </w:r>
+      <w:r>
+        <w:rPr>
+          <w:rFonts w:asciiTheme="minorHAnsi" w:eastAsia="B Yekan" w:hAnsiTheme="minorHAnsi" w:hint="cs"/>
+          <w:b/>
+          <w:sz w:val="28"/>
+          <w:rtl/>
+          <w:lang w:bidi="fa-IR"/>
+        </w:rPr>
+        <w:t xml:space="preserve"> مقداری است که با توجه به مقادیر </w:t>
+      </w:r>
+      <w:r>
+        <w:rPr>
+          <w:rFonts w:asciiTheme="minorHAnsi" w:eastAsia="B Yekan" w:hAnsiTheme="minorHAnsi"/>
+          <w:b/>
+          <w:sz w:val="28"/>
+          <w:lang w:bidi="fa-IR"/>
+        </w:rPr>
+        <w:t>S0, S1, B</w:t>
+      </w:r>
+      <w:r>
+        <w:rPr>
+          <w:rFonts w:asciiTheme="minorHAnsi" w:eastAsia="B Yekan" w:hAnsiTheme="minorHAnsi" w:hint="cs"/>
+          <w:b/>
+          <w:sz w:val="28"/>
+          <w:rtl/>
+          <w:lang w:bidi="fa-IR"/>
+        </w:rPr>
+        <w:t xml:space="preserve"> مشخص خواهد شد.</w:t>
+      </w:r>
+    </w:p>
+    <w:p>
+      <w:pPr>
+        <w:bidi/>
+        <w:rPr>
+          <w:rFonts w:asciiTheme="minorHAnsi" w:eastAsia="B Yekan" w:hAnsiTheme="minorHAnsi"/>
+          <w:b/>
+          <w:sz w:val="28"/>
+          <w:lang w:bidi="fa-IR"/>
+        </w:rPr>
+      </w:pPr>
+      <m:oMathPara>
+        <m:oMathParaPr>
+          <m:jc m:val="left"/>
+        </m:oMathParaPr>
+        <m:oMath>
+          <m:r>
+            <m:rPr>
+              <m:sty m:val="bi"/>
+            </m:rPr>
+            <w:rPr>
+              <w:rFonts w:ascii="Cambria Math" w:eastAsia="B Yekan" w:hAnsi="Cambria Math"/>
+              <w:sz w:val="28"/>
+              <w:lang w:bidi="fa-IR"/>
+            </w:rPr>
+            <m:t>1) F=A+X+</m:t>
+          </m:r>
+          <m:sSub>
+            <m:sSubPr>
+              <m:ctrlPr>
+                <w:rPr>
+                  <w:rFonts w:ascii="Cambria Math" w:eastAsia="B Yekan" w:hAnsi="Cambria Math"/>
+                  <w:b/>
+                  <w:i/>
+                  <w:sz w:val="28"/>
+                  <w:lang w:bidi="fa-IR"/>
+                </w:rPr>
+              </m:ctrlPr>
+            </m:sSubPr>
+            <m:e>
+              <m:r>
+                <m:rPr>
+                  <m:sty m:val="bi"/>
+                </m:rPr>
+                <w:rPr>
+                  <w:rFonts w:ascii="Cambria Math" w:eastAsia="B Yekan" w:hAnsi="Cambria Math"/>
+                  <w:sz w:val="28"/>
+                  <w:lang w:bidi="fa-IR"/>
+                </w:rPr>
+                <m:t>C</m:t>
+              </m:r>
+            </m:e>
+            <m:sub>
+              <m:r>
+                <m:rPr>
+                  <m:sty m:val="bi"/>
+                </m:rPr>
+                <w:rPr>
+                  <w:rFonts w:ascii="Cambria Math" w:eastAsia="B Yekan" w:hAnsi="Cambria Math"/>
+                  <w:sz w:val="28"/>
+                  <w:lang w:bidi="fa-IR"/>
+                </w:rPr>
+                <m:t>in</m:t>
+              </m:r>
+            </m:sub>
+          </m:sSub>
+        </m:oMath>
+      </m:oMathPara>
+    </w:p>
+    <w:p>
+      <w:pPr>
+        <w:bidi/>
+        <w:rPr>
+          <w:rFonts w:asciiTheme="minorHAnsi" w:eastAsia="B Yekan" w:hAnsiTheme="minorHAnsi"/>
+          <w:b/>
+          <w:sz w:val="28"/>
+          <w:rtl/>
+          <w:lang w:bidi="fa-IR"/>
+        </w:rPr>
+      </w:pPr>
+      <w:r>
+        <w:rPr>
+          <w:rFonts w:asciiTheme="minorHAnsi" w:eastAsia="B Yekan" w:hAnsiTheme="minorHAnsi" w:hint="cs"/>
+          <w:b/>
+          <w:sz w:val="28"/>
+          <w:rtl/>
+          <w:lang w:bidi="fa-IR"/>
+        </w:rPr>
+        <w:t xml:space="preserve">معادلاتی که در ادامه می آیند و برای به دست آوردن مقادیر </w:t>
+      </w:r>
+      <w:r>
+        <w:rPr>
+          <w:rFonts w:asciiTheme="minorHAnsi" w:eastAsia="B Yekan" w:hAnsiTheme="minorHAnsi"/>
+          <w:b/>
+          <w:sz w:val="28"/>
+          <w:lang w:bidi="fa-IR"/>
+        </w:rPr>
+        <w:t>X</w:t>
+      </w:r>
+      <w:r>
+        <w:rPr>
+          <w:rFonts w:asciiTheme="minorHAnsi" w:eastAsia="B Yekan" w:hAnsiTheme="minorHAnsi" w:hint="cs"/>
+          <w:b/>
+          <w:sz w:val="28"/>
+          <w:rtl/>
+          <w:lang w:bidi="fa-IR"/>
+        </w:rPr>
+        <w:t xml:space="preserve"> هستند ، همگی از جدول کنترلی مدار که در شکل 2.1 آمده است قابل تشخیص هستند.</w:t>
+      </w:r>
+    </w:p>
+    <w:p>
+      <w:pPr>
+        <w:bidi/>
+        <w:rPr>
+          <w:rFonts w:asciiTheme="minorHAnsi" w:eastAsia="B Yekan" w:hAnsiTheme="minorHAnsi"/>
+          <w:b/>
+          <w:sz w:val="28"/>
+          <w:rtl/>
+          <w:lang w:bidi="fa-IR"/>
+        </w:rPr>
+      </w:pPr>
+    </w:p>
+    <w:p>
+      <w:pPr>
+        <w:bidi/>
+        <w:rPr>
+          <w:rFonts w:asciiTheme="minorHAnsi" w:eastAsia="B Yekan" w:hAnsiTheme="minorHAnsi"/>
+          <w:b/>
+          <w:sz w:val="28"/>
+          <w:rtl/>
+          <w:lang w:bidi="fa-IR"/>
+        </w:rPr>
+      </w:pPr>
+    </w:p>
+    <w:p>
+      <w:pPr>
+        <w:keepNext/>
+        <w:bidi/>
+        <w:jc w:val="center"/>
+      </w:pPr>
+      <w:r>
+        <w:rPr>
+          <w:rFonts w:asciiTheme="minorHAnsi" w:eastAsia="B Yekan" w:hAnsiTheme="minorHAnsi"/>
+          <w:b/>
+          <w:sz w:val="28"/>
+          <w:rtl/>
+          <w:lang w:bidi="fa-IR"/>
+        </w:rPr>
+        <w:drawing>
+          <wp:inline distT="0" distB="0" distL="0" distR="0" wp14:anchorId="42877E9B" wp14:editId="04C03B81">
+            <wp:extent cx="5943600" cy="3760470"/>
+            <wp:effectExtent l="0" t="0" r="0" b="0"/>
+            <wp:docPr id="899419002" name="Picture 1"/>
+            <wp:cNvGraphicFramePr>
+              <a:graphicFrameLocks xmlns:a="http://schemas.openxmlformats.org/drawingml/2006/main" noChangeAspect="1"/>
+            </wp:cNvGraphicFramePr>
+            <a:graphic xmlns:a="http://schemas.openxmlformats.org/drawingml/2006/main">
+              <a:graphicData uri="http://schemas.openxmlformats.org/drawingml/2006/picture">
+                <pic:pic xmlns:pic="http://schemas.openxmlformats.org/drawingml/2006/picture">
+                  <pic:nvPicPr>
+                    <pic:cNvPr id="899419002" name=""/>
+                    <pic:cNvPicPr/>
+                  </pic:nvPicPr>
+                  <pic:blipFill>
+                    <a:blip r:embed="rId9"/>
+                    <a:stretch>
+                      <a:fillRect/>
+                    </a:stretch>
+                  </pic:blipFill>
+                  <pic:spPr>
+                    <a:xfrm>
+                      <a:off x="0" y="0"/>
+                      <a:ext cx="5943600" cy="3760470"/>
+                    </a:xfrm>
+                    <a:prstGeom prst="rect">
+                      <a:avLst/>
+                    </a:prstGeom>
+                  </pic:spPr>
+                </pic:pic>
+              </a:graphicData>
+            </a:graphic>
+          </wp:inline>
+        </w:drawing>
+      </w:r>
+    </w:p>
+    <w:p>
+      <w:pPr>
+        <w:pStyle w:val="Caption"/>
+        <w:bidi/>
+        <w:jc w:val="center"/>
+        <w:rPr>
+          <w:rtl/>
+          <w:lang w:bidi="fa-IR"/>
+        </w:rPr>
+      </w:pPr>
+      <w:r>
+        <w:rPr>
+          <w:rFonts w:hint="cs"/>
+          <w:rtl/>
+          <w:lang w:bidi="fa-IR"/>
+        </w:rPr>
+        <w:t>شکل 2.1 جدول کنترلی کل مدار</w:t>
+      </w:r>
+    </w:p>
+    <w:p>
+      <w:pPr>
+        <w:bidi/>
+        <w:rPr>
+          <w:rtl/>
+          <w:lang w:bidi="fa-IR"/>
+        </w:rPr>
+      </w:pPr>
+    </w:p>
+    <w:p>
+      <w:pPr>
+        <w:bidi/>
+        <w:rPr>
+          <w:rFonts w:asciiTheme="minorHAnsi" w:eastAsia="B Yekan" w:hAnsiTheme="minorHAnsi"/>
+          <w:b/>
+          <w:sz w:val="28"/>
+          <w:lang w:bidi="fa-IR"/>
+        </w:rPr>
+      </w:pPr>
+      <m:oMathPara>
+        <m:oMathParaPr>
+          <m:jc m:val="left"/>
+        </m:oMathParaPr>
+        <m:oMath>
+          <m:sSub>
+            <m:sSubPr>
+              <m:ctrlPr>
+                <w:rPr>
+                  <w:rFonts w:ascii="Cambria Math" w:eastAsia="B Yekan" w:hAnsi="Cambria Math"/>
+                  <w:b/>
+                  <w:i/>
+                  <w:sz w:val="28"/>
+                  <w:lang w:bidi="fa-IR"/>
+                </w:rPr>
+              </m:ctrlPr>
+            </m:sSubPr>
+            <m:e>
+              <m:r>
+                <m:rPr>
+                  <m:sty m:val="bi"/>
+                </m:rPr>
+                <w:rPr>
+                  <w:rFonts w:ascii="Cambria Math" w:eastAsia="B Yekan" w:hAnsi="Cambria Math"/>
+                  <w:sz w:val="28"/>
+                  <w:lang w:bidi="fa-IR"/>
+                </w:rPr>
+                <m:t>S</m:t>
+              </m:r>
+            </m:e>
+            <m:sub>
+              <m:r>
+                <m:rPr>
+                  <m:sty m:val="bi"/>
+                </m:rPr>
+                <w:rPr>
+                  <w:rFonts w:ascii="Cambria Math" w:eastAsia="B Yekan" w:hAnsi="Cambria Math"/>
+                  <w:sz w:val="28"/>
+                  <w:lang w:bidi="fa-IR"/>
+                </w:rPr>
+                <m:t>1</m:t>
+              </m:r>
+            </m:sub>
+          </m:sSub>
+          <m:sSub>
+            <m:sSubPr>
+              <m:ctrlPr>
+                <w:rPr>
+                  <w:rFonts w:ascii="Cambria Math" w:eastAsia="B Yekan" w:hAnsi="Cambria Math"/>
+                  <w:b/>
+                  <w:i/>
+                  <w:sz w:val="28"/>
+                  <w:lang w:bidi="fa-IR"/>
+                </w:rPr>
+              </m:ctrlPr>
+            </m:sSubPr>
+            <m:e>
+              <m:r>
+                <m:rPr>
+                  <m:sty m:val="bi"/>
+                </m:rPr>
+                <w:rPr>
+                  <w:rFonts w:ascii="Cambria Math" w:eastAsia="B Yekan" w:hAnsi="Cambria Math"/>
+                  <w:sz w:val="28"/>
+                  <w:lang w:bidi="fa-IR"/>
+                </w:rPr>
+                <m:t>S</m:t>
+              </m:r>
+            </m:e>
+            <m:sub>
+              <m:r>
+                <m:rPr>
+                  <m:sty m:val="bi"/>
+                </m:rPr>
+                <w:rPr>
+                  <w:rFonts w:ascii="Cambria Math" w:eastAsia="B Yekan" w:hAnsi="Cambria Math"/>
+                  <w:sz w:val="28"/>
+                  <w:lang w:bidi="fa-IR"/>
+                </w:rPr>
+                <m:t>0</m:t>
+              </m:r>
+            </m:sub>
+          </m:sSub>
+          <m:r>
+            <m:rPr>
+              <m:sty m:val="bi"/>
+            </m:rPr>
+            <w:rPr>
+              <w:rFonts w:ascii="Cambria Math" w:eastAsia="B Yekan" w:hAnsi="Cambria Math"/>
+              <w:sz w:val="28"/>
+              <w:lang w:bidi="fa-IR"/>
+            </w:rPr>
+            <m:t>=00→F=A+</m:t>
+          </m:r>
+          <m:sSub>
+            <m:sSubPr>
+              <m:ctrlPr>
+                <w:rPr>
+                  <w:rFonts w:ascii="Cambria Math" w:eastAsia="B Yekan" w:hAnsi="Cambria Math"/>
+                  <w:b/>
+                  <w:i/>
+                  <w:sz w:val="28"/>
+                  <w:lang w:bidi="fa-IR"/>
+                </w:rPr>
+              </m:ctrlPr>
+            </m:sSubPr>
+            <m:e>
+              <m:r>
+                <m:rPr>
+                  <m:sty m:val="bi"/>
+                </m:rPr>
+                <w:rPr>
+                  <w:rFonts w:ascii="Cambria Math" w:eastAsia="B Yekan" w:hAnsi="Cambria Math"/>
+                  <w:sz w:val="28"/>
+                  <w:lang w:bidi="fa-IR"/>
+                </w:rPr>
+                <m:t>C</m:t>
+              </m:r>
+            </m:e>
+            <m:sub>
+              <m:r>
+                <m:rPr>
+                  <m:sty m:val="bi"/>
+                </m:rPr>
+                <w:rPr>
+                  <w:rFonts w:ascii="Cambria Math" w:eastAsia="B Yekan" w:hAnsi="Cambria Math"/>
+                  <w:sz w:val="28"/>
+                  <w:lang w:bidi="fa-IR"/>
+                </w:rPr>
+                <m:t>in</m:t>
+              </m:r>
+            </m:sub>
+          </m:sSub>
+          <m:r>
+            <m:rPr>
+              <m:sty m:val="bi"/>
+            </m:rPr>
+            <w:rPr>
+              <w:rFonts w:ascii="Cambria Math" w:eastAsia="B Yekan" w:hAnsi="Cambria Math"/>
+              <w:sz w:val="28"/>
+              <w:lang w:bidi="fa-IR"/>
+            </w:rPr>
+            <m:t>→</m:t>
+          </m:r>
+          <m:sSub>
+            <m:sSubPr>
+              <m:ctrlPr>
+                <w:rPr>
+                  <w:rFonts w:ascii="Cambria Math" w:eastAsia="B Yekan" w:hAnsi="Cambria Math"/>
+                  <w:b/>
+                  <w:i/>
+                  <w:sz w:val="28"/>
+                  <w:lang w:bidi="fa-IR"/>
+                </w:rPr>
+              </m:ctrlPr>
+            </m:sSubPr>
+            <m:e>
+              <m:r>
+                <m:rPr>
+                  <m:sty m:val="bi"/>
+                </m:rPr>
+                <w:rPr>
+                  <w:rFonts w:ascii="Cambria Math" w:eastAsia="B Yekan" w:hAnsi="Cambria Math"/>
+                  <w:sz w:val="28"/>
+                  <w:lang w:bidi="fa-IR"/>
+                </w:rPr>
+                <m:t>X</m:t>
+              </m:r>
+            </m:e>
+            <m:sub>
+              <m:r>
+                <m:rPr>
+                  <m:sty m:val="bi"/>
+                </m:rPr>
+                <w:rPr>
+                  <w:rFonts w:ascii="Cambria Math" w:eastAsia="B Yekan" w:hAnsi="Cambria Math"/>
+                  <w:sz w:val="28"/>
+                  <w:lang w:bidi="fa-IR"/>
+                </w:rPr>
+                <m:t>i</m:t>
+              </m:r>
+            </m:sub>
+          </m:sSub>
+          <m:r>
+            <m:rPr>
+              <m:sty m:val="bi"/>
+            </m:rPr>
+            <w:rPr>
+              <w:rFonts w:ascii="Cambria Math" w:eastAsia="B Yekan" w:hAnsi="Cambria Math"/>
+              <w:sz w:val="28"/>
+              <w:lang w:bidi="fa-IR"/>
+            </w:rPr>
+            <m:t>=0</m:t>
+          </m:r>
+        </m:oMath>
+      </m:oMathPara>
+    </w:p>
+    <w:p>
+      <w:pPr>
+        <w:bidi/>
+        <w:rPr>
+          <w:rFonts w:asciiTheme="minorHAnsi" w:eastAsia="B Yekan" w:hAnsiTheme="minorHAnsi"/>
+          <w:b/>
+          <w:sz w:val="28"/>
+          <w:lang w:bidi="fa-IR"/>
+        </w:rPr>
+      </w:pPr>
+      <m:oMathPara>
+        <m:oMathParaPr>
+          <m:jc m:val="left"/>
+        </m:oMathParaPr>
+        <m:oMath>
+          <m:sSub>
+            <m:sSubPr>
+              <m:ctrlPr>
+                <w:rPr>
+                  <w:rFonts w:ascii="Cambria Math" w:eastAsia="B Yekan" w:hAnsi="Cambria Math"/>
+                  <w:b/>
+                  <w:i/>
+                  <w:sz w:val="28"/>
+                  <w:lang w:bidi="fa-IR"/>
+                </w:rPr>
+              </m:ctrlPr>
+            </m:sSubPr>
+            <m:e>
+              <m:r>
+                <m:rPr>
+                  <m:sty m:val="bi"/>
+                </m:rPr>
+                <w:rPr>
+                  <w:rFonts w:ascii="Cambria Math" w:eastAsia="B Yekan" w:hAnsi="Cambria Math"/>
+                  <w:sz w:val="28"/>
+                  <w:lang w:bidi="fa-IR"/>
+                </w:rPr>
+                <m:t>S</m:t>
+              </m:r>
+            </m:e>
+            <m:sub>
+              <m:r>
+                <m:rPr>
+                  <m:sty m:val="bi"/>
+                </m:rPr>
+                <w:rPr>
+                  <w:rFonts w:ascii="Cambria Math" w:eastAsia="B Yekan" w:hAnsi="Cambria Math"/>
+                  <w:sz w:val="28"/>
+                  <w:lang w:bidi="fa-IR"/>
+                </w:rPr>
+                <m:t>1</m:t>
+              </m:r>
+            </m:sub>
+          </m:sSub>
+          <m:r>
+            <m:rPr>
+              <m:sty m:val="bi"/>
+            </m:rPr>
+            <w:rPr>
+              <w:rFonts w:ascii="Cambria Math" w:eastAsia="B Yekan" w:hAnsi="Cambria Math"/>
+              <w:sz w:val="28"/>
+              <w:lang w:bidi="fa-IR"/>
+            </w:rPr>
+            <m:t xml:space="preserve"> </m:t>
+          </m:r>
+          <m:sSub>
+            <m:sSubPr>
+              <m:ctrlPr>
+                <w:rPr>
+                  <w:rFonts w:ascii="Cambria Math" w:eastAsia="B Yekan" w:hAnsi="Cambria Math"/>
+                  <w:b/>
+                  <w:i/>
+                  <w:sz w:val="28"/>
+                  <w:lang w:bidi="fa-IR"/>
+                </w:rPr>
+              </m:ctrlPr>
+            </m:sSubPr>
+            <m:e>
+              <m:r>
+                <m:rPr>
+                  <m:sty m:val="bi"/>
+                </m:rPr>
+                <w:rPr>
+                  <w:rFonts w:ascii="Cambria Math" w:eastAsia="B Yekan" w:hAnsi="Cambria Math"/>
+                  <w:sz w:val="28"/>
+                  <w:lang w:bidi="fa-IR"/>
+                </w:rPr>
+                <m:t>S</m:t>
+              </m:r>
+            </m:e>
+            <m:sub>
+              <m:r>
+                <m:rPr>
+                  <m:sty m:val="bi"/>
+                </m:rPr>
+                <w:rPr>
+                  <w:rFonts w:ascii="Cambria Math" w:eastAsia="B Yekan" w:hAnsi="Cambria Math"/>
+                  <w:sz w:val="28"/>
+                  <w:lang w:bidi="fa-IR"/>
+                </w:rPr>
+                <m:t>0</m:t>
+              </m:r>
+            </m:sub>
+          </m:sSub>
+          <m:r>
+            <m:rPr>
+              <m:sty m:val="bi"/>
+            </m:rPr>
+            <w:rPr>
+              <w:rFonts w:ascii="Cambria Math" w:eastAsia="B Yekan" w:hAnsi="Cambria Math"/>
+              <w:sz w:val="28"/>
+              <w:lang w:bidi="fa-IR"/>
+            </w:rPr>
+            <m:t>=01</m:t>
+          </m:r>
+          <m:r>
+            <m:rPr>
+              <m:sty m:val="bi"/>
+            </m:rPr>
+            <w:rPr>
+              <w:rFonts w:ascii="Cambria Math" w:eastAsia="B Yekan" w:hAnsi="Cambria Math"/>
+              <w:sz w:val="28"/>
+              <w:lang w:bidi="fa-IR"/>
+            </w:rPr>
+            <m:t>→</m:t>
+          </m:r>
+          <m:r>
+            <m:rPr>
+              <m:sty m:val="bi"/>
+            </m:rPr>
+            <w:rPr>
+              <w:rFonts w:ascii="Cambria Math" w:eastAsia="B Yekan" w:hAnsi="Cambria Math"/>
+              <w:sz w:val="28"/>
+              <w:lang w:bidi="fa-IR"/>
+            </w:rPr>
+            <m:t>F=A+B+</m:t>
+          </m:r>
+          <m:sSub>
+            <m:sSubPr>
+              <m:ctrlPr>
+                <w:rPr>
+                  <w:rFonts w:ascii="Cambria Math" w:eastAsia="B Yekan" w:hAnsi="Cambria Math"/>
+                  <w:b/>
+                  <w:i/>
+                  <w:sz w:val="28"/>
+                  <w:lang w:bidi="fa-IR"/>
+                </w:rPr>
+              </m:ctrlPr>
+            </m:sSubPr>
+            <m:e>
+              <m:r>
+                <m:rPr>
+                  <m:sty m:val="bi"/>
+                </m:rPr>
+                <w:rPr>
+                  <w:rFonts w:ascii="Cambria Math" w:eastAsia="B Yekan" w:hAnsi="Cambria Math"/>
+                  <w:sz w:val="28"/>
+                  <w:lang w:bidi="fa-IR"/>
+                </w:rPr>
+                <m:t>C</m:t>
+              </m:r>
+            </m:e>
+            <m:sub>
+              <m:r>
+                <m:rPr>
+                  <m:sty m:val="bi"/>
+                </m:rPr>
+                <w:rPr>
+                  <w:rFonts w:ascii="Cambria Math" w:eastAsia="B Yekan" w:hAnsi="Cambria Math"/>
+                  <w:sz w:val="28"/>
+                  <w:lang w:bidi="fa-IR"/>
+                </w:rPr>
+                <m:t>in</m:t>
+              </m:r>
+            </m:sub>
+          </m:sSub>
+          <m:r>
+            <m:rPr>
+              <m:sty m:val="bi"/>
+            </m:rPr>
+            <w:rPr>
+              <w:rFonts w:ascii="Cambria Math" w:eastAsia="B Yekan" w:hAnsi="Cambria Math"/>
+              <w:sz w:val="28"/>
+              <w:lang w:bidi="fa-IR"/>
+            </w:rPr>
+            <m:t>→</m:t>
+          </m:r>
+          <m:r>
+            <m:rPr>
+              <m:sty m:val="bi"/>
+            </m:rPr>
+            <w:rPr>
+              <w:rFonts w:ascii="Cambria Math" w:eastAsia="B Yekan" w:hAnsi="Cambria Math"/>
+              <w:sz w:val="28"/>
+              <w:lang w:bidi="fa-IR"/>
+            </w:rPr>
+            <m:t xml:space="preserve"> </m:t>
+          </m:r>
+          <m:sSub>
+            <m:sSubPr>
+              <m:ctrlPr>
+                <w:rPr>
+                  <w:rFonts w:ascii="Cambria Math" w:eastAsia="B Yekan" w:hAnsi="Cambria Math"/>
+                  <w:b/>
+                  <w:i/>
+                  <w:sz w:val="28"/>
+                  <w:lang w:bidi="fa-IR"/>
+                </w:rPr>
+              </m:ctrlPr>
+            </m:sSubPr>
+            <m:e>
+              <m:r>
+                <m:rPr>
+                  <m:sty m:val="bi"/>
+                </m:rPr>
+                <w:rPr>
+                  <w:rFonts w:ascii="Cambria Math" w:eastAsia="B Yekan" w:hAnsi="Cambria Math"/>
+                  <w:sz w:val="28"/>
+                  <w:lang w:bidi="fa-IR"/>
+                </w:rPr>
+                <m:t>X</m:t>
+              </m:r>
+            </m:e>
+            <m:sub>
+              <m:r>
+                <m:rPr>
+                  <m:sty m:val="bi"/>
+                </m:rPr>
+                <w:rPr>
+                  <w:rFonts w:ascii="Cambria Math" w:eastAsia="B Yekan" w:hAnsi="Cambria Math"/>
+                  <w:sz w:val="28"/>
+                  <w:lang w:bidi="fa-IR"/>
+                </w:rPr>
+                <m:t>i</m:t>
+              </m:r>
+            </m:sub>
+          </m:sSub>
+          <m:r>
+            <m:rPr>
+              <m:sty m:val="bi"/>
+            </m:rPr>
+            <w:rPr>
+              <w:rFonts w:ascii="Cambria Math" w:eastAsia="B Yekan" w:hAnsi="Cambria Math"/>
+              <w:sz w:val="28"/>
+              <w:lang w:bidi="fa-IR"/>
+            </w:rPr>
+            <m:t>=</m:t>
+          </m:r>
+          <m:sSub>
+            <m:sSubPr>
+              <m:ctrlPr>
+                <w:rPr>
+                  <w:rFonts w:ascii="Cambria Math" w:eastAsia="B Yekan" w:hAnsi="Cambria Math"/>
+                  <w:b/>
+                  <w:i/>
+                  <w:sz w:val="28"/>
+                  <w:lang w:bidi="fa-IR"/>
+                </w:rPr>
+              </m:ctrlPr>
+            </m:sSubPr>
+            <m:e>
+              <m:r>
+                <m:rPr>
+                  <m:sty m:val="bi"/>
+                </m:rPr>
+                <w:rPr>
+                  <w:rFonts w:ascii="Cambria Math" w:eastAsia="B Yekan" w:hAnsi="Cambria Math"/>
+                  <w:sz w:val="28"/>
+                  <w:lang w:bidi="fa-IR"/>
+                </w:rPr>
+                <m:t>B</m:t>
+              </m:r>
+            </m:e>
+            <m:sub>
+              <m:r>
+                <m:rPr>
+                  <m:sty m:val="bi"/>
+                </m:rPr>
+                <w:rPr>
+                  <w:rFonts w:ascii="Cambria Math" w:eastAsia="B Yekan" w:hAnsi="Cambria Math"/>
+                  <w:sz w:val="28"/>
+                  <w:lang w:bidi="fa-IR"/>
+                </w:rPr>
+                <m:t>i</m:t>
+              </m:r>
+            </m:sub>
+          </m:sSub>
+        </m:oMath>
+      </m:oMathPara>
+    </w:p>
+    <w:p>
+      <w:pPr>
+        <w:bidi/>
+        <w:ind w:left="360"/>
+        <w:rPr>
+          <w:rFonts w:hint="cs"/>
+          <w:b/>
+          <w:bCs/>
+          <w:sz w:val="28"/>
+          <w:szCs w:val="28"/>
+          <w:rtl/>
+          <w:lang w:bidi="fa-IR"/>
+        </w:rPr>
+      </w:pPr>
+      <m:oMathPara>
+        <m:oMathParaPr>
+          <m:jc m:val="left"/>
+        </m:oMathParaPr>
+        <m:oMath>
+          <m:sSub>
+            <m:sSubPr>
+              <m:ctrlPr>
+                <w:rPr>
+                  <w:rFonts w:ascii="Cambria Math" w:hAnsi="Cambria Math"/>
+                  <w:b/>
+                  <w:bCs/>
+                  <w:i/>
+                  <w:sz w:val="28"/>
+                  <w:szCs w:val="28"/>
+                  <w:lang w:bidi="fa-IR"/>
+                </w:rPr>
+              </m:ctrlPr>
+            </m:sSubPr>
+            <m:e>
+              <m:r>
+                <m:rPr>
+                  <m:sty m:val="bi"/>
+                </m:rPr>
+                <w:rPr>
+                  <w:rFonts w:ascii="Cambria Math" w:hAnsi="Cambria Math"/>
+                  <w:sz w:val="28"/>
+                  <w:szCs w:val="28"/>
+                  <w:lang w:bidi="fa-IR"/>
+                </w:rPr>
+                <m:t>S</m:t>
+              </m:r>
+            </m:e>
+            <m:sub>
+              <m:r>
+                <m:rPr>
+                  <m:sty m:val="bi"/>
+                </m:rPr>
+                <w:rPr>
+                  <w:rFonts w:ascii="Cambria Math" w:hAnsi="Cambria Math"/>
+                  <w:sz w:val="28"/>
+                  <w:szCs w:val="28"/>
+                  <w:lang w:bidi="fa-IR"/>
+                </w:rPr>
+                <m:t>1</m:t>
+              </m:r>
+            </m:sub>
+          </m:sSub>
+          <m:r>
+            <m:rPr>
+              <m:sty m:val="bi"/>
+            </m:rPr>
+            <w:rPr>
+              <w:rFonts w:ascii="Cambria Math" w:hAnsi="Cambria Math"/>
+              <w:sz w:val="28"/>
+              <w:szCs w:val="28"/>
+              <w:lang w:bidi="fa-IR"/>
+            </w:rPr>
+            <m:t xml:space="preserve"> </m:t>
+          </m:r>
+          <m:sSub>
+            <m:sSubPr>
+              <m:ctrlPr>
+                <w:rPr>
+                  <w:rFonts w:ascii="Cambria Math" w:hAnsi="Cambria Math"/>
+                  <w:b/>
+                  <w:bCs/>
+                  <w:i/>
+                  <w:sz w:val="28"/>
+                  <w:szCs w:val="28"/>
+                  <w:lang w:bidi="fa-IR"/>
+                </w:rPr>
+              </m:ctrlPr>
+            </m:sSubPr>
+            <m:e>
+              <m:r>
+                <m:rPr>
+                  <m:sty m:val="bi"/>
+                </m:rPr>
+                <w:rPr>
+                  <w:rFonts w:ascii="Cambria Math" w:hAnsi="Cambria Math"/>
+                  <w:sz w:val="28"/>
+                  <w:szCs w:val="28"/>
+                  <w:lang w:bidi="fa-IR"/>
+                </w:rPr>
+                <m:t>S</m:t>
+              </m:r>
+            </m:e>
+            <m:sub>
+              <m:r>
+                <m:rPr>
+                  <m:sty m:val="bi"/>
+                </m:rPr>
+                <w:rPr>
+                  <w:rFonts w:ascii="Cambria Math" w:hAnsi="Cambria Math"/>
+                  <w:sz w:val="28"/>
+                  <w:szCs w:val="28"/>
+                  <w:lang w:bidi="fa-IR"/>
+                </w:rPr>
+                <m:t>0</m:t>
+              </m:r>
+            </m:sub>
+          </m:sSub>
+          <m:r>
+            <m:rPr>
+              <m:sty m:val="bi"/>
+            </m:rPr>
+            <w:rPr>
+              <w:rFonts w:ascii="Cambria Math" w:hAnsi="Cambria Math"/>
+              <w:sz w:val="28"/>
+              <w:szCs w:val="28"/>
+              <w:lang w:bidi="fa-IR"/>
+            </w:rPr>
+            <m:t>=10</m:t>
+          </m:r>
+          <m:r>
+            <m:rPr>
+              <m:sty m:val="bi"/>
+            </m:rPr>
+            <w:rPr>
+              <w:rFonts w:ascii="Cambria Math" w:hAnsi="Cambria Math"/>
+              <w:sz w:val="28"/>
+              <w:szCs w:val="28"/>
+              <w:lang w:bidi="fa-IR"/>
+            </w:rPr>
+            <m:t>→</m:t>
+          </m:r>
+          <m:r>
+            <m:rPr>
+              <m:sty m:val="bi"/>
+            </m:rPr>
+            <w:rPr>
+              <w:rFonts w:ascii="Cambria Math" w:hAnsi="Cambria Math"/>
+              <w:sz w:val="28"/>
+              <w:szCs w:val="28"/>
+              <w:lang w:bidi="fa-IR"/>
+            </w:rPr>
+            <m:t xml:space="preserve"> F=A+</m:t>
+          </m:r>
+          <m:acc>
+            <m:accPr>
+              <m:chr m:val="̅"/>
+              <m:ctrlPr>
+                <w:rPr>
+                  <w:rFonts w:ascii="Cambria Math" w:hAnsi="Cambria Math"/>
+                  <w:b/>
+                  <w:bCs/>
+                  <w:i/>
+                  <w:sz w:val="28"/>
+                  <w:szCs w:val="28"/>
+                  <w:lang w:bidi="fa-IR"/>
+                </w:rPr>
+              </m:ctrlPr>
+            </m:accPr>
+            <m:e>
+              <m:r>
+                <m:rPr>
+                  <m:sty m:val="bi"/>
+                </m:rPr>
+                <w:rPr>
+                  <w:rFonts w:ascii="Cambria Math" w:hAnsi="Cambria Math"/>
+                  <w:sz w:val="28"/>
+                  <w:szCs w:val="28"/>
+                  <w:lang w:bidi="fa-IR"/>
+                </w:rPr>
+                <m:t>B</m:t>
+              </m:r>
+            </m:e>
+          </m:acc>
+          <m:r>
+            <m:rPr>
+              <m:sty m:val="bi"/>
+            </m:rPr>
+            <w:rPr>
+              <w:rFonts w:ascii="Cambria Math" w:hAnsi="Cambria Math"/>
+              <w:sz w:val="28"/>
+              <w:szCs w:val="28"/>
+              <w:lang w:bidi="fa-IR"/>
+            </w:rPr>
+            <m:t>+</m:t>
+          </m:r>
+          <m:sSub>
+            <m:sSubPr>
+              <m:ctrlPr>
+                <w:rPr>
+                  <w:rFonts w:ascii="Cambria Math" w:hAnsi="Cambria Math"/>
+                  <w:b/>
+                  <w:bCs/>
+                  <w:i/>
+                  <w:sz w:val="28"/>
+                  <w:szCs w:val="28"/>
+                  <w:lang w:bidi="fa-IR"/>
+                </w:rPr>
+              </m:ctrlPr>
+            </m:sSubPr>
+            <m:e>
+              <m:r>
+                <m:rPr>
+                  <m:sty m:val="bi"/>
+                </m:rPr>
+                <w:rPr>
+                  <w:rFonts w:ascii="Cambria Math" w:hAnsi="Cambria Math"/>
+                  <w:sz w:val="28"/>
+                  <w:szCs w:val="28"/>
+                  <w:lang w:bidi="fa-IR"/>
+                </w:rPr>
+                <m:t>C</m:t>
+              </m:r>
+            </m:e>
+            <m:sub>
+              <m:r>
+                <m:rPr>
+                  <m:sty m:val="bi"/>
+                </m:rPr>
+                <w:rPr>
+                  <w:rFonts w:ascii="Cambria Math" w:hAnsi="Cambria Math"/>
+                  <w:sz w:val="28"/>
+                  <w:szCs w:val="28"/>
+                  <w:lang w:bidi="fa-IR"/>
+                </w:rPr>
+                <m:t>in</m:t>
+              </m:r>
+            </m:sub>
+          </m:sSub>
+          <m:r>
+            <m:rPr>
+              <m:sty m:val="bi"/>
+            </m:rPr>
+            <w:rPr>
+              <w:rFonts w:ascii="Cambria Math" w:hAnsi="Cambria Math"/>
+              <w:sz w:val="28"/>
+              <w:szCs w:val="28"/>
+              <w:lang w:bidi="fa-IR"/>
+            </w:rPr>
+            <m:t>→</m:t>
+          </m:r>
+          <m:r>
+            <m:rPr>
+              <m:sty m:val="bi"/>
+            </m:rPr>
+            <w:rPr>
+              <w:rFonts w:ascii="Cambria Math" w:hAnsi="Cambria Math"/>
+              <w:sz w:val="28"/>
+              <w:szCs w:val="28"/>
+              <w:lang w:bidi="fa-IR"/>
+            </w:rPr>
+            <m:t xml:space="preserve"> </m:t>
+          </m:r>
+          <m:sSub>
+            <m:sSubPr>
+              <m:ctrlPr>
+                <w:rPr>
+                  <w:rFonts w:ascii="Cambria Math" w:hAnsi="Cambria Math"/>
+                  <w:b/>
+                  <w:bCs/>
+                  <w:i/>
+                  <w:sz w:val="28"/>
+                  <w:szCs w:val="28"/>
+                  <w:lang w:bidi="fa-IR"/>
+                </w:rPr>
+              </m:ctrlPr>
+            </m:sSubPr>
+            <m:e>
+              <m:r>
+                <m:rPr>
+                  <m:sty m:val="bi"/>
+                </m:rPr>
+                <w:rPr>
+                  <w:rFonts w:ascii="Cambria Math" w:hAnsi="Cambria Math"/>
+                  <w:sz w:val="28"/>
+                  <w:szCs w:val="28"/>
+                  <w:lang w:bidi="fa-IR"/>
+                </w:rPr>
+                <m:t>X</m:t>
+              </m:r>
+            </m:e>
+            <m:sub>
+              <m:r>
+                <m:rPr>
+                  <m:sty m:val="bi"/>
+                </m:rPr>
+                <w:rPr>
+                  <w:rFonts w:ascii="Cambria Math" w:hAnsi="Cambria Math"/>
+                  <w:sz w:val="28"/>
+                  <w:szCs w:val="28"/>
+                  <w:lang w:bidi="fa-IR"/>
+                </w:rPr>
+                <m:t>i</m:t>
+              </m:r>
+            </m:sub>
+          </m:sSub>
+          <m:r>
+            <m:rPr>
+              <m:sty m:val="bi"/>
+            </m:rPr>
+            <w:rPr>
+              <w:rFonts w:ascii="Cambria Math" w:hAnsi="Cambria Math"/>
+              <w:sz w:val="28"/>
+              <w:szCs w:val="28"/>
+              <w:lang w:bidi="fa-IR"/>
+            </w:rPr>
+            <m:t>=</m:t>
+          </m:r>
+          <m:acc>
+            <m:accPr>
+              <m:chr m:val="̅"/>
+              <m:ctrlPr>
+                <w:rPr>
+                  <w:rFonts w:ascii="Cambria Math" w:hAnsi="Cambria Math"/>
+                  <w:b/>
+                  <w:bCs/>
+                  <w:i/>
+                  <w:sz w:val="28"/>
+                  <w:szCs w:val="28"/>
+                  <w:lang w:bidi="fa-IR"/>
+                </w:rPr>
+              </m:ctrlPr>
+            </m:accPr>
+            <m:e>
+              <m:sSub>
+                <m:sSubPr>
+                  <m:ctrlPr>
+                    <w:rPr>
+                      <w:rFonts w:ascii="Cambria Math" w:hAnsi="Cambria Math"/>
+                      <w:b/>
+                      <w:bCs/>
+                      <w:i/>
+                      <w:sz w:val="28"/>
+                      <w:szCs w:val="28"/>
+                      <w:lang w:bidi="fa-IR"/>
+                    </w:rPr>
+                  </m:ctrlPr>
+                </m:sSubPr>
+                <m:e>
+                  <m:r>
+                    <m:rPr>
+                      <m:sty m:val="bi"/>
+                    </m:rPr>
+                    <w:rPr>
+                      <w:rFonts w:ascii="Cambria Math" w:hAnsi="Cambria Math"/>
+                      <w:sz w:val="28"/>
+                      <w:szCs w:val="28"/>
+                      <w:lang w:bidi="fa-IR"/>
+                    </w:rPr>
+                    <m:t>B</m:t>
+                  </m:r>
+                </m:e>
+                <m:sub>
+                  <m:r>
+                    <m:rPr>
+                      <m:sty m:val="bi"/>
+                    </m:rPr>
+                    <w:rPr>
+                      <w:rFonts w:ascii="Cambria Math" w:hAnsi="Cambria Math"/>
+                      <w:sz w:val="28"/>
+                      <w:szCs w:val="28"/>
+                      <w:lang w:bidi="fa-IR"/>
+                    </w:rPr>
+                    <m:t>i</m:t>
+                  </m:r>
+                </m:sub>
+              </m:sSub>
+            </m:e>
+          </m:acc>
+        </m:oMath>
+      </m:oMathPara>
     </w:p>
     <w:p>
       <w:pPr>
@@ -391,83 +2146,3443 @@
         <w:spacing w:after="60" w:line="276" w:lineRule="auto"/>
         <w:jc w:val="both"/>
         <w:rPr>
-          <w:rtl/>
-        </w:rPr>
-      </w:pPr>
+          <w:rFonts w:eastAsiaTheme="minorEastAsia"/>
+          <w:b/>
+          <w:bCs/>
+          <w:sz w:val="28"/>
+          <w:szCs w:val="28"/>
+        </w:rPr>
+      </w:pPr>
+      <m:oMathPara>
+        <m:oMathParaPr>
+          <m:jc m:val="left"/>
+        </m:oMathParaPr>
+        <m:oMath>
+          <m:sSub>
+            <m:sSubPr>
+              <m:ctrlPr>
+                <w:rPr>
+                  <w:rFonts w:ascii="Cambria Math" w:hAnsi="Cambria Math"/>
+                  <w:b/>
+                  <w:bCs/>
+                  <w:i/>
+                  <w:sz w:val="28"/>
+                  <w:szCs w:val="28"/>
+                </w:rPr>
+              </m:ctrlPr>
+            </m:sSubPr>
+            <m:e>
+              <m:r>
+                <m:rPr>
+                  <m:sty m:val="bi"/>
+                </m:rPr>
+                <w:rPr>
+                  <w:rFonts w:ascii="Cambria Math" w:hAnsi="Cambria Math"/>
+                  <w:sz w:val="28"/>
+                  <w:szCs w:val="28"/>
+                </w:rPr>
+                <m:t>S</m:t>
+              </m:r>
+            </m:e>
+            <m:sub>
+              <m:r>
+                <m:rPr>
+                  <m:sty m:val="bi"/>
+                </m:rPr>
+                <w:rPr>
+                  <w:rFonts w:ascii="Cambria Math" w:hAnsi="Cambria Math"/>
+                  <w:sz w:val="28"/>
+                  <w:szCs w:val="28"/>
+                </w:rPr>
+                <m:t>1</m:t>
+              </m:r>
+            </m:sub>
+          </m:sSub>
+          <m:r>
+            <m:rPr>
+              <m:sty m:val="bi"/>
+            </m:rPr>
+            <w:rPr>
+              <w:rFonts w:ascii="Cambria Math" w:hAnsi="Cambria Math"/>
+              <w:sz w:val="28"/>
+              <w:szCs w:val="28"/>
+            </w:rPr>
+            <m:t xml:space="preserve"> </m:t>
+          </m:r>
+          <m:sSub>
+            <m:sSubPr>
+              <m:ctrlPr>
+                <w:rPr>
+                  <w:rFonts w:ascii="Cambria Math" w:hAnsi="Cambria Math"/>
+                  <w:b/>
+                  <w:bCs/>
+                  <w:i/>
+                  <w:sz w:val="28"/>
+                  <w:szCs w:val="28"/>
+                </w:rPr>
+              </m:ctrlPr>
+            </m:sSubPr>
+            <m:e>
+              <m:r>
+                <m:rPr>
+                  <m:sty m:val="bi"/>
+                </m:rPr>
+                <w:rPr>
+                  <w:rFonts w:ascii="Cambria Math" w:hAnsi="Cambria Math"/>
+                  <w:sz w:val="28"/>
+                  <w:szCs w:val="28"/>
+                </w:rPr>
+                <m:t>S</m:t>
+              </m:r>
+            </m:e>
+            <m:sub>
+              <m:r>
+                <m:rPr>
+                  <m:sty m:val="bi"/>
+                </m:rPr>
+                <w:rPr>
+                  <w:rFonts w:ascii="Cambria Math" w:hAnsi="Cambria Math"/>
+                  <w:sz w:val="28"/>
+                  <w:szCs w:val="28"/>
+                </w:rPr>
+                <m:t>0</m:t>
+              </m:r>
+            </m:sub>
+          </m:sSub>
+          <m:r>
+            <m:rPr>
+              <m:sty m:val="bi"/>
+            </m:rPr>
+            <w:rPr>
+              <w:rFonts w:ascii="Cambria Math" w:hAnsi="Cambria Math"/>
+              <w:sz w:val="28"/>
+              <w:szCs w:val="28"/>
+            </w:rPr>
+            <m:t>=11</m:t>
+          </m:r>
+          <m:r>
+            <m:rPr>
+              <m:sty m:val="bi"/>
+            </m:rPr>
+            <w:rPr>
+              <w:rFonts w:ascii="Cambria Math" w:hAnsi="Cambria Math"/>
+              <w:sz w:val="28"/>
+              <w:szCs w:val="28"/>
+            </w:rPr>
+            <m:t>→</m:t>
+          </m:r>
+          <m:r>
+            <m:rPr>
+              <m:sty m:val="bi"/>
+            </m:rPr>
+            <w:rPr>
+              <w:rFonts w:ascii="Cambria Math" w:hAnsi="Cambria Math"/>
+              <w:sz w:val="28"/>
+              <w:szCs w:val="28"/>
+            </w:rPr>
+            <m:t xml:space="preserve"> F=A-1+</m:t>
+          </m:r>
+          <m:sSub>
+            <m:sSubPr>
+              <m:ctrlPr>
+                <w:rPr>
+                  <w:rFonts w:ascii="Cambria Math" w:hAnsi="Cambria Math"/>
+                  <w:b/>
+                  <w:bCs/>
+                  <w:i/>
+                  <w:sz w:val="28"/>
+                  <w:szCs w:val="28"/>
+                </w:rPr>
+              </m:ctrlPr>
+            </m:sSubPr>
+            <m:e>
+              <m:r>
+                <m:rPr>
+                  <m:sty m:val="bi"/>
+                </m:rPr>
+                <w:rPr>
+                  <w:rFonts w:ascii="Cambria Math" w:hAnsi="Cambria Math"/>
+                  <w:sz w:val="28"/>
+                  <w:szCs w:val="28"/>
+                </w:rPr>
+                <m:t>C</m:t>
+              </m:r>
+            </m:e>
+            <m:sub>
+              <m:r>
+                <m:rPr>
+                  <m:sty m:val="bi"/>
+                </m:rPr>
+                <w:rPr>
+                  <w:rFonts w:ascii="Cambria Math" w:hAnsi="Cambria Math"/>
+                  <w:sz w:val="28"/>
+                  <w:szCs w:val="28"/>
+                </w:rPr>
+                <m:t>in</m:t>
+              </m:r>
+            </m:sub>
+          </m:sSub>
+          <m:r>
+            <m:rPr>
+              <m:sty m:val="bi"/>
+            </m:rPr>
+            <w:rPr>
+              <w:rFonts w:ascii="Cambria Math" w:hAnsi="Cambria Math"/>
+              <w:sz w:val="28"/>
+              <w:szCs w:val="28"/>
+            </w:rPr>
+            <m:t>→</m:t>
+          </m:r>
+          <m:r>
+            <m:rPr>
+              <m:sty m:val="bi"/>
+            </m:rPr>
+            <w:rPr>
+              <w:rFonts w:ascii="Cambria Math" w:hAnsi="Cambria Math"/>
+              <w:sz w:val="28"/>
+              <w:szCs w:val="28"/>
+            </w:rPr>
+            <m:t xml:space="preserve"> </m:t>
+          </m:r>
+          <m:sSub>
+            <m:sSubPr>
+              <m:ctrlPr>
+                <w:rPr>
+                  <w:rFonts w:ascii="Cambria Math" w:hAnsi="Cambria Math"/>
+                  <w:b/>
+                  <w:bCs/>
+                  <w:i/>
+                  <w:sz w:val="28"/>
+                  <w:szCs w:val="28"/>
+                </w:rPr>
+              </m:ctrlPr>
+            </m:sSubPr>
+            <m:e>
+              <m:r>
+                <m:rPr>
+                  <m:sty m:val="bi"/>
+                </m:rPr>
+                <w:rPr>
+                  <w:rFonts w:ascii="Cambria Math" w:hAnsi="Cambria Math"/>
+                  <w:sz w:val="28"/>
+                  <w:szCs w:val="28"/>
+                </w:rPr>
+                <m:t>X</m:t>
+              </m:r>
+            </m:e>
+            <m:sub>
+              <m:r>
+                <m:rPr>
+                  <m:sty m:val="bi"/>
+                </m:rPr>
+                <w:rPr>
+                  <w:rFonts w:ascii="Cambria Math" w:hAnsi="Cambria Math"/>
+                  <w:sz w:val="28"/>
+                  <w:szCs w:val="28"/>
+                </w:rPr>
+                <m:t>i</m:t>
+              </m:r>
+            </m:sub>
+          </m:sSub>
+          <m:r>
+            <m:rPr>
+              <m:sty m:val="bi"/>
+            </m:rPr>
+            <w:rPr>
+              <w:rFonts w:ascii="Cambria Math" w:hAnsi="Cambria Math"/>
+              <w:sz w:val="28"/>
+              <w:szCs w:val="28"/>
+            </w:rPr>
+            <m:t>=1</m:t>
+          </m:r>
+        </m:oMath>
+      </m:oMathPara>
     </w:p>
     <w:p>
       <w:pPr>
-        <w:rPr>
-          <w:rtl/>
-        </w:rPr>
-      </w:pPr>
-      <w:r>
-        <w:rPr>
-          <w:rtl/>
-        </w:rPr>
-        <w:br w:type="page"/>
+        <w:bidi/>
+        <w:spacing w:after="60" w:line="276" w:lineRule="auto"/>
+        <w:jc w:val="both"/>
+        <w:rPr>
+          <w:rFonts w:asciiTheme="minorHAnsi" w:eastAsiaTheme="minorEastAsia" w:hAnsiTheme="minorHAnsi"/>
+          <w:rtl/>
+          <w:lang w:bidi="fa-IR"/>
+        </w:rPr>
+      </w:pPr>
+      <w:r>
+        <w:rPr>
+          <w:rFonts w:eastAsiaTheme="minorEastAsia" w:hint="cs"/>
+          <w:rtl/>
+          <w:lang w:bidi="fa-IR"/>
+        </w:rPr>
+        <w:t xml:space="preserve">پس در نهایت معادله </w:t>
+      </w:r>
+      <w:r>
+        <w:rPr>
+          <w:rFonts w:asciiTheme="minorHAnsi" w:eastAsiaTheme="minorEastAsia" w:hAnsiTheme="minorHAnsi"/>
+          <w:lang w:bidi="fa-IR"/>
+        </w:rPr>
+        <w:t>Xi</w:t>
+      </w:r>
+      <w:r>
+        <w:rPr>
+          <w:rFonts w:asciiTheme="minorHAnsi" w:eastAsiaTheme="minorEastAsia" w:hAnsiTheme="minorHAnsi" w:hint="cs"/>
+          <w:rtl/>
+          <w:lang w:bidi="fa-IR"/>
+        </w:rPr>
+        <w:t xml:space="preserve"> را میتوان با استفاده از جدول کارنو به دست آورد :</w:t>
       </w:r>
     </w:p>
     <w:p>
       <w:pPr>
         <w:bidi/>
         <w:spacing w:after="60" w:line="276" w:lineRule="auto"/>
-        <w:ind w:firstLine="312"/>
-        <w:jc w:val="both"/>
-        <w:rPr>
-          <w:rtl/>
-        </w:rPr>
-      </w:pPr>
+        <w:jc w:val="right"/>
+        <w:rPr>
+          <w:rFonts w:asciiTheme="minorHAnsi" w:hAnsiTheme="minorHAnsi" w:hint="cs"/>
+          <w:rtl/>
+          <w:lang w:bidi="fa-IR"/>
+        </w:rPr>
+      </w:pPr>
+      <m:oMathPara>
+        <m:oMathParaPr>
+          <m:jc m:val="left"/>
+        </m:oMathParaPr>
+        <m:oMath>
+          <m:sSub>
+            <m:sSubPr>
+              <m:ctrlPr>
+                <w:rPr>
+                  <w:rFonts w:ascii="Cambria Math" w:hAnsi="Cambria Math"/>
+                  <w:i/>
+                  <w:lang w:bidi="fa-IR"/>
+                </w:rPr>
+              </m:ctrlPr>
+            </m:sSubPr>
+            <m:e>
+              <m:r>
+                <w:rPr>
+                  <w:rFonts w:ascii="Cambria Math" w:hAnsi="Cambria Math"/>
+                  <w:lang w:bidi="fa-IR"/>
+                </w:rPr>
+                <m:t>X</m:t>
+              </m:r>
+            </m:e>
+            <m:sub>
+              <m:r>
+                <w:rPr>
+                  <w:rFonts w:ascii="Cambria Math" w:hAnsi="Cambria Math"/>
+                  <w:lang w:bidi="fa-IR"/>
+                </w:rPr>
+                <m:t>i</m:t>
+              </m:r>
+            </m:sub>
+          </m:sSub>
+          <m:r>
+            <w:rPr>
+              <w:rFonts w:ascii="Cambria Math" w:hAnsi="Cambria Math"/>
+              <w:lang w:bidi="fa-IR"/>
+            </w:rPr>
+            <m:t xml:space="preserve"> = </m:t>
+          </m:r>
+          <m:sSub>
+            <m:sSubPr>
+              <m:ctrlPr>
+                <w:rPr>
+                  <w:rFonts w:ascii="Cambria Math" w:hAnsi="Cambria Math"/>
+                  <w:i/>
+                  <w:lang w:bidi="fa-IR"/>
+                </w:rPr>
+              </m:ctrlPr>
+            </m:sSubPr>
+            <m:e>
+              <m:r>
+                <w:rPr>
+                  <w:rFonts w:ascii="Cambria Math" w:hAnsi="Cambria Math"/>
+                  <w:lang w:bidi="fa-IR"/>
+                </w:rPr>
+                <m:t>B</m:t>
+              </m:r>
+            </m:e>
+            <m:sub>
+              <m:r>
+                <w:rPr>
+                  <w:rFonts w:ascii="Cambria Math" w:hAnsi="Cambria Math"/>
+                  <w:lang w:bidi="fa-IR"/>
+                </w:rPr>
+                <m:t>i</m:t>
+              </m:r>
+            </m:sub>
+          </m:sSub>
+          <m:r>
+            <w:rPr>
+              <w:rFonts w:ascii="Cambria Math" w:hAnsi="Cambria Math"/>
+              <w:lang w:bidi="fa-IR"/>
+            </w:rPr>
+            <m:t xml:space="preserve"> </m:t>
+          </m:r>
+          <m:sSub>
+            <m:sSubPr>
+              <m:ctrlPr>
+                <w:rPr>
+                  <w:rFonts w:ascii="Cambria Math" w:hAnsi="Cambria Math"/>
+                  <w:i/>
+                  <w:lang w:bidi="fa-IR"/>
+                </w:rPr>
+              </m:ctrlPr>
+            </m:sSubPr>
+            <m:e>
+              <m:r>
+                <w:rPr>
+                  <w:rFonts w:ascii="Cambria Math" w:hAnsi="Cambria Math"/>
+                  <w:lang w:bidi="fa-IR"/>
+                </w:rPr>
+                <m:t>S</m:t>
+              </m:r>
+            </m:e>
+            <m:sub>
+              <m:r>
+                <w:rPr>
+                  <w:rFonts w:ascii="Cambria Math" w:hAnsi="Cambria Math"/>
+                  <w:lang w:bidi="fa-IR"/>
+                </w:rPr>
+                <m:t>0</m:t>
+              </m:r>
+            </m:sub>
+          </m:sSub>
+          <m:r>
+            <w:rPr>
+              <w:rFonts w:ascii="Cambria Math" w:hAnsi="Cambria Math"/>
+              <w:lang w:bidi="fa-IR"/>
+            </w:rPr>
+            <m:t xml:space="preserve"> +</m:t>
+          </m:r>
+          <m:r>
+            <w:rPr>
+              <w:rFonts w:ascii="Cambria Math" w:hAnsi="Cambria Math"/>
+              <w:lang w:bidi="fa-IR"/>
+            </w:rPr>
+            <m:t> </m:t>
+          </m:r>
+          <m:d>
+            <m:dPr>
+              <m:ctrlPr>
+                <w:rPr>
+                  <w:rFonts w:ascii="Cambria Math" w:hAnsi="Cambria Math"/>
+                  <w:i/>
+                  <w:lang w:bidi="fa-IR"/>
+                </w:rPr>
+              </m:ctrlPr>
+            </m:dPr>
+            <m:e>
+              <m:acc>
+                <m:accPr>
+                  <m:chr m:val="̅"/>
+                  <m:ctrlPr>
+                    <w:rPr>
+                      <w:rFonts w:ascii="Cambria Math" w:hAnsi="Cambria Math"/>
+                      <w:i/>
+                      <w:lang w:bidi="fa-IR"/>
+                    </w:rPr>
+                  </m:ctrlPr>
+                </m:accPr>
+                <m:e>
+                  <m:sSub>
+                    <m:sSubPr>
+                      <m:ctrlPr>
+                        <w:rPr>
+                          <w:rFonts w:ascii="Cambria Math" w:hAnsi="Cambria Math"/>
+                          <w:i/>
+                          <w:lang w:bidi="fa-IR"/>
+                        </w:rPr>
+                      </m:ctrlPr>
+                    </m:sSubPr>
+                    <m:e>
+                      <m:r>
+                        <w:rPr>
+                          <w:rFonts w:ascii="Cambria Math" w:hAnsi="Cambria Math"/>
+                          <w:lang w:bidi="fa-IR"/>
+                        </w:rPr>
+                        <m:t>B</m:t>
+                      </m:r>
+                    </m:e>
+                    <m:sub>
+                      <m:r>
+                        <w:rPr>
+                          <w:rFonts w:ascii="Cambria Math" w:hAnsi="Cambria Math"/>
+                          <w:lang w:bidi="fa-IR"/>
+                        </w:rPr>
+                        <m:t>i</m:t>
+                      </m:r>
+                    </m:sub>
+                  </m:sSub>
+                  <m:ctrlPr>
+                    <w:rPr>
+                      <w:rFonts w:ascii="Cambria Math" w:hAnsi="Cambria Math"/>
+                      <w:i/>
+                      <w:rtl/>
+                      <w:lang w:bidi="fa-IR"/>
+                    </w:rPr>
+                  </m:ctrlPr>
+                </m:e>
+              </m:acc>
+            </m:e>
+          </m:d>
+          <m:r>
+            <w:rPr>
+              <w:rFonts w:ascii="Cambria Math" w:hAnsi="Cambria Math"/>
+              <w:lang w:bidi="fa-IR"/>
+            </w:rPr>
+            <m:t xml:space="preserve"> </m:t>
+          </m:r>
+          <m:sSub>
+            <m:sSubPr>
+              <m:ctrlPr>
+                <w:rPr>
+                  <w:rFonts w:ascii="Cambria Math" w:hAnsi="Cambria Math"/>
+                  <w:i/>
+                  <w:lang w:bidi="fa-IR"/>
+                </w:rPr>
+              </m:ctrlPr>
+            </m:sSubPr>
+            <m:e>
+              <m:r>
+                <w:rPr>
+                  <w:rFonts w:ascii="Cambria Math" w:hAnsi="Cambria Math"/>
+                  <w:lang w:bidi="fa-IR"/>
+                </w:rPr>
+                <m:t>S</m:t>
+              </m:r>
+            </m:e>
+            <m:sub>
+              <m:r>
+                <w:rPr>
+                  <w:rFonts w:ascii="Cambria Math" w:hAnsi="Cambria Math"/>
+                  <w:lang w:bidi="fa-IR"/>
+                </w:rPr>
+                <m:t>1</m:t>
+              </m:r>
+            </m:sub>
+          </m:sSub>
+        </m:oMath>
+      </m:oMathPara>
     </w:p>
     <w:p>
       <w:pPr>
-        <w:rPr>
-          <w:rtl/>
-        </w:rPr>
-      </w:pPr>
-      <w:r>
-        <w:rPr>
-          <w:rtl/>
-        </w:rPr>
-        <w:br w:type="page"/>
+        <w:bidi/>
+        <w:rPr>
+          <w:rFonts w:asciiTheme="minorHAnsi" w:hAnsiTheme="minorHAnsi"/>
+          <w:rtl/>
+          <w:lang w:bidi="fa-IR"/>
+        </w:rPr>
+      </w:pPr>
+      <w:r>
+        <w:rPr>
+          <w:rFonts w:hint="cs"/>
+          <w:rtl/>
+          <w:lang w:bidi="fa-IR"/>
+        </w:rPr>
+        <w:t xml:space="preserve">در مدار نیز برای ساخت این بخش از چهار مالتی پلکسر 4 در 1 (دو تراشه </w:t>
+      </w:r>
+      <w:r>
+        <w:rPr>
+          <w:rFonts w:asciiTheme="minorHAnsi" w:hAnsiTheme="minorHAnsi"/>
+          <w:lang w:bidi="fa-IR"/>
+        </w:rPr>
+        <w:t>74LS153</w:t>
+      </w:r>
+      <w:r>
+        <w:rPr>
+          <w:rFonts w:hint="cs"/>
+          <w:rtl/>
+          <w:lang w:bidi="fa-IR"/>
+        </w:rPr>
+        <w:t xml:space="preserve">) با بیت های کنترلی </w:t>
+      </w:r>
+      <w:r>
+        <w:rPr>
+          <w:rFonts w:asciiTheme="minorHAnsi" w:hAnsiTheme="minorHAnsi"/>
+          <w:lang w:bidi="fa-IR"/>
+        </w:rPr>
+        <w:t xml:space="preserve">S1, S0 </w:t>
+      </w:r>
+      <w:r>
+        <w:rPr>
+          <w:rFonts w:asciiTheme="minorHAnsi" w:hAnsiTheme="minorHAnsi" w:hint="cs"/>
+          <w:rtl/>
+          <w:lang w:bidi="fa-IR"/>
+        </w:rPr>
+        <w:t xml:space="preserve"> برای ساخت </w:t>
+      </w:r>
+      <w:r>
+        <w:rPr>
+          <w:rFonts w:asciiTheme="minorHAnsi" w:hAnsiTheme="minorHAnsi"/>
+          <w:lang w:bidi="fa-IR"/>
+        </w:rPr>
+        <w:t>Xi</w:t>
+      </w:r>
+      <w:r>
+        <w:rPr>
+          <w:rFonts w:asciiTheme="minorHAnsi" w:hAnsiTheme="minorHAnsi" w:hint="cs"/>
+          <w:rtl/>
+          <w:lang w:bidi="fa-IR"/>
+        </w:rPr>
+        <w:t xml:space="preserve"> ها استفاده شده است که در نهایت برای ساختن خروجی </w:t>
+      </w:r>
+      <w:r>
+        <w:rPr>
+          <w:rFonts w:asciiTheme="minorHAnsi" w:hAnsiTheme="minorHAnsi"/>
+          <w:lang w:bidi="fa-IR"/>
+        </w:rPr>
+        <w:t>F</w:t>
+      </w:r>
+      <w:r>
+        <w:rPr>
+          <w:rFonts w:asciiTheme="minorHAnsi" w:hAnsiTheme="minorHAnsi" w:hint="cs"/>
+          <w:rtl/>
+          <w:lang w:bidi="fa-IR"/>
+        </w:rPr>
+        <w:t xml:space="preserve"> ، این </w:t>
+      </w:r>
+      <w:r>
+        <w:rPr>
+          <w:rFonts w:asciiTheme="minorHAnsi" w:hAnsiTheme="minorHAnsi"/>
+          <w:lang w:bidi="fa-IR"/>
+        </w:rPr>
+        <w:t>Xi</w:t>
+      </w:r>
+      <w:r>
+        <w:rPr>
+          <w:rFonts w:asciiTheme="minorHAnsi" w:hAnsiTheme="minorHAnsi" w:hint="cs"/>
+          <w:rtl/>
+          <w:lang w:bidi="fa-IR"/>
+        </w:rPr>
+        <w:t xml:space="preserve"> ها همراه </w:t>
+      </w:r>
+      <w:r>
+        <w:rPr>
+          <w:rFonts w:asciiTheme="minorHAnsi" w:hAnsiTheme="minorHAnsi"/>
+          <w:lang w:bidi="fa-IR"/>
+        </w:rPr>
+        <w:t xml:space="preserve">Ai </w:t>
+      </w:r>
+      <w:r>
+        <w:rPr>
+          <w:rFonts w:asciiTheme="minorHAnsi" w:hAnsiTheme="minorHAnsi" w:hint="cs"/>
+          <w:rtl/>
+          <w:lang w:bidi="fa-IR"/>
+        </w:rPr>
+        <w:t xml:space="preserve"> ها و </w:t>
+      </w:r>
+      <w:r>
+        <w:rPr>
+          <w:rFonts w:asciiTheme="minorHAnsi" w:hAnsiTheme="minorHAnsi"/>
+          <w:lang w:bidi="fa-IR"/>
+        </w:rPr>
+        <w:t>Cin</w:t>
+      </w:r>
+      <w:r>
+        <w:rPr>
+          <w:rFonts w:asciiTheme="minorHAnsi" w:hAnsiTheme="minorHAnsi" w:hint="cs"/>
+          <w:rtl/>
+          <w:lang w:bidi="fa-IR"/>
+        </w:rPr>
+        <w:t xml:space="preserve"> به یک جمع کننده کامل متصل شده اند . </w:t>
       </w:r>
     </w:p>
     <w:p>
       <w:pPr>
         <w:bidi/>
-        <w:spacing w:after="60" w:line="276" w:lineRule="auto"/>
-        <w:ind w:firstLine="312"/>
-        <w:jc w:val="both"/>
-        <w:rPr>
-          <w:rtl/>
-        </w:rPr>
-      </w:pPr>
+        <w:rPr>
+          <w:rFonts w:asciiTheme="minorHAnsi" w:hAnsiTheme="minorHAnsi"/>
+          <w:rtl/>
+          <w:lang w:bidi="fa-IR"/>
+        </w:rPr>
+      </w:pPr>
+      <w:r>
+        <w:rPr>
+          <w:rFonts w:asciiTheme="minorHAnsi" w:hAnsiTheme="minorHAnsi" w:hint="cs"/>
+          <w:rtl/>
+          <w:lang w:bidi="fa-IR"/>
+        </w:rPr>
+        <w:lastRenderedPageBreak/>
+        <w:t>چهار بیت خروجی همان نتیجه نهایی مدار در این بخش است.</w:t>
+      </w:r>
     </w:p>
     <w:p>
       <w:pPr>
-        <w:rPr>
-          <w:rtl/>
-        </w:rPr>
-      </w:pPr>
-      <w:r>
-        <w:rPr>
-          <w:rtl/>
-        </w:rPr>
-        <w:br w:type="page"/>
+        <w:keepNext/>
+        <w:bidi/>
+        <w:jc w:val="center"/>
+      </w:pPr>
+      <w:r>
+        <w:rPr>
+          <w:rFonts w:asciiTheme="minorHAnsi" w:hAnsiTheme="minorHAnsi"/>
+          <w:rtl/>
+          <w:lang w:bidi="fa-IR"/>
+        </w:rPr>
+        <w:drawing>
+          <wp:inline distT="0" distB="0" distL="0" distR="0" wp14:anchorId="5B9866B8" wp14:editId="52DE0CD1">
+            <wp:extent cx="4486000" cy="4076700"/>
+            <wp:effectExtent l="0" t="0" r="0" b="0"/>
+            <wp:docPr id="1700447160" name="Picture 1"/>
+            <wp:cNvGraphicFramePr>
+              <a:graphicFrameLocks xmlns:a="http://schemas.openxmlformats.org/drawingml/2006/main" noChangeAspect="1"/>
+            </wp:cNvGraphicFramePr>
+            <a:graphic xmlns:a="http://schemas.openxmlformats.org/drawingml/2006/main">
+              <a:graphicData uri="http://schemas.openxmlformats.org/drawingml/2006/picture">
+                <pic:pic xmlns:pic="http://schemas.openxmlformats.org/drawingml/2006/picture">
+                  <pic:nvPicPr>
+                    <pic:cNvPr id="1700447160" name=""/>
+                    <pic:cNvPicPr/>
+                  </pic:nvPicPr>
+                  <pic:blipFill>
+                    <a:blip r:embed="rId10"/>
+                    <a:stretch>
+                      <a:fillRect/>
+                    </a:stretch>
+                  </pic:blipFill>
+                  <pic:spPr>
+                    <a:xfrm>
+                      <a:off x="0" y="0"/>
+                      <a:ext cx="4487311" cy="4077892"/>
+                    </a:xfrm>
+                    <a:prstGeom prst="rect">
+                      <a:avLst/>
+                    </a:prstGeom>
+                  </pic:spPr>
+                </pic:pic>
+              </a:graphicData>
+            </a:graphic>
+          </wp:inline>
+        </w:drawing>
       </w:r>
     </w:p>
     <w:p>
       <w:pPr>
+        <w:pStyle w:val="Caption"/>
+        <w:bidi/>
+        <w:jc w:val="center"/>
+        <w:rPr>
+          <w:rtl/>
+          <w:lang w:bidi="fa-IR"/>
+        </w:rPr>
+      </w:pPr>
+      <w:r>
+        <w:rPr>
+          <w:rFonts w:hint="cs"/>
+          <w:rtl/>
+          <w:lang w:bidi="fa-IR"/>
+        </w:rPr>
+        <w:t>شکل 2.2 بخش محاسباتی مدار</w:t>
+      </w:r>
+    </w:p>
+    <w:p>
+      <w:pPr>
+        <w:bidi/>
+        <w:rPr>
+          <w:rtl/>
+          <w:lang w:bidi="fa-IR"/>
+        </w:rPr>
+      </w:pPr>
+    </w:p>
+    <w:p>
+      <w:pPr>
+        <w:bidi/>
+        <w:rPr>
+          <w:rtl/>
+          <w:lang w:bidi="fa-IR"/>
+        </w:rPr>
+      </w:pPr>
+    </w:p>
+    <w:p>
+      <w:pPr>
+        <w:bidi/>
+        <w:rPr>
+          <w:rFonts w:asciiTheme="minorHAnsi" w:eastAsia="B Yekan" w:hAnsiTheme="minorHAnsi" w:cs="B Yekan"/>
+          <w:b/>
+          <w:sz w:val="28"/>
+          <w:rtl/>
+          <w:lang w:bidi="fa-IR"/>
+        </w:rPr>
+      </w:pPr>
+      <w:r>
+        <w:rPr>
+          <w:rFonts w:asciiTheme="minorHAnsi" w:eastAsia="B Yekan" w:hAnsiTheme="minorHAnsi" w:cs="B Yekan" w:hint="cs"/>
+          <w:b/>
+          <w:sz w:val="28"/>
+          <w:rtl/>
+          <w:lang w:bidi="fa-IR"/>
+        </w:rPr>
+        <w:t>2-2-</w:t>
+      </w:r>
+      <w:r>
+        <w:rPr>
+          <w:rFonts w:asciiTheme="minorHAnsi" w:eastAsia="B Yekan" w:hAnsiTheme="minorHAnsi" w:cs="B Yekan" w:hint="cs"/>
+          <w:b/>
+          <w:sz w:val="28"/>
+          <w:rtl/>
+          <w:lang w:bidi="fa-IR"/>
+        </w:rPr>
+        <w:t>3</w:t>
+      </w:r>
+      <w:r>
+        <w:rPr>
+          <w:rFonts w:asciiTheme="minorHAnsi" w:eastAsia="B Yekan" w:hAnsiTheme="minorHAnsi" w:cs="B Yekan" w:hint="cs"/>
+          <w:b/>
+          <w:sz w:val="28"/>
+          <w:rtl/>
+          <w:lang w:bidi="fa-IR"/>
+        </w:rPr>
+        <w:t xml:space="preserve"> توضیح طرز کار بخش </w:t>
+      </w:r>
+      <w:r>
+        <w:rPr>
+          <w:rFonts w:asciiTheme="minorHAnsi" w:eastAsia="B Yekan" w:hAnsiTheme="minorHAnsi" w:cs="B Yekan" w:hint="cs"/>
+          <w:b/>
+          <w:sz w:val="28"/>
+          <w:rtl/>
+          <w:lang w:bidi="fa-IR"/>
+        </w:rPr>
+        <w:t>منطقی</w:t>
+      </w:r>
+      <w:r>
+        <w:rPr>
+          <w:rFonts w:asciiTheme="minorHAnsi" w:eastAsia="B Yekan" w:hAnsiTheme="minorHAnsi" w:cs="B Yekan" w:hint="cs"/>
+          <w:b/>
+          <w:sz w:val="28"/>
+          <w:rtl/>
+          <w:lang w:bidi="fa-IR"/>
+        </w:rPr>
+        <w:t xml:space="preserve"> مدار:</w:t>
+      </w:r>
+    </w:p>
+    <w:p>
+      <w:pPr>
+        <w:bidi/>
+        <w:rPr>
+          <w:rtl/>
+        </w:rPr>
+      </w:pPr>
+      <w:r>
+        <w:rPr>
+          <w:rtl/>
+        </w:rPr>
+        <w:t xml:space="preserve">برای هر بیت </w:t>
+      </w:r>
+      <w:proofErr w:type="spellStart"/>
+      <w:r>
+        <w:t>i</w:t>
+      </w:r>
+      <w:proofErr w:type="spellEnd"/>
+      <w:r>
+        <w:t xml:space="preserve"> </w:t>
+      </w:r>
+      <w:r>
+        <w:rPr>
+          <w:rFonts w:hint="cs"/>
+          <w:rtl/>
+        </w:rPr>
+        <w:t xml:space="preserve"> </w:t>
+      </w:r>
+      <w:r>
+        <w:rPr>
+          <w:rtl/>
+        </w:rPr>
+        <w:t>از ورودی‌ها، روابط بخش منطقی به صورت زیر هستند</w:t>
+      </w:r>
+      <w:r>
+        <w:t>:</w:t>
+      </w:r>
+    </w:p>
+    <w:p>
+      <w:pPr>
+        <w:bidi/>
+        <w:rPr>
+          <w:rFonts w:eastAsiaTheme="minorEastAsia"/>
+          <w:rtl/>
+        </w:rPr>
+      </w:pPr>
+      <m:oMathPara>
+        <m:oMathParaPr>
+          <m:jc m:val="left"/>
+        </m:oMathParaPr>
+        <m:oMath>
+          <m:sSub>
+            <m:sSubPr>
+              <m:ctrlPr>
+                <w:rPr>
+                  <w:rFonts w:ascii="Cambria Math" w:hAnsi="Cambria Math"/>
+                  <w:i/>
+                </w:rPr>
+              </m:ctrlPr>
+            </m:sSubPr>
+            <m:e>
+              <m:r>
+                <w:rPr>
+                  <w:rFonts w:ascii="Cambria Math" w:hAnsi="Cambria Math"/>
+                </w:rPr>
+                <m:t>S</m:t>
+              </m:r>
+            </m:e>
+            <m:sub>
+              <m:r>
+                <w:rPr>
+                  <w:rFonts w:ascii="Cambria Math" w:hAnsi="Cambria Math"/>
+                </w:rPr>
+                <m:t>1</m:t>
+              </m:r>
+            </m:sub>
+          </m:sSub>
+          <m:r>
+            <w:rPr>
+              <w:rFonts w:ascii="Cambria Math" w:hAnsi="Cambria Math"/>
+            </w:rPr>
+            <m:t xml:space="preserve"> </m:t>
+          </m:r>
+          <m:sSub>
+            <m:sSubPr>
+              <m:ctrlPr>
+                <w:rPr>
+                  <w:rFonts w:ascii="Cambria Math" w:hAnsi="Cambria Math"/>
+                  <w:i/>
+                </w:rPr>
+              </m:ctrlPr>
+            </m:sSubPr>
+            <m:e>
+              <m:r>
+                <w:rPr>
+                  <w:rFonts w:ascii="Cambria Math" w:hAnsi="Cambria Math"/>
+                </w:rPr>
+                <m:t>S</m:t>
+              </m:r>
+            </m:e>
+            <m:sub>
+              <m:r>
+                <w:rPr>
+                  <w:rFonts w:ascii="Cambria Math" w:hAnsi="Cambria Math"/>
+                </w:rPr>
+                <m:t>0</m:t>
+              </m:r>
+            </m:sub>
+          </m:sSub>
+          <m:r>
+            <w:rPr>
+              <w:rFonts w:ascii="Cambria Math" w:hAnsi="Cambria Math"/>
+            </w:rPr>
+            <m:t>=00→</m:t>
+          </m:r>
+          <m:sSub>
+            <m:sSubPr>
+              <m:ctrlPr>
+                <w:rPr>
+                  <w:rFonts w:ascii="Cambria Math" w:hAnsi="Cambria Math"/>
+                  <w:i/>
+                </w:rPr>
+              </m:ctrlPr>
+            </m:sSubPr>
+            <m:e>
+              <m:r>
+                <w:rPr>
+                  <w:rFonts w:ascii="Cambria Math" w:hAnsi="Cambria Math"/>
+                </w:rPr>
+                <m:t>L</m:t>
+              </m:r>
+            </m:e>
+            <m:sub>
+              <m:r>
+                <w:rPr>
+                  <w:rFonts w:ascii="Cambria Math" w:hAnsi="Cambria Math"/>
+                </w:rPr>
+                <m:t>i</m:t>
+              </m:r>
+            </m:sub>
+          </m:sSub>
+          <m:r>
+            <w:rPr>
+              <w:rFonts w:ascii="Cambria Math" w:hAnsi="Cambria Math"/>
+            </w:rPr>
+            <m:t>=</m:t>
+          </m:r>
+          <m:sSub>
+            <m:sSubPr>
+              <m:ctrlPr>
+                <w:rPr>
+                  <w:rFonts w:ascii="Cambria Math" w:hAnsi="Cambria Math"/>
+                  <w:i/>
+                </w:rPr>
+              </m:ctrlPr>
+            </m:sSubPr>
+            <m:e>
+              <m:r>
+                <w:rPr>
+                  <w:rFonts w:ascii="Cambria Math" w:hAnsi="Cambria Math"/>
+                </w:rPr>
+                <m:t>A</m:t>
+              </m:r>
+            </m:e>
+            <m:sub>
+              <m:r>
+                <w:rPr>
+                  <w:rFonts w:ascii="Cambria Math" w:hAnsi="Cambria Math"/>
+                </w:rPr>
+                <m:t>i</m:t>
+              </m:r>
+            </m:sub>
+          </m:sSub>
+          <m:r>
+            <w:rPr>
+              <w:rFonts w:ascii="Cambria Math" w:hAnsi="Cambria Math"/>
+            </w:rPr>
+            <m:t xml:space="preserve"> </m:t>
+          </m:r>
+          <m:sSub>
+            <m:sSubPr>
+              <m:ctrlPr>
+                <w:rPr>
+                  <w:rFonts w:ascii="Cambria Math" w:hAnsi="Cambria Math"/>
+                  <w:i/>
+                </w:rPr>
+              </m:ctrlPr>
+            </m:sSubPr>
+            <m:e>
+              <m:r>
+                <w:rPr>
+                  <w:rFonts w:ascii="Cambria Math" w:hAnsi="Cambria Math"/>
+                </w:rPr>
+                <m:t>B</m:t>
+              </m:r>
+            </m:e>
+            <m:sub>
+              <m:r>
+                <w:rPr>
+                  <w:rFonts w:ascii="Cambria Math" w:hAnsi="Cambria Math"/>
+                </w:rPr>
+                <m:t>i</m:t>
+              </m:r>
+            </m:sub>
+          </m:sSub>
+        </m:oMath>
+      </m:oMathPara>
+    </w:p>
+    <w:p>
+      <w:pPr>
+        <w:bidi/>
+        <w:rPr>
+          <w:rtl/>
+        </w:rPr>
+      </w:pPr>
+      <m:oMathPara>
+        <m:oMathParaPr>
+          <m:jc m:val="left"/>
+        </m:oMathParaPr>
+        <m:oMath>
+          <m:sSub>
+            <m:sSubPr>
+              <m:ctrlPr>
+                <w:rPr>
+                  <w:rFonts w:ascii="Cambria Math" w:hAnsi="Cambria Math"/>
+                  <w:i/>
+                </w:rPr>
+              </m:ctrlPr>
+            </m:sSubPr>
+            <m:e>
+              <m:r>
+                <w:rPr>
+                  <w:rFonts w:ascii="Cambria Math" w:hAnsi="Cambria Math"/>
+                </w:rPr>
+                <m:t>S</m:t>
+              </m:r>
+            </m:e>
+            <m:sub>
+              <m:r>
+                <w:rPr>
+                  <w:rFonts w:ascii="Cambria Math" w:hAnsi="Cambria Math"/>
+                </w:rPr>
+                <m:t>1</m:t>
+              </m:r>
+            </m:sub>
+          </m:sSub>
+          <m:r>
+            <w:rPr>
+              <w:rFonts w:ascii="Cambria Math" w:hAnsi="Cambria Math"/>
+            </w:rPr>
+            <m:t xml:space="preserve"> </m:t>
+          </m:r>
+          <m:sSub>
+            <m:sSubPr>
+              <m:ctrlPr>
+                <w:rPr>
+                  <w:rFonts w:ascii="Cambria Math" w:hAnsi="Cambria Math"/>
+                  <w:i/>
+                </w:rPr>
+              </m:ctrlPr>
+            </m:sSubPr>
+            <m:e>
+              <m:r>
+                <w:rPr>
+                  <w:rFonts w:ascii="Cambria Math" w:hAnsi="Cambria Math"/>
+                </w:rPr>
+                <m:t>S</m:t>
+              </m:r>
+            </m:e>
+            <m:sub>
+              <m:r>
+                <w:rPr>
+                  <w:rFonts w:ascii="Cambria Math" w:hAnsi="Cambria Math"/>
+                </w:rPr>
+                <m:t>0</m:t>
+              </m:r>
+            </m:sub>
+          </m:sSub>
+          <m:r>
+            <w:rPr>
+              <w:rFonts w:ascii="Cambria Math" w:hAnsi="Cambria Math"/>
+            </w:rPr>
+            <m:t>=01→</m:t>
+          </m:r>
+          <m:sSub>
+            <m:sSubPr>
+              <m:ctrlPr>
+                <w:rPr>
+                  <w:rFonts w:ascii="Cambria Math" w:hAnsi="Cambria Math"/>
+                  <w:i/>
+                </w:rPr>
+              </m:ctrlPr>
+            </m:sSubPr>
+            <m:e>
+              <m:r>
+                <w:rPr>
+                  <w:rFonts w:ascii="Cambria Math" w:hAnsi="Cambria Math"/>
+                </w:rPr>
+                <m:t>L</m:t>
+              </m:r>
+            </m:e>
+            <m:sub>
+              <m:r>
+                <w:rPr>
+                  <w:rFonts w:ascii="Cambria Math" w:hAnsi="Cambria Math"/>
+                </w:rPr>
+                <m:t>i</m:t>
+              </m:r>
+            </m:sub>
+          </m:sSub>
+          <m:r>
+            <w:rPr>
+              <w:rFonts w:ascii="Cambria Math" w:hAnsi="Cambria Math"/>
+            </w:rPr>
+            <m:t>=</m:t>
+          </m:r>
+          <m:sSub>
+            <m:sSubPr>
+              <m:ctrlPr>
+                <w:rPr>
+                  <w:rFonts w:ascii="Cambria Math" w:hAnsi="Cambria Math"/>
+                  <w:i/>
+                </w:rPr>
+              </m:ctrlPr>
+            </m:sSubPr>
+            <m:e>
+              <m:r>
+                <w:rPr>
+                  <w:rFonts w:ascii="Cambria Math" w:hAnsi="Cambria Math"/>
+                </w:rPr>
+                <m:t>A</m:t>
+              </m:r>
+            </m:e>
+            <m:sub>
+              <m:r>
+                <w:rPr>
+                  <w:rFonts w:ascii="Cambria Math" w:hAnsi="Cambria Math"/>
+                </w:rPr>
+                <m:t>i</m:t>
+              </m:r>
+            </m:sub>
+          </m:sSub>
+          <m:r>
+            <w:rPr>
+              <w:rFonts w:ascii="Cambria Math" w:hAnsi="Cambria Math"/>
+            </w:rPr>
+            <m:t>+</m:t>
+          </m:r>
+          <m:sSub>
+            <m:sSubPr>
+              <m:ctrlPr>
+                <w:rPr>
+                  <w:rFonts w:ascii="Cambria Math" w:hAnsi="Cambria Math"/>
+                  <w:i/>
+                </w:rPr>
+              </m:ctrlPr>
+            </m:sSubPr>
+            <m:e>
+              <m:r>
+                <w:rPr>
+                  <w:rFonts w:ascii="Cambria Math" w:hAnsi="Cambria Math"/>
+                </w:rPr>
+                <m:t>B</m:t>
+              </m:r>
+            </m:e>
+            <m:sub>
+              <m:r>
+                <w:rPr>
+                  <w:rFonts w:ascii="Cambria Math" w:hAnsi="Cambria Math"/>
+                </w:rPr>
+                <m:t>i</m:t>
+              </m:r>
+            </m:sub>
+          </m:sSub>
+        </m:oMath>
+      </m:oMathPara>
+    </w:p>
+    <w:p>
+      <w:pPr>
         <w:bidi/>
         <w:spacing w:after="60" w:line="276" w:lineRule="auto"/>
-        <w:ind w:firstLine="312"/>
-        <w:jc w:val="both"/>
-      </w:pPr>
+        <w:jc w:val="right"/>
+        <w:rPr>
+          <w:rFonts w:eastAsiaTheme="minorEastAsia"/>
+        </w:rPr>
+      </w:pPr>
+      <m:oMathPara>
+        <m:oMathParaPr>
+          <m:jc m:val="left"/>
+        </m:oMathParaPr>
+        <m:oMath>
+          <m:sSub>
+            <m:sSubPr>
+              <m:ctrlPr>
+                <w:rPr>
+                  <w:rFonts w:ascii="Cambria Math" w:hAnsi="Cambria Math"/>
+                  <w:i/>
+                </w:rPr>
+              </m:ctrlPr>
+            </m:sSubPr>
+            <m:e>
+              <m:r>
+                <w:rPr>
+                  <w:rFonts w:ascii="Cambria Math" w:hAnsi="Cambria Math"/>
+                </w:rPr>
+                <m:t>S</m:t>
+              </m:r>
+            </m:e>
+            <m:sub>
+              <m:r>
+                <w:rPr>
+                  <w:rFonts w:ascii="Cambria Math" w:hAnsi="Cambria Math"/>
+                </w:rPr>
+                <m:t>1</m:t>
+              </m:r>
+            </m:sub>
+          </m:sSub>
+          <m:r>
+            <w:rPr>
+              <w:rFonts w:ascii="Cambria Math" w:hAnsi="Cambria Math"/>
+            </w:rPr>
+            <m:t xml:space="preserve"> </m:t>
+          </m:r>
+          <m:sSub>
+            <m:sSubPr>
+              <m:ctrlPr>
+                <w:rPr>
+                  <w:rFonts w:ascii="Cambria Math" w:hAnsi="Cambria Math"/>
+                  <w:i/>
+                </w:rPr>
+              </m:ctrlPr>
+            </m:sSubPr>
+            <m:e>
+              <m:r>
+                <w:rPr>
+                  <w:rFonts w:ascii="Cambria Math" w:hAnsi="Cambria Math"/>
+                </w:rPr>
+                <m:t>S</m:t>
+              </m:r>
+            </m:e>
+            <m:sub>
+              <m:r>
+                <w:rPr>
+                  <w:rFonts w:ascii="Cambria Math" w:hAnsi="Cambria Math"/>
+                </w:rPr>
+                <m:t>0</m:t>
+              </m:r>
+            </m:sub>
+          </m:sSub>
+          <m:r>
+            <w:rPr>
+              <w:rFonts w:ascii="Cambria Math" w:hAnsi="Cambria Math"/>
+            </w:rPr>
+            <m:t>=10</m:t>
+          </m:r>
+          <m:r>
+            <w:rPr>
+              <w:rFonts w:ascii="Cambria Math" w:hAnsi="Cambria Math"/>
+            </w:rPr>
+            <m:t>→</m:t>
+          </m:r>
+          <m:r>
+            <w:rPr>
+              <w:rFonts w:ascii="Cambria Math" w:hAnsi="Cambria Math"/>
+            </w:rPr>
+            <m:t xml:space="preserve"> </m:t>
+          </m:r>
+          <m:sSub>
+            <m:sSubPr>
+              <m:ctrlPr>
+                <w:rPr>
+                  <w:rFonts w:ascii="Cambria Math" w:hAnsi="Cambria Math"/>
+                  <w:i/>
+                </w:rPr>
+              </m:ctrlPr>
+            </m:sSubPr>
+            <m:e>
+              <m:r>
+                <w:rPr>
+                  <w:rFonts w:ascii="Cambria Math" w:hAnsi="Cambria Math"/>
+                </w:rPr>
+                <m:t>L</m:t>
+              </m:r>
+            </m:e>
+            <m:sub>
+              <m:r>
+                <w:rPr>
+                  <w:rFonts w:ascii="Cambria Math" w:hAnsi="Cambria Math"/>
+                </w:rPr>
+                <m:t>i</m:t>
+              </m:r>
+            </m:sub>
+          </m:sSub>
+          <m:r>
+            <w:rPr>
+              <w:rFonts w:ascii="Cambria Math" w:hAnsi="Cambria Math"/>
+            </w:rPr>
+            <m:t>=</m:t>
+          </m:r>
+          <m:sSub>
+            <m:sSubPr>
+              <m:ctrlPr>
+                <w:rPr>
+                  <w:rFonts w:ascii="Cambria Math" w:hAnsi="Cambria Math"/>
+                  <w:i/>
+                </w:rPr>
+              </m:ctrlPr>
+            </m:sSubPr>
+            <m:e>
+              <m:r>
+                <w:rPr>
+                  <w:rFonts w:ascii="Cambria Math" w:hAnsi="Cambria Math"/>
+                </w:rPr>
+                <m:t>A</m:t>
+              </m:r>
+            </m:e>
+            <m:sub>
+              <m:r>
+                <w:rPr>
+                  <w:rFonts w:ascii="Cambria Math" w:hAnsi="Cambria Math"/>
+                </w:rPr>
+                <m:t>i</m:t>
+              </m:r>
+            </m:sub>
+          </m:sSub>
+          <m:r>
+            <w:rPr>
+              <w:rFonts w:ascii="Cambria Math" w:hAnsi="Cambria Math"/>
+            </w:rPr>
+            <m:t>⊕</m:t>
+          </m:r>
+          <m:r>
+            <w:rPr>
+              <w:rFonts w:ascii="Cambria Math" w:hAnsi="Cambria Math"/>
+            </w:rPr>
+            <m:t xml:space="preserve"> </m:t>
+          </m:r>
+          <m:sSub>
+            <m:sSubPr>
+              <m:ctrlPr>
+                <w:rPr>
+                  <w:rFonts w:ascii="Cambria Math" w:hAnsi="Cambria Math"/>
+                  <w:i/>
+                </w:rPr>
+              </m:ctrlPr>
+            </m:sSubPr>
+            <m:e>
+              <m:r>
+                <w:rPr>
+                  <w:rFonts w:ascii="Cambria Math" w:hAnsi="Cambria Math"/>
+                </w:rPr>
+                <m:t>B</m:t>
+              </m:r>
+            </m:e>
+            <m:sub>
+              <m:r>
+                <w:rPr>
+                  <w:rFonts w:ascii="Cambria Math" w:hAnsi="Cambria Math"/>
+                </w:rPr>
+                <m:t>i</m:t>
+              </m:r>
+            </m:sub>
+          </m:sSub>
+        </m:oMath>
+      </m:oMathPara>
+    </w:p>
+    <w:p>
+      <w:pPr>
+        <w:bidi/>
+        <w:spacing w:after="60" w:line="276" w:lineRule="auto"/>
+        <w:jc w:val="right"/>
+        <w:rPr>
+          <w:rFonts w:eastAsiaTheme="minorEastAsia"/>
+        </w:rPr>
+      </w:pPr>
+      <m:oMathPara>
+        <m:oMathParaPr>
+          <m:jc m:val="left"/>
+        </m:oMathParaPr>
+        <m:oMath>
+          <m:sSub>
+            <m:sSubPr>
+              <m:ctrlPr>
+                <w:rPr>
+                  <w:rFonts w:ascii="Cambria Math" w:eastAsiaTheme="minorEastAsia" w:hAnsi="Cambria Math"/>
+                  <w:i/>
+                </w:rPr>
+              </m:ctrlPr>
+            </m:sSubPr>
+            <m:e>
+              <m:r>
+                <w:rPr>
+                  <w:rFonts w:ascii="Cambria Math" w:eastAsiaTheme="minorEastAsia" w:hAnsi="Cambria Math"/>
+                </w:rPr>
+                <m:t>S</m:t>
+              </m:r>
+            </m:e>
+            <m:sub>
+              <m:r>
+                <w:rPr>
+                  <w:rFonts w:ascii="Cambria Math" w:eastAsiaTheme="minorEastAsia" w:hAnsi="Cambria Math"/>
+                </w:rPr>
+                <m:t>1</m:t>
+              </m:r>
+            </m:sub>
+          </m:sSub>
+          <m:r>
+            <w:rPr>
+              <w:rFonts w:ascii="Cambria Math" w:eastAsiaTheme="minorEastAsia" w:hAnsi="Cambria Math"/>
+            </w:rPr>
+            <m:t xml:space="preserve"> </m:t>
+          </m:r>
+          <m:sSub>
+            <m:sSubPr>
+              <m:ctrlPr>
+                <w:rPr>
+                  <w:rFonts w:ascii="Cambria Math" w:eastAsiaTheme="minorEastAsia" w:hAnsi="Cambria Math"/>
+                  <w:i/>
+                </w:rPr>
+              </m:ctrlPr>
+            </m:sSubPr>
+            <m:e>
+              <m:r>
+                <w:rPr>
+                  <w:rFonts w:ascii="Cambria Math" w:eastAsiaTheme="minorEastAsia" w:hAnsi="Cambria Math"/>
+                </w:rPr>
+                <m:t>S</m:t>
+              </m:r>
+            </m:e>
+            <m:sub>
+              <m:r>
+                <w:rPr>
+                  <w:rFonts w:ascii="Cambria Math" w:eastAsiaTheme="minorEastAsia" w:hAnsi="Cambria Math"/>
+                </w:rPr>
+                <m:t>0</m:t>
+              </m:r>
+            </m:sub>
+          </m:sSub>
+          <m:r>
+            <w:rPr>
+              <w:rFonts w:ascii="Cambria Math" w:eastAsiaTheme="minorEastAsia" w:hAnsi="Cambria Math"/>
+            </w:rPr>
+            <m:t>=11</m:t>
+          </m:r>
+          <m:r>
+            <w:rPr>
+              <w:rFonts w:ascii="Cambria Math" w:eastAsiaTheme="minorEastAsia" w:hAnsi="Cambria Math"/>
+            </w:rPr>
+            <m:t>→</m:t>
+          </m:r>
+          <m:r>
+            <w:rPr>
+              <w:rFonts w:ascii="Cambria Math" w:eastAsiaTheme="minorEastAsia" w:hAnsi="Cambria Math"/>
+            </w:rPr>
+            <m:t xml:space="preserve"> </m:t>
+          </m:r>
+          <m:sSub>
+            <m:sSubPr>
+              <m:ctrlPr>
+                <w:rPr>
+                  <w:rFonts w:ascii="Cambria Math" w:eastAsiaTheme="minorEastAsia" w:hAnsi="Cambria Math"/>
+                  <w:i/>
+                </w:rPr>
+              </m:ctrlPr>
+            </m:sSubPr>
+            <m:e>
+              <m:r>
+                <w:rPr>
+                  <w:rFonts w:ascii="Cambria Math" w:eastAsiaTheme="minorEastAsia" w:hAnsi="Cambria Math"/>
+                </w:rPr>
+                <m:t>L</m:t>
+              </m:r>
+            </m:e>
+            <m:sub>
+              <m:r>
+                <w:rPr>
+                  <w:rFonts w:ascii="Cambria Math" w:eastAsiaTheme="minorEastAsia" w:hAnsi="Cambria Math"/>
+                </w:rPr>
+                <m:t>i</m:t>
+              </m:r>
+            </m:sub>
+          </m:sSub>
+          <m:r>
+            <w:rPr>
+              <w:rFonts w:ascii="Cambria Math" w:eastAsiaTheme="minorEastAsia" w:hAnsi="Cambria Math"/>
+            </w:rPr>
+            <m:t>=</m:t>
+          </m:r>
+          <m:bar>
+            <m:barPr>
+              <m:pos m:val="top"/>
+              <m:ctrlPr>
+                <w:rPr>
+                  <w:rFonts w:ascii="Cambria Math" w:eastAsiaTheme="minorEastAsia" w:hAnsi="Cambria Math"/>
+                  <w:i/>
+                </w:rPr>
+              </m:ctrlPr>
+            </m:barPr>
+            <m:e>
+              <m:sSub>
+                <m:sSubPr>
+                  <m:ctrlPr>
+                    <w:rPr>
+                      <w:rFonts w:ascii="Cambria Math" w:eastAsiaTheme="minorEastAsia" w:hAnsi="Cambria Math"/>
+                      <w:i/>
+                    </w:rPr>
+                  </m:ctrlPr>
+                </m:sSubPr>
+                <m:e>
+                  <m:r>
+                    <w:rPr>
+                      <w:rFonts w:ascii="Cambria Math" w:eastAsiaTheme="minorEastAsia" w:hAnsi="Cambria Math"/>
+                    </w:rPr>
+                    <m:t>A</m:t>
+                  </m:r>
+                </m:e>
+                <m:sub>
+                  <m:r>
+                    <w:rPr>
+                      <w:rFonts w:ascii="Cambria Math" w:eastAsiaTheme="minorEastAsia" w:hAnsi="Cambria Math"/>
+                    </w:rPr>
+                    <m:t>i</m:t>
+                  </m:r>
+                </m:sub>
+              </m:sSub>
+            </m:e>
+          </m:bar>
+        </m:oMath>
+      </m:oMathPara>
+    </w:p>
+    <w:p>
+      <w:pPr>
+        <w:bidi/>
+        <w:spacing w:after="60" w:line="276" w:lineRule="auto"/>
+        <w:rPr>
+          <w:rFonts w:asciiTheme="minorHAnsi" w:eastAsiaTheme="minorEastAsia" w:hAnsiTheme="minorHAnsi"/>
+          <w:rtl/>
+          <w:lang w:bidi="fa-IR"/>
+        </w:rPr>
+      </w:pPr>
+      <m:oMath>
+        <m:r>
+          <w:rPr>
+            <w:rFonts w:ascii="Cambria Math" w:eastAsiaTheme="minorEastAsia" w:hAnsi="Cambria Math"/>
+          </w:rPr>
+          <m:t xml:space="preserve"> </m:t>
+        </m:r>
+      </m:oMath>
+      <w:r>
+        <w:rPr>
+          <w:rFonts w:asciiTheme="minorHAnsi" w:eastAsiaTheme="minorEastAsia" w:hAnsiTheme="minorHAnsi" w:hint="cs"/>
+          <w:rtl/>
+          <w:lang w:bidi="fa-IR"/>
+        </w:rPr>
+        <w:t xml:space="preserve">در نهایت تمام </w:t>
+      </w:r>
+      <w:r>
+        <w:rPr>
+          <w:rFonts w:asciiTheme="minorHAnsi" w:eastAsiaTheme="minorEastAsia" w:hAnsiTheme="minorHAnsi" w:hint="cs"/>
+          <w:rtl/>
+          <w:lang w:bidi="fa-IR"/>
+        </w:rPr>
+        <w:t xml:space="preserve">خروجی های </w:t>
+      </w:r>
+      <w:r>
+        <w:rPr>
+          <w:rFonts w:asciiTheme="minorHAnsi" w:eastAsiaTheme="minorEastAsia" w:hAnsiTheme="minorHAnsi"/>
+          <w:lang w:bidi="fa-IR"/>
+        </w:rPr>
+        <w:t>L1</w:t>
+      </w:r>
+      <w:r>
+        <w:rPr>
+          <w:rFonts w:asciiTheme="minorHAnsi" w:eastAsiaTheme="minorEastAsia" w:hAnsiTheme="minorHAnsi" w:hint="cs"/>
+          <w:rtl/>
+          <w:lang w:bidi="fa-IR"/>
+        </w:rPr>
+        <w:t xml:space="preserve"> تا </w:t>
+      </w:r>
+      <w:r>
+        <w:rPr>
+          <w:rFonts w:asciiTheme="minorHAnsi" w:eastAsiaTheme="minorEastAsia" w:hAnsiTheme="minorHAnsi"/>
+          <w:lang w:bidi="fa-IR"/>
+        </w:rPr>
+        <w:t>L4</w:t>
+      </w:r>
+      <w:r>
+        <w:rPr>
+          <w:rFonts w:asciiTheme="minorHAnsi" w:eastAsiaTheme="minorEastAsia" w:hAnsiTheme="minorHAnsi" w:hint="cs"/>
+          <w:rtl/>
+          <w:lang w:bidi="fa-IR"/>
+        </w:rPr>
+        <w:t xml:space="preserve"> از خروجی های چهار عدد مالتی پلکسر 4 در 1 گرفته شده و چهار خروجی بخش منطقی مدار را تغییر می دهند.</w:t>
+      </w:r>
+    </w:p>
+    <w:p>
+      <w:pPr>
+        <w:keepNext/>
+        <w:bidi/>
+        <w:spacing w:after="60" w:line="276" w:lineRule="auto"/>
+        <w:jc w:val="center"/>
+      </w:pPr>
+      <w:r>
+        <w:rPr>
+          <w:rFonts w:asciiTheme="minorHAnsi" w:eastAsiaTheme="minorEastAsia" w:hAnsiTheme="minorHAnsi"/>
+          <w:rtl/>
+          <w:lang w:bidi="fa-IR"/>
+        </w:rPr>
+        <w:lastRenderedPageBreak/>
+        <w:drawing>
+          <wp:inline distT="0" distB="0" distL="0" distR="0" wp14:anchorId="64469371" wp14:editId="0293525C">
+            <wp:extent cx="3286584" cy="5239481"/>
+            <wp:effectExtent l="0" t="0" r="9525" b="0"/>
+            <wp:docPr id="1606639828" name="Picture 1"/>
+            <wp:cNvGraphicFramePr>
+              <a:graphicFrameLocks xmlns:a="http://schemas.openxmlformats.org/drawingml/2006/main" noChangeAspect="1"/>
+            </wp:cNvGraphicFramePr>
+            <a:graphic xmlns:a="http://schemas.openxmlformats.org/drawingml/2006/main">
+              <a:graphicData uri="http://schemas.openxmlformats.org/drawingml/2006/picture">
+                <pic:pic xmlns:pic="http://schemas.openxmlformats.org/drawingml/2006/picture">
+                  <pic:nvPicPr>
+                    <pic:cNvPr id="1606639828" name=""/>
+                    <pic:cNvPicPr/>
+                  </pic:nvPicPr>
+                  <pic:blipFill>
+                    <a:blip r:embed="rId11"/>
+                    <a:stretch>
+                      <a:fillRect/>
+                    </a:stretch>
+                  </pic:blipFill>
+                  <pic:spPr>
+                    <a:xfrm>
+                      <a:off x="0" y="0"/>
+                      <a:ext cx="3286584" cy="5239481"/>
+                    </a:xfrm>
+                    <a:prstGeom prst="rect">
+                      <a:avLst/>
+                    </a:prstGeom>
+                  </pic:spPr>
+                </pic:pic>
+              </a:graphicData>
+            </a:graphic>
+          </wp:inline>
+        </w:drawing>
+      </w:r>
+    </w:p>
+    <w:p>
+      <w:pPr>
+        <w:pStyle w:val="Caption"/>
+        <w:bidi/>
+        <w:jc w:val="center"/>
+        <w:rPr>
+          <w:rFonts w:asciiTheme="minorHAnsi" w:eastAsiaTheme="minorEastAsia" w:hAnsiTheme="minorHAnsi"/>
+          <w:rtl/>
+          <w:lang w:bidi="fa-IR"/>
+        </w:rPr>
+      </w:pPr>
+      <w:r>
+        <w:rPr>
+          <w:rFonts w:asciiTheme="minorHAnsi" w:eastAsiaTheme="minorEastAsia" w:hAnsiTheme="minorHAnsi"/>
+          <w:rtl/>
+          <w:lang w:bidi="fa-IR"/>
+        </w:rPr>
+        <w:fldChar w:fldCharType="begin"/>
+      </w:r>
+      <w:r>
+        <w:rPr>
+          <w:rFonts w:asciiTheme="minorHAnsi" w:eastAsiaTheme="minorEastAsia" w:hAnsiTheme="minorHAnsi"/>
+          <w:rtl/>
+          <w:lang w:bidi="fa-IR"/>
+        </w:rPr>
+        <w:instrText xml:space="preserve"> </w:instrText>
+      </w:r>
+      <w:r>
+        <w:rPr>
+          <w:rFonts w:asciiTheme="minorHAnsi" w:eastAsiaTheme="minorEastAsia" w:hAnsiTheme="minorHAnsi"/>
+          <w:lang w:bidi="fa-IR"/>
+        </w:rPr>
+        <w:instrText>SEQ</w:instrText>
+      </w:r>
+      <w:r>
+        <w:rPr>
+          <w:rFonts w:asciiTheme="minorHAnsi" w:eastAsiaTheme="minorEastAsia" w:hAnsiTheme="minorHAnsi"/>
+          <w:rtl/>
+          <w:lang w:bidi="fa-IR"/>
+        </w:rPr>
+        <w:instrText xml:space="preserve"> </w:instrText>
+      </w:r>
+      <w:r>
+        <w:rPr>
+          <w:rFonts w:asciiTheme="minorHAnsi" w:eastAsiaTheme="minorEastAsia" w:hAnsiTheme="minorHAnsi"/>
+          <w:lang w:bidi="fa-IR"/>
+        </w:rPr>
+        <w:instrText>Figure \* ARABIC</w:instrText>
+      </w:r>
+      <w:r>
+        <w:rPr>
+          <w:rFonts w:asciiTheme="minorHAnsi" w:eastAsiaTheme="minorEastAsia" w:hAnsiTheme="minorHAnsi"/>
+          <w:rtl/>
+          <w:lang w:bidi="fa-IR"/>
+        </w:rPr>
+        <w:instrText xml:space="preserve"> </w:instrText>
+      </w:r>
+      <w:r>
+        <w:rPr>
+          <w:rFonts w:asciiTheme="minorHAnsi" w:eastAsiaTheme="minorEastAsia" w:hAnsiTheme="minorHAnsi"/>
+          <w:rtl/>
+          <w:lang w:bidi="fa-IR"/>
+        </w:rPr>
+        <w:fldChar w:fldCharType="separate"/>
+      </w:r>
+      <w:r>
+        <w:rPr>
+          <w:rFonts w:asciiTheme="minorHAnsi" w:eastAsiaTheme="minorEastAsia" w:hAnsiTheme="minorHAnsi"/>
+          <w:noProof/>
+          <w:rtl/>
+          <w:lang w:bidi="fa-IR"/>
+        </w:rPr>
+        <w:t>2</w:t>
+      </w:r>
+      <w:r>
+        <w:rPr>
+          <w:rFonts w:asciiTheme="minorHAnsi" w:eastAsiaTheme="minorEastAsia" w:hAnsiTheme="minorHAnsi"/>
+          <w:rtl/>
+          <w:lang w:bidi="fa-IR"/>
+        </w:rPr>
+        <w:fldChar w:fldCharType="end"/>
+      </w:r>
+      <w:r>
+        <w:rPr>
+          <w:rFonts w:hint="cs"/>
+          <w:rtl/>
+          <w:lang w:bidi="fa-IR"/>
+        </w:rPr>
+        <w:t xml:space="preserve">شکل 2.3 بخش منطقی مدار (سیم هایی که از بالای تصویر آمده اند از </w:t>
+      </w:r>
+      <w:r>
+        <w:rPr>
+          <w:rFonts w:asciiTheme="minorHAnsi" w:hAnsiTheme="minorHAnsi"/>
+          <w:lang w:bidi="fa-IR"/>
+        </w:rPr>
+        <w:t>A</w:t>
+      </w:r>
+      <w:r>
+        <w:rPr>
+          <w:rFonts w:asciiTheme="minorHAnsi" w:hAnsiTheme="minorHAnsi" w:hint="cs"/>
+          <w:rtl/>
+          <w:lang w:bidi="fa-IR"/>
+        </w:rPr>
+        <w:t xml:space="preserve"> گرفته شده اند و تونل ها هم به  </w:t>
+      </w:r>
+      <w:r>
+        <w:rPr>
+          <w:rFonts w:asciiTheme="minorHAnsi" w:hAnsiTheme="minorHAnsi"/>
+          <w:lang w:bidi="fa-IR"/>
+        </w:rPr>
+        <w:t>Bi</w:t>
+      </w:r>
+      <w:r>
+        <w:rPr>
+          <w:rFonts w:asciiTheme="minorHAnsi" w:hAnsiTheme="minorHAnsi" w:hint="cs"/>
+          <w:rtl/>
+          <w:lang w:bidi="fa-IR"/>
+        </w:rPr>
+        <w:t xml:space="preserve"> ها متصل هستند</w:t>
+      </w:r>
+      <w:r>
+        <w:rPr>
+          <w:rFonts w:hint="cs"/>
+          <w:rtl/>
+          <w:lang w:bidi="fa-IR"/>
+        </w:rPr>
+        <w:t>)</w:t>
+      </w:r>
+    </w:p>
+    <w:p>
+      <w:pPr>
+        <w:bidi/>
+        <w:rPr>
+          <w:rFonts w:asciiTheme="minorHAnsi" w:eastAsia="B Yekan" w:hAnsiTheme="minorHAnsi" w:cs="B Yekan"/>
+          <w:b/>
+          <w:sz w:val="28"/>
+          <w:rtl/>
+          <w:lang w:bidi="fa-IR"/>
+        </w:rPr>
+      </w:pPr>
+      <w:r>
+        <w:rPr>
+          <w:rFonts w:asciiTheme="minorHAnsi" w:eastAsia="B Yekan" w:hAnsiTheme="minorHAnsi" w:cs="B Yekan" w:hint="cs"/>
+          <w:b/>
+          <w:sz w:val="28"/>
+          <w:rtl/>
+          <w:lang w:bidi="fa-IR"/>
+        </w:rPr>
+        <w:t>2-2-</w:t>
+      </w:r>
+      <w:r>
+        <w:rPr>
+          <w:rFonts w:asciiTheme="minorHAnsi" w:eastAsia="B Yekan" w:hAnsiTheme="minorHAnsi" w:cs="B Yekan" w:hint="cs"/>
+          <w:b/>
+          <w:sz w:val="28"/>
+          <w:rtl/>
+          <w:lang w:bidi="fa-IR"/>
+        </w:rPr>
+        <w:t>4</w:t>
+      </w:r>
+      <w:r>
+        <w:rPr>
+          <w:rFonts w:asciiTheme="minorHAnsi" w:eastAsia="B Yekan" w:hAnsiTheme="minorHAnsi" w:cs="B Yekan" w:hint="cs"/>
+          <w:b/>
+          <w:sz w:val="28"/>
+          <w:rtl/>
+          <w:lang w:bidi="fa-IR"/>
+        </w:rPr>
+        <w:t xml:space="preserve"> توضیح طرز کار بخش </w:t>
+      </w:r>
+      <w:r>
+        <w:rPr>
+          <w:rFonts w:asciiTheme="minorHAnsi" w:eastAsia="B Yekan" w:hAnsiTheme="minorHAnsi" w:cs="B Yekan" w:hint="cs"/>
+          <w:b/>
+          <w:sz w:val="28"/>
+          <w:rtl/>
+          <w:lang w:bidi="fa-IR"/>
+        </w:rPr>
+        <w:t>شیفت</w:t>
+      </w:r>
+      <w:r>
+        <w:rPr>
+          <w:rFonts w:asciiTheme="minorHAnsi" w:eastAsia="B Yekan" w:hAnsiTheme="minorHAnsi" w:cs="B Yekan" w:hint="cs"/>
+          <w:b/>
+          <w:sz w:val="28"/>
+          <w:rtl/>
+          <w:lang w:bidi="fa-IR"/>
+        </w:rPr>
+        <w:t xml:space="preserve"> مدار:</w:t>
+      </w:r>
+    </w:p>
+    <w:p>
+      <w:pPr>
+        <w:bidi/>
+        <w:spacing w:after="60" w:line="276" w:lineRule="auto"/>
+        <w:rPr>
+          <w:rFonts w:asciiTheme="minorHAnsi" w:eastAsiaTheme="minorEastAsia" w:hAnsiTheme="minorHAnsi"/>
+          <w:rtl/>
+          <w:lang w:bidi="fa-IR"/>
+        </w:rPr>
+      </w:pPr>
+      <w:r>
+        <w:rPr>
+          <w:rFonts w:asciiTheme="minorHAnsi" w:eastAsiaTheme="minorEastAsia" w:hAnsiTheme="minorHAnsi" w:hint="cs"/>
+          <w:rtl/>
+          <w:lang w:bidi="fa-IR"/>
+        </w:rPr>
+        <w:t>معدلات شیفت به راست و شیفت به چپ در معادله 1 و 2 قابل مشاهده هستند :</w:t>
+      </w:r>
+    </w:p>
+    <w:p>
+      <w:pPr>
+        <w:bidi/>
+        <w:spacing w:after="60" w:line="276" w:lineRule="auto"/>
+        <w:jc w:val="right"/>
+        <w:rPr>
+          <w:rFonts w:asciiTheme="minorHAnsi" w:eastAsiaTheme="minorEastAsia" w:hAnsiTheme="minorHAnsi" w:hint="cs"/>
+          <w:rtl/>
+          <w:lang w:bidi="fa-IR"/>
+        </w:rPr>
+      </w:pPr>
+      <m:oMathPara>
+        <m:oMathParaPr>
+          <m:jc m:val="left"/>
+        </m:oMathParaPr>
+        <m:oMath>
+          <m:sSub>
+            <m:sSubPr>
+              <m:ctrlPr>
+                <w:rPr>
+                  <w:rFonts w:ascii="Cambria Math" w:eastAsiaTheme="minorEastAsia" w:hAnsi="Cambria Math"/>
+                  <w:i/>
+                  <w:lang w:bidi="fa-IR"/>
+                </w:rPr>
+              </m:ctrlPr>
+            </m:sSubPr>
+            <m:e>
+              <m:r>
+                <w:rPr>
+                  <w:rFonts w:ascii="Cambria Math" w:eastAsiaTheme="minorEastAsia" w:hAnsi="Cambria Math"/>
+                  <w:lang w:bidi="fa-IR"/>
+                </w:rPr>
+                <m:t xml:space="preserve">1) </m:t>
+              </m:r>
+              <m:r>
+                <w:rPr>
+                  <w:rFonts w:ascii="Cambria Math" w:eastAsiaTheme="minorEastAsia" w:hAnsi="Cambria Math"/>
+                  <w:lang w:bidi="fa-IR"/>
+                </w:rPr>
+                <m:t>S</m:t>
+              </m:r>
+            </m:e>
+            <m:sub>
+              <m:r>
+                <w:rPr>
+                  <w:rFonts w:ascii="Cambria Math" w:eastAsiaTheme="minorEastAsia" w:hAnsi="Cambria Math"/>
+                  <w:lang w:bidi="fa-IR"/>
+                </w:rPr>
+                <m:t>3</m:t>
+              </m:r>
+            </m:sub>
+          </m:sSub>
+          <m:r>
+            <w:rPr>
+              <w:rFonts w:ascii="Cambria Math" w:eastAsiaTheme="minorEastAsia" w:hAnsi="Cambria Math"/>
+              <w:lang w:bidi="fa-IR"/>
+            </w:rPr>
+            <m:t xml:space="preserve"> </m:t>
+          </m:r>
+          <m:sSub>
+            <m:sSubPr>
+              <m:ctrlPr>
+                <w:rPr>
+                  <w:rFonts w:ascii="Cambria Math" w:eastAsiaTheme="minorEastAsia" w:hAnsi="Cambria Math"/>
+                  <w:i/>
+                  <w:lang w:bidi="fa-IR"/>
+                </w:rPr>
+              </m:ctrlPr>
+            </m:sSubPr>
+            <m:e>
+              <m:r>
+                <w:rPr>
+                  <w:rFonts w:ascii="Cambria Math" w:eastAsiaTheme="minorEastAsia" w:hAnsi="Cambria Math"/>
+                  <w:lang w:bidi="fa-IR"/>
+                </w:rPr>
+                <m:t>S</m:t>
+              </m:r>
+            </m:e>
+            <m:sub>
+              <m:r>
+                <w:rPr>
+                  <w:rFonts w:ascii="Cambria Math" w:eastAsiaTheme="minorEastAsia" w:hAnsi="Cambria Math"/>
+                  <w:lang w:bidi="fa-IR"/>
+                </w:rPr>
+                <m:t>2</m:t>
+              </m:r>
+            </m:sub>
+          </m:sSub>
+          <m:r>
+            <w:rPr>
+              <w:rFonts w:ascii="Cambria Math" w:eastAsiaTheme="minorEastAsia" w:hAnsi="Cambria Math"/>
+              <w:lang w:bidi="fa-IR"/>
+            </w:rPr>
+            <m:t>=10</m:t>
+          </m:r>
+          <m:r>
+            <w:rPr>
+              <w:rFonts w:ascii="Cambria Math" w:eastAsiaTheme="minorEastAsia" w:hAnsi="Cambria Math"/>
+              <w:lang w:bidi="fa-IR"/>
+            </w:rPr>
+            <m:t>→</m:t>
+          </m:r>
+          <m:r>
+            <w:rPr>
+              <w:rFonts w:ascii="Cambria Math" w:eastAsiaTheme="minorEastAsia" w:hAnsi="Cambria Math"/>
+              <w:lang w:bidi="fa-IR"/>
+            </w:rPr>
+            <m:t xml:space="preserve"> </m:t>
+          </m:r>
+          <m:sSub>
+            <m:sSubPr>
+              <m:ctrlPr>
+                <w:rPr>
+                  <w:rFonts w:ascii="Cambria Math" w:eastAsiaTheme="minorEastAsia" w:hAnsi="Cambria Math"/>
+                  <w:i/>
+                  <w:lang w:bidi="fa-IR"/>
+                </w:rPr>
+              </m:ctrlPr>
+            </m:sSubPr>
+            <m:e>
+              <m:r>
+                <w:rPr>
+                  <w:rFonts w:ascii="Cambria Math" w:eastAsiaTheme="minorEastAsia" w:hAnsi="Cambria Math"/>
+                  <w:lang w:bidi="fa-IR"/>
+                </w:rPr>
+                <m:t>R</m:t>
+              </m:r>
+            </m:e>
+            <m:sub>
+              <m:r>
+                <w:rPr>
+                  <w:rFonts w:ascii="Cambria Math" w:eastAsiaTheme="minorEastAsia" w:hAnsi="Cambria Math"/>
+                  <w:lang w:bidi="fa-IR"/>
+                </w:rPr>
+                <m:t>3</m:t>
+              </m:r>
+            </m:sub>
+          </m:sSub>
+          <m:r>
+            <w:rPr>
+              <w:rFonts w:ascii="Cambria Math" w:eastAsiaTheme="minorEastAsia" w:hAnsi="Cambria Math"/>
+              <w:lang w:bidi="fa-IR"/>
+            </w:rPr>
+            <m:t xml:space="preserve"> </m:t>
+          </m:r>
+          <m:sSub>
+            <m:sSubPr>
+              <m:ctrlPr>
+                <w:rPr>
+                  <w:rFonts w:ascii="Cambria Math" w:eastAsiaTheme="minorEastAsia" w:hAnsi="Cambria Math"/>
+                  <w:i/>
+                  <w:lang w:bidi="fa-IR"/>
+                </w:rPr>
+              </m:ctrlPr>
+            </m:sSubPr>
+            <m:e>
+              <m:r>
+                <w:rPr>
+                  <w:rFonts w:ascii="Cambria Math" w:eastAsiaTheme="minorEastAsia" w:hAnsi="Cambria Math"/>
+                  <w:lang w:bidi="fa-IR"/>
+                </w:rPr>
+                <m:t>R</m:t>
+              </m:r>
+            </m:e>
+            <m:sub>
+              <m:r>
+                <w:rPr>
+                  <w:rFonts w:ascii="Cambria Math" w:eastAsiaTheme="minorEastAsia" w:hAnsi="Cambria Math"/>
+                  <w:lang w:bidi="fa-IR"/>
+                </w:rPr>
+                <m:t>2</m:t>
+              </m:r>
+            </m:sub>
+          </m:sSub>
+          <m:r>
+            <w:rPr>
+              <w:rFonts w:ascii="Cambria Math" w:eastAsiaTheme="minorEastAsia" w:hAnsi="Cambria Math"/>
+              <w:lang w:bidi="fa-IR"/>
+            </w:rPr>
+            <m:t xml:space="preserve"> </m:t>
+          </m:r>
+          <m:sSub>
+            <m:sSubPr>
+              <m:ctrlPr>
+                <w:rPr>
+                  <w:rFonts w:ascii="Cambria Math" w:eastAsiaTheme="minorEastAsia" w:hAnsi="Cambria Math"/>
+                  <w:i/>
+                  <w:lang w:bidi="fa-IR"/>
+                </w:rPr>
+              </m:ctrlPr>
+            </m:sSubPr>
+            <m:e>
+              <m:r>
+                <w:rPr>
+                  <w:rFonts w:ascii="Cambria Math" w:eastAsiaTheme="minorEastAsia" w:hAnsi="Cambria Math"/>
+                  <w:lang w:bidi="fa-IR"/>
+                </w:rPr>
+                <m:t>R</m:t>
+              </m:r>
+            </m:e>
+            <m:sub>
+              <m:r>
+                <w:rPr>
+                  <w:rFonts w:ascii="Cambria Math" w:eastAsiaTheme="minorEastAsia" w:hAnsi="Cambria Math"/>
+                  <w:lang w:bidi="fa-IR"/>
+                </w:rPr>
+                <m:t>1</m:t>
+              </m:r>
+            </m:sub>
+          </m:sSub>
+          <m:r>
+            <w:rPr>
+              <w:rFonts w:ascii="Cambria Math" w:eastAsiaTheme="minorEastAsia" w:hAnsi="Cambria Math"/>
+              <w:lang w:bidi="fa-IR"/>
+            </w:rPr>
+            <m:t xml:space="preserve"> </m:t>
+          </m:r>
+          <m:sSub>
+            <m:sSubPr>
+              <m:ctrlPr>
+                <w:rPr>
+                  <w:rFonts w:ascii="Cambria Math" w:eastAsiaTheme="minorEastAsia" w:hAnsi="Cambria Math"/>
+                  <w:i/>
+                  <w:lang w:bidi="fa-IR"/>
+                </w:rPr>
+              </m:ctrlPr>
+            </m:sSubPr>
+            <m:e>
+              <m:r>
+                <w:rPr>
+                  <w:rFonts w:ascii="Cambria Math" w:eastAsiaTheme="minorEastAsia" w:hAnsi="Cambria Math"/>
+                  <w:lang w:bidi="fa-IR"/>
+                </w:rPr>
+                <m:t>R</m:t>
+              </m:r>
+            </m:e>
+            <m:sub>
+              <m:r>
+                <w:rPr>
+                  <w:rFonts w:ascii="Cambria Math" w:eastAsiaTheme="minorEastAsia" w:hAnsi="Cambria Math"/>
+                  <w:lang w:bidi="fa-IR"/>
+                </w:rPr>
+                <m:t>0</m:t>
+              </m:r>
+            </m:sub>
+          </m:sSub>
+          <m:r>
+            <w:rPr>
+              <w:rFonts w:ascii="Cambria Math" w:eastAsiaTheme="minorEastAsia" w:hAnsi="Cambria Math"/>
+              <w:lang w:bidi="fa-IR"/>
+            </w:rPr>
+            <m:t xml:space="preserve">=0 </m:t>
+          </m:r>
+          <m:sSub>
+            <m:sSubPr>
+              <m:ctrlPr>
+                <w:rPr>
+                  <w:rFonts w:ascii="Cambria Math" w:eastAsiaTheme="minorEastAsia" w:hAnsi="Cambria Math"/>
+                  <w:i/>
+                  <w:lang w:bidi="fa-IR"/>
+                </w:rPr>
+              </m:ctrlPr>
+            </m:sSubPr>
+            <m:e>
+              <m:r>
+                <w:rPr>
+                  <w:rFonts w:ascii="Cambria Math" w:eastAsiaTheme="minorEastAsia" w:hAnsi="Cambria Math"/>
+                  <w:lang w:bidi="fa-IR"/>
+                </w:rPr>
+                <m:t>A</m:t>
+              </m:r>
+            </m:e>
+            <m:sub>
+              <m:r>
+                <w:rPr>
+                  <w:rFonts w:ascii="Cambria Math" w:eastAsiaTheme="minorEastAsia" w:hAnsi="Cambria Math"/>
+                  <w:lang w:bidi="fa-IR"/>
+                </w:rPr>
+                <m:t>3</m:t>
+              </m:r>
+            </m:sub>
+          </m:sSub>
+          <m:r>
+            <w:rPr>
+              <w:rFonts w:ascii="Cambria Math" w:eastAsiaTheme="minorEastAsia" w:hAnsi="Cambria Math"/>
+              <w:lang w:bidi="fa-IR"/>
+            </w:rPr>
+            <m:t xml:space="preserve"> </m:t>
+          </m:r>
+          <m:sSub>
+            <m:sSubPr>
+              <m:ctrlPr>
+                <w:rPr>
+                  <w:rFonts w:ascii="Cambria Math" w:eastAsiaTheme="minorEastAsia" w:hAnsi="Cambria Math"/>
+                  <w:i/>
+                  <w:lang w:bidi="fa-IR"/>
+                </w:rPr>
+              </m:ctrlPr>
+            </m:sSubPr>
+            <m:e>
+              <m:r>
+                <w:rPr>
+                  <w:rFonts w:ascii="Cambria Math" w:eastAsiaTheme="minorEastAsia" w:hAnsi="Cambria Math"/>
+                  <w:lang w:bidi="fa-IR"/>
+                </w:rPr>
+                <m:t>A</m:t>
+              </m:r>
+            </m:e>
+            <m:sub>
+              <m:r>
+                <w:rPr>
+                  <w:rFonts w:ascii="Cambria Math" w:eastAsiaTheme="minorEastAsia" w:hAnsi="Cambria Math"/>
+                  <w:lang w:bidi="fa-IR"/>
+                </w:rPr>
+                <m:t>2</m:t>
+              </m:r>
+            </m:sub>
+          </m:sSub>
+          <m:r>
+            <w:rPr>
+              <w:rFonts w:ascii="Cambria Math" w:eastAsiaTheme="minorEastAsia" w:hAnsi="Cambria Math"/>
+              <w:lang w:bidi="fa-IR"/>
+            </w:rPr>
+            <m:t xml:space="preserve"> </m:t>
+          </m:r>
+          <m:sSub>
+            <m:sSubPr>
+              <m:ctrlPr>
+                <w:rPr>
+                  <w:rFonts w:ascii="Cambria Math" w:eastAsiaTheme="minorEastAsia" w:hAnsi="Cambria Math"/>
+                  <w:i/>
+                  <w:lang w:bidi="fa-IR"/>
+                </w:rPr>
+              </m:ctrlPr>
+            </m:sSubPr>
+            <m:e>
+              <m:r>
+                <w:rPr>
+                  <w:rFonts w:ascii="Cambria Math" w:eastAsiaTheme="minorEastAsia" w:hAnsi="Cambria Math"/>
+                  <w:lang w:bidi="fa-IR"/>
+                </w:rPr>
+                <m:t>A</m:t>
+              </m:r>
+            </m:e>
+            <m:sub>
+              <m:r>
+                <w:rPr>
+                  <w:rFonts w:ascii="Cambria Math" w:eastAsiaTheme="minorEastAsia" w:hAnsi="Cambria Math"/>
+                  <w:lang w:bidi="fa-IR"/>
+                </w:rPr>
+                <m:t>1</m:t>
+              </m:r>
+            </m:sub>
+          </m:sSub>
+        </m:oMath>
+      </m:oMathPara>
+    </w:p>
+    <w:p>
+      <w:pPr>
+        <w:rPr>
+          <w:rFonts w:asciiTheme="minorHAnsi" w:hAnsiTheme="minorHAnsi"/>
+          <w:rtl/>
+        </w:rPr>
+      </w:pPr>
+      <m:oMathPara>
+        <m:oMathParaPr>
+          <m:jc m:val="left"/>
+        </m:oMathParaPr>
+        <m:oMath>
+          <m:r>
+            <w:rPr>
+              <w:rFonts w:ascii="Cambria Math" w:hAnsi="Cambria Math"/>
+            </w:rPr>
+            <m:t>2)</m:t>
+          </m:r>
+          <m:sSub>
+            <m:sSubPr>
+              <m:ctrlPr>
+                <w:rPr>
+                  <w:rFonts w:ascii="Cambria Math" w:hAnsi="Cambria Math"/>
+                  <w:i/>
+                </w:rPr>
+              </m:ctrlPr>
+            </m:sSubPr>
+            <m:e>
+              <m:r>
+                <w:rPr>
+                  <w:rFonts w:ascii="Cambria Math" w:hAnsi="Cambria Math"/>
+                </w:rPr>
+                <m:t>S</m:t>
+              </m:r>
+            </m:e>
+            <m:sub>
+              <m:r>
+                <w:rPr>
+                  <w:rFonts w:ascii="Cambria Math" w:hAnsi="Cambria Math"/>
+                </w:rPr>
+                <m:t>3</m:t>
+              </m:r>
+            </m:sub>
+          </m:sSub>
+          <m:r>
+            <w:rPr>
+              <w:rFonts w:ascii="Cambria Math" w:hAnsi="Cambria Math"/>
+            </w:rPr>
+            <m:t xml:space="preserve"> </m:t>
+          </m:r>
+          <m:sSub>
+            <m:sSubPr>
+              <m:ctrlPr>
+                <w:rPr>
+                  <w:rFonts w:ascii="Cambria Math" w:hAnsi="Cambria Math"/>
+                  <w:i/>
+                </w:rPr>
+              </m:ctrlPr>
+            </m:sSubPr>
+            <m:e>
+              <m:r>
+                <w:rPr>
+                  <w:rFonts w:ascii="Cambria Math" w:hAnsi="Cambria Math"/>
+                </w:rPr>
+                <m:t>S</m:t>
+              </m:r>
+            </m:e>
+            <m:sub>
+              <m:r>
+                <w:rPr>
+                  <w:rFonts w:ascii="Cambria Math" w:hAnsi="Cambria Math"/>
+                </w:rPr>
+                <m:t>2</m:t>
+              </m:r>
+            </m:sub>
+          </m:sSub>
+          <m:r>
+            <w:rPr>
+              <w:rFonts w:ascii="Cambria Math" w:hAnsi="Cambria Math"/>
+            </w:rPr>
+            <m:t>=11</m:t>
+          </m:r>
+          <m:r>
+            <w:rPr>
+              <w:rFonts w:ascii="Cambria Math" w:hAnsi="Cambria Math"/>
+            </w:rPr>
+            <m:t>→</m:t>
+          </m:r>
+          <m:r>
+            <w:rPr>
+              <w:rFonts w:ascii="Cambria Math" w:hAnsi="Cambria Math"/>
+            </w:rPr>
+            <m:t xml:space="preserve"> </m:t>
+          </m:r>
+          <m:sSub>
+            <m:sSubPr>
+              <m:ctrlPr>
+                <w:rPr>
+                  <w:rFonts w:ascii="Cambria Math" w:hAnsi="Cambria Math"/>
+                  <w:i/>
+                </w:rPr>
+              </m:ctrlPr>
+            </m:sSubPr>
+            <m:e>
+              <m:r>
+                <w:rPr>
+                  <w:rFonts w:ascii="Cambria Math" w:hAnsi="Cambria Math"/>
+                </w:rPr>
+                <m:t>R</m:t>
+              </m:r>
+            </m:e>
+            <m:sub>
+              <m:r>
+                <w:rPr>
+                  <w:rFonts w:ascii="Cambria Math" w:hAnsi="Cambria Math"/>
+                </w:rPr>
+                <m:t>3</m:t>
+              </m:r>
+            </m:sub>
+          </m:sSub>
+          <m:r>
+            <w:rPr>
+              <w:rFonts w:ascii="Cambria Math" w:hAnsi="Cambria Math"/>
+            </w:rPr>
+            <m:t xml:space="preserve"> </m:t>
+          </m:r>
+          <m:sSub>
+            <m:sSubPr>
+              <m:ctrlPr>
+                <w:rPr>
+                  <w:rFonts w:ascii="Cambria Math" w:hAnsi="Cambria Math"/>
+                  <w:i/>
+                </w:rPr>
+              </m:ctrlPr>
+            </m:sSubPr>
+            <m:e>
+              <m:r>
+                <w:rPr>
+                  <w:rFonts w:ascii="Cambria Math" w:hAnsi="Cambria Math"/>
+                </w:rPr>
+                <m:t>R</m:t>
+              </m:r>
+            </m:e>
+            <m:sub>
+              <m:r>
+                <w:rPr>
+                  <w:rFonts w:ascii="Cambria Math" w:hAnsi="Cambria Math"/>
+                </w:rPr>
+                <m:t>2</m:t>
+              </m:r>
+            </m:sub>
+          </m:sSub>
+          <m:r>
+            <w:rPr>
+              <w:rFonts w:ascii="Cambria Math" w:hAnsi="Cambria Math"/>
+            </w:rPr>
+            <m:t xml:space="preserve"> </m:t>
+          </m:r>
+          <m:sSub>
+            <m:sSubPr>
+              <m:ctrlPr>
+                <w:rPr>
+                  <w:rFonts w:ascii="Cambria Math" w:hAnsi="Cambria Math"/>
+                  <w:i/>
+                </w:rPr>
+              </m:ctrlPr>
+            </m:sSubPr>
+            <m:e>
+              <m:r>
+                <w:rPr>
+                  <w:rFonts w:ascii="Cambria Math" w:hAnsi="Cambria Math"/>
+                </w:rPr>
+                <m:t>R</m:t>
+              </m:r>
+            </m:e>
+            <m:sub>
+              <m:r>
+                <w:rPr>
+                  <w:rFonts w:ascii="Cambria Math" w:hAnsi="Cambria Math"/>
+                </w:rPr>
+                <m:t>1</m:t>
+              </m:r>
+            </m:sub>
+          </m:sSub>
+          <m:r>
+            <w:rPr>
+              <w:rFonts w:ascii="Cambria Math" w:hAnsi="Cambria Math"/>
+            </w:rPr>
+            <m:t xml:space="preserve"> </m:t>
+          </m:r>
+          <m:sSub>
+            <m:sSubPr>
+              <m:ctrlPr>
+                <w:rPr>
+                  <w:rFonts w:ascii="Cambria Math" w:hAnsi="Cambria Math"/>
+                  <w:i/>
+                </w:rPr>
+              </m:ctrlPr>
+            </m:sSubPr>
+            <m:e>
+              <m:r>
+                <w:rPr>
+                  <w:rFonts w:ascii="Cambria Math" w:hAnsi="Cambria Math"/>
+                </w:rPr>
+                <m:t>R</m:t>
+              </m:r>
+            </m:e>
+            <m:sub>
+              <m:r>
+                <w:rPr>
+                  <w:rFonts w:ascii="Cambria Math" w:hAnsi="Cambria Math"/>
+                </w:rPr>
+                <m:t>0</m:t>
+              </m:r>
+            </m:sub>
+          </m:sSub>
+          <m:r>
+            <w:rPr>
+              <w:rFonts w:ascii="Cambria Math" w:hAnsi="Cambria Math"/>
+            </w:rPr>
+            <m:t>=</m:t>
+          </m:r>
+          <m:sSub>
+            <m:sSubPr>
+              <m:ctrlPr>
+                <w:rPr>
+                  <w:rFonts w:ascii="Cambria Math" w:hAnsi="Cambria Math"/>
+                  <w:i/>
+                </w:rPr>
+              </m:ctrlPr>
+            </m:sSubPr>
+            <m:e>
+              <m:r>
+                <w:rPr>
+                  <w:rFonts w:ascii="Cambria Math" w:hAnsi="Cambria Math"/>
+                </w:rPr>
+                <m:t>A</m:t>
+              </m:r>
+            </m:e>
+            <m:sub>
+              <m:r>
+                <w:rPr>
+                  <w:rFonts w:ascii="Cambria Math" w:hAnsi="Cambria Math"/>
+                </w:rPr>
+                <m:t>2</m:t>
+              </m:r>
+            </m:sub>
+          </m:sSub>
+          <m:r>
+            <w:rPr>
+              <w:rFonts w:ascii="Cambria Math" w:hAnsi="Cambria Math"/>
+            </w:rPr>
+            <m:t xml:space="preserve"> </m:t>
+          </m:r>
+          <m:sSub>
+            <m:sSubPr>
+              <m:ctrlPr>
+                <w:rPr>
+                  <w:rFonts w:ascii="Cambria Math" w:hAnsi="Cambria Math"/>
+                  <w:i/>
+                </w:rPr>
+              </m:ctrlPr>
+            </m:sSubPr>
+            <m:e>
+              <m:r>
+                <w:rPr>
+                  <w:rFonts w:ascii="Cambria Math" w:hAnsi="Cambria Math"/>
+                </w:rPr>
+                <m:t>A</m:t>
+              </m:r>
+            </m:e>
+            <m:sub>
+              <m:r>
+                <w:rPr>
+                  <w:rFonts w:ascii="Cambria Math" w:hAnsi="Cambria Math"/>
+                </w:rPr>
+                <m:t>1</m:t>
+              </m:r>
+            </m:sub>
+          </m:sSub>
+          <m:r>
+            <w:rPr>
+              <w:rFonts w:ascii="Cambria Math" w:hAnsi="Cambria Math"/>
+            </w:rPr>
+            <m:t xml:space="preserve"> </m:t>
+          </m:r>
+          <m:sSub>
+            <m:sSubPr>
+              <m:ctrlPr>
+                <w:rPr>
+                  <w:rFonts w:ascii="Cambria Math" w:hAnsi="Cambria Math"/>
+                  <w:i/>
+                </w:rPr>
+              </m:ctrlPr>
+            </m:sSubPr>
+            <m:e>
+              <m:r>
+                <w:rPr>
+                  <w:rFonts w:ascii="Cambria Math" w:hAnsi="Cambria Math"/>
+                </w:rPr>
+                <m:t>A</m:t>
+              </m:r>
+            </m:e>
+            <m:sub>
+              <m:r>
+                <w:rPr>
+                  <w:rFonts w:ascii="Cambria Math" w:hAnsi="Cambria Math"/>
+                </w:rPr>
+                <m:t>0</m:t>
+              </m:r>
+            </m:sub>
+          </m:sSub>
+          <m:r>
+            <w:rPr>
+              <w:rFonts w:ascii="Cambria Math" w:hAnsi="Cambria Math"/>
+            </w:rPr>
+            <m:t xml:space="preserve"> 0</m:t>
+          </m:r>
+          <m:r>
+            <w:rPr>
+              <w:rFonts w:ascii="Cambria Math" w:hAnsi="Cambria Math"/>
+            </w:rPr>
+            <m:t xml:space="preserve"> </m:t>
+          </m:r>
+        </m:oMath>
+      </m:oMathPara>
+    </w:p>
+    <w:p>
+      <w:pPr>
+        <w:bidi/>
+        <w:rPr>
+          <w:rFonts w:asciiTheme="minorHAnsi" w:eastAsia="B Yekan" w:hAnsiTheme="minorHAnsi" w:cs="B Yekan"/>
+          <w:b/>
+          <w:sz w:val="28"/>
+          <w:rtl/>
+          <w:lang w:bidi="fa-IR"/>
+        </w:rPr>
+      </w:pPr>
+      <w:r>
+        <w:rPr>
+          <w:rFonts w:asciiTheme="minorHAnsi" w:eastAsia="B Yekan" w:hAnsiTheme="minorHAnsi" w:cs="B Yekan" w:hint="cs"/>
+          <w:b/>
+          <w:sz w:val="28"/>
+          <w:rtl/>
+          <w:lang w:bidi="fa-IR"/>
+        </w:rPr>
+        <w:t>2-2-</w:t>
+      </w:r>
+      <w:r>
+        <w:rPr>
+          <w:rFonts w:asciiTheme="minorHAnsi" w:eastAsia="B Yekan" w:hAnsiTheme="minorHAnsi" w:cs="B Yekan" w:hint="cs"/>
+          <w:b/>
+          <w:sz w:val="28"/>
+          <w:rtl/>
+          <w:lang w:bidi="fa-IR"/>
+        </w:rPr>
+        <w:t>5</w:t>
+      </w:r>
+      <w:r>
+        <w:rPr>
+          <w:rFonts w:asciiTheme="minorHAnsi" w:eastAsia="B Yekan" w:hAnsiTheme="minorHAnsi" w:cs="B Yekan" w:hint="cs"/>
+          <w:b/>
+          <w:sz w:val="28"/>
+          <w:rtl/>
+          <w:lang w:bidi="fa-IR"/>
+        </w:rPr>
+        <w:t xml:space="preserve"> توضیح طرز کار بخش </w:t>
+      </w:r>
+      <w:r>
+        <w:rPr>
+          <w:rFonts w:asciiTheme="minorHAnsi" w:eastAsia="B Yekan" w:hAnsiTheme="minorHAnsi" w:cs="B Yekan" w:hint="cs"/>
+          <w:b/>
+          <w:sz w:val="28"/>
+          <w:rtl/>
+          <w:lang w:bidi="fa-IR"/>
+        </w:rPr>
+        <w:t>انتخاب نهایی جواب</w:t>
+      </w:r>
+      <w:r>
+        <w:rPr>
+          <w:rFonts w:asciiTheme="minorHAnsi" w:eastAsia="B Yekan" w:hAnsiTheme="minorHAnsi" w:cs="B Yekan" w:hint="cs"/>
+          <w:b/>
+          <w:sz w:val="28"/>
+          <w:rtl/>
+          <w:lang w:bidi="fa-IR"/>
+        </w:rPr>
+        <w:t xml:space="preserve"> مدار:</w:t>
+      </w:r>
+    </w:p>
+    <w:p>
+      <w:pPr>
+        <w:bidi/>
+        <w:spacing w:after="60" w:line="276" w:lineRule="auto"/>
+        <w:rPr>
+          <w:rFonts w:asciiTheme="minorHAnsi" w:hAnsiTheme="minorHAnsi" w:hint="cs"/>
+          <w:rtl/>
+          <w:lang w:bidi="fa-IR"/>
+        </w:rPr>
+      </w:pPr>
+      <w:r>
+        <w:rPr>
+          <w:rFonts w:hint="cs"/>
+          <w:rtl/>
+          <w:lang w:bidi="fa-IR"/>
+        </w:rPr>
+        <w:t xml:space="preserve">در نهایت خروجی های بخش محاسباتی و منطقی و شیفت به چهار مالتی پلکسر 4 در 1 متصل می شوند که بیت کنترلی همه آنها به </w:t>
+      </w:r>
+      <w:r>
+        <w:rPr>
+          <w:rFonts w:asciiTheme="minorHAnsi" w:hAnsiTheme="minorHAnsi"/>
+          <w:lang w:bidi="fa-IR"/>
+        </w:rPr>
+        <w:t>S3S2</w:t>
+      </w:r>
+      <w:r>
+        <w:rPr>
+          <w:rFonts w:asciiTheme="minorHAnsi" w:hAnsiTheme="minorHAnsi" w:hint="cs"/>
+          <w:rtl/>
+          <w:lang w:bidi="fa-IR"/>
+        </w:rPr>
+        <w:t xml:space="preserve"> متصل هستند و این بیت ها خروجی نهایی را کنترل می کنند </w:t>
+      </w:r>
+      <w:r>
+        <w:rPr>
+          <w:rFonts w:asciiTheme="minorHAnsi" w:hAnsiTheme="minorHAnsi" w:hint="cs"/>
+          <w:rtl/>
+          <w:lang w:bidi="fa-IR"/>
+        </w:rPr>
+        <w:t>(معادله سوم</w:t>
+      </w:r>
+      <w:r>
+        <w:rPr>
+          <w:rFonts w:asciiTheme="minorHAnsi" w:hAnsiTheme="minorHAnsi"/>
+          <w:lang w:bidi="fa-IR"/>
+        </w:rPr>
+        <w:t xml:space="preserve"> </w:t>
+      </w:r>
+      <w:r>
+        <w:rPr>
+          <w:rFonts w:asciiTheme="minorHAnsi" w:hAnsiTheme="minorHAnsi" w:hint="cs"/>
+          <w:rtl/>
+          <w:lang w:bidi="fa-IR"/>
+        </w:rPr>
+        <w:t xml:space="preserve">شیفت به راست و معادله چهارم شیفت به چپ است ) </w:t>
+      </w:r>
+      <w:r>
+        <w:rPr>
+          <w:rFonts w:asciiTheme="minorHAnsi" w:hAnsiTheme="minorHAnsi" w:hint="cs"/>
+          <w:rtl/>
+          <w:lang w:bidi="fa-IR"/>
+        </w:rPr>
+        <w:t>:</w:t>
+      </w:r>
+      <w:r>
+        <w:rPr>
+          <w:rFonts w:asciiTheme="minorHAnsi" w:hAnsiTheme="minorHAnsi"/>
+          <w:rtl/>
+          <w:lang w:bidi="fa-IR"/>
+        </w:rPr>
+        <w:br/>
+      </w:r>
+      <m:oMathPara>
+        <m:oMathParaPr>
+          <m:jc m:val="left"/>
+        </m:oMathParaPr>
+        <m:oMath>
+          <m:sSub>
+            <m:sSubPr>
+              <m:ctrlPr>
+                <w:rPr>
+                  <w:rFonts w:ascii="Cambria Math" w:hAnsi="Cambria Math"/>
+                  <w:i/>
+                  <w:lang w:bidi="fa-IR"/>
+                </w:rPr>
+              </m:ctrlPr>
+            </m:sSubPr>
+            <m:e>
+              <m:r>
+                <w:rPr>
+                  <w:rFonts w:ascii="Cambria Math" w:hAnsi="Cambria Math"/>
+                  <w:lang w:bidi="fa-IR"/>
+                </w:rPr>
+                <m:t>S</m:t>
+              </m:r>
+            </m:e>
+            <m:sub>
+              <m:r>
+                <w:rPr>
+                  <w:rFonts w:ascii="Cambria Math" w:hAnsi="Cambria Math"/>
+                  <w:lang w:bidi="fa-IR"/>
+                </w:rPr>
+                <m:t>3</m:t>
+              </m:r>
+            </m:sub>
+          </m:sSub>
+          <m:sSub>
+            <m:sSubPr>
+              <m:ctrlPr>
+                <w:rPr>
+                  <w:rFonts w:ascii="Cambria Math" w:hAnsi="Cambria Math"/>
+                  <w:i/>
+                  <w:lang w:bidi="fa-IR"/>
+                </w:rPr>
+              </m:ctrlPr>
+            </m:sSubPr>
+            <m:e>
+              <m:r>
+                <w:rPr>
+                  <w:rFonts w:ascii="Cambria Math" w:hAnsi="Cambria Math"/>
+                  <w:lang w:bidi="fa-IR"/>
+                </w:rPr>
+                <m:t>S</m:t>
+              </m:r>
+            </m:e>
+            <m:sub>
+              <m:r>
+                <w:rPr>
+                  <w:rFonts w:ascii="Cambria Math" w:hAnsi="Cambria Math"/>
+                  <w:lang w:bidi="fa-IR"/>
+                </w:rPr>
+                <m:t>2</m:t>
+              </m:r>
+            </m:sub>
+          </m:sSub>
+          <m:r>
+            <w:rPr>
+              <w:rFonts w:ascii="Cambria Math" w:hAnsi="Cambria Math"/>
+              <w:lang w:bidi="fa-IR"/>
+            </w:rPr>
+            <m:t>=00</m:t>
+          </m:r>
+          <m:r>
+            <w:rPr>
+              <w:rFonts w:ascii="Cambria Math" w:hAnsi="Cambria Math"/>
+              <w:lang w:bidi="fa-IR"/>
+            </w:rPr>
+            <m:t>→</m:t>
+          </m:r>
+          <m:r>
+            <w:rPr>
+              <w:rFonts w:ascii="Cambria Math" w:hAnsi="Cambria Math"/>
+              <w:lang w:bidi="fa-IR"/>
+            </w:rPr>
+            <m:t xml:space="preserve"> </m:t>
+          </m:r>
+          <m:sSub>
+            <m:sSubPr>
+              <m:ctrlPr>
+                <w:rPr>
+                  <w:rFonts w:ascii="Cambria Math" w:hAnsi="Cambria Math"/>
+                  <w:i/>
+                  <w:lang w:bidi="fa-IR"/>
+                </w:rPr>
+              </m:ctrlPr>
+            </m:sSubPr>
+            <m:e>
+              <m:r>
+                <w:rPr>
+                  <w:rFonts w:ascii="Cambria Math" w:hAnsi="Cambria Math"/>
+                  <w:lang w:bidi="fa-IR"/>
+                </w:rPr>
+                <m:t>F</m:t>
+              </m:r>
+            </m:e>
+            <m:sub>
+              <m:r>
+                <w:rPr>
+                  <w:rFonts w:ascii="Cambria Math" w:hAnsi="Cambria Math"/>
+                  <w:lang w:bidi="fa-IR"/>
+                </w:rPr>
+                <m:t>i</m:t>
+              </m:r>
+            </m:sub>
+          </m:sSub>
+          <m:r>
+            <w:rPr>
+              <w:rFonts w:ascii="Cambria Math" w:hAnsi="Cambria Math"/>
+              <w:lang w:bidi="fa-IR"/>
+            </w:rPr>
+            <m:t>=</m:t>
+          </m:r>
+          <m:sSub>
+            <m:sSubPr>
+              <m:ctrlPr>
+                <w:rPr>
+                  <w:rFonts w:ascii="Cambria Math" w:hAnsi="Cambria Math"/>
+                  <w:i/>
+                  <w:lang w:bidi="fa-IR"/>
+                </w:rPr>
+              </m:ctrlPr>
+            </m:sSubPr>
+            <m:e>
+              <m:r>
+                <w:rPr>
+                  <w:rFonts w:ascii="Cambria Math" w:hAnsi="Cambria Math"/>
+                  <w:lang w:bidi="fa-IR"/>
+                </w:rPr>
+                <m:t>F</m:t>
+              </m:r>
+            </m:e>
+            <m:sub>
+              <m:r>
+                <w:rPr>
+                  <w:rFonts w:ascii="Cambria Math" w:hAnsi="Cambria Math"/>
+                  <w:lang w:bidi="fa-IR"/>
+                </w:rPr>
+                <m:t>Arithmetic</m:t>
+              </m:r>
+            </m:sub>
+          </m:sSub>
+        </m:oMath>
+      </m:oMathPara>
+    </w:p>
+    <w:p>
+      <w:pPr>
+        <w:rPr>
+          <w:rtl/>
+        </w:rPr>
+      </w:pPr>
+      <m:oMathPara>
+        <m:oMathParaPr>
+          <m:jc m:val="left"/>
+        </m:oMathParaPr>
+        <m:oMath>
+          <m:sSub>
+            <m:sSubPr>
+              <m:ctrlPr>
+                <w:rPr>
+                  <w:rFonts w:ascii="Cambria Math" w:hAnsi="Cambria Math"/>
+                  <w:i/>
+                </w:rPr>
+              </m:ctrlPr>
+            </m:sSubPr>
+            <m:e>
+              <m:r>
+                <w:rPr>
+                  <w:rFonts w:ascii="Cambria Math" w:hAnsi="Cambria Math"/>
+                </w:rPr>
+                <m:t>S</m:t>
+              </m:r>
+            </m:e>
+            <m:sub>
+              <m:r>
+                <w:rPr>
+                  <w:rFonts w:ascii="Cambria Math" w:hAnsi="Cambria Math"/>
+                </w:rPr>
+                <m:t>3</m:t>
+              </m:r>
+            </m:sub>
+          </m:sSub>
+          <m:r>
+            <w:rPr>
+              <w:rFonts w:ascii="Cambria Math" w:hAnsi="Cambria Math"/>
+            </w:rPr>
+            <m:t xml:space="preserve"> </m:t>
+          </m:r>
+          <m:sSub>
+            <m:sSubPr>
+              <m:ctrlPr>
+                <w:rPr>
+                  <w:rFonts w:ascii="Cambria Math" w:hAnsi="Cambria Math"/>
+                  <w:i/>
+                </w:rPr>
+              </m:ctrlPr>
+            </m:sSubPr>
+            <m:e>
+              <m:r>
+                <w:rPr>
+                  <w:rFonts w:ascii="Cambria Math" w:hAnsi="Cambria Math"/>
+                </w:rPr>
+                <m:t>S</m:t>
+              </m:r>
+            </m:e>
+            <m:sub>
+              <m:r>
+                <w:rPr>
+                  <w:rFonts w:ascii="Cambria Math" w:hAnsi="Cambria Math"/>
+                </w:rPr>
+                <m:t>2</m:t>
+              </m:r>
+            </m:sub>
+          </m:sSub>
+          <m:r>
+            <w:rPr>
+              <w:rFonts w:ascii="Cambria Math" w:hAnsi="Cambria Math"/>
+            </w:rPr>
+            <m:t>=01</m:t>
+          </m:r>
+          <m:r>
+            <w:rPr>
+              <w:rFonts w:ascii="Cambria Math" w:hAnsi="Cambria Math"/>
+            </w:rPr>
+            <m:t>→</m:t>
+          </m:r>
+          <m:r>
+            <w:rPr>
+              <w:rFonts w:ascii="Cambria Math" w:hAnsi="Cambria Math"/>
+            </w:rPr>
+            <m:t xml:space="preserve"> </m:t>
+          </m:r>
+          <m:sSub>
+            <m:sSubPr>
+              <m:ctrlPr>
+                <w:rPr>
+                  <w:rFonts w:ascii="Cambria Math" w:hAnsi="Cambria Math"/>
+                  <w:i/>
+                </w:rPr>
+              </m:ctrlPr>
+            </m:sSubPr>
+            <m:e>
+              <m:r>
+                <w:rPr>
+                  <w:rFonts w:ascii="Cambria Math" w:hAnsi="Cambria Math"/>
+                </w:rPr>
+                <m:t>F</m:t>
+              </m:r>
+            </m:e>
+            <m:sub>
+              <m:r>
+                <w:rPr>
+                  <w:rFonts w:ascii="Cambria Math" w:hAnsi="Cambria Math"/>
+                </w:rPr>
+                <m:t>i</m:t>
+              </m:r>
+            </m:sub>
+          </m:sSub>
+          <m:r>
+            <w:rPr>
+              <w:rFonts w:ascii="Cambria Math" w:hAnsi="Cambria Math"/>
+            </w:rPr>
+            <m:t>=</m:t>
+          </m:r>
+          <m:sSub>
+            <m:sSubPr>
+              <m:ctrlPr>
+                <w:rPr>
+                  <w:rFonts w:ascii="Cambria Math" w:hAnsi="Cambria Math"/>
+                  <w:i/>
+                </w:rPr>
+              </m:ctrlPr>
+            </m:sSubPr>
+            <m:e>
+              <m:r>
+                <w:rPr>
+                  <w:rFonts w:ascii="Cambria Math" w:hAnsi="Cambria Math"/>
+                </w:rPr>
+                <m:t>L</m:t>
+              </m:r>
+            </m:e>
+            <m:sub>
+              <m:r>
+                <w:rPr>
+                  <w:rFonts w:ascii="Cambria Math" w:hAnsi="Cambria Math"/>
+                </w:rPr>
+                <m:t>i</m:t>
+              </m:r>
+            </m:sub>
+          </m:sSub>
+        </m:oMath>
+      </m:oMathPara>
+    </w:p>
+    <w:p>
+      <w:pPr>
+        <w:rPr>
+          <w:rFonts w:eastAsiaTheme="minorEastAsia"/>
+          <w:rtl/>
+        </w:rPr>
+      </w:pPr>
+      <m:oMathPara>
+        <m:oMathParaPr>
+          <m:jc m:val="left"/>
+        </m:oMathParaPr>
+        <m:oMath>
+          <m:sSub>
+            <m:sSubPr>
+              <m:ctrlPr>
+                <w:rPr>
+                  <w:rFonts w:ascii="Cambria Math" w:hAnsi="Cambria Math"/>
+                  <w:i/>
+                </w:rPr>
+              </m:ctrlPr>
+            </m:sSubPr>
+            <m:e>
+              <m:r>
+                <w:rPr>
+                  <w:rFonts w:ascii="Cambria Math" w:hAnsi="Cambria Math"/>
+                </w:rPr>
+                <m:t>S</m:t>
+              </m:r>
+            </m:e>
+            <m:sub>
+              <m:r>
+                <w:rPr>
+                  <w:rFonts w:ascii="Cambria Math" w:hAnsi="Cambria Math"/>
+                </w:rPr>
+                <m:t>3</m:t>
+              </m:r>
+            </m:sub>
+          </m:sSub>
+          <m:r>
+            <w:rPr>
+              <w:rFonts w:ascii="Cambria Math" w:hAnsi="Cambria Math"/>
+            </w:rPr>
+            <m:t xml:space="preserve"> </m:t>
+          </m:r>
+          <m:sSub>
+            <m:sSubPr>
+              <m:ctrlPr>
+                <w:rPr>
+                  <w:rFonts w:ascii="Cambria Math" w:hAnsi="Cambria Math"/>
+                  <w:i/>
+                </w:rPr>
+              </m:ctrlPr>
+            </m:sSubPr>
+            <m:e>
+              <m:r>
+                <w:rPr>
+                  <w:rFonts w:ascii="Cambria Math" w:hAnsi="Cambria Math"/>
+                </w:rPr>
+                <m:t>S</m:t>
+              </m:r>
+            </m:e>
+            <m:sub>
+              <m:r>
+                <w:rPr>
+                  <w:rFonts w:ascii="Cambria Math" w:hAnsi="Cambria Math"/>
+                </w:rPr>
+                <m:t>2</m:t>
+              </m:r>
+            </m:sub>
+          </m:sSub>
+          <m:r>
+            <w:rPr>
+              <w:rFonts w:ascii="Cambria Math" w:hAnsi="Cambria Math"/>
+            </w:rPr>
+            <m:t>=10</m:t>
+          </m:r>
+          <m:r>
+            <w:rPr>
+              <w:rFonts w:ascii="Cambria Math" w:hAnsi="Cambria Math"/>
+            </w:rPr>
+            <m:t>→</m:t>
+          </m:r>
+          <m:r>
+            <w:rPr>
+              <w:rFonts w:ascii="Cambria Math" w:hAnsi="Cambria Math"/>
+            </w:rPr>
+            <m:t xml:space="preserve"> </m:t>
+          </m:r>
+          <m:sSub>
+            <m:sSubPr>
+              <m:ctrlPr>
+                <w:rPr>
+                  <w:rFonts w:ascii="Cambria Math" w:hAnsi="Cambria Math"/>
+                  <w:i/>
+                </w:rPr>
+              </m:ctrlPr>
+            </m:sSubPr>
+            <m:e>
+              <m:r>
+                <w:rPr>
+                  <w:rFonts w:ascii="Cambria Math" w:hAnsi="Cambria Math"/>
+                </w:rPr>
+                <m:t>F</m:t>
+              </m:r>
+            </m:e>
+            <m:sub>
+              <m:r>
+                <w:rPr>
+                  <w:rFonts w:ascii="Cambria Math" w:hAnsi="Cambria Math"/>
+                </w:rPr>
+                <m:t>i</m:t>
+              </m:r>
+            </m:sub>
+          </m:sSub>
+          <m:r>
+            <w:rPr>
+              <w:rFonts w:ascii="Cambria Math" w:hAnsi="Cambria Math"/>
+            </w:rPr>
+            <m:t>=</m:t>
+          </m:r>
+          <m:sSub>
+            <m:sSubPr>
+              <m:ctrlPr>
+                <w:rPr>
+                  <w:rFonts w:ascii="Cambria Math" w:hAnsi="Cambria Math"/>
+                  <w:i/>
+                </w:rPr>
+              </m:ctrlPr>
+            </m:sSubPr>
+            <m:e>
+              <m:r>
+                <w:rPr>
+                  <w:rFonts w:ascii="Cambria Math" w:hAnsi="Cambria Math"/>
+                </w:rPr>
+                <m:t>R</m:t>
+              </m:r>
+            </m:e>
+            <m:sub>
+              <m:r>
+                <w:rPr>
+                  <w:rFonts w:ascii="Cambria Math" w:hAnsi="Cambria Math"/>
+                </w:rPr>
+                <m:t>i</m:t>
+              </m:r>
+            </m:sub>
+          </m:sSub>
+        </m:oMath>
+      </m:oMathPara>
+    </w:p>
+    <w:p>
+      <w:pPr>
+        <w:rPr>
+          <w:rFonts w:asciiTheme="minorHAnsi" w:eastAsiaTheme="minorEastAsia" w:hAnsiTheme="minorHAnsi"/>
+        </w:rPr>
+      </w:pPr>
+      <m:oMathPara>
+        <m:oMathParaPr>
+          <m:jc m:val="left"/>
+        </m:oMathParaPr>
+        <m:oMath>
+          <m:sSub>
+            <m:sSubPr>
+              <m:ctrlPr>
+                <w:rPr>
+                  <w:rFonts w:ascii="Cambria Math" w:hAnsi="Cambria Math"/>
+                  <w:i/>
+                </w:rPr>
+              </m:ctrlPr>
+            </m:sSubPr>
+            <m:e>
+              <m:r>
+                <w:rPr>
+                  <w:rFonts w:ascii="Cambria Math" w:hAnsi="Cambria Math"/>
+                </w:rPr>
+                <m:t>S</m:t>
+              </m:r>
+            </m:e>
+            <m:sub>
+              <m:r>
+                <w:rPr>
+                  <w:rFonts w:ascii="Cambria Math" w:hAnsi="Cambria Math"/>
+                </w:rPr>
+                <m:t>3</m:t>
+              </m:r>
+            </m:sub>
+          </m:sSub>
+          <m:r>
+            <w:rPr>
+              <w:rFonts w:ascii="Cambria Math" w:hAnsi="Cambria Math"/>
+            </w:rPr>
+            <m:t xml:space="preserve"> </m:t>
+          </m:r>
+          <m:sSub>
+            <m:sSubPr>
+              <m:ctrlPr>
+                <w:rPr>
+                  <w:rFonts w:ascii="Cambria Math" w:hAnsi="Cambria Math"/>
+                  <w:i/>
+                </w:rPr>
+              </m:ctrlPr>
+            </m:sSubPr>
+            <m:e>
+              <m:r>
+                <w:rPr>
+                  <w:rFonts w:ascii="Cambria Math" w:hAnsi="Cambria Math"/>
+                </w:rPr>
+                <m:t>S</m:t>
+              </m:r>
+            </m:e>
+            <m:sub>
+              <m:r>
+                <w:rPr>
+                  <w:rFonts w:ascii="Cambria Math" w:hAnsi="Cambria Math"/>
+                </w:rPr>
+                <m:t>2</m:t>
+              </m:r>
+            </m:sub>
+          </m:sSub>
+          <m:r>
+            <w:rPr>
+              <w:rFonts w:ascii="Cambria Math" w:hAnsi="Cambria Math"/>
+            </w:rPr>
+            <m:t>=11</m:t>
+          </m:r>
+          <m:r>
+            <w:rPr>
+              <w:rFonts w:ascii="Cambria Math" w:hAnsi="Cambria Math"/>
+            </w:rPr>
+            <m:t>→</m:t>
+          </m:r>
+          <m:r>
+            <w:rPr>
+              <w:rFonts w:ascii="Cambria Math" w:hAnsi="Cambria Math"/>
+            </w:rPr>
+            <m:t xml:space="preserve"> </m:t>
+          </m:r>
+          <m:sSub>
+            <m:sSubPr>
+              <m:ctrlPr>
+                <w:rPr>
+                  <w:rFonts w:ascii="Cambria Math" w:hAnsi="Cambria Math"/>
+                  <w:i/>
+                </w:rPr>
+              </m:ctrlPr>
+            </m:sSubPr>
+            <m:e>
+              <m:r>
+                <w:rPr>
+                  <w:rFonts w:ascii="Cambria Math" w:hAnsi="Cambria Math"/>
+                </w:rPr>
+                <m:t>F</m:t>
+              </m:r>
+            </m:e>
+            <m:sub>
+              <m:r>
+                <w:rPr>
+                  <w:rFonts w:ascii="Cambria Math" w:hAnsi="Cambria Math"/>
+                </w:rPr>
+                <m:t>i</m:t>
+              </m:r>
+            </m:sub>
+          </m:sSub>
+          <m:r>
+            <w:rPr>
+              <w:rFonts w:ascii="Cambria Math" w:hAnsi="Cambria Math"/>
+            </w:rPr>
+            <m:t>=</m:t>
+          </m:r>
+          <m:sSub>
+            <m:sSubPr>
+              <m:ctrlPr>
+                <w:rPr>
+                  <w:rFonts w:ascii="Cambria Math" w:hAnsi="Cambria Math"/>
+                  <w:i/>
+                </w:rPr>
+              </m:ctrlPr>
+            </m:sSubPr>
+            <m:e>
+              <m:r>
+                <w:rPr>
+                  <w:rFonts w:ascii="Cambria Math" w:hAnsi="Cambria Math"/>
+                </w:rPr>
+                <m:t>R</m:t>
+              </m:r>
+            </m:e>
+            <m:sub>
+              <m:r>
+                <w:rPr>
+                  <w:rFonts w:ascii="Cambria Math" w:hAnsi="Cambria Math"/>
+                </w:rPr>
+                <m:t>i</m:t>
+              </m:r>
+            </m:sub>
+          </m:sSub>
+        </m:oMath>
+      </m:oMathPara>
+    </w:p>
+    <w:p>
+      <w:pPr>
+        <w:jc w:val="right"/>
+        <w:rPr>
+          <w:rFonts w:asciiTheme="minorHAnsi" w:hAnsiTheme="minorHAnsi"/>
+          <w:rtl/>
+          <w:lang w:bidi="fa-IR"/>
+        </w:rPr>
+      </w:pPr>
+      <w:r>
+        <w:rPr>
+          <w:rFonts w:asciiTheme="minorHAnsi" w:hAnsiTheme="minorHAnsi" w:hint="cs"/>
+          <w:rtl/>
+          <w:lang w:bidi="fa-IR"/>
+        </w:rPr>
+        <w:t>در نهایت با توجه به این معادلات خروجی مورد نظر انتخاب می شود. شکل نهایی مدار در زیر مشخص است :</w:t>
+      </w:r>
+    </w:p>
+    <w:p>
+      <w:pPr>
+        <w:keepNext/>
+        <w:jc w:val="center"/>
+      </w:pPr>
+      <w:r>
+        <w:rPr>
+          <w:rFonts w:asciiTheme="minorHAnsi" w:hAnsiTheme="minorHAnsi"/>
+          <w:lang w:bidi="fa-IR"/>
+        </w:rPr>
+        <w:drawing>
+          <wp:inline distT="0" distB="0" distL="0" distR="0" wp14:anchorId="1F34D505" wp14:editId="3DC034B1">
+            <wp:extent cx="1308794" cy="3331029"/>
+            <wp:effectExtent l="0" t="0" r="5715" b="3175"/>
+            <wp:docPr id="229307343" name="Picture 1"/>
+            <wp:cNvGraphicFramePr>
+              <a:graphicFrameLocks xmlns:a="http://schemas.openxmlformats.org/drawingml/2006/main" noChangeAspect="1"/>
+            </wp:cNvGraphicFramePr>
+            <a:graphic xmlns:a="http://schemas.openxmlformats.org/drawingml/2006/main">
+              <a:graphicData uri="http://schemas.openxmlformats.org/drawingml/2006/picture">
+                <pic:pic xmlns:pic="http://schemas.openxmlformats.org/drawingml/2006/picture">
+                  <pic:nvPicPr>
+                    <pic:cNvPr id="229307343" name=""/>
+                    <pic:cNvPicPr/>
+                  </pic:nvPicPr>
+                  <pic:blipFill>
+                    <a:blip r:embed="rId12"/>
+                    <a:stretch>
+                      <a:fillRect/>
+                    </a:stretch>
+                  </pic:blipFill>
+                  <pic:spPr>
+                    <a:xfrm>
+                      <a:off x="0" y="0"/>
+                      <a:ext cx="1313234" cy="3342329"/>
+                    </a:xfrm>
+                    <a:prstGeom prst="rect">
+                      <a:avLst/>
+                    </a:prstGeom>
+                  </pic:spPr>
+                </pic:pic>
+              </a:graphicData>
+            </a:graphic>
+          </wp:inline>
+        </w:drawing>
+      </w:r>
+    </w:p>
+    <w:p>
+      <w:pPr>
+        <w:pStyle w:val="Caption"/>
+        <w:jc w:val="center"/>
+        <w:rPr>
+          <w:rFonts w:asciiTheme="minorHAnsi" w:hAnsiTheme="minorHAnsi"/>
+          <w:rtl/>
+          <w:lang w:bidi="fa-IR"/>
+        </w:rPr>
+      </w:pPr>
+      <w:r>
+        <w:rPr>
+          <w:rFonts w:hint="cs"/>
+          <w:rtl/>
+          <w:lang w:bidi="fa-IR"/>
+        </w:rPr>
+        <w:t>بخش کنترلی نهایی مدار</w:t>
+      </w:r>
+    </w:p>
+    <w:p>
+      <w:pPr>
+        <w:keepNext/>
+        <w:jc w:val="center"/>
+      </w:pPr>
+      <w:r>
+        <w:rPr>
+          <w:rFonts w:asciiTheme="minorHAnsi" w:hAnsiTheme="minorHAnsi"/>
+          <w:lang w:bidi="fa-IR"/>
+        </w:rPr>
+        <w:lastRenderedPageBreak/>
+        <w:drawing>
+          <wp:inline distT="0" distB="0" distL="0" distR="0" wp14:anchorId="7FDAEB36" wp14:editId="06751F94">
+            <wp:extent cx="6268849" cy="7416800"/>
+            <wp:effectExtent l="0" t="0" r="0" b="0"/>
+            <wp:docPr id="1928854853" name="Picture 1"/>
+            <wp:cNvGraphicFramePr>
+              <a:graphicFrameLocks xmlns:a="http://schemas.openxmlformats.org/drawingml/2006/main" noChangeAspect="1"/>
+            </wp:cNvGraphicFramePr>
+            <a:graphic xmlns:a="http://schemas.openxmlformats.org/drawingml/2006/main">
+              <a:graphicData uri="http://schemas.openxmlformats.org/drawingml/2006/picture">
+                <pic:pic xmlns:pic="http://schemas.openxmlformats.org/drawingml/2006/picture">
+                  <pic:nvPicPr>
+                    <pic:cNvPr id="1928854853" name=""/>
+                    <pic:cNvPicPr/>
+                  </pic:nvPicPr>
+                  <pic:blipFill>
+                    <a:blip r:embed="rId13"/>
+                    <a:stretch>
+                      <a:fillRect/>
+                    </a:stretch>
+                  </pic:blipFill>
+                  <pic:spPr>
+                    <a:xfrm>
+                      <a:off x="0" y="0"/>
+                      <a:ext cx="6280484" cy="7430566"/>
+                    </a:xfrm>
+                    <a:prstGeom prst="rect">
+                      <a:avLst/>
+                    </a:prstGeom>
+                  </pic:spPr>
+                </pic:pic>
+              </a:graphicData>
+            </a:graphic>
+          </wp:inline>
+        </w:drawing>
+      </w:r>
+    </w:p>
+    <w:p>
+      <w:pPr>
+        <w:pStyle w:val="Caption"/>
+        <w:jc w:val="center"/>
+        <w:rPr>
+          <w:rFonts w:asciiTheme="minorHAnsi" w:hAnsiTheme="minorHAnsi" w:hint="cs"/>
+          <w:rtl/>
+          <w:lang w:bidi="fa-IR"/>
+        </w:rPr>
+      </w:pPr>
+      <w:r>
+        <w:rPr>
+          <w:rFonts w:hint="cs"/>
+          <w:rtl/>
+          <w:lang w:bidi="fa-IR"/>
+        </w:rPr>
+        <w:t>شکل 2.4 شکل نهایی مدار تکمیل شده</w:t>
+      </w:r>
     </w:p>
     <w:sectPr>
-      <w:headerReference w:type="even" r:id="rId9"/>
-      <w:headerReference w:type="default" r:id="rId10"/>
-      <w:headerReference w:type="first" r:id="rId11"/>
+      <w:headerReference w:type="even" r:id="rId14"/>
+      <w:headerReference w:type="default" r:id="rId15"/>
+      <w:headerReference w:type="first" r:id="rId16"/>
       <w:pgSz w:w="12240" w:h="15840"/>
       <w:pgMar w:top="1440" w:right="1440" w:bottom="1440" w:left="1440" w:header="720" w:footer="720" w:gutter="0"/>
       <w:pgBorders w:offsetFrom="page">
@@ -604,7 +5719,7 @@
           <w:pPr>
             <w:jc w:val="right"/>
             <w:rPr>
-              <w:rFonts w:cs="B Yekan" w:hint="cs"/>
+              <w:rFonts w:cs="B Yekan"/>
               <w:sz w:val="20"/>
               <w:szCs w:val="20"/>
               <w:rtl/>
@@ -2032,7 +7147,6 @@
   <w:style w:type="character" w:default="1" w:styleId="DefaultParagraphFont">
     <w:name w:val="Default Paragraph Font"/>
     <w:uiPriority w:val="1"/>
-    <w:semiHidden/>
     <w:unhideWhenUsed/>
   </w:style>
   <w:style w:type="table" w:default="1" w:styleId="TableNormal">

--- a/Az5/GozAz5.docx
+++ b/Az5/GozAz5.docx
@@ -18,7 +18,7 @@
           <w:szCs w:val="48"/>
         </w:rPr>
         <w:drawing>
-          <wp:inline distT="0" distB="0" distL="0" distR="0" wp14:anchorId="55C0CFEE" wp14:editId="2CCFB0BA">
+          <wp:inline distT="0" distB="0" distL="0" distR="0" wp14:anchorId="55C0CFEE" wp14:editId="46AAB478">
             <wp:extent cx="1045634" cy="1045634"/>
             <wp:effectExtent l="0" t="0" r="2540" b="2540"/>
             <wp:docPr id="1059743664" name="Picture 2"/>
@@ -309,470 +309,66 @@
     </w:p>
     <w:p>
       <w:pPr>
+        <w:keepNext/>
         <w:bidi/>
-        <w:rPr>
-          <w:rFonts w:asciiTheme="minorHAnsi" w:eastAsia="B Yekan" w:hAnsiTheme="minorHAnsi" w:cs="B Yekan"/>
-          <w:b/>
-          <w:sz w:val="28"/>
-          <w:szCs w:val="28"/>
-          <w:rtl/>
-          <w:lang w:bidi="fa-IR"/>
-        </w:rPr>
-      </w:pPr>
-      <w:r>
-        <w:rPr>
-          <w:rFonts w:asciiTheme="minorHAnsi" w:eastAsia="B Yekan" w:hAnsiTheme="minorHAnsi" w:cs="B Yekan" w:hint="cs"/>
-          <w:b/>
-          <w:sz w:val="28"/>
-          <w:szCs w:val="28"/>
-          <w:rtl/>
-          <w:lang w:bidi="fa-IR"/>
-        </w:rPr>
-        <w:t>2.</w:t>
-      </w:r>
-      <w:r>
-        <w:rPr>
-          <w:rFonts w:asciiTheme="minorHAnsi" w:eastAsia="B Yekan" w:hAnsiTheme="minorHAnsi" w:cs="B Yekan" w:hint="cs"/>
-          <w:b/>
-          <w:sz w:val="28"/>
-          <w:szCs w:val="28"/>
-          <w:rtl/>
-          <w:lang w:bidi="fa-IR"/>
-        </w:rPr>
-        <w:t>2</w:t>
-      </w:r>
-      <w:r>
-        <w:rPr>
-          <w:rFonts w:asciiTheme="minorHAnsi" w:eastAsia="B Yekan" w:hAnsiTheme="minorHAnsi" w:cs="B Yekan" w:hint="cs"/>
-          <w:b/>
-          <w:sz w:val="28"/>
-          <w:szCs w:val="28"/>
-          <w:rtl/>
-          <w:lang w:bidi="fa-IR"/>
-        </w:rPr>
-        <w:t xml:space="preserve"> </w:t>
-      </w:r>
-      <w:r>
-        <w:rPr>
-          <w:rFonts w:ascii="Arial" w:eastAsia="B Yekan" w:hAnsi="Arial" w:cs="Arial" w:hint="cs"/>
-          <w:b/>
-          <w:sz w:val="28"/>
-          <w:szCs w:val="28"/>
-          <w:rtl/>
-          <w:lang w:bidi="fa-IR"/>
-        </w:rPr>
-        <w:t>–</w:t>
-      </w:r>
-      <w:r>
-        <w:rPr>
-          <w:rFonts w:asciiTheme="minorHAnsi" w:eastAsia="B Yekan" w:hAnsiTheme="minorHAnsi" w:cs="B Yekan" w:hint="cs"/>
-          <w:b/>
-          <w:sz w:val="28"/>
-          <w:szCs w:val="28"/>
-          <w:rtl/>
-          <w:lang w:bidi="fa-IR"/>
-        </w:rPr>
-        <w:t xml:space="preserve"> ساخت</w:t>
-      </w:r>
-      <w:r>
-        <w:rPr>
-          <w:rFonts w:asciiTheme="minorHAnsi" w:eastAsia="B Yekan" w:hAnsiTheme="minorHAnsi" w:cs="B Yekan" w:hint="cs"/>
-          <w:b/>
-          <w:sz w:val="28"/>
-          <w:szCs w:val="28"/>
-          <w:rtl/>
-          <w:lang w:bidi="fa-IR"/>
-        </w:rPr>
-        <w:t xml:space="preserve"> </w:t>
-      </w:r>
-      <w:r>
-        <w:rPr>
-          <w:rFonts w:asciiTheme="minorHAnsi" w:eastAsia="B Yekan" w:hAnsiTheme="minorHAnsi" w:cs="B Yekan" w:hint="cs"/>
-          <w:b/>
-          <w:sz w:val="28"/>
-          <w:szCs w:val="28"/>
-          <w:rtl/>
-          <w:lang w:bidi="fa-IR"/>
-        </w:rPr>
-        <w:t xml:space="preserve">مدار داخلی </w:t>
-      </w:r>
-      <w:r>
-        <w:rPr>
-          <w:rFonts w:asciiTheme="minorHAnsi" w:eastAsia="B Yekan" w:hAnsiTheme="minorHAnsi" w:cs="B Yekan"/>
-          <w:b/>
-          <w:sz w:val="28"/>
-          <w:szCs w:val="28"/>
-          <w:lang w:bidi="fa-IR"/>
-        </w:rPr>
-        <w:t>ALU</w:t>
-      </w:r>
-      <w:r>
-        <w:rPr>
-          <w:rFonts w:asciiTheme="minorHAnsi" w:eastAsia="B Yekan" w:hAnsiTheme="minorHAnsi" w:cs="B Yekan" w:hint="cs"/>
-          <w:b/>
-          <w:sz w:val="28"/>
-          <w:szCs w:val="28"/>
-          <w:rtl/>
-          <w:lang w:bidi="fa-IR"/>
-        </w:rPr>
-        <w:t xml:space="preserve"> </w:t>
-      </w:r>
-      <w:r>
-        <w:rPr>
-          <w:rFonts w:asciiTheme="minorHAnsi" w:eastAsia="B Yekan" w:hAnsiTheme="minorHAnsi" w:cs="B Yekan" w:hint="cs"/>
-          <w:b/>
-          <w:sz w:val="28"/>
-          <w:szCs w:val="28"/>
-          <w:rtl/>
-          <w:lang w:bidi="fa-IR"/>
-        </w:rPr>
-        <w:t>:</w:t>
-      </w:r>
-    </w:p>
-    <w:p>
-      <w:pPr>
+        <w:spacing w:before="80" w:after="60" w:line="276" w:lineRule="auto"/>
+        <w:jc w:val="center"/>
+      </w:pPr>
+      <w:r>
+        <w:rPr>
+          <w:rFonts w:ascii="B Yekan" w:eastAsia="B Yekan" w:hAnsi="B Yekan" w:cs="B Yekan"/>
+          <w:b/>
+          <w:sz w:val="28"/>
+          <w:rtl/>
+          <w:lang w:bidi="fa-IR"/>
+        </w:rPr>
+        <w:t>ساخت ALU چهار بیتی با تراشه 74HC181:</w:t>
+      </w:r>
+    </w:p>
+    <w:p>
+      <w:pPr>
+        <w:keepNext/>
         <w:bidi/>
-        <w:rPr>
-          <w:rFonts w:asciiTheme="minorHAnsi" w:eastAsia="B Yekan" w:hAnsiTheme="minorHAnsi" w:cs="B Yekan"/>
-          <w:b/>
-          <w:sz w:val="28"/>
-          <w:lang w:bidi="fa-IR"/>
-        </w:rPr>
-      </w:pPr>
-      <w:r>
-        <w:rPr>
-          <w:rFonts w:asciiTheme="minorHAnsi" w:eastAsia="B Yekan" w:hAnsiTheme="minorHAnsi" w:cs="B Yekan" w:hint="cs"/>
-          <w:b/>
-          <w:sz w:val="28"/>
-          <w:rtl/>
-          <w:lang w:bidi="fa-IR"/>
-        </w:rPr>
-        <w:t>2-</w:t>
-      </w:r>
-      <w:r>
-        <w:rPr>
-          <w:rFonts w:asciiTheme="minorHAnsi" w:eastAsia="B Yekan" w:hAnsiTheme="minorHAnsi" w:cs="B Yekan" w:hint="cs"/>
-          <w:b/>
-          <w:sz w:val="28"/>
-          <w:rtl/>
-          <w:lang w:bidi="fa-IR"/>
-        </w:rPr>
-        <w:t>2</w:t>
-      </w:r>
-      <w:r>
-        <w:rPr>
-          <w:rFonts w:asciiTheme="minorHAnsi" w:eastAsia="B Yekan" w:hAnsiTheme="minorHAnsi" w:cs="B Yekan" w:hint="cs"/>
-          <w:b/>
-          <w:sz w:val="28"/>
-          <w:rtl/>
-          <w:lang w:bidi="fa-IR"/>
-        </w:rPr>
-        <w:t>-1 مقدمه آزمایش :</w:t>
+        <w:spacing w:before="40" w:after="40" w:line="276" w:lineRule="auto"/>
+      </w:pPr>
+      <w:r>
+        <w:rPr>
+          <w:rFonts w:ascii="B Yekan" w:eastAsia="B Yekan" w:hAnsi="B Yekan" w:cs="B Yekan"/>
+          <w:b/>
+          <w:sz w:val="28"/>
+          <w:rtl/>
+          <w:lang w:bidi="fa-IR"/>
+        </w:rPr>
+        <w:t>2-1-1 مقدمه آزمایش:</w:t>
       </w:r>
     </w:p>
     <w:p>
       <w:pPr>
         <w:bidi/>
-        <w:rPr>
-          <w:rFonts w:asciiTheme="minorHAnsi" w:eastAsia="B Yekan" w:hAnsiTheme="minorHAnsi"/>
-          <w:b/>
-          <w:sz w:val="28"/>
-          <w:rtl/>
-          <w:lang w:bidi="fa-IR"/>
-        </w:rPr>
-      </w:pPr>
-      <w:r>
-        <w:rPr>
-          <w:rFonts w:asciiTheme="minorHAnsi" w:eastAsia="B Yekan" w:hAnsiTheme="minorHAnsi" w:hint="cs"/>
-          <w:b/>
-          <w:sz w:val="28"/>
-          <w:rtl/>
-          <w:lang w:bidi="fa-IR"/>
-        </w:rPr>
-        <w:t>به طور کلی روش کار این واحد به سه بخش تقسیم می شود که شامل واحد محاسباتی ، واحد منطقی و بخش شیفت می شوند. این تقسیم بندی از روی جدول کنترلی مدار (شکل 2.1) نیز قابل مشاهده است</w:t>
-      </w:r>
-      <w:r>
-        <w:rPr>
-          <w:rFonts w:asciiTheme="minorHAnsi" w:eastAsia="B Yekan" w:hAnsiTheme="minorHAnsi" w:hint="cs"/>
-          <w:b/>
-          <w:sz w:val="28"/>
-          <w:rtl/>
-          <w:lang w:bidi="fa-IR"/>
-        </w:rPr>
-        <w:t xml:space="preserve"> و ورودی های </w:t>
-      </w:r>
-      <w:r>
-        <w:rPr>
-          <w:rFonts w:asciiTheme="minorHAnsi" w:eastAsia="B Yekan" w:hAnsiTheme="minorHAnsi"/>
-          <w:b/>
-          <w:sz w:val="28"/>
-          <w:lang w:bidi="fa-IR"/>
-        </w:rPr>
-        <w:t>S3 , S2</w:t>
-      </w:r>
-      <w:r>
-        <w:rPr>
-          <w:rFonts w:asciiTheme="minorHAnsi" w:eastAsia="B Yekan" w:hAnsiTheme="minorHAnsi" w:hint="cs"/>
-          <w:b/>
-          <w:sz w:val="28"/>
-          <w:rtl/>
-          <w:lang w:bidi="fa-IR"/>
-        </w:rPr>
-        <w:t xml:space="preserve"> مشخص کننده رفتار مدار هستند.</w:t>
-      </w:r>
-    </w:p>
-    <w:p>
-      <w:pPr>
+        <w:spacing w:after="80" w:line="276" w:lineRule="auto"/>
+        <w:jc w:val="both"/>
+      </w:pPr>
+      <w:r>
+        <w:rPr>
+          <w:rFonts w:ascii="B Yekan" w:eastAsia="B Yekan" w:hAnsi="B Yekan" w:cs="B Yekan"/>
+          <w:sz w:val="28"/>
+          <w:rtl/>
+          <w:lang w:bidi="fa-IR"/>
+        </w:rPr>
+        <w:t>در مدار اول یک واحد محاسبات و منطق چهار بیتی با استفاده از تراشه 74HC181 ساخته شده است. داده ورودی D3 تا D0 می‌تواند در یکی از دو ثبات A یا B ذخیره شود و سپس مدار، مطابق کد کنترلی سه بیتی خود، عملیات مورد نظر را انتخاب می‌کند. عملیات این بخش شامل بارگذاری داده، حفظ مقدار، انتقال B به A، پاک کردن A، مکمل کردن A، عمل منطقی AND و جمع A و B است.</w:t>
+      </w:r>
+    </w:p>
+    <w:p>
+      <w:pPr>
+        <w:keepNext/>
         <w:bidi/>
-        <w:rPr>
-          <w:rFonts w:asciiTheme="minorHAnsi" w:eastAsia="B Yekan" w:hAnsiTheme="minorHAnsi"/>
-          <w:b/>
-          <w:sz w:val="28"/>
-          <w:rtl/>
-          <w:lang w:bidi="fa-IR"/>
-        </w:rPr>
-      </w:pPr>
-      <w:r>
-        <w:rPr>
-          <w:rFonts w:asciiTheme="minorHAnsi" w:eastAsia="B Yekan" w:hAnsiTheme="minorHAnsi" w:hint="cs"/>
-          <w:b/>
-          <w:sz w:val="28"/>
-          <w:rtl/>
-          <w:lang w:bidi="fa-IR"/>
-        </w:rPr>
-        <w:t xml:space="preserve">حالتی که </w:t>
-      </w:r>
-      <w:r>
-        <w:rPr>
-          <w:rFonts w:asciiTheme="minorHAnsi" w:eastAsia="B Yekan" w:hAnsiTheme="minorHAnsi"/>
-          <w:b/>
-          <w:sz w:val="28"/>
-          <w:lang w:bidi="fa-IR"/>
-        </w:rPr>
-        <w:t>S3S2 = 00</w:t>
-      </w:r>
-      <w:r>
-        <w:rPr>
-          <w:rFonts w:asciiTheme="minorHAnsi" w:eastAsia="B Yekan" w:hAnsiTheme="minorHAnsi" w:hint="cs"/>
-          <w:b/>
-          <w:sz w:val="28"/>
-          <w:rtl/>
-          <w:lang w:bidi="fa-IR"/>
-        </w:rPr>
-        <w:t xml:space="preserve"> مدار در </w:t>
-      </w:r>
-      <w:r>
-        <w:rPr>
-          <w:rFonts w:asciiTheme="minorHAnsi" w:eastAsia="B Yekan" w:hAnsiTheme="minorHAnsi" w:hint="cs"/>
-          <w:bCs/>
-          <w:sz w:val="28"/>
-          <w:rtl/>
-          <w:lang w:bidi="fa-IR"/>
-        </w:rPr>
-        <w:t>بخش محاسباتی</w:t>
-      </w:r>
-      <w:r>
-        <w:rPr>
-          <w:rFonts w:asciiTheme="minorHAnsi" w:eastAsia="B Yekan" w:hAnsiTheme="minorHAnsi" w:hint="cs"/>
-          <w:b/>
-          <w:sz w:val="28"/>
-          <w:rtl/>
-          <w:lang w:bidi="fa-IR"/>
-        </w:rPr>
-        <w:t xml:space="preserve"> خود قرار دارد و محاسباتی از قبیل جمع و تفریق را انجام می دهد. زمانی که </w:t>
-      </w:r>
-      <w:r>
-        <w:rPr>
-          <w:rFonts w:asciiTheme="minorHAnsi" w:eastAsia="B Yekan" w:hAnsiTheme="minorHAnsi"/>
-          <w:b/>
-          <w:sz w:val="28"/>
-          <w:lang w:bidi="fa-IR"/>
-        </w:rPr>
-        <w:t>S3S2 = 01</w:t>
-      </w:r>
-      <w:r>
-        <w:rPr>
-          <w:rFonts w:asciiTheme="minorHAnsi" w:eastAsia="B Yekan" w:hAnsiTheme="minorHAnsi" w:hint="cs"/>
-          <w:b/>
-          <w:sz w:val="28"/>
-          <w:rtl/>
-          <w:lang w:bidi="fa-IR"/>
-        </w:rPr>
-        <w:t xml:space="preserve"> باشد ، مدار در </w:t>
-      </w:r>
-      <w:r>
-        <w:rPr>
-          <w:rFonts w:asciiTheme="minorHAnsi" w:eastAsia="B Yekan" w:hAnsiTheme="minorHAnsi" w:hint="cs"/>
-          <w:bCs/>
-          <w:sz w:val="28"/>
-          <w:rtl/>
-          <w:lang w:bidi="fa-IR"/>
-        </w:rPr>
-        <w:t>بخش منطقی</w:t>
-      </w:r>
-      <w:r>
-        <w:rPr>
-          <w:rFonts w:asciiTheme="minorHAnsi" w:eastAsia="B Yekan" w:hAnsiTheme="minorHAnsi" w:hint="cs"/>
-          <w:b/>
-          <w:sz w:val="28"/>
-          <w:rtl/>
-          <w:lang w:bidi="fa-IR"/>
-        </w:rPr>
-        <w:t xml:space="preserve"> خود قرار دارد و با استفاده از گیت ها روابطی بین ورودی های </w:t>
-      </w:r>
-      <w:r>
-        <w:rPr>
-          <w:rFonts w:asciiTheme="minorHAnsi" w:eastAsia="B Yekan" w:hAnsiTheme="minorHAnsi"/>
-          <w:b/>
-          <w:sz w:val="28"/>
-          <w:lang w:bidi="fa-IR"/>
-        </w:rPr>
-        <w:t>A</w:t>
-      </w:r>
-      <w:r>
-        <w:rPr>
-          <w:rFonts w:asciiTheme="minorHAnsi" w:eastAsia="B Yekan" w:hAnsiTheme="minorHAnsi" w:hint="cs"/>
-          <w:b/>
-          <w:sz w:val="28"/>
-          <w:rtl/>
-          <w:lang w:bidi="fa-IR"/>
-        </w:rPr>
-        <w:t xml:space="preserve"> و </w:t>
-      </w:r>
-      <w:r>
-        <w:rPr>
-          <w:rFonts w:asciiTheme="minorHAnsi" w:eastAsia="B Yekan" w:hAnsiTheme="minorHAnsi"/>
-          <w:b/>
-          <w:sz w:val="28"/>
-          <w:lang w:bidi="fa-IR"/>
-        </w:rPr>
-        <w:t>B</w:t>
-      </w:r>
-      <w:r>
-        <w:rPr>
-          <w:rFonts w:asciiTheme="minorHAnsi" w:eastAsia="B Yekan" w:hAnsiTheme="minorHAnsi" w:hint="cs"/>
-          <w:b/>
-          <w:sz w:val="28"/>
-          <w:rtl/>
-          <w:lang w:bidi="fa-IR"/>
-        </w:rPr>
-        <w:t xml:space="preserve"> را محاسبه می کند. در نهایت زمانی که </w:t>
-      </w:r>
-      <w:r>
-        <w:rPr>
-          <w:rFonts w:asciiTheme="minorHAnsi" w:eastAsia="B Yekan" w:hAnsiTheme="minorHAnsi"/>
-          <w:b/>
-          <w:sz w:val="28"/>
-          <w:lang w:bidi="fa-IR"/>
-        </w:rPr>
-        <w:t>S3S2 = 10</w:t>
-      </w:r>
-      <w:r>
-        <w:rPr>
-          <w:rFonts w:asciiTheme="minorHAnsi" w:eastAsia="B Yekan" w:hAnsiTheme="minorHAnsi" w:hint="cs"/>
-          <w:b/>
-          <w:sz w:val="28"/>
-          <w:rtl/>
-          <w:lang w:bidi="fa-IR"/>
-        </w:rPr>
-        <w:t xml:space="preserve"> یا </w:t>
-      </w:r>
-      <w:r>
-        <w:rPr>
-          <w:rFonts w:asciiTheme="minorHAnsi" w:eastAsia="B Yekan" w:hAnsiTheme="minorHAnsi"/>
-          <w:b/>
-          <w:sz w:val="28"/>
-          <w:lang w:bidi="fa-IR"/>
-        </w:rPr>
-        <w:t>S3S2 = 11</w:t>
-      </w:r>
-      <w:r>
-        <w:rPr>
-          <w:rFonts w:asciiTheme="minorHAnsi" w:eastAsia="B Yekan" w:hAnsiTheme="minorHAnsi" w:hint="cs"/>
-          <w:b/>
-          <w:sz w:val="28"/>
-          <w:rtl/>
-          <w:lang w:bidi="fa-IR"/>
-        </w:rPr>
-        <w:t xml:space="preserve"> مدار در بخش شیفت خود قرار دارد و یه ترتیب شیفت به راست و شیفت به چپ را انجام می دهد.</w:t>
-      </w:r>
-    </w:p>
-    <w:p>
-      <w:pPr>
-        <w:bidi/>
-        <w:rPr>
-          <w:rFonts w:asciiTheme="minorHAnsi" w:eastAsia="B Yekan" w:hAnsiTheme="minorHAnsi" w:hint="cs"/>
-          <w:b/>
-          <w:sz w:val="28"/>
-          <w:rtl/>
-          <w:lang w:bidi="fa-IR"/>
-        </w:rPr>
-      </w:pPr>
-      <w:r>
-        <w:rPr>
-          <w:rFonts w:asciiTheme="minorHAnsi" w:eastAsia="B Yekan" w:hAnsiTheme="minorHAnsi" w:hint="cs"/>
-          <w:b/>
-          <w:sz w:val="28"/>
-          <w:rtl/>
-          <w:lang w:bidi="fa-IR"/>
-        </w:rPr>
-        <w:t>ابتدا با توجه به ورودی های مدار (</w:t>
-      </w:r>
-      <w:r>
-        <w:rPr>
-          <w:rFonts w:asciiTheme="minorHAnsi" w:eastAsia="B Yekan" w:hAnsiTheme="minorHAnsi"/>
-          <w:b/>
-          <w:sz w:val="28"/>
-          <w:lang w:bidi="fa-IR"/>
-        </w:rPr>
-        <w:t>A, B, Cin</w:t>
-      </w:r>
-      <w:r>
-        <w:rPr>
-          <w:rFonts w:asciiTheme="minorHAnsi" w:eastAsia="B Yekan" w:hAnsiTheme="minorHAnsi" w:hint="cs"/>
-          <w:b/>
-          <w:sz w:val="28"/>
-          <w:rtl/>
-          <w:lang w:bidi="fa-IR"/>
-        </w:rPr>
-        <w:t xml:space="preserve">) مقادیر جواب هر سه بخش محاسبه می شود و در نهایت با استفاده از چهار مالتی پلکسر 4در1 که بیت های کنترلی آنها به </w:t>
-      </w:r>
-      <w:r>
-        <w:rPr>
-          <w:rFonts w:asciiTheme="minorHAnsi" w:eastAsia="B Yekan" w:hAnsiTheme="minorHAnsi"/>
-          <w:b/>
-          <w:sz w:val="28"/>
-          <w:lang w:bidi="fa-IR"/>
-        </w:rPr>
-        <w:t>S2,S3</w:t>
-      </w:r>
-      <w:r>
-        <w:rPr>
-          <w:rFonts w:asciiTheme="minorHAnsi" w:eastAsia="B Yekan" w:hAnsiTheme="minorHAnsi" w:hint="cs"/>
-          <w:b/>
-          <w:sz w:val="28"/>
-          <w:rtl/>
-          <w:lang w:bidi="fa-IR"/>
-        </w:rPr>
-        <w:t xml:space="preserve"> متصل هستند جواب بخش مورد نظرمان را انتخاب و به خروجی منتقل می کنیم.</w:t>
-      </w:r>
-    </w:p>
-    <w:p>
-      <w:pPr>
-        <w:bidi/>
-        <w:rPr>
-          <w:rFonts w:cs="B Yekan"/>
-          <w:b/>
-          <w:bCs/>
-          <w:rtl/>
-          <w:lang w:bidi="fa-IR"/>
-        </w:rPr>
-      </w:pPr>
-      <w:r>
-        <w:rPr>
-          <w:rFonts w:cs="B Yekan" w:hint="cs"/>
-          <w:b/>
-          <w:bCs/>
+        <w:spacing w:before="40" w:after="20" w:line="276" w:lineRule="auto"/>
+      </w:pPr>
+      <w:r>
+        <w:rPr>
+          <w:rFonts w:ascii="B Yekan" w:eastAsia="B Yekan" w:hAnsi="B Yekan" w:cs="B Yekan"/>
+          <w:b/>
+          <w:sz w:val="28"/>
           <w:rtl/>
           <w:lang w:bidi="fa-IR"/>
         </w:rPr>
@@ -787,24 +383,18 @@
           <w:numId w:val="4"/>
         </w:numPr>
         <w:bidi/>
-        <w:rPr>
-          <w:lang w:bidi="fa-IR"/>
-        </w:rPr>
-      </w:pPr>
-      <w:r>
-        <w:rPr>
-          <w:rFonts w:asciiTheme="minorHAnsi" w:hAnsiTheme="minorHAnsi" w:hint="cs"/>
-          <w:rtl/>
-          <w:lang w:bidi="fa-IR"/>
-        </w:rPr>
-        <w:t xml:space="preserve">گیت های </w:t>
-      </w:r>
-      <w:r>
-        <w:rPr>
-          <w:rFonts w:asciiTheme="minorHAnsi" w:hAnsiTheme="minorHAnsi"/>
-          <w:lang w:bidi="fa-IR"/>
-        </w:rPr>
-        <w:t>NOT, AND, OR, XOR</w:t>
+        <w:spacing w:after="20" w:line="252" w:lineRule="auto"/>
+        <w:ind w:left="288" w:right="288"/>
+        <w:jc w:val="both"/>
+      </w:pPr>
+      <w:r>
+        <w:rPr>
+          <w:rFonts w:ascii="B Yekan" w:eastAsia="B Yekan" w:hAnsi="B Yekan" w:cs="B Yekan"/>
+          <w:sz w:val="26"/>
+          <w:rtl/>
+          <w:lang w:bidi="fa-IR"/>
+        </w:rPr>
+        <w:t>تراشه 74HC181 به عنوان واحد محاسبات و منطق چهار بیتی</w:t>
       </w:r>
     </w:p>
     <w:p>
@@ -815,47 +405,18 @@
           <w:numId w:val="4"/>
         </w:numPr>
         <w:bidi/>
-        <w:rPr>
-          <w:lang w:bidi="fa-IR"/>
-        </w:rPr>
-      </w:pPr>
-      <w:r>
-        <w:rPr>
-          <w:rFonts w:asciiTheme="minorHAnsi" w:hAnsiTheme="minorHAnsi" w:hint="cs"/>
-          <w:rtl/>
-          <w:lang w:bidi="fa-IR"/>
-        </w:rPr>
-        <w:t xml:space="preserve">تراشه </w:t>
-      </w:r>
-      <w:r>
-        <w:rPr>
-          <w:rFonts w:asciiTheme="minorHAnsi" w:hAnsiTheme="minorHAnsi"/>
-          <w:lang w:bidi="fa-IR"/>
-        </w:rPr>
-        <w:t>74LS153</w:t>
-      </w:r>
-      <w:r>
-        <w:rPr>
-          <w:rFonts w:asciiTheme="minorHAnsi" w:hAnsiTheme="minorHAnsi" w:hint="cs"/>
-          <w:rtl/>
-          <w:lang w:bidi="fa-IR"/>
-        </w:rPr>
-        <w:t xml:space="preserve"> (این تراشه شامل دو مالتی پلکسر </w:t>
-      </w:r>
-      <w:r>
-        <w:rPr>
-          <w:rFonts w:asciiTheme="minorHAnsi" w:hAnsiTheme="minorHAnsi"/>
-          <w:lang w:bidi="fa-IR"/>
-        </w:rPr>
-        <w:t>4x1</w:t>
-      </w:r>
-      <w:r>
-        <w:rPr>
-          <w:rFonts w:asciiTheme="minorHAnsi" w:hAnsiTheme="minorHAnsi" w:hint="cs"/>
-          <w:rtl/>
-          <w:lang w:bidi="fa-IR"/>
-        </w:rPr>
-        <w:t xml:space="preserve"> است.)</w:t>
+        <w:spacing w:after="20" w:line="252" w:lineRule="auto"/>
+        <w:ind w:left="288" w:right="288"/>
+        <w:jc w:val="both"/>
+      </w:pPr>
+      <w:r>
+        <w:rPr>
+          <w:rFonts w:ascii="B Yekan" w:eastAsia="B Yekan" w:hAnsi="B Yekan" w:cs="B Yekan"/>
+          <w:sz w:val="26"/>
+          <w:rtl/>
+          <w:lang w:bidi="fa-IR"/>
+        </w:rPr>
+        <w:t>دو تراشه 74LS175 برای تشکیل ثبات‌های چهار بیتی A و B</w:t>
       </w:r>
     </w:p>
     <w:p>
@@ -866,8 +427,917 @@
           <w:numId w:val="4"/>
         </w:numPr>
         <w:bidi/>
-        <w:rPr>
-          <w:rtl/>
+        <w:spacing w:after="20" w:line="252" w:lineRule="auto"/>
+        <w:ind w:left="288" w:right="288"/>
+        <w:jc w:val="both"/>
+      </w:pPr>
+      <w:r>
+        <w:rPr>
+          <w:rFonts w:ascii="B Yekan" w:eastAsia="B Yekan" w:hAnsi="B Yekan" w:cs="B Yekan"/>
+          <w:sz w:val="26"/>
+          <w:rtl/>
+          <w:lang w:bidi="fa-IR"/>
+        </w:rPr>
+        <w:t>دو تراشه 74LS157 برای انتخاب مسیر داده و بازخورد خروجی</w:t>
+      </w:r>
+    </w:p>
+    <w:p>
+      <w:pPr>
+        <w:pStyle w:val="ListParagraph"/>
+        <w:numPr>
+          <w:ilvl w:val="0"/>
+          <w:numId w:val="4"/>
+        </w:numPr>
+        <w:bidi/>
+        <w:spacing w:after="20" w:line="252" w:lineRule="auto"/>
+        <w:ind w:left="288" w:right="288"/>
+        <w:jc w:val="both"/>
+      </w:pPr>
+      <w:r>
+        <w:rPr>
+          <w:rFonts w:ascii="B Yekan" w:eastAsia="B Yekan" w:hAnsi="B Yekan" w:cs="B Yekan"/>
+          <w:sz w:val="26"/>
+          <w:rtl/>
+          <w:lang w:bidi="fa-IR"/>
+        </w:rPr>
+        <w:t>گیت‌های NOT، AND، OR و XOR برای ساخت مدار کنترل</w:t>
+      </w:r>
+    </w:p>
+    <w:p>
+      <w:pPr>
+        <w:pStyle w:val="ListParagraph"/>
+        <w:numPr>
+          <w:ilvl w:val="0"/>
+          <w:numId w:val="4"/>
+        </w:numPr>
+        <w:bidi/>
+        <w:spacing w:after="20" w:line="252" w:lineRule="auto"/>
+        <w:ind w:left="288" w:right="288"/>
+        <w:jc w:val="both"/>
+      </w:pPr>
+      <w:r>
+        <w:rPr>
+          <w:rFonts w:ascii="B Yekan" w:eastAsia="B Yekan" w:hAnsi="B Yekan" w:cs="B Yekan"/>
+          <w:sz w:val="26"/>
+          <w:rtl/>
+          <w:lang w:bidi="fa-IR"/>
+        </w:rPr>
+        <w:t>ورودی‌های CLOCK و RESET، کلیدهای داده و نمایشگرهای منطقی خروجی</w:t>
+      </w:r>
+    </w:p>
+    <w:p>
+      <w:pPr>
+        <w:keepNext/>
+        <w:bidi/>
+        <w:spacing w:before="100" w:after="40" w:line="276" w:lineRule="auto"/>
+      </w:pPr>
+      <w:r>
+        <w:rPr>
+          <w:rFonts w:ascii="B Yekan" w:eastAsia="B Yekan" w:hAnsi="B Yekan" w:cs="B Yekan"/>
+          <w:b/>
+          <w:sz w:val="28"/>
+          <w:rtl/>
+          <w:lang w:bidi="fa-IR"/>
+        </w:rPr>
+        <w:t>2-1-2 ورودی‌ها و خروجی‌های کنترلی تراشه 74HC181:</w:t>
+      </w:r>
+    </w:p>
+    <w:p>
+      <w:pPr>
+        <w:bidi/>
+        <w:spacing w:after="80" w:line="276" w:lineRule="auto"/>
+        <w:jc w:val="both"/>
+      </w:pPr>
+      <w:r>
+        <w:rPr>
+          <w:rFonts w:ascii="B Yekan" w:eastAsia="B Yekan" w:hAnsi="B Yekan" w:cs="B Yekan"/>
+          <w:sz w:val="28"/>
+          <w:rtl/>
+          <w:lang w:bidi="fa-IR"/>
+        </w:rPr>
+        <w:t>تراشه 74HC181 دو ورودی چهار بیتی A0 تا A3 و B0 تا B3 را دریافت می‌کند و نتیجه را روی خروجی‌های F0 تا F3 قرار می‌دهد. رفتار تراشه با ورودی‌های کنترلی زیر تعیین می‌شود:</w:t>
+      </w:r>
+    </w:p>
+    <w:p>
+      <w:pPr>
+        <w:pStyle w:val="ListParagraph"/>
+        <w:numPr>
+          <w:ilvl w:val="0"/>
+          <w:numId w:val="4"/>
+        </w:numPr>
+        <w:bidi/>
+        <w:spacing w:after="20" w:line="252" w:lineRule="auto"/>
+        <w:ind w:left="288" w:right="288"/>
+        <w:jc w:val="both"/>
+      </w:pPr>
+      <w:r>
+        <w:rPr>
+          <w:rFonts w:ascii="B Yekan" w:eastAsia="B Yekan" w:hAnsi="B Yekan" w:cs="B Yekan"/>
+          <w:sz w:val="26"/>
+          <w:rtl/>
+          <w:lang w:bidi="fa-IR"/>
+        </w:rPr>
+        <w:t>ورودی M نوع کار تراشه را تعیین می‌کند؛ در حالت استاندارد M=1 بخش منطقی و M=0 بخش حسابی را فعال می‌کند.</w:t>
+      </w:r>
+    </w:p>
+    <w:p>
+      <w:pPr>
+        <w:pStyle w:val="ListParagraph"/>
+        <w:numPr>
+          <w:ilvl w:val="0"/>
+          <w:numId w:val="4"/>
+        </w:numPr>
+        <w:bidi/>
+        <w:spacing w:after="20" w:line="252" w:lineRule="auto"/>
+        <w:ind w:left="288" w:right="288"/>
+        <w:jc w:val="both"/>
+      </w:pPr>
+      <w:r>
+        <w:rPr>
+          <w:rFonts w:ascii="B Yekan" w:eastAsia="B Yekan" w:hAnsi="B Yekan" w:cs="B Yekan"/>
+          <w:sz w:val="26"/>
+          <w:rtl/>
+          <w:lang w:bidi="fa-IR"/>
+        </w:rPr>
+        <w:t>چهار ورودی S0 تا S3 تابع دقیق را انتخاب می‌کنند. هر ترکیب این چهار بیت، با توجه به مقدار M، یکی از شانزده تابع منطقی یا حسابی را مشخص می‌کند.</w:t>
+      </w:r>
+    </w:p>
+    <w:p>
+      <w:pPr>
+        <w:pStyle w:val="ListParagraph"/>
+        <w:numPr>
+          <w:ilvl w:val="0"/>
+          <w:numId w:val="4"/>
+        </w:numPr>
+        <w:bidi/>
+        <w:spacing w:after="20" w:line="252" w:lineRule="auto"/>
+        <w:ind w:left="288" w:right="288"/>
+        <w:jc w:val="both"/>
+      </w:pPr>
+      <w:r>
+        <w:rPr>
+          <w:rFonts w:ascii="B Yekan" w:eastAsia="B Yekan" w:hAnsi="B Yekan" w:cs="B Yekan"/>
+          <w:sz w:val="26"/>
+          <w:rtl/>
+          <w:lang w:bidi="fa-IR"/>
+        </w:rPr>
+        <w:t>ورودی Cn ورودی حمل است و در حالت حسابی روی نتیجه جمع و تفریق اثر می‌گذارد؛ در حالت منطقی در انتخاب تابع نقشی ندارد.</w:t>
+      </w:r>
+    </w:p>
+    <w:p>
+      <w:pPr>
+        <w:pStyle w:val="ListParagraph"/>
+        <w:numPr>
+          <w:ilvl w:val="0"/>
+          <w:numId w:val="4"/>
+        </w:numPr>
+        <w:bidi/>
+        <w:spacing w:after="20" w:line="252" w:lineRule="auto"/>
+        <w:ind w:left="288" w:right="288"/>
+        <w:jc w:val="both"/>
+      </w:pPr>
+      <w:r>
+        <w:rPr>
+          <w:rFonts w:ascii="B Yekan" w:eastAsia="B Yekan" w:hAnsi="B Yekan" w:cs="B Yekan"/>
+          <w:sz w:val="26"/>
+          <w:rtl/>
+          <w:lang w:bidi="fa-IR"/>
+        </w:rPr>
+        <w:t>خروجی‌های کمکی Cn+4، P و G برای حمل و انتقال سریع بین چند تراشه و خروجی A=B برای تشخیص برابری دو عملوند استفاده می‌شوند؛ خروجی اصلی این آزمایش همان F0 تا F3 است.</w:t>
+      </w:r>
+    </w:p>
+    <w:p>
+      <w:pPr>
+        <w:keepNext/>
+        <w:bidi/>
+        <w:spacing w:before="100" w:after="40" w:line="276" w:lineRule="auto"/>
+      </w:pPr>
+      <w:r>
+        <w:rPr>
+          <w:rFonts w:ascii="B Yekan" w:eastAsia="B Yekan" w:hAnsi="B Yekan" w:cs="B Yekan"/>
+          <w:b/>
+          <w:sz w:val="28"/>
+          <w:rtl/>
+          <w:lang w:bidi="fa-IR"/>
+        </w:rPr>
+        <w:t>2-1-3 جدول کنترل مدار:</w:t>
+      </w:r>
+    </w:p>
+    <w:p>
+      <w:pPr>
+        <w:bidi/>
+        <w:spacing w:after="80" w:line="276" w:lineRule="auto"/>
+        <w:jc w:val="both"/>
+      </w:pPr>
+      <w:r>
+        <w:rPr>
+          <w:rFonts w:ascii="B Yekan" w:eastAsia="B Yekan" w:hAnsi="B Yekan" w:cs="B Yekan"/>
+          <w:sz w:val="28"/>
+          <w:rtl/>
+          <w:lang w:bidi="fa-IR"/>
+        </w:rPr>
+        <w:t>کد کنترلی سه بیتی، فرمان سطح بالای مدار را مشخص می‌کند. بیت‌های این کد مستقیماً معادل پایه‌های کنترلی 74HC181 نیستند، بلکه مطابق جدول زیر هم مسیر ورودی ثبات‌ها و هم تابع ALU را تعیین می‌کنند.</w:t>
+      </w:r>
+    </w:p>
+    <w:p>
+      <w:pPr>
+        <w:keepNext/>
+        <w:bidi/>
+        <w:spacing w:before="80" w:after="40"/>
+        <w:jc w:val="center"/>
+      </w:pPr>
+      <w:r>
+        <w:rPr>
+          <w:noProof/>
+        </w:rPr>
+        <w:lastRenderedPageBreak/>
+        <w:drawing>
+          <wp:inline distT="0" distB="0" distL="0" distR="0" wp14:anchorId="0D74DB3E" wp14:editId="570B8C66">
+            <wp:extent cx="4709160" cy="3384519"/>
+            <wp:effectExtent l="0" t="0" r="0" b="0"/>
+            <wp:docPr id="1928854854" name="Picture 1928854854"/>
+            <wp:cNvGraphicFramePr>
+              <a:graphicFrameLocks xmlns:a="http://schemas.openxmlformats.org/drawingml/2006/main" noChangeAspect="1"/>
+            </wp:cNvGraphicFramePr>
+            <a:graphic xmlns:a="http://schemas.openxmlformats.org/drawingml/2006/main">
+              <a:graphicData uri="http://schemas.openxmlformats.org/drawingml/2006/picture">
+                <pic:pic xmlns:pic="http://schemas.openxmlformats.org/drawingml/2006/picture">
+                  <pic:nvPicPr>
+                    <pic:cNvPr id="0" name="58beb208-7678-485b-9375-2b100dcc85df.png"/>
+                    <pic:cNvPicPr/>
+                  </pic:nvPicPr>
+                  <pic:blipFill>
+                    <a:blip r:embed="rId9"/>
+                    <a:stretch>
+                      <a:fillRect/>
+                    </a:stretch>
+                  </pic:blipFill>
+                  <pic:spPr>
+                    <a:xfrm>
+                      <a:off x="0" y="0"/>
+                      <a:ext cx="4709160" cy="3384519"/>
+                    </a:xfrm>
+                    <a:prstGeom prst="rect">
+                      <a:avLst/>
+                    </a:prstGeom>
+                  </pic:spPr>
+                </pic:pic>
+              </a:graphicData>
+            </a:graphic>
+          </wp:inline>
+        </w:drawing>
+      </w:r>
+    </w:p>
+    <w:p>
+      <w:pPr>
+        <w:pStyle w:val="Caption"/>
+        <w:bidi/>
+        <w:spacing w:after="100"/>
+        <w:jc w:val="center"/>
+      </w:pPr>
+      <w:r>
+        <w:rPr>
+          <w:rFonts w:ascii="B Yekan" w:eastAsia="B Yekan" w:hAnsi="B Yekan" w:cs="B Yekan"/>
+          <w:color w:val="1F4E79"/>
+          <w:sz w:val="22"/>
+          <w:rtl/>
+          <w:lang w:bidi="fa-IR"/>
+        </w:rPr>
+        <w:t>شکل 1.1 جدول عملکرد مدار اول بر اساس کد کنترلی سه بیتی</w:t>
+      </w:r>
+    </w:p>
+    <w:p>
+      <w:pPr>
+        <w:keepNext/>
+        <w:bidi/>
+        <w:spacing w:before="100" w:after="40" w:line="276" w:lineRule="auto"/>
+      </w:pPr>
+      <w:r>
+        <w:rPr>
+          <w:rFonts w:ascii="B Yekan" w:eastAsia="B Yekan" w:hAnsi="B Yekan" w:cs="B Yekan"/>
+          <w:b/>
+          <w:sz w:val="28"/>
+          <w:rtl/>
+          <w:lang w:bidi="fa-IR"/>
+        </w:rPr>
+        <w:t>2-1-4 تولید ورودی‌های کنترلی با استفاده از گیت‌ها:</w:t>
+      </w:r>
+    </w:p>
+    <w:p>
+      <w:pPr>
+        <w:bidi/>
+        <w:spacing w:after="80" w:line="276" w:lineRule="auto"/>
+        <w:jc w:val="both"/>
+      </w:pPr>
+      <w:r>
+        <w:rPr>
+          <w:rFonts w:ascii="B Yekan" w:eastAsia="B Yekan" w:hAnsi="B Yekan" w:cs="B Yekan"/>
+          <w:sz w:val="28"/>
+          <w:rtl/>
+          <w:lang w:bidi="fa-IR"/>
+        </w:rPr>
+        <w:t>از آنجا که تراشه 74HC181 برای انتخاب تابع به چهار سیگنال انتخاب، یک ورودی حالت و یک ورودی حمل نیاز دارد، سه بیت کد کنترلی را نمی‌توان بدون واسطه به تراشه متصل کرد. به همین دلیل در بخش پایین مدار از گیت‌های معکوس‌کننده، AND، OR و XOR استفاده شده است تا هر یک از هشت کد جدول کنترل تشخیص داده شود. خروجی این گیت‌ها ترکیب مناسب پایه‌های انتخاب تابع، M و Cn را ایجاد می‌کند و بخشی از آن‌ها نیز ورودی انتخاب مالتی‌پلکسرها و مسیر نوشتن در ثبات‌های A و B را کنترل می‌کنند. بنابراین با تغییر یک کد سه بیتی، تمام سیگنال‌های لازم برای اجرای همان دستور به صورت هم‌زمان تولید می‌شوند؛ بدون آنکه لازم باشد کاربر شش پایه کنترلی 74HC181 را جداگانه تنظیم کند.</w:t>
+      </w:r>
+    </w:p>
+    <w:p>
+      <w:pPr>
+        <w:keepNext/>
+        <w:bidi/>
+        <w:spacing w:before="100" w:after="40" w:line="276" w:lineRule="auto"/>
+      </w:pPr>
+      <w:r>
+        <w:rPr>
+          <w:rFonts w:ascii="B Yekan" w:eastAsia="B Yekan" w:hAnsi="B Yekan" w:cs="B Yekan"/>
+          <w:b/>
+          <w:sz w:val="28"/>
+          <w:rtl/>
+          <w:lang w:bidi="fa-IR"/>
+        </w:rPr>
+        <w:t>2-1-5 توضیح طرز کار مدار:</w:t>
+      </w:r>
+    </w:p>
+    <w:p>
+      <w:pPr>
+        <w:bidi/>
+        <w:spacing w:after="80" w:line="276" w:lineRule="auto"/>
+        <w:jc w:val="both"/>
+      </w:pPr>
+      <w:r>
+        <w:rPr>
+          <w:rFonts w:ascii="B Yekan" w:eastAsia="B Yekan" w:hAnsi="B Yekan" w:cs="B Yekan"/>
+          <w:sz w:val="28"/>
+          <w:rtl/>
+          <w:lang w:bidi="fa-IR"/>
+        </w:rPr>
+        <w:t>دو ثبات 74LS175 مقادیر چهار بیتی A و B را نگه می‌دارند. ورودی‌های D3 تا D0 به مالتی‌پلکسرهای 74LS157 وارد می‌شوند و مالتی‌پلکسرها تعیین می‌کنند که داده خارجی، مقدار ثبات دیگر، مقدار بازخوردی یا خروجی ALU در ورودی ثبات قرار گیرد. با اعمال لبه کلاک، فقط مسیری که مدار کنترل انتخاب کرده است در ثبات مربوط ذخیره می‌شود. ورودی RESET نیز برای صفر کردن ثبات‌ها در شروع آزمایش به کار می‌رود.</w:t>
+      </w:r>
+    </w:p>
+    <w:p>
+      <w:pPr>
+        <w:keepNext/>
+        <w:pageBreakBefore/>
+        <w:bidi/>
+        <w:spacing w:before="80" w:after="40"/>
+        <w:jc w:val="center"/>
+      </w:pPr>
+      <w:r>
+        <w:rPr>
+          <w:noProof/>
+        </w:rPr>
+        <w:lastRenderedPageBreak/>
+        <w:drawing>
+          <wp:inline distT="0" distB="0" distL="0" distR="0" wp14:anchorId="71160BB4" wp14:editId="75CBF2BF">
+            <wp:extent cx="5486400" cy="3704095"/>
+            <wp:effectExtent l="0" t="0" r="0" b="0"/>
+            <wp:docPr id="1928854855" name="Picture 1928854855"/>
+            <wp:cNvGraphicFramePr>
+              <a:graphicFrameLocks xmlns:a="http://schemas.openxmlformats.org/drawingml/2006/main" noChangeAspect="1"/>
+            </wp:cNvGraphicFramePr>
+            <a:graphic xmlns:a="http://schemas.openxmlformats.org/drawingml/2006/main">
+              <a:graphicData uri="http://schemas.openxmlformats.org/drawingml/2006/picture">
+                <pic:pic xmlns:pic="http://schemas.openxmlformats.org/drawingml/2006/picture">
+                  <pic:nvPicPr>
+                    <pic:cNvPr id="0" name="6001ae4a-3483-4930-a482-7700f465a88c.png"/>
+                    <pic:cNvPicPr/>
+                  </pic:nvPicPr>
+                  <pic:blipFill>
+                    <a:blip r:embed="rId10"/>
+                    <a:stretch>
+                      <a:fillRect/>
+                    </a:stretch>
+                  </pic:blipFill>
+                  <pic:spPr>
+                    <a:xfrm>
+                      <a:off x="0" y="0"/>
+                      <a:ext cx="5486400" cy="3704095"/>
+                    </a:xfrm>
+                    <a:prstGeom prst="rect">
+                      <a:avLst/>
+                    </a:prstGeom>
+                  </pic:spPr>
+                </pic:pic>
+              </a:graphicData>
+            </a:graphic>
+          </wp:inline>
+        </w:drawing>
+      </w:r>
+    </w:p>
+    <w:p>
+      <w:pPr>
+        <w:pStyle w:val="Caption"/>
+        <w:bidi/>
+        <w:spacing w:after="100"/>
+        <w:jc w:val="center"/>
+      </w:pPr>
+      <w:r>
+        <w:rPr>
+          <w:rFonts w:ascii="B Yekan" w:eastAsia="B Yekan" w:hAnsi="B Yekan" w:cs="B Yekan"/>
+          <w:color w:val="1F4E79"/>
+          <w:sz w:val="22"/>
+          <w:rtl/>
+          <w:lang w:bidi="fa-IR"/>
+        </w:rPr>
+        <w:t>شکل 1.2 مدار کامل بخش اول آزمایش با تراشه 74HC181</w:t>
+      </w:r>
+    </w:p>
+    <w:p>
+      <w:pPr>
+        <w:bidi/>
+        <w:spacing w:after="0" w:line="276" w:lineRule="auto"/>
+        <w:jc w:val="both"/>
+      </w:pPr>
+      <w:r>
+        <w:rPr>
+          <w:rFonts w:ascii="B Yekan" w:eastAsia="B Yekan" w:hAnsi="B Yekan" w:cs="B Yekan"/>
+          <w:sz w:val="28"/>
+          <w:rtl/>
+          <w:lang w:bidi="fa-IR"/>
+        </w:rPr>
+        <w:br w:type="page"/>
+      </w:r>
+    </w:p>
+    <w:p>
+      <w:pPr>
+        <w:bidi/>
+        <w:rPr>
+          <w:rFonts w:asciiTheme="minorHAnsi" w:eastAsia="B Yekan" w:hAnsiTheme="minorHAnsi" w:cs="B Yekan"/>
+          <w:b/>
+          <w:sz w:val="28"/>
+          <w:szCs w:val="28"/>
+          <w:rtl/>
+          <w:lang w:bidi="fa-IR"/>
+        </w:rPr>
+      </w:pPr>
+      <w:r>
+        <w:rPr>
+          <w:rFonts w:asciiTheme="minorHAnsi" w:eastAsia="B Yekan" w:hAnsiTheme="minorHAnsi" w:cs="B Yekan" w:hint="cs"/>
+          <w:b/>
+          <w:sz w:val="28"/>
+          <w:szCs w:val="28"/>
+          <w:rtl/>
+          <w:lang w:bidi="fa-IR"/>
+        </w:rPr>
+        <w:lastRenderedPageBreak/>
+        <w:t>2.</w:t>
+      </w:r>
+      <w:r>
+        <w:rPr>
+          <w:rFonts w:asciiTheme="minorHAnsi" w:eastAsia="B Yekan" w:hAnsiTheme="minorHAnsi" w:cs="B Yekan" w:hint="cs"/>
+          <w:b/>
+          <w:sz w:val="28"/>
+          <w:szCs w:val="28"/>
+          <w:rtl/>
+          <w:lang w:bidi="fa-IR"/>
+        </w:rPr>
+        <w:t>2</w:t>
+      </w:r>
+      <w:r>
+        <w:rPr>
+          <w:rFonts w:asciiTheme="minorHAnsi" w:eastAsia="B Yekan" w:hAnsiTheme="minorHAnsi" w:cs="B Yekan" w:hint="cs"/>
+          <w:b/>
+          <w:sz w:val="28"/>
+          <w:szCs w:val="28"/>
+          <w:rtl/>
+          <w:lang w:bidi="fa-IR"/>
+        </w:rPr>
+        <w:t xml:space="preserve"> </w:t>
+      </w:r>
+      <w:r>
+        <w:rPr>
+          <w:rFonts w:ascii="Arial" w:eastAsia="B Yekan" w:hAnsi="Arial" w:cs="Arial" w:hint="cs"/>
+          <w:b/>
+          <w:sz w:val="28"/>
+          <w:szCs w:val="28"/>
+          <w:rtl/>
+          <w:lang w:bidi="fa-IR"/>
+        </w:rPr>
+        <w:t>–</w:t>
+      </w:r>
+      <w:r>
+        <w:rPr>
+          <w:rFonts w:asciiTheme="minorHAnsi" w:eastAsia="B Yekan" w:hAnsiTheme="minorHAnsi" w:cs="B Yekan" w:hint="cs"/>
+          <w:b/>
+          <w:sz w:val="28"/>
+          <w:szCs w:val="28"/>
+          <w:rtl/>
+          <w:lang w:bidi="fa-IR"/>
+        </w:rPr>
+        <w:t xml:space="preserve"> ساخت</w:t>
+      </w:r>
+      <w:r>
+        <w:rPr>
+          <w:rFonts w:asciiTheme="minorHAnsi" w:eastAsia="B Yekan" w:hAnsiTheme="minorHAnsi" w:cs="B Yekan" w:hint="cs"/>
+          <w:b/>
+          <w:sz w:val="28"/>
+          <w:szCs w:val="28"/>
+          <w:rtl/>
+          <w:lang w:bidi="fa-IR"/>
+        </w:rPr>
+        <w:t xml:space="preserve"> </w:t>
+      </w:r>
+      <w:r>
+        <w:rPr>
+          <w:rFonts w:asciiTheme="minorHAnsi" w:eastAsia="B Yekan" w:hAnsiTheme="minorHAnsi" w:cs="B Yekan" w:hint="cs"/>
+          <w:b/>
+          <w:sz w:val="28"/>
+          <w:szCs w:val="28"/>
+          <w:rtl/>
+          <w:lang w:bidi="fa-IR"/>
+        </w:rPr>
+        <w:t xml:space="preserve">مدار داخلی </w:t>
+      </w:r>
+      <w:r>
+        <w:rPr>
+          <w:rFonts w:asciiTheme="minorHAnsi" w:eastAsia="B Yekan" w:hAnsiTheme="minorHAnsi" w:cs="B Yekan"/>
+          <w:b/>
+          <w:sz w:val="28"/>
+          <w:szCs w:val="28"/>
+          <w:lang w:bidi="fa-IR"/>
+        </w:rPr>
+        <w:t>ALU</w:t>
+      </w:r>
+      <w:r>
+        <w:rPr>
+          <w:rFonts w:asciiTheme="minorHAnsi" w:eastAsia="B Yekan" w:hAnsiTheme="minorHAnsi" w:cs="B Yekan" w:hint="cs"/>
+          <w:b/>
+          <w:sz w:val="28"/>
+          <w:szCs w:val="28"/>
+          <w:rtl/>
+          <w:lang w:bidi="fa-IR"/>
+        </w:rPr>
+        <w:t xml:space="preserve"> </w:t>
+      </w:r>
+      <w:r>
+        <w:rPr>
+          <w:rFonts w:asciiTheme="minorHAnsi" w:eastAsia="B Yekan" w:hAnsiTheme="minorHAnsi" w:cs="B Yekan" w:hint="cs"/>
+          <w:b/>
+          <w:sz w:val="28"/>
+          <w:szCs w:val="28"/>
+          <w:rtl/>
+          <w:lang w:bidi="fa-IR"/>
+        </w:rPr>
+        <w:t>:</w:t>
+      </w:r>
+    </w:p>
+    <w:p>
+      <w:pPr>
+        <w:bidi/>
+        <w:rPr>
+          <w:rFonts w:asciiTheme="minorHAnsi" w:eastAsia="B Yekan" w:hAnsiTheme="minorHAnsi" w:cs="B Yekan"/>
+          <w:b/>
+          <w:sz w:val="28"/>
+          <w:lang w:bidi="fa-IR"/>
+        </w:rPr>
+      </w:pPr>
+      <w:r>
+        <w:rPr>
+          <w:rFonts w:asciiTheme="minorHAnsi" w:eastAsia="B Yekan" w:hAnsiTheme="minorHAnsi" w:cs="B Yekan" w:hint="cs"/>
+          <w:b/>
+          <w:sz w:val="28"/>
+          <w:rtl/>
+          <w:lang w:bidi="fa-IR"/>
+        </w:rPr>
+        <w:t>2-</w:t>
+      </w:r>
+      <w:r>
+        <w:rPr>
+          <w:rFonts w:asciiTheme="minorHAnsi" w:eastAsia="B Yekan" w:hAnsiTheme="minorHAnsi" w:cs="B Yekan" w:hint="cs"/>
+          <w:b/>
+          <w:sz w:val="28"/>
+          <w:rtl/>
+          <w:lang w:bidi="fa-IR"/>
+        </w:rPr>
+        <w:t>2</w:t>
+      </w:r>
+      <w:r>
+        <w:rPr>
+          <w:rFonts w:asciiTheme="minorHAnsi" w:eastAsia="B Yekan" w:hAnsiTheme="minorHAnsi" w:cs="B Yekan" w:hint="cs"/>
+          <w:b/>
+          <w:sz w:val="28"/>
+          <w:rtl/>
+          <w:lang w:bidi="fa-IR"/>
+        </w:rPr>
+        <w:t>-1 مقدمه آزمایش :</w:t>
+      </w:r>
+    </w:p>
+    <w:p>
+      <w:pPr>
+        <w:bidi/>
+        <w:rPr>
+          <w:rFonts w:asciiTheme="minorHAnsi" w:eastAsia="B Yekan" w:hAnsiTheme="minorHAnsi"/>
+          <w:b/>
+          <w:sz w:val="28"/>
+          <w:rtl/>
+          <w:lang w:bidi="fa-IR"/>
+        </w:rPr>
+      </w:pPr>
+      <w:r>
+        <w:rPr>
+          <w:rFonts w:asciiTheme="minorHAnsi" w:eastAsia="B Yekan" w:hAnsiTheme="minorHAnsi" w:hint="cs"/>
+          <w:b/>
+          <w:sz w:val="28"/>
+          <w:rtl/>
+          <w:lang w:bidi="fa-IR"/>
+        </w:rPr>
+        <w:t>به طور کلی روش کار این واحد به سه بخش تقسیم می شود که شامل واحد محاسباتی ، واحد منطقی و بخش شیفت می شوند. این تقسیم بندی از روی جدول کنترلی مدار (شکل 2.1) نیز قابل مشاهده است</w:t>
+      </w:r>
+      <w:r>
+        <w:rPr>
+          <w:rFonts w:asciiTheme="minorHAnsi" w:eastAsia="B Yekan" w:hAnsiTheme="minorHAnsi" w:hint="cs"/>
+          <w:b/>
+          <w:sz w:val="28"/>
+          <w:rtl/>
+          <w:lang w:bidi="fa-IR"/>
+        </w:rPr>
+        <w:t xml:space="preserve"> و ورودی های </w:t>
+      </w:r>
+      <w:r>
+        <w:rPr>
+          <w:rFonts w:asciiTheme="minorHAnsi" w:eastAsia="B Yekan" w:hAnsiTheme="minorHAnsi"/>
+          <w:b/>
+          <w:sz w:val="28"/>
+          <w:lang w:bidi="fa-IR"/>
+        </w:rPr>
+        <w:t>S3 , S2</w:t>
+      </w:r>
+      <w:r>
+        <w:rPr>
+          <w:rFonts w:asciiTheme="minorHAnsi" w:eastAsia="B Yekan" w:hAnsiTheme="minorHAnsi" w:hint="cs"/>
+          <w:b/>
+          <w:sz w:val="28"/>
+          <w:rtl/>
+          <w:lang w:bidi="fa-IR"/>
+        </w:rPr>
+        <w:t xml:space="preserve"> مشخص کننده رفتار مدار هستند.</w:t>
+      </w:r>
+    </w:p>
+    <w:p>
+      <w:pPr>
+        <w:bidi/>
+        <w:rPr>
+          <w:rFonts w:asciiTheme="minorHAnsi" w:eastAsia="B Yekan" w:hAnsiTheme="minorHAnsi"/>
+          <w:b/>
+          <w:sz w:val="28"/>
+          <w:rtl/>
+          <w:lang w:bidi="fa-IR"/>
+        </w:rPr>
+      </w:pPr>
+      <w:r>
+        <w:rPr>
+          <w:rFonts w:asciiTheme="minorHAnsi" w:eastAsia="B Yekan" w:hAnsiTheme="minorHAnsi" w:hint="cs"/>
+          <w:b/>
+          <w:sz w:val="28"/>
+          <w:rtl/>
+          <w:lang w:bidi="fa-IR"/>
+        </w:rPr>
+        <w:t xml:space="preserve">حالتی که </w:t>
+      </w:r>
+      <w:r>
+        <w:rPr>
+          <w:rFonts w:asciiTheme="minorHAnsi" w:eastAsia="B Yekan" w:hAnsiTheme="minorHAnsi"/>
+          <w:b/>
+          <w:sz w:val="28"/>
+          <w:lang w:bidi="fa-IR"/>
+        </w:rPr>
+        <w:t>S3S2 = 00</w:t>
+      </w:r>
+      <w:r>
+        <w:rPr>
+          <w:rFonts w:asciiTheme="minorHAnsi" w:eastAsia="B Yekan" w:hAnsiTheme="minorHAnsi" w:hint="cs"/>
+          <w:b/>
+          <w:sz w:val="28"/>
+          <w:rtl/>
+          <w:lang w:bidi="fa-IR"/>
+        </w:rPr>
+        <w:t xml:space="preserve"> مدار در </w:t>
+      </w:r>
+      <w:r>
+        <w:rPr>
+          <w:rFonts w:asciiTheme="minorHAnsi" w:eastAsia="B Yekan" w:hAnsiTheme="minorHAnsi" w:hint="cs"/>
+          <w:bCs/>
+          <w:sz w:val="28"/>
+          <w:rtl/>
+          <w:lang w:bidi="fa-IR"/>
+        </w:rPr>
+        <w:t>بخش محاسباتی</w:t>
+      </w:r>
+      <w:r>
+        <w:rPr>
+          <w:rFonts w:asciiTheme="minorHAnsi" w:eastAsia="B Yekan" w:hAnsiTheme="minorHAnsi" w:hint="cs"/>
+          <w:b/>
+          <w:sz w:val="28"/>
+          <w:rtl/>
+          <w:lang w:bidi="fa-IR"/>
+        </w:rPr>
+        <w:t xml:space="preserve"> خود قرار دارد و محاسباتی از قبیل جمع و تفریق را انجام می دهد. زمانی که </w:t>
+      </w:r>
+      <w:r>
+        <w:rPr>
+          <w:rFonts w:asciiTheme="minorHAnsi" w:eastAsia="B Yekan" w:hAnsiTheme="minorHAnsi"/>
+          <w:b/>
+          <w:sz w:val="28"/>
+          <w:lang w:bidi="fa-IR"/>
+        </w:rPr>
+        <w:t>S3S2 = 01</w:t>
+      </w:r>
+      <w:r>
+        <w:rPr>
+          <w:rFonts w:asciiTheme="minorHAnsi" w:eastAsia="B Yekan" w:hAnsiTheme="minorHAnsi" w:hint="cs"/>
+          <w:b/>
+          <w:sz w:val="28"/>
+          <w:rtl/>
+          <w:lang w:bidi="fa-IR"/>
+        </w:rPr>
+        <w:t xml:space="preserve"> باشد ، مدار در </w:t>
+      </w:r>
+      <w:r>
+        <w:rPr>
+          <w:rFonts w:asciiTheme="minorHAnsi" w:eastAsia="B Yekan" w:hAnsiTheme="minorHAnsi" w:hint="cs"/>
+          <w:bCs/>
+          <w:sz w:val="28"/>
+          <w:rtl/>
+          <w:lang w:bidi="fa-IR"/>
+        </w:rPr>
+        <w:t>بخش منطقی</w:t>
+      </w:r>
+      <w:r>
+        <w:rPr>
+          <w:rFonts w:asciiTheme="minorHAnsi" w:eastAsia="B Yekan" w:hAnsiTheme="minorHAnsi" w:hint="cs"/>
+          <w:b/>
+          <w:sz w:val="28"/>
+          <w:rtl/>
+          <w:lang w:bidi="fa-IR"/>
+        </w:rPr>
+        <w:t xml:space="preserve"> خود قرار دارد و با استفاده از گیت ها روابطی بین ورودی های </w:t>
+      </w:r>
+      <w:r>
+        <w:rPr>
+          <w:rFonts w:asciiTheme="minorHAnsi" w:eastAsia="B Yekan" w:hAnsiTheme="minorHAnsi"/>
+          <w:b/>
+          <w:sz w:val="28"/>
+          <w:lang w:bidi="fa-IR"/>
+        </w:rPr>
+        <w:t>A</w:t>
+      </w:r>
+      <w:r>
+        <w:rPr>
+          <w:rFonts w:asciiTheme="minorHAnsi" w:eastAsia="B Yekan" w:hAnsiTheme="minorHAnsi" w:hint="cs"/>
+          <w:b/>
+          <w:sz w:val="28"/>
+          <w:rtl/>
+          <w:lang w:bidi="fa-IR"/>
+        </w:rPr>
+        <w:t xml:space="preserve"> و </w:t>
+      </w:r>
+      <w:r>
+        <w:rPr>
+          <w:rFonts w:asciiTheme="minorHAnsi" w:eastAsia="B Yekan" w:hAnsiTheme="minorHAnsi"/>
+          <w:b/>
+          <w:sz w:val="28"/>
+          <w:lang w:bidi="fa-IR"/>
+        </w:rPr>
+        <w:t>B</w:t>
+      </w:r>
+      <w:r>
+        <w:rPr>
+          <w:rFonts w:asciiTheme="minorHAnsi" w:eastAsia="B Yekan" w:hAnsiTheme="minorHAnsi" w:hint="cs"/>
+          <w:b/>
+          <w:sz w:val="28"/>
+          <w:rtl/>
+          <w:lang w:bidi="fa-IR"/>
+        </w:rPr>
+        <w:t xml:space="preserve"> را محاسبه می کند. در نهایت زمانی که </w:t>
+      </w:r>
+      <w:r>
+        <w:rPr>
+          <w:rFonts w:asciiTheme="minorHAnsi" w:eastAsia="B Yekan" w:hAnsiTheme="minorHAnsi"/>
+          <w:b/>
+          <w:sz w:val="28"/>
+          <w:lang w:bidi="fa-IR"/>
+        </w:rPr>
+        <w:t>S3S2 = 10</w:t>
+      </w:r>
+      <w:r>
+        <w:rPr>
+          <w:rFonts w:asciiTheme="minorHAnsi" w:eastAsia="B Yekan" w:hAnsiTheme="minorHAnsi" w:hint="cs"/>
+          <w:b/>
+          <w:sz w:val="28"/>
+          <w:rtl/>
+          <w:lang w:bidi="fa-IR"/>
+        </w:rPr>
+        <w:t xml:space="preserve"> یا </w:t>
+      </w:r>
+      <w:r>
+        <w:rPr>
+          <w:rFonts w:asciiTheme="minorHAnsi" w:eastAsia="B Yekan" w:hAnsiTheme="minorHAnsi"/>
+          <w:b/>
+          <w:sz w:val="28"/>
+          <w:lang w:bidi="fa-IR"/>
+        </w:rPr>
+        <w:t>S3S2 = 11</w:t>
+      </w:r>
+      <w:r>
+        <w:rPr>
+          <w:rFonts w:asciiTheme="minorHAnsi" w:eastAsia="B Yekan" w:hAnsiTheme="minorHAnsi" w:hint="cs"/>
+          <w:b/>
+          <w:sz w:val="28"/>
+          <w:rtl/>
+          <w:lang w:bidi="fa-IR"/>
+        </w:rPr>
+        <w:t xml:space="preserve"> مدار در بخش شیفت خود قرار دارد و یه ترتیب شیفت به راست و شیفت به چپ را انجام می دهد.</w:t>
+      </w:r>
+    </w:p>
+    <w:p>
+      <w:pPr>
+        <w:bidi/>
+        <w:rPr>
+          <w:rFonts w:asciiTheme="minorHAnsi" w:eastAsia="B Yekan" w:hAnsiTheme="minorHAnsi"/>
+          <w:b/>
+          <w:sz w:val="28"/>
+          <w:rtl/>
+          <w:lang w:bidi="fa-IR"/>
+        </w:rPr>
+      </w:pPr>
+      <w:r>
+        <w:rPr>
+          <w:rFonts w:asciiTheme="minorHAnsi" w:eastAsia="B Yekan" w:hAnsiTheme="minorHAnsi" w:hint="cs"/>
+          <w:b/>
+          <w:sz w:val="28"/>
+          <w:rtl/>
+          <w:lang w:bidi="fa-IR"/>
+        </w:rPr>
+        <w:t>ابتدا با توجه به ورودی های مدار (</w:t>
+      </w:r>
+      <w:r>
+        <w:rPr>
+          <w:rFonts w:asciiTheme="minorHAnsi" w:eastAsia="B Yekan" w:hAnsiTheme="minorHAnsi"/>
+          <w:b/>
+          <w:sz w:val="28"/>
+          <w:lang w:bidi="fa-IR"/>
+        </w:rPr>
+        <w:t>A, B, Cin</w:t>
+      </w:r>
+      <w:r>
+        <w:rPr>
+          <w:rFonts w:asciiTheme="minorHAnsi" w:eastAsia="B Yekan" w:hAnsiTheme="minorHAnsi" w:hint="cs"/>
+          <w:b/>
+          <w:sz w:val="28"/>
+          <w:rtl/>
+          <w:lang w:bidi="fa-IR"/>
+        </w:rPr>
+        <w:t xml:space="preserve">) مقادیر جواب هر سه بخش محاسبه می شود و در نهایت با استفاده از چهار مالتی پلکسر 4در1 که بیت های کنترلی آنها به </w:t>
+      </w:r>
+      <w:r>
+        <w:rPr>
+          <w:rFonts w:asciiTheme="minorHAnsi" w:eastAsia="B Yekan" w:hAnsiTheme="minorHAnsi"/>
+          <w:b/>
+          <w:sz w:val="28"/>
+          <w:lang w:bidi="fa-IR"/>
+        </w:rPr>
+        <w:t>S2,S3</w:t>
+      </w:r>
+      <w:r>
+        <w:rPr>
+          <w:rFonts w:asciiTheme="minorHAnsi" w:eastAsia="B Yekan" w:hAnsiTheme="minorHAnsi" w:hint="cs"/>
+          <w:b/>
+          <w:sz w:val="28"/>
+          <w:rtl/>
+          <w:lang w:bidi="fa-IR"/>
+        </w:rPr>
+        <w:t xml:space="preserve"> متصل هستند جواب بخش مورد نظرمان را انتخاب و به خروجی منتقل می کنیم.</w:t>
+      </w:r>
+    </w:p>
+    <w:p>
+      <w:pPr>
+        <w:bidi/>
+        <w:rPr>
+          <w:rFonts w:cs="B Yekan"/>
+          <w:b/>
+          <w:bCs/>
+          <w:rtl/>
+          <w:lang w:bidi="fa-IR"/>
+        </w:rPr>
+      </w:pPr>
+      <w:r>
+        <w:rPr>
+          <w:rFonts w:cs="B Yekan" w:hint="cs"/>
+          <w:b/>
+          <w:bCs/>
+          <w:rtl/>
+          <w:lang w:bidi="fa-IR"/>
+        </w:rPr>
+        <w:t>قطعات استفاده‌شده:</w:t>
+      </w:r>
+    </w:p>
+    <w:p>
+      <w:pPr>
+        <w:pStyle w:val="ListParagraph"/>
+        <w:numPr>
+          <w:ilvl w:val="0"/>
+          <w:numId w:val="4"/>
+        </w:numPr>
+        <w:bidi/>
+        <w:rPr>
           <w:lang w:bidi="fa-IR"/>
         </w:rPr>
       </w:pPr>
@@ -877,6 +1347,86 @@
           <w:rtl/>
           <w:lang w:bidi="fa-IR"/>
         </w:rPr>
+        <w:t xml:space="preserve">گیت های </w:t>
+      </w:r>
+      <w:r>
+        <w:rPr>
+          <w:rFonts w:asciiTheme="minorHAnsi" w:hAnsiTheme="minorHAnsi"/>
+          <w:lang w:bidi="fa-IR"/>
+        </w:rPr>
+        <w:t>NOT, AND, OR, XOR</w:t>
+      </w:r>
+    </w:p>
+    <w:p>
+      <w:pPr>
+        <w:pStyle w:val="ListParagraph"/>
+        <w:numPr>
+          <w:ilvl w:val="0"/>
+          <w:numId w:val="4"/>
+        </w:numPr>
+        <w:bidi/>
+        <w:rPr>
+          <w:lang w:bidi="fa-IR"/>
+        </w:rPr>
+      </w:pPr>
+      <w:r>
+        <w:rPr>
+          <w:rFonts w:asciiTheme="minorHAnsi" w:hAnsiTheme="minorHAnsi" w:hint="cs"/>
+          <w:rtl/>
+          <w:lang w:bidi="fa-IR"/>
+        </w:rPr>
+        <w:t xml:space="preserve">تراشه </w:t>
+      </w:r>
+      <w:r>
+        <w:rPr>
+          <w:rFonts w:asciiTheme="minorHAnsi" w:hAnsiTheme="minorHAnsi"/>
+          <w:lang w:bidi="fa-IR"/>
+        </w:rPr>
+        <w:t>74LS153</w:t>
+      </w:r>
+      <w:r>
+        <w:rPr>
+          <w:rFonts w:asciiTheme="minorHAnsi" w:hAnsiTheme="minorHAnsi" w:hint="cs"/>
+          <w:rtl/>
+          <w:lang w:bidi="fa-IR"/>
+        </w:rPr>
+        <w:t xml:space="preserve"> (این تراشه شامل دو مالتی پلکسر </w:t>
+      </w:r>
+      <w:r>
+        <w:rPr>
+          <w:rFonts w:asciiTheme="minorHAnsi" w:hAnsiTheme="minorHAnsi"/>
+          <w:lang w:bidi="fa-IR"/>
+        </w:rPr>
+        <w:t>4x1</w:t>
+      </w:r>
+      <w:r>
+        <w:rPr>
+          <w:rFonts w:asciiTheme="minorHAnsi" w:hAnsiTheme="minorHAnsi" w:hint="cs"/>
+          <w:rtl/>
+          <w:lang w:bidi="fa-IR"/>
+        </w:rPr>
+        <w:t xml:space="preserve"> است.)</w:t>
+      </w:r>
+    </w:p>
+    <w:p>
+      <w:pPr>
+        <w:pStyle w:val="ListParagraph"/>
+        <w:numPr>
+          <w:ilvl w:val="0"/>
+          <w:numId w:val="4"/>
+        </w:numPr>
+        <w:bidi/>
+        <w:rPr>
+          <w:rtl/>
+          <w:lang w:bidi="fa-IR"/>
+        </w:rPr>
+      </w:pPr>
+      <w:r>
+        <w:rPr>
+          <w:rFonts w:asciiTheme="minorHAnsi" w:hAnsiTheme="minorHAnsi" w:hint="cs"/>
+          <w:rtl/>
+          <w:lang w:bidi="fa-IR"/>
+        </w:rPr>
         <w:t>جمع کننده کامل (</w:t>
       </w:r>
       <w:r>
@@ -929,27 +1479,7 @@
           <w:rtl/>
           <w:lang w:bidi="fa-IR"/>
         </w:rPr>
-        <w:t>2-2-</w:t>
-      </w:r>
-      <w:r>
-        <w:rPr>
-          <w:rFonts w:asciiTheme="minorHAnsi" w:eastAsia="B Yekan" w:hAnsiTheme="minorHAnsi" w:cs="B Yekan" w:hint="cs"/>
-          <w:b/>
-          <w:sz w:val="28"/>
-          <w:rtl/>
-          <w:lang w:bidi="fa-IR"/>
-        </w:rPr>
-        <w:t>2 توضیح طرز کار بخش محاسباتی مدار</w:t>
-      </w:r>
-      <w:r>
-        <w:rPr>
-          <w:rFonts w:asciiTheme="minorHAnsi" w:eastAsia="B Yekan" w:hAnsiTheme="minorHAnsi" w:cs="B Yekan" w:hint="cs"/>
-          <w:b/>
-          <w:sz w:val="28"/>
-          <w:rtl/>
-          <w:lang w:bidi="fa-IR"/>
-        </w:rPr>
-        <w:t>:</w:t>
+        <w:t>2-2-2 توضیح طرز کار بخش محاسباتی مدار:</w:t>
       </w:r>
     </w:p>
     <w:p>
@@ -1193,10 +1723,12 @@
         <w:rPr>
           <w:rFonts w:asciiTheme="minorHAnsi" w:eastAsia="B Yekan" w:hAnsiTheme="minorHAnsi"/>
           <w:b/>
-          <w:sz w:val="28"/>
-          <w:rtl/>
-          <w:lang w:bidi="fa-IR"/>
-        </w:rPr>
+          <w:noProof/>
+          <w:sz w:val="28"/>
+          <w:rtl/>
+          <w:lang w:bidi="fa-IR"/>
+        </w:rPr>
+        <w:lastRenderedPageBreak/>
         <w:drawing>
           <wp:inline distT="0" distB="0" distL="0" distR="0" wp14:anchorId="42877E9B" wp14:editId="04C03B81">
             <wp:extent cx="5943600" cy="3760470"/>
@@ -1213,7 +1745,7 @@
                     <pic:cNvPicPr/>
                   </pic:nvPicPr>
                   <pic:blipFill>
-                    <a:blip r:embed="rId9"/>
+                    <a:blip r:embed="rId11"/>
                     <a:stretch>
                       <a:fillRect/>
                     </a:stretch>
@@ -1582,29 +2114,7 @@
               <w:sz w:val="28"/>
               <w:lang w:bidi="fa-IR"/>
             </w:rPr>
-            <m:t>=01</m:t>
-          </m:r>
-          <m:r>
-            <m:rPr>
-              <m:sty m:val="bi"/>
-            </m:rPr>
-            <w:rPr>
-              <w:rFonts w:ascii="Cambria Math" w:eastAsia="B Yekan" w:hAnsi="Cambria Math"/>
-              <w:sz w:val="28"/>
-              <w:lang w:bidi="fa-IR"/>
-            </w:rPr>
-            <m:t>→</m:t>
-          </m:r>
-          <m:r>
-            <m:rPr>
-              <m:sty m:val="bi"/>
-            </m:rPr>
-            <w:rPr>
-              <w:rFonts w:ascii="Cambria Math" w:eastAsia="B Yekan" w:hAnsi="Cambria Math"/>
-              <w:sz w:val="28"/>
-              <w:lang w:bidi="fa-IR"/>
-            </w:rPr>
-            <m:t>F=A+B+</m:t>
+            <m:t>=01→F=A+B+</m:t>
           </m:r>
           <m:sSub>
             <m:sSubPr>
@@ -1654,18 +2164,7 @@
               <w:sz w:val="28"/>
               <w:lang w:bidi="fa-IR"/>
             </w:rPr>
-            <m:t>→</m:t>
-          </m:r>
-          <m:r>
-            <m:rPr>
-              <m:sty m:val="bi"/>
-            </m:rPr>
-            <w:rPr>
-              <w:rFonts w:ascii="Cambria Math" w:eastAsia="B Yekan" w:hAnsi="Cambria Math"/>
-              <w:sz w:val="28"/>
-              <w:lang w:bidi="fa-IR"/>
-            </w:rPr>
-            <m:t xml:space="preserve"> </m:t>
+            <m:t xml:space="preserve">→ </m:t>
           </m:r>
           <m:sSub>
             <m:sSubPr>
@@ -1764,7 +2263,6 @@
         <w:bidi/>
         <w:ind w:left="360"/>
         <w:rPr>
-          <w:rFonts w:hint="cs"/>
           <w:b/>
           <w:bCs/>
           <w:sz w:val="28"/>
@@ -1886,31 +2384,7 @@
               <w:szCs w:val="28"/>
               <w:lang w:bidi="fa-IR"/>
             </w:rPr>
-            <m:t>=10</m:t>
-          </m:r>
-          <m:r>
-            <m:rPr>
-              <m:sty m:val="bi"/>
-            </m:rPr>
-            <w:rPr>
-              <w:rFonts w:ascii="Cambria Math" w:hAnsi="Cambria Math"/>
-              <w:sz w:val="28"/>
-              <w:szCs w:val="28"/>
-              <w:lang w:bidi="fa-IR"/>
-            </w:rPr>
-            <m:t>→</m:t>
-          </m:r>
-          <m:r>
-            <m:rPr>
-              <m:sty m:val="bi"/>
-            </m:rPr>
-            <w:rPr>
-              <w:rFonts w:ascii="Cambria Math" w:hAnsi="Cambria Math"/>
-              <w:sz w:val="28"/>
-              <w:szCs w:val="28"/>
-              <w:lang w:bidi="fa-IR"/>
-            </w:rPr>
-            <m:t xml:space="preserve"> F=A+</m:t>
+            <m:t>=10→ F=A+</m:t>
           </m:r>
           <m:acc>
             <m:accPr>
@@ -2007,19 +2481,7 @@
               <w:szCs w:val="28"/>
               <w:lang w:bidi="fa-IR"/>
             </w:rPr>
-            <m:t>→</m:t>
-          </m:r>
-          <m:r>
-            <m:rPr>
-              <m:sty m:val="bi"/>
-            </m:rPr>
-            <w:rPr>
-              <w:rFonts w:ascii="Cambria Math" w:hAnsi="Cambria Math"/>
-              <w:sz w:val="28"/>
-              <w:szCs w:val="28"/>
-              <w:lang w:bidi="fa-IR"/>
-            </w:rPr>
-            <m:t xml:space="preserve"> </m:t>
+            <m:t xml:space="preserve">→ </m:t>
           </m:r>
           <m:sSub>
             <m:sSubPr>
@@ -2258,29 +2720,7 @@
               <w:sz w:val="28"/>
               <w:szCs w:val="28"/>
             </w:rPr>
-            <m:t>=11</m:t>
-          </m:r>
-          <m:r>
-            <m:rPr>
-              <m:sty m:val="bi"/>
-            </m:rPr>
-            <w:rPr>
-              <w:rFonts w:ascii="Cambria Math" w:hAnsi="Cambria Math"/>
-              <w:sz w:val="28"/>
-              <w:szCs w:val="28"/>
-            </w:rPr>
-            <m:t>→</m:t>
-          </m:r>
-          <m:r>
-            <m:rPr>
-              <m:sty m:val="bi"/>
-            </m:rPr>
-            <w:rPr>
-              <w:rFonts w:ascii="Cambria Math" w:hAnsi="Cambria Math"/>
-              <w:sz w:val="28"/>
-              <w:szCs w:val="28"/>
-            </w:rPr>
-            <m:t xml:space="preserve"> F=A-1+</m:t>
+            <m:t>=11→ F=A-1+</m:t>
           </m:r>
           <m:sSub>
             <m:sSubPr>
@@ -2331,18 +2771,7 @@
               <w:sz w:val="28"/>
               <w:szCs w:val="28"/>
             </w:rPr>
-            <m:t>→</m:t>
-          </m:r>
-          <m:r>
-            <m:rPr>
-              <m:sty m:val="bi"/>
-            </m:rPr>
-            <w:rPr>
-              <w:rFonts w:ascii="Cambria Math" w:hAnsi="Cambria Math"/>
-              <w:sz w:val="28"/>
-              <w:szCs w:val="28"/>
-            </w:rPr>
-            <m:t xml:space="preserve"> </m:t>
+            <m:t xml:space="preserve">→ </m:t>
           </m:r>
           <m:sSub>
             <m:sSubPr>
@@ -2439,7 +2868,7 @@
         <w:spacing w:after="60" w:line="276" w:lineRule="auto"/>
         <w:jc w:val="right"/>
         <w:rPr>
-          <w:rFonts w:asciiTheme="minorHAnsi" w:hAnsiTheme="minorHAnsi" w:hint="cs"/>
+          <w:rFonts w:asciiTheme="minorHAnsi" w:hAnsiTheme="minorHAnsi"/>
           <w:rtl/>
           <w:lang w:bidi="fa-IR"/>
         </w:rPr>
@@ -2555,14 +2984,7 @@
               <w:rFonts w:ascii="Cambria Math" w:hAnsi="Cambria Math"/>
               <w:lang w:bidi="fa-IR"/>
             </w:rPr>
-            <m:t xml:space="preserve"> +</m:t>
-          </m:r>
-          <m:r>
-            <w:rPr>
-              <w:rFonts w:ascii="Cambria Math" w:hAnsi="Cambria Math"/>
-              <w:lang w:bidi="fa-IR"/>
-            </w:rPr>
-            <m:t> </m:t>
+            <m:t xml:space="preserve"> + </m:t>
           </m:r>
           <m:d>
             <m:dPr>
@@ -2805,7 +3227,6 @@
           <w:rtl/>
           <w:lang w:bidi="fa-IR"/>
         </w:rPr>
-        <w:lastRenderedPageBreak/>
         <w:t>چهار بیت خروجی همان نتیجه نهایی مدار در این بخش است.</w:t>
       </w:r>
     </w:p>
@@ -2818,9 +3239,11 @@
       <w:r>
         <w:rPr>
           <w:rFonts w:asciiTheme="minorHAnsi" w:hAnsiTheme="minorHAnsi"/>
-          <w:rtl/>
-          <w:lang w:bidi="fa-IR"/>
-        </w:rPr>
+          <w:noProof/>
+          <w:rtl/>
+          <w:lang w:bidi="fa-IR"/>
+        </w:rPr>
+        <w:lastRenderedPageBreak/>
         <w:drawing>
           <wp:inline distT="0" distB="0" distL="0" distR="0" wp14:anchorId="5B9866B8" wp14:editId="52DE0CD1">
             <wp:extent cx="4486000" cy="4076700"/>
@@ -2837,7 +3260,7 @@
                     <pic:cNvPicPr/>
                   </pic:nvPicPr>
                   <pic:blipFill>
-                    <a:blip r:embed="rId10"/>
+                    <a:blip r:embed="rId12"/>
                     <a:stretch>
                       <a:fillRect/>
                     </a:stretch>
@@ -2914,47 +3337,7 @@
           <w:rtl/>
           <w:lang w:bidi="fa-IR"/>
         </w:rPr>
-        <w:t>2-2-</w:t>
-      </w:r>
-      <w:r>
-        <w:rPr>
-          <w:rFonts w:asciiTheme="minorHAnsi" w:eastAsia="B Yekan" w:hAnsiTheme="minorHAnsi" w:cs="B Yekan" w:hint="cs"/>
-          <w:b/>
-          <w:sz w:val="28"/>
-          <w:rtl/>
-          <w:lang w:bidi="fa-IR"/>
-        </w:rPr>
-        <w:t>3</w:t>
-      </w:r>
-      <w:r>
-        <w:rPr>
-          <w:rFonts w:asciiTheme="minorHAnsi" w:eastAsia="B Yekan" w:hAnsiTheme="minorHAnsi" w:cs="B Yekan" w:hint="cs"/>
-          <w:b/>
-          <w:sz w:val="28"/>
-          <w:rtl/>
-          <w:lang w:bidi="fa-IR"/>
-        </w:rPr>
-        <w:t xml:space="preserve"> توضیح طرز کار بخش </w:t>
-      </w:r>
-      <w:r>
-        <w:rPr>
-          <w:rFonts w:asciiTheme="minorHAnsi" w:eastAsia="B Yekan" w:hAnsiTheme="minorHAnsi" w:cs="B Yekan" w:hint="cs"/>
-          <w:b/>
-          <w:sz w:val="28"/>
-          <w:rtl/>
-          <w:lang w:bidi="fa-IR"/>
-        </w:rPr>
-        <w:t>منطقی</w:t>
-      </w:r>
-      <w:r>
-        <w:rPr>
-          <w:rFonts w:asciiTheme="minorHAnsi" w:eastAsia="B Yekan" w:hAnsiTheme="minorHAnsi" w:cs="B Yekan" w:hint="cs"/>
-          <w:b/>
-          <w:sz w:val="28"/>
-          <w:rtl/>
-          <w:lang w:bidi="fa-IR"/>
-        </w:rPr>
-        <w:t xml:space="preserve"> مدار:</w:t>
+        <w:t>2-2-3 توضیح طرز کار بخش منطقی مدار:</w:t>
       </w:r>
     </w:p>
     <w:p>
@@ -2970,26 +3353,29 @@
         </w:rPr>
         <w:t xml:space="preserve">برای هر بیت </w:t>
       </w:r>
-      <w:proofErr w:type="spellStart"/>
-      <w:r>
-        <w:t>i</w:t>
-      </w:r>
-      <w:proofErr w:type="spellEnd"/>
-      <w:r>
+      <w:proofErr w:type="gramStart"/>
+      <w:r>
+        <w:t xml:space="preserve">i </w:t>
+      </w:r>
+      <w:r>
+        <w:rPr>
+          <w:rFonts w:hint="cs"/>
+          <w:rtl/>
+        </w:rPr>
         <w:t xml:space="preserve"> </w:t>
       </w:r>
       <w:r>
         <w:rPr>
-          <w:rFonts w:hint="cs"/>
-          <w:rtl/>
-        </w:rPr>
-        <w:t xml:space="preserve"> </w:t>
-      </w:r>
-      <w:r>
-        <w:rPr>
-          <w:rtl/>
-        </w:rPr>
-        <w:t>از ورودی‌ها، روابط بخش منطقی به صورت زیر هستند</w:t>
+          <w:rtl/>
+        </w:rPr>
+        <w:t>از</w:t>
+      </w:r>
+      <w:proofErr w:type="gramEnd"/>
+      <w:r>
+        <w:rPr>
+          <w:rtl/>
+        </w:rPr>
+        <w:t xml:space="preserve"> ورودی‌ها، روابط بخش منطقی به صورت زیر هستند</w:t>
       </w:r>
       <w:r>
         <w:t>:</w:t>
@@ -3410,19 +3796,7 @@
             <w:rPr>
               <w:rFonts w:ascii="Cambria Math" w:hAnsi="Cambria Math"/>
             </w:rPr>
-            <m:t>=10</m:t>
-          </m:r>
-          <m:r>
-            <w:rPr>
-              <w:rFonts w:ascii="Cambria Math" w:hAnsi="Cambria Math"/>
-            </w:rPr>
-            <m:t>→</m:t>
-          </m:r>
-          <m:r>
-            <w:rPr>
-              <w:rFonts w:ascii="Cambria Math" w:hAnsi="Cambria Math"/>
-            </w:rPr>
-            <m:t xml:space="preserve"> </m:t>
+            <m:t xml:space="preserve">=10→ </m:t>
           </m:r>
           <m:sSub>
             <m:sSubPr>
@@ -3486,13 +3860,7 @@
             <w:rPr>
               <w:rFonts w:ascii="Cambria Math" w:hAnsi="Cambria Math"/>
             </w:rPr>
-            <m:t>⊕</m:t>
-          </m:r>
-          <m:r>
-            <w:rPr>
-              <w:rFonts w:ascii="Cambria Math" w:hAnsi="Cambria Math"/>
-            </w:rPr>
-            <m:t xml:space="preserve"> </m:t>
+            <m:t xml:space="preserve">⊕ </m:t>
           </m:r>
           <m:sSub>
             <m:sSubPr>
@@ -3599,19 +3967,7 @@
             <w:rPr>
               <w:rFonts w:ascii="Cambria Math" w:eastAsiaTheme="minorEastAsia" w:hAnsi="Cambria Math"/>
             </w:rPr>
-            <m:t>=11</m:t>
-          </m:r>
-          <m:r>
-            <w:rPr>
-              <w:rFonts w:ascii="Cambria Math" w:eastAsiaTheme="minorEastAsia" w:hAnsi="Cambria Math"/>
-            </w:rPr>
-            <m:t>→</m:t>
-          </m:r>
-          <m:r>
-            <w:rPr>
-              <w:rFonts w:ascii="Cambria Math" w:eastAsiaTheme="minorEastAsia" w:hAnsi="Cambria Math"/>
-            </w:rPr>
-            <m:t xml:space="preserve"> </m:t>
+            <m:t xml:space="preserve">=11→ </m:t>
           </m:r>
           <m:sSub>
             <m:sSubPr>
@@ -3762,6 +4118,7 @@
       <w:r>
         <w:rPr>
           <w:rFonts w:asciiTheme="minorHAnsi" w:eastAsiaTheme="minorEastAsia" w:hAnsiTheme="minorHAnsi"/>
+          <w:noProof/>
           <w:rtl/>
           <w:lang w:bidi="fa-IR"/>
         </w:rPr>
@@ -3782,7 +4139,7 @@
                     <pic:cNvPicPr/>
                   </pic:nvPicPr>
                   <pic:blipFill>
-                    <a:blip r:embed="rId11"/>
+                    <a:blip r:embed="rId13"/>
                     <a:stretch>
                       <a:fillRect/>
                     </a:stretch>
@@ -3951,47 +4308,7 @@
           <w:rtl/>
           <w:lang w:bidi="fa-IR"/>
         </w:rPr>
-        <w:t>2-2-</w:t>
-      </w:r>
-      <w:r>
-        <w:rPr>
-          <w:rFonts w:asciiTheme="minorHAnsi" w:eastAsia="B Yekan" w:hAnsiTheme="minorHAnsi" w:cs="B Yekan" w:hint="cs"/>
-          <w:b/>
-          <w:sz w:val="28"/>
-          <w:rtl/>
-          <w:lang w:bidi="fa-IR"/>
-        </w:rPr>
-        <w:t>4</w:t>
-      </w:r>
-      <w:r>
-        <w:rPr>
-          <w:rFonts w:asciiTheme="minorHAnsi" w:eastAsia="B Yekan" w:hAnsiTheme="minorHAnsi" w:cs="B Yekan" w:hint="cs"/>
-          <w:b/>
-          <w:sz w:val="28"/>
-          <w:rtl/>
-          <w:lang w:bidi="fa-IR"/>
-        </w:rPr>
-        <w:t xml:space="preserve"> توضیح طرز کار بخش </w:t>
-      </w:r>
-      <w:r>
-        <w:rPr>
-          <w:rFonts w:asciiTheme="minorHAnsi" w:eastAsia="B Yekan" w:hAnsiTheme="minorHAnsi" w:cs="B Yekan" w:hint="cs"/>
-          <w:b/>
-          <w:sz w:val="28"/>
-          <w:rtl/>
-          <w:lang w:bidi="fa-IR"/>
-        </w:rPr>
-        <w:t>شیفت</w:t>
-      </w:r>
-      <w:r>
-        <w:rPr>
-          <w:rFonts w:asciiTheme="minorHAnsi" w:eastAsia="B Yekan" w:hAnsiTheme="minorHAnsi" w:cs="B Yekan" w:hint="cs"/>
-          <w:b/>
-          <w:sz w:val="28"/>
-          <w:rtl/>
-          <w:lang w:bidi="fa-IR"/>
-        </w:rPr>
-        <w:t xml:space="preserve"> مدار:</w:t>
+        <w:t>2-2-4 توضیح طرز کار بخش شیفت مدار:</w:t>
       </w:r>
     </w:p>
     <w:p>
@@ -4019,7 +4336,7 @@
         <w:spacing w:after="60" w:line="276" w:lineRule="auto"/>
         <w:jc w:val="right"/>
         <w:rPr>
-          <w:rFonts w:asciiTheme="minorHAnsi" w:eastAsiaTheme="minorEastAsia" w:hAnsiTheme="minorHAnsi" w:hint="cs"/>
+          <w:rFonts w:asciiTheme="minorHAnsi" w:eastAsiaTheme="minorEastAsia" w:hAnsiTheme="minorHAnsi"/>
           <w:rtl/>
           <w:lang w:bidi="fa-IR"/>
         </w:rPr>
@@ -4045,14 +4362,7 @@
                   <w:rFonts w:ascii="Cambria Math" w:eastAsiaTheme="minorEastAsia" w:hAnsi="Cambria Math"/>
                   <w:lang w:bidi="fa-IR"/>
                 </w:rPr>
-                <m:t xml:space="preserve">1) </m:t>
-              </m:r>
-              <m:r>
-                <w:rPr>
-                  <w:rFonts w:ascii="Cambria Math" w:eastAsiaTheme="minorEastAsia" w:hAnsi="Cambria Math"/>
-                  <w:lang w:bidi="fa-IR"/>
-                </w:rPr>
-                <m:t>S</m:t>
+                <m:t>1) S</m:t>
               </m:r>
             </m:e>
             <m:sub>
@@ -4106,21 +4416,7 @@
               <w:rFonts w:ascii="Cambria Math" w:eastAsiaTheme="minorEastAsia" w:hAnsi="Cambria Math"/>
               <w:lang w:bidi="fa-IR"/>
             </w:rPr>
-            <m:t>=10</m:t>
-          </m:r>
-          <m:r>
-            <w:rPr>
-              <w:rFonts w:ascii="Cambria Math" w:eastAsiaTheme="minorEastAsia" w:hAnsi="Cambria Math"/>
-              <w:lang w:bidi="fa-IR"/>
-            </w:rPr>
-            <m:t>→</m:t>
-          </m:r>
-          <m:r>
-            <w:rPr>
-              <w:rFonts w:ascii="Cambria Math" w:eastAsiaTheme="minorEastAsia" w:hAnsi="Cambria Math"/>
-              <w:lang w:bidi="fa-IR"/>
-            </w:rPr>
-            <m:t xml:space="preserve"> </m:t>
+            <m:t xml:space="preserve">=10→ </m:t>
           </m:r>
           <m:sSub>
             <m:sSubPr>
@@ -4450,19 +4746,7 @@
             <w:rPr>
               <w:rFonts w:ascii="Cambria Math" w:hAnsi="Cambria Math"/>
             </w:rPr>
-            <m:t>=11</m:t>
-          </m:r>
-          <m:r>
-            <w:rPr>
-              <w:rFonts w:ascii="Cambria Math" w:hAnsi="Cambria Math"/>
-            </w:rPr>
-            <m:t>→</m:t>
-          </m:r>
-          <m:r>
-            <w:rPr>
-              <w:rFonts w:ascii="Cambria Math" w:hAnsi="Cambria Math"/>
-            </w:rPr>
-            <m:t xml:space="preserve"> </m:t>
+            <m:t xml:space="preserve">=11→ </m:t>
           </m:r>
           <m:sSub>
             <m:sSubPr>
@@ -4686,13 +4970,7 @@
             <w:rPr>
               <w:rFonts w:ascii="Cambria Math" w:hAnsi="Cambria Math"/>
             </w:rPr>
-            <m:t xml:space="preserve"> 0</m:t>
-          </m:r>
-          <m:r>
-            <w:rPr>
-              <w:rFonts w:ascii="Cambria Math" w:hAnsi="Cambria Math"/>
-            </w:rPr>
-            <m:t xml:space="preserve"> </m:t>
+            <m:t xml:space="preserve"> 0 </m:t>
           </m:r>
         </m:oMath>
       </m:oMathPara>
@@ -4716,47 +4994,7 @@
           <w:rtl/>
           <w:lang w:bidi="fa-IR"/>
         </w:rPr>
-        <w:t>2-2-</w:t>
-      </w:r>
-      <w:r>
-        <w:rPr>
-          <w:rFonts w:asciiTheme="minorHAnsi" w:eastAsia="B Yekan" w:hAnsiTheme="minorHAnsi" w:cs="B Yekan" w:hint="cs"/>
-          <w:b/>
-          <w:sz w:val="28"/>
-          <w:rtl/>
-          <w:lang w:bidi="fa-IR"/>
-        </w:rPr>
-        <w:t>5</w:t>
-      </w:r>
-      <w:r>
-        <w:rPr>
-          <w:rFonts w:asciiTheme="minorHAnsi" w:eastAsia="B Yekan" w:hAnsiTheme="minorHAnsi" w:cs="B Yekan" w:hint="cs"/>
-          <w:b/>
-          <w:sz w:val="28"/>
-          <w:rtl/>
-          <w:lang w:bidi="fa-IR"/>
-        </w:rPr>
-        <w:t xml:space="preserve"> توضیح طرز کار بخش </w:t>
-      </w:r>
-      <w:r>
-        <w:rPr>
-          <w:rFonts w:asciiTheme="minorHAnsi" w:eastAsia="B Yekan" w:hAnsiTheme="minorHAnsi" w:cs="B Yekan" w:hint="cs"/>
-          <w:b/>
-          <w:sz w:val="28"/>
-          <w:rtl/>
-          <w:lang w:bidi="fa-IR"/>
-        </w:rPr>
-        <w:t>انتخاب نهایی جواب</w:t>
-      </w:r>
-      <w:r>
-        <w:rPr>
-          <w:rFonts w:asciiTheme="minorHAnsi" w:eastAsia="B Yekan" w:hAnsiTheme="minorHAnsi" w:cs="B Yekan" w:hint="cs"/>
-          <w:b/>
-          <w:sz w:val="28"/>
-          <w:rtl/>
-          <w:lang w:bidi="fa-IR"/>
-        </w:rPr>
-        <w:t xml:space="preserve"> مدار:</w:t>
+        <w:t>2-2-5 توضیح طرز کار بخش انتخاب نهایی جواب مدار:</w:t>
       </w:r>
     </w:p>
     <w:p>
@@ -4764,7 +5002,7 @@
         <w:bidi/>
         <w:spacing w:after="60" w:line="276" w:lineRule="auto"/>
         <w:rPr>
-          <w:rFonts w:asciiTheme="minorHAnsi" w:hAnsiTheme="minorHAnsi" w:hint="cs"/>
+          <w:rFonts w:asciiTheme="minorHAnsi" w:hAnsiTheme="minorHAnsi"/>
           <w:rtl/>
           <w:lang w:bidi="fa-IR"/>
         </w:rPr>
@@ -4899,21 +5137,7 @@
               <w:rFonts w:ascii="Cambria Math" w:hAnsi="Cambria Math"/>
               <w:lang w:bidi="fa-IR"/>
             </w:rPr>
-            <m:t>=00</m:t>
-          </m:r>
-          <m:r>
-            <w:rPr>
-              <w:rFonts w:ascii="Cambria Math" w:hAnsi="Cambria Math"/>
-              <w:lang w:bidi="fa-IR"/>
-            </w:rPr>
-            <m:t>→</m:t>
-          </m:r>
-          <m:r>
-            <w:rPr>
-              <w:rFonts w:ascii="Cambria Math" w:hAnsi="Cambria Math"/>
-              <w:lang w:bidi="fa-IR"/>
-            </w:rPr>
-            <m:t xml:space="preserve"> </m:t>
+            <m:t xml:space="preserve">=00→ </m:t>
           </m:r>
           <m:sSub>
             <m:sSubPr>
@@ -5056,19 +5280,7 @@
             <w:rPr>
               <w:rFonts w:ascii="Cambria Math" w:hAnsi="Cambria Math"/>
             </w:rPr>
-            <m:t>=01</m:t>
-          </m:r>
-          <m:r>
-            <w:rPr>
-              <w:rFonts w:ascii="Cambria Math" w:hAnsi="Cambria Math"/>
-            </w:rPr>
-            <m:t>→</m:t>
-          </m:r>
-          <m:r>
-            <w:rPr>
-              <w:rFonts w:ascii="Cambria Math" w:hAnsi="Cambria Math"/>
-            </w:rPr>
-            <m:t xml:space="preserve"> </m:t>
+            <m:t xml:space="preserve">=01→ </m:t>
           </m:r>
           <m:sSub>
             <m:sSubPr>
@@ -5205,19 +5417,7 @@
             <w:rPr>
               <w:rFonts w:ascii="Cambria Math" w:hAnsi="Cambria Math"/>
             </w:rPr>
-            <m:t>=10</m:t>
-          </m:r>
-          <m:r>
-            <w:rPr>
-              <w:rFonts w:ascii="Cambria Math" w:hAnsi="Cambria Math"/>
-            </w:rPr>
-            <m:t>→</m:t>
-          </m:r>
-          <m:r>
-            <w:rPr>
-              <w:rFonts w:ascii="Cambria Math" w:hAnsi="Cambria Math"/>
-            </w:rPr>
-            <m:t xml:space="preserve"> </m:t>
+            <m:t xml:space="preserve">=10→ </m:t>
           </m:r>
           <m:sSub>
             <m:sSubPr>
@@ -5353,19 +5553,7 @@
             <w:rPr>
               <w:rFonts w:ascii="Cambria Math" w:hAnsi="Cambria Math"/>
             </w:rPr>
-            <m:t>=11</m:t>
-          </m:r>
-          <m:r>
-            <w:rPr>
-              <w:rFonts w:ascii="Cambria Math" w:hAnsi="Cambria Math"/>
-            </w:rPr>
-            <m:t>→</m:t>
-          </m:r>
-          <m:r>
-            <w:rPr>
-              <w:rFonts w:ascii="Cambria Math" w:hAnsi="Cambria Math"/>
-            </w:rPr>
-            <m:t xml:space="preserve"> </m:t>
+            <m:t xml:space="preserve">=11→ </m:t>
           </m:r>
           <m:sSub>
             <m:sSubPr>
@@ -5454,6 +5642,7 @@
       <w:r>
         <w:rPr>
           <w:rFonts w:asciiTheme="minorHAnsi" w:hAnsiTheme="minorHAnsi"/>
+          <w:noProof/>
           <w:lang w:bidi="fa-IR"/>
         </w:rPr>
         <w:drawing>
@@ -5472,7 +5661,7 @@
                     <pic:cNvPicPr/>
                   </pic:nvPicPr>
                   <pic:blipFill>
-                    <a:blip r:embed="rId12"/>
+                    <a:blip r:embed="rId14"/>
                     <a:stretch>
                       <a:fillRect/>
                     </a:stretch>
@@ -5520,6 +5709,7 @@
       <w:r>
         <w:rPr>
           <w:rFonts w:asciiTheme="minorHAnsi" w:hAnsiTheme="minorHAnsi"/>
+          <w:noProof/>
           <w:lang w:bidi="fa-IR"/>
         </w:rPr>
         <w:lastRenderedPageBreak/>
@@ -5539,7 +5729,7 @@
                     <pic:cNvPicPr/>
                   </pic:nvPicPr>
                   <pic:blipFill>
-                    <a:blip r:embed="rId13"/>
+                    <a:blip r:embed="rId15"/>
                     <a:stretch>
                       <a:fillRect/>
                     </a:stretch>
@@ -5565,7 +5755,7 @@
         <w:pStyle w:val="Caption"/>
         <w:jc w:val="center"/>
         <w:rPr>
-          <w:rFonts w:asciiTheme="minorHAnsi" w:hAnsiTheme="minorHAnsi" w:hint="cs"/>
+          <w:rFonts w:asciiTheme="minorHAnsi" w:hAnsiTheme="minorHAnsi"/>
           <w:rtl/>
           <w:lang w:bidi="fa-IR"/>
         </w:rPr>
@@ -5580,9 +5770,9 @@
       </w:r>
     </w:p>
     <w:sectPr>
-      <w:headerReference w:type="even" r:id="rId14"/>
-      <w:headerReference w:type="default" r:id="rId15"/>
-      <w:headerReference w:type="first" r:id="rId16"/>
+      <w:headerReference w:type="even" r:id="rId16"/>
+      <w:headerReference w:type="default" r:id="rId17"/>
+      <w:headerReference w:type="first" r:id="rId18"/>
       <w:pgSz w:w="12240" w:h="15840"/>
       <w:pgMar w:top="1440" w:right="1440" w:bottom="1440" w:left="1440" w:header="720" w:footer="720" w:gutter="0"/>
       <w:pgBorders w:offsetFrom="page">
@@ -5726,37 +5916,8 @@
               <w:lang w:bidi="fa-IR"/>
             </w:rPr>
           </w:pPr>
-          <w:proofErr w:type="spellStart"/>
           <w:r>
-            <w:t>گزارش</w:t>
-          </w:r>
-          <w:proofErr w:type="spellEnd"/>
-          <w:r>
-            <w:t xml:space="preserve"> </w:t>
-          </w:r>
-          <w:proofErr w:type="spellStart"/>
-          <w:r>
-            <w:t>کار</w:t>
-          </w:r>
-          <w:proofErr w:type="spellEnd"/>
-          <w:r>
-            <w:t xml:space="preserve"> </w:t>
-          </w:r>
-          <w:proofErr w:type="spellStart"/>
-          <w:r>
-            <w:t>آزمایش</w:t>
-          </w:r>
-          <w:proofErr w:type="spellEnd"/>
-          <w:r>
-            <w:t xml:space="preserve"> </w:t>
-          </w:r>
-          <w:proofErr w:type="spellStart"/>
-          <w:r>
-            <w:t>شماره</w:t>
-          </w:r>
-          <w:proofErr w:type="spellEnd"/>
-          <w:r>
-            <w:t xml:space="preserve"> </w:t>
+            <w:t xml:space="preserve">گزارش کار آزمایش شماره </w:t>
           </w:r>
           <w:r>
             <w:t>5</w:t>
@@ -7147,6 +7308,7 @@
   <w:style w:type="character" w:default="1" w:styleId="DefaultParagraphFont">
     <w:name w:val="Default Paragraph Font"/>
     <w:uiPriority w:val="1"/>
+    <w:semiHidden/>
     <w:unhideWhenUsed/>
   </w:style>
   <w:style w:type="table" w:default="1" w:styleId="TableNormal">

--- a/Az5/GozAz5.docx
+++ b/Az5/GozAz5.docx
@@ -18,7 +18,7 @@
           <w:szCs w:val="48"/>
         </w:rPr>
         <w:drawing>
-          <wp:inline distT="0" distB="0" distL="0" distR="0" wp14:anchorId="55C0CFEE" wp14:editId="46AAB478">
+          <wp:inline distT="0" distB="0" distL="0" distR="0" wp14:anchorId="55C0CFEE" wp14:editId="244F2476">
             <wp:extent cx="1045634" cy="1045634"/>
             <wp:effectExtent l="0" t="0" r="2540" b="2540"/>
             <wp:docPr id="1059743664" name="Picture 2"/>
@@ -62,6 +62,7 @@
     </w:p>
     <w:p>
       <w:pPr>
+        <w:bidi/>
         <w:jc w:val="center"/>
         <w:rPr>
           <w:rFonts w:ascii="Arial Black" w:hAnsi="Arial Black" w:cs="B Titr"/>
@@ -73,7 +74,7 @@
       </w:pPr>
       <w:r>
         <w:rPr>
-          <w:rFonts w:ascii="Arial Black" w:hAnsi="Arial Black" w:cs="B Titr"/>
+          <w:b/>
           <w:sz w:val="48"/>
           <w:szCs w:val="48"/>
           <w:rtl/>
@@ -84,6 +85,7 @@
     </w:p>
     <w:p>
       <w:pPr>
+        <w:bidi/>
         <w:jc w:val="center"/>
         <w:rPr>
           <w:sz w:val="28"/>
@@ -105,6 +107,7 @@
     </w:p>
     <w:p>
       <w:pPr>
+        <w:bidi/>
         <w:jc w:val="center"/>
         <w:rPr>
           <w:rFonts w:ascii="IranNastaliq" w:hAnsi="IranNastaliq" w:cs="IranNastaliq"/>
@@ -115,7 +118,7 @@
       </w:pPr>
       <w:r>
         <w:rPr>
-          <w:rFonts w:cs="B Yekan" w:hint="cs"/>
+          <w:rFonts w:hint="cs"/>
           <w:sz w:val="28"/>
           <w:szCs w:val="28"/>
           <w:rtl/>
@@ -125,7 +128,6 @@
       </w:r>
       <w:r>
         <w:rPr>
-          <w:rFonts w:ascii="IranNastaliq" w:hAnsi="IranNastaliq" w:cs="IranNastaliq"/>
           <w:sz w:val="28"/>
           <w:szCs w:val="28"/>
           <w:lang w:bidi="fa-IR"/>
@@ -187,6 +189,7 @@
     <w:p/>
     <w:p>
       <w:pPr>
+        <w:bidi/>
         <w:jc w:val="center"/>
         <w:rPr>
           <w:rFonts w:cs="B Yekan"/>
@@ -197,7 +200,8 @@
       </w:pPr>
       <w:r>
         <w:rPr>
-          <w:rFonts w:cs="B Yekan" w:hint="cs"/>
+          <w:rFonts w:hint="cs"/>
+          <w:b/>
           <w:sz w:val="28"/>
           <w:szCs w:val="28"/>
           <w:rtl/>
@@ -208,6 +212,7 @@
     </w:p>
     <w:p>
       <w:pPr>
+        <w:bidi/>
         <w:jc w:val="center"/>
         <w:rPr>
           <w:rFonts w:cs="B Yekan"/>
@@ -219,8 +224,8 @@
       </w:pPr>
       <w:r>
         <w:rPr>
-          <w:rFonts w:cs="B Yekan" w:hint="cs"/>
-          <w:sz w:val="20"/>
+          <w:rFonts w:hint="cs"/>
+          <w:sz w:val="25"/>
           <w:szCs w:val="20"/>
           <w:rtl/>
           <w:lang w:bidi="fa-IR"/>
@@ -230,6 +235,7 @@
     </w:p>
     <w:p>
       <w:pPr>
+        <w:bidi/>
         <w:jc w:val="center"/>
         <w:rPr>
           <w:rFonts w:cs="B Yekan"/>
@@ -240,8 +246,8 @@
       </w:pPr>
       <w:r>
         <w:rPr>
-          <w:rFonts w:cs="B Yekan" w:hint="cs"/>
-          <w:sz w:val="20"/>
+          <w:rFonts w:hint="cs"/>
+          <w:sz w:val="25"/>
           <w:szCs w:val="20"/>
           <w:rtl/>
           <w:lang w:bidi="fa-IR"/>
@@ -251,11 +257,11 @@
     </w:p>
     <w:p>
       <w:pPr>
-        <w:pStyle w:val="ListParagraph"/>
-        <w:jc w:val="right"/>
+        <w:pStyle w:val="Heading1"/>
+        <w:pageBreakBefore/>
+        <w:bidi/>
         <w:rPr>
           <w:rFonts w:ascii="B Yekan" w:eastAsia="B Yekan" w:hAnsi="B Yekan" w:cs="B Yekan"/>
-          <w:b/>
           <w:sz w:val="28"/>
           <w:szCs w:val="28"/>
           <w:rtl/>
@@ -264,25 +270,12 @@
       </w:pPr>
       <w:r>
         <w:rPr>
-          <w:rFonts w:ascii="B Yekan" w:eastAsia="B Yekan" w:hAnsi="B Yekan" w:cs="B Yekan"/>
-          <w:b/>
-          <w:sz w:val="28"/>
-          <w:rtl/>
-          <w:lang w:bidi="fa-IR"/>
-        </w:rPr>
-        <w:br w:type="page"/>
-      </w:r>
-      <w:r>
-        <w:rPr>
-          <w:rFonts w:ascii="B Yekan" w:eastAsia="B Yekan" w:hAnsi="B Yekan" w:cs="B Yekan" w:hint="cs"/>
-          <w:b/>
-          <w:sz w:val="28"/>
-          <w:szCs w:val="28"/>
+          <w:rFonts w:ascii="B Nazanin" w:eastAsia="B Nazanin" w:hAnsi="B Nazanin" w:cs="B Nazanin"/>
           <w:rtl/>
           <w:lang w:bidi="fa-IR"/>
         </w:rPr>
         <w:lastRenderedPageBreak/>
-        <w:t>1-مقدمه و هدف آزمایش:</w:t>
+        <w:t>هدف آزمایش:</w:t>
       </w:r>
     </w:p>
     <w:p>
@@ -298,48 +291,43 @@
       </w:pPr>
       <w:r>
         <w:rPr>
-          <w:rFonts w:asciiTheme="minorHAnsi" w:eastAsia="B Yekan" w:hAnsiTheme="minorHAnsi" w:hint="cs"/>
-          <w:b/>
-          <w:sz w:val="28"/>
-          <w:rtl/>
-          <w:lang w:bidi="fa-IR"/>
-        </w:rPr>
-        <w:t>در این آزمایش قصد داریم مدار داخلی یک واحد محاسبات و منطق چهار بیتی را بسازیم که قابلیت علمیات های محاسباتی ، عملیات های منطقی و شیفت کردن را داشته باشد.</w:t>
-      </w:r>
-    </w:p>
-    <w:p>
-      <w:pPr>
-        <w:keepNext/>
+          <w:rFonts w:asciiTheme="minorHAnsi" w:hAnsiTheme="minorHAnsi" w:hint="cs"/>
+          <w:sz w:val="25"/>
+          <w:rtl/>
+          <w:lang w:bidi="fa-IR"/>
+        </w:rPr>
+        <w:t>در این آزمایش قصد داریم مدار داخلی یک واحد محاسبات و منطق چهار‌بیتی را بسازیم که قابلیت علمیات‌های محاسباتی، عملیات‌های منطقی و شیفت کردن را داشته باشد.</w:t>
+      </w:r>
+    </w:p>
+    <w:p>
+      <w:pPr>
+        <w:pStyle w:val="Heading1"/>
         <w:bidi/>
         <w:spacing w:before="80" w:after="60" w:line="276" w:lineRule="auto"/>
         <w:jc w:val="center"/>
       </w:pPr>
       <w:r>
         <w:rPr>
-          <w:rFonts w:ascii="B Yekan" w:eastAsia="B Yekan" w:hAnsi="B Yekan" w:cs="B Yekan"/>
-          <w:b/>
-          <w:sz w:val="28"/>
-          <w:rtl/>
-          <w:lang w:bidi="fa-IR"/>
-        </w:rPr>
-        <w:t>ساخت ALU چهار بیتی با تراشه 74HC181:</w:t>
-      </w:r>
-    </w:p>
-    <w:p>
-      <w:pPr>
-        <w:keepNext/>
+          <w:rFonts w:ascii="B Nazanin" w:eastAsia="B Nazanin" w:hAnsi="B Nazanin" w:cs="B Nazanin"/>
+          <w:rtl/>
+          <w:lang w:bidi="fa-IR"/>
+        </w:rPr>
+        <w:t>۱- ساخت ALU چهار‌بیتی با تراشه 74HC181</w:t>
+      </w:r>
+    </w:p>
+    <w:p>
+      <w:pPr>
+        <w:pStyle w:val="Heading2"/>
         <w:bidi/>
         <w:spacing w:before="40" w:after="40" w:line="276" w:lineRule="auto"/>
       </w:pPr>
       <w:r>
         <w:rPr>
-          <w:rFonts w:ascii="B Yekan" w:eastAsia="B Yekan" w:hAnsi="B Yekan" w:cs="B Yekan"/>
-          <w:b/>
-          <w:sz w:val="28"/>
-          <w:rtl/>
-          <w:lang w:bidi="fa-IR"/>
-        </w:rPr>
-        <w:t>2-1-1 مقدمه آزمایش:</w:t>
+          <w:rFonts w:ascii="B Nazanin" w:eastAsia="B Nazanin" w:hAnsi="B Nazanin" w:cs="B Nazanin"/>
+          <w:rtl/>
+          <w:lang w:bidi="fa-IR"/>
+        </w:rPr>
+        <w:t>۱-۱ مقدمه آزمایش:</w:t>
       </w:r>
     </w:p>
     <w:p>
@@ -350,12 +338,11 @@
       </w:pPr>
       <w:r>
         <w:rPr>
-          <w:rFonts w:ascii="B Yekan" w:eastAsia="B Yekan" w:hAnsi="B Yekan" w:cs="B Yekan"/>
-          <w:sz w:val="28"/>
-          <w:rtl/>
-          <w:lang w:bidi="fa-IR"/>
-        </w:rPr>
-        <w:t>در مدار اول یک واحد محاسبات و منطق چهار بیتی با استفاده از تراشه 74HC181 ساخته شده است. داده ورودی D3 تا D0 می‌تواند در یکی از دو ثبات A یا B ذخیره شود و سپس مدار، مطابق کد کنترلی سه بیتی خود، عملیات مورد نظر را انتخاب می‌کند. عملیات این بخش شامل بارگذاری داده، حفظ مقدار، انتقال B به A، پاک کردن A، مکمل کردن A، عمل منطقی AND و جمع A و B است.</w:t>
+          <w:sz w:val="25"/>
+          <w:rtl/>
+          <w:lang w:bidi="fa-IR"/>
+        </w:rPr>
+        <w:t>در مدار اول یک واحد محاسبات و منطق چهار‌بیتی با استفاده از تراشه 74HC181 ساخته شده است. داده ورودی D3 تا D0 می‌تواند در یکی از دو ثبات A یا B ذخیره شود و سپس مدار، مطابق کد کنترلی سه‌بیتی خود، عملیات موردنظر را انتخاب می‌کند. عملیات این بخش شامل بارگذاری داده، حفظ مقدار، انتقال B به A، پاک کردن A، مکمل کردن A، عمل منطقی AND و جمع A و B است.</w:t>
       </w:r>
     </w:p>
     <w:p>
@@ -366,9 +353,8 @@
       </w:pPr>
       <w:r>
         <w:rPr>
-          <w:rFonts w:ascii="B Yekan" w:eastAsia="B Yekan" w:hAnsi="B Yekan" w:cs="B Yekan"/>
           <w:b/>
-          <w:sz w:val="28"/>
+          <w:sz w:val="27"/>
           <w:rtl/>
           <w:lang w:bidi="fa-IR"/>
         </w:rPr>
@@ -389,12 +375,11 @@
       </w:pPr>
       <w:r>
         <w:rPr>
-          <w:rFonts w:ascii="B Yekan" w:eastAsia="B Yekan" w:hAnsi="B Yekan" w:cs="B Yekan"/>
-          <w:sz w:val="26"/>
-          <w:rtl/>
-          <w:lang w:bidi="fa-IR"/>
-        </w:rPr>
-        <w:t>تراشه 74HC181 به عنوان واحد محاسبات و منطق چهار بیتی</w:t>
+          <w:sz w:val="25"/>
+          <w:rtl/>
+          <w:lang w:bidi="fa-IR"/>
+        </w:rPr>
+        <w:t>تراشه 74HC181 به عنوان واحد محاسبات و منطق چهار‌بیتی</w:t>
       </w:r>
     </w:p>
     <w:p>
@@ -411,12 +396,11 @@
       </w:pPr>
       <w:r>
         <w:rPr>
-          <w:rFonts w:ascii="B Yekan" w:eastAsia="B Yekan" w:hAnsi="B Yekan" w:cs="B Yekan"/>
-          <w:sz w:val="26"/>
-          <w:rtl/>
-          <w:lang w:bidi="fa-IR"/>
-        </w:rPr>
-        <w:t>دو تراشه 74LS175 برای تشکیل ثبات‌های چهار بیتی A و B</w:t>
+          <w:sz w:val="25"/>
+          <w:rtl/>
+          <w:lang w:bidi="fa-IR"/>
+        </w:rPr>
+        <w:t>دو تراشه 74LS175 برای تشکیل ثبات‌های چهار‌بیتی A و B</w:t>
       </w:r>
     </w:p>
     <w:p>
@@ -433,8 +417,7 @@
       </w:pPr>
       <w:r>
         <w:rPr>
-          <w:rFonts w:ascii="B Yekan" w:eastAsia="B Yekan" w:hAnsi="B Yekan" w:cs="B Yekan"/>
-          <w:sz w:val="26"/>
+          <w:sz w:val="25"/>
           <w:rtl/>
           <w:lang w:bidi="fa-IR"/>
         </w:rPr>
@@ -455,8 +438,7 @@
       </w:pPr>
       <w:r>
         <w:rPr>
-          <w:rFonts w:ascii="B Yekan" w:eastAsia="B Yekan" w:hAnsi="B Yekan" w:cs="B Yekan"/>
-          <w:sz w:val="26"/>
+          <w:sz w:val="25"/>
           <w:rtl/>
           <w:lang w:bidi="fa-IR"/>
         </w:rPr>
@@ -477,8 +459,7 @@
       </w:pPr>
       <w:r>
         <w:rPr>
-          <w:rFonts w:ascii="B Yekan" w:eastAsia="B Yekan" w:hAnsi="B Yekan" w:cs="B Yekan"/>
-          <w:sz w:val="26"/>
+          <w:sz w:val="25"/>
           <w:rtl/>
           <w:lang w:bidi="fa-IR"/>
         </w:rPr>
@@ -487,19 +468,17 @@
     </w:p>
     <w:p>
       <w:pPr>
-        <w:keepNext/>
+        <w:pStyle w:val="Heading2"/>
         <w:bidi/>
         <w:spacing w:before="100" w:after="40" w:line="276" w:lineRule="auto"/>
       </w:pPr>
       <w:r>
         <w:rPr>
-          <w:rFonts w:ascii="B Yekan" w:eastAsia="B Yekan" w:hAnsi="B Yekan" w:cs="B Yekan"/>
-          <w:b/>
-          <w:sz w:val="28"/>
-          <w:rtl/>
-          <w:lang w:bidi="fa-IR"/>
-        </w:rPr>
-        <w:t>2-1-2 ورودی‌ها و خروجی‌های کنترلی تراشه 74HC181:</w:t>
+          <w:rFonts w:ascii="B Nazanin" w:eastAsia="B Nazanin" w:hAnsi="B Nazanin" w:cs="B Nazanin"/>
+          <w:rtl/>
+          <w:lang w:bidi="fa-IR"/>
+        </w:rPr>
+        <w:t>۱-۲ ورودی‌ها و خروجی‌های کنترلی تراشه 74HC181:</w:t>
       </w:r>
     </w:p>
     <w:p>
@@ -510,12 +489,11 @@
       </w:pPr>
       <w:r>
         <w:rPr>
-          <w:rFonts w:ascii="B Yekan" w:eastAsia="B Yekan" w:hAnsi="B Yekan" w:cs="B Yekan"/>
-          <w:sz w:val="28"/>
-          <w:rtl/>
-          <w:lang w:bidi="fa-IR"/>
-        </w:rPr>
-        <w:t>تراشه 74HC181 دو ورودی چهار بیتی A0 تا A3 و B0 تا B3 را دریافت می‌کند و نتیجه را روی خروجی‌های F0 تا F3 قرار می‌دهد. رفتار تراشه با ورودی‌های کنترلی زیر تعیین می‌شود:</w:t>
+          <w:sz w:val="25"/>
+          <w:rtl/>
+          <w:lang w:bidi="fa-IR"/>
+        </w:rPr>
+        <w:t>تراشه 74HC181 دو ورودی چهار‌بیتی A0 تا A3 و B0 تا B3 را دریافت می‌کند و نتیجه را روی خروجی‌های F0 تا F3 قرار می‌دهد. رفتار تراشه با ورودی‌های کنترلی زیر تعیین می‌شود:</w:t>
       </w:r>
     </w:p>
     <w:p>
@@ -532,8 +510,7 @@
       </w:pPr>
       <w:r>
         <w:rPr>
-          <w:rFonts w:ascii="B Yekan" w:eastAsia="B Yekan" w:hAnsi="B Yekan" w:cs="B Yekan"/>
-          <w:sz w:val="26"/>
+          <w:sz w:val="25"/>
           <w:rtl/>
           <w:lang w:bidi="fa-IR"/>
         </w:rPr>
@@ -554,8 +531,7 @@
       </w:pPr>
       <w:r>
         <w:rPr>
-          <w:rFonts w:ascii="B Yekan" w:eastAsia="B Yekan" w:hAnsi="B Yekan" w:cs="B Yekan"/>
-          <w:sz w:val="26"/>
+          <w:sz w:val="25"/>
           <w:rtl/>
           <w:lang w:bidi="fa-IR"/>
         </w:rPr>
@@ -576,8 +552,7 @@
       </w:pPr>
       <w:r>
         <w:rPr>
-          <w:rFonts w:ascii="B Yekan" w:eastAsia="B Yekan" w:hAnsi="B Yekan" w:cs="B Yekan"/>
-          <w:sz w:val="26"/>
+          <w:sz w:val="25"/>
           <w:rtl/>
           <w:lang w:bidi="fa-IR"/>
         </w:rPr>
@@ -598,8 +573,7 @@
       </w:pPr>
       <w:r>
         <w:rPr>
-          <w:rFonts w:ascii="B Yekan" w:eastAsia="B Yekan" w:hAnsi="B Yekan" w:cs="B Yekan"/>
-          <w:sz w:val="26"/>
+          <w:sz w:val="25"/>
           <w:rtl/>
           <w:lang w:bidi="fa-IR"/>
         </w:rPr>
@@ -608,19 +582,17 @@
     </w:p>
     <w:p>
       <w:pPr>
-        <w:keepNext/>
+        <w:pStyle w:val="Heading2"/>
         <w:bidi/>
         <w:spacing w:before="100" w:after="40" w:line="276" w:lineRule="auto"/>
       </w:pPr>
       <w:r>
         <w:rPr>
-          <w:rFonts w:ascii="B Yekan" w:eastAsia="B Yekan" w:hAnsi="B Yekan" w:cs="B Yekan"/>
-          <w:b/>
-          <w:sz w:val="28"/>
-          <w:rtl/>
-          <w:lang w:bidi="fa-IR"/>
-        </w:rPr>
-        <w:t>2-1-3 جدول کنترل مدار:</w:t>
+          <w:rFonts w:ascii="B Nazanin" w:eastAsia="B Nazanin" w:hAnsi="B Nazanin" w:cs="B Nazanin"/>
+          <w:rtl/>
+          <w:lang w:bidi="fa-IR"/>
+        </w:rPr>
+        <w:t>۱-۳ جدول کنترل مدار:</w:t>
       </w:r>
     </w:p>
     <w:p>
@@ -631,12 +603,11 @@
       </w:pPr>
       <w:r>
         <w:rPr>
-          <w:rFonts w:ascii="B Yekan" w:eastAsia="B Yekan" w:hAnsi="B Yekan" w:cs="B Yekan"/>
-          <w:sz w:val="28"/>
-          <w:rtl/>
-          <w:lang w:bidi="fa-IR"/>
-        </w:rPr>
-        <w:t>کد کنترلی سه بیتی، فرمان سطح بالای مدار را مشخص می‌کند. بیت‌های این کد مستقیماً معادل پایه‌های کنترلی 74HC181 نیستند، بلکه مطابق جدول زیر هم مسیر ورودی ثبات‌ها و هم تابع ALU را تعیین می‌کنند.</w:t>
+          <w:sz w:val="25"/>
+          <w:rtl/>
+          <w:lang w:bidi="fa-IR"/>
+        </w:rPr>
+        <w:t>کد کنترلی سه‌بیتی، فرمان سطح بالای مدار را مشخص می‌کند. بیت‌های این کد مستقیماً معادل پایه‌های کنترلی 74HC181 نیستند، بلکه مطابق جدول زیر هم مسیر ورودی ثبات‌ها و هم تابع ALU را تعیین می‌کنند.</w:t>
       </w:r>
     </w:p>
     <w:p>
@@ -697,30 +668,25 @@
       </w:pPr>
       <w:r>
         <w:rPr>
-          <w:rFonts w:ascii="B Yekan" w:eastAsia="B Yekan" w:hAnsi="B Yekan" w:cs="B Yekan"/>
-          <w:color w:val="1F4E79"/>
-          <w:sz w:val="22"/>
-          <w:rtl/>
-          <w:lang w:bidi="fa-IR"/>
-        </w:rPr>
-        <w:t>شکل 1.1 جدول عملکرد مدار اول بر اساس کد کنترلی سه بیتی</w:t>
-      </w:r>
-    </w:p>
-    <w:p>
-      <w:pPr>
-        <w:keepNext/>
+          <w:rtl/>
+          <w:lang w:bidi="fa-IR"/>
+        </w:rPr>
+        <w:t>شکل ۱.۱ جدول عملکرد مدار اول بر اساس کد کنترلی سه‌بیتی</w:t>
+      </w:r>
+    </w:p>
+    <w:p>
+      <w:pPr>
+        <w:pStyle w:val="Heading2"/>
         <w:bidi/>
         <w:spacing w:before="100" w:after="40" w:line="276" w:lineRule="auto"/>
       </w:pPr>
       <w:r>
         <w:rPr>
-          <w:rFonts w:ascii="B Yekan" w:eastAsia="B Yekan" w:hAnsi="B Yekan" w:cs="B Yekan"/>
-          <w:b/>
-          <w:sz w:val="28"/>
-          <w:rtl/>
-          <w:lang w:bidi="fa-IR"/>
-        </w:rPr>
-        <w:t>2-1-4 تولید ورودی‌های کنترلی با استفاده از گیت‌ها:</w:t>
+          <w:rFonts w:ascii="B Nazanin" w:eastAsia="B Nazanin" w:hAnsi="B Nazanin" w:cs="B Nazanin"/>
+          <w:rtl/>
+          <w:lang w:bidi="fa-IR"/>
+        </w:rPr>
+        <w:t>۱-۴ تولید ورودی‌های کنترلی با استفاده از گیت‌ها:</w:t>
       </w:r>
     </w:p>
     <w:p>
@@ -731,29 +697,26 @@
       </w:pPr>
       <w:r>
         <w:rPr>
-          <w:rFonts w:ascii="B Yekan" w:eastAsia="B Yekan" w:hAnsi="B Yekan" w:cs="B Yekan"/>
-          <w:sz w:val="28"/>
-          <w:rtl/>
-          <w:lang w:bidi="fa-IR"/>
-        </w:rPr>
-        <w:t>از آنجا که تراشه 74HC181 برای انتخاب تابع به چهار سیگنال انتخاب، یک ورودی حالت و یک ورودی حمل نیاز دارد، سه بیت کد کنترلی را نمی‌توان بدون واسطه به تراشه متصل کرد. به همین دلیل در بخش پایین مدار از گیت‌های معکوس‌کننده، AND، OR و XOR استفاده شده است تا هر یک از هشت کد جدول کنترل تشخیص داده شود. خروجی این گیت‌ها ترکیب مناسب پایه‌های انتخاب تابع، M و Cn را ایجاد می‌کند و بخشی از آن‌ها نیز ورودی انتخاب مالتی‌پلکسرها و مسیر نوشتن در ثبات‌های A و B را کنترل می‌کنند. بنابراین با تغییر یک کد سه بیتی، تمام سیگنال‌های لازم برای اجرای همان دستور به صورت هم‌زمان تولید می‌شوند؛ بدون آنکه لازم باشد کاربر شش پایه کنترلی 74HC181 را جداگانه تنظیم کند.</w:t>
-      </w:r>
-    </w:p>
-    <w:p>
-      <w:pPr>
-        <w:keepNext/>
+          <w:sz w:val="25"/>
+          <w:rtl/>
+          <w:lang w:bidi="fa-IR"/>
+        </w:rPr>
+        <w:t>از آنجا که تراشه 74HC181 برای انتخاب تابع به چهار سیگنال انتخاب، یک ورودی حالت و یک ورودی حمل نیاز دارد، سه بیت کد کنترلی را نمی‌توان بدون واسطه به تراشه متصل کرد. به‌همین دلیل در بخش پایین مدار از گیت‌های معکوس‌کننده، AND، OR و XOR استفاده‌شده است تا هر یک از هشت کد جدول کنترل تشخیص داده شود. خروجی این گیت‌ها ترکیب مناسب پایه‌های انتخاب تابع، M و Cn را ایجاد می‌کند و بخشی از آن‌ها نیز ورودی انتخاب مالتی‌پلکسرها و مسیر نوشتن در ثبات‌های A و B را کنترل می‌کنند. بنابراین با تغییر یک کد سه‌بیتی، تمام سیگنال‌های لازم برای اجرای همان دستور به‌صورت هم‌زمان تولید می‌شوند؛ بدون آنکه لازم باشد کاربر شش پایه کنترلی 74HC181 را جداگانه تنظیم کند.</w:t>
+      </w:r>
+    </w:p>
+    <w:p>
+      <w:pPr>
+        <w:pStyle w:val="Heading2"/>
         <w:bidi/>
         <w:spacing w:before="100" w:after="40" w:line="276" w:lineRule="auto"/>
       </w:pPr>
       <w:r>
         <w:rPr>
-          <w:rFonts w:ascii="B Yekan" w:eastAsia="B Yekan" w:hAnsi="B Yekan" w:cs="B Yekan"/>
-          <w:b/>
-          <w:sz w:val="28"/>
-          <w:rtl/>
-          <w:lang w:bidi="fa-IR"/>
-        </w:rPr>
-        <w:t>2-1-5 توضیح طرز کار مدار:</w:t>
+          <w:rFonts w:ascii="B Nazanin" w:eastAsia="B Nazanin" w:hAnsi="B Nazanin" w:cs="B Nazanin"/>
+          <w:rtl/>
+          <w:lang w:bidi="fa-IR"/>
+        </w:rPr>
+        <w:t>۱-۵ توضیح طرز کار مدار:</w:t>
       </w:r>
     </w:p>
     <w:p>
@@ -764,12 +727,11 @@
       </w:pPr>
       <w:r>
         <w:rPr>
-          <w:rFonts w:ascii="B Yekan" w:eastAsia="B Yekan" w:hAnsi="B Yekan" w:cs="B Yekan"/>
-          <w:sz w:val="28"/>
-          <w:rtl/>
-          <w:lang w:bidi="fa-IR"/>
-        </w:rPr>
-        <w:t>دو ثبات 74LS175 مقادیر چهار بیتی A و B را نگه می‌دارند. ورودی‌های D3 تا D0 به مالتی‌پلکسرهای 74LS157 وارد می‌شوند و مالتی‌پلکسرها تعیین می‌کنند که داده خارجی، مقدار ثبات دیگر، مقدار بازخوردی یا خروجی ALU در ورودی ثبات قرار گیرد. با اعمال لبه کلاک، فقط مسیری که مدار کنترل انتخاب کرده است در ثبات مربوط ذخیره می‌شود. ورودی RESET نیز برای صفر کردن ثبات‌ها در شروع آزمایش به کار می‌رود.</w:t>
+          <w:sz w:val="25"/>
+          <w:rtl/>
+          <w:lang w:bidi="fa-IR"/>
+        </w:rPr>
+        <w:t>دو ثبات 74LS175 مقادیر چهار‌بیتی A و B را نگه می‌دارند. ورودی‌های D3 تا D0 به مالتی‌پلکسرهای 74LS157 وارد می‌شوند و مالتی‌پلکسرها تعیین می‌کنند که داده خارجی، مقدار ثبات دیگر، مقدار بازخوردی یا خروجی ALU در ورودی ثبات قرار گیرد. با اعمال لبه کلاک، فقط مسیری که مدار کنترل انتخاب کرده است در ثبات مربوط ذخیره می‌شود. ورودی RESET نیز برای صفر کردن ثبات‌ها در شروع آزمایش به‌کار می‌رود.</w:t>
       </w:r>
     </w:p>
     <w:p>
@@ -831,13 +793,10 @@
       </w:pPr>
       <w:r>
         <w:rPr>
-          <w:rFonts w:ascii="B Yekan" w:eastAsia="B Yekan" w:hAnsi="B Yekan" w:cs="B Yekan"/>
-          <w:color w:val="1F4E79"/>
-          <w:sz w:val="22"/>
-          <w:rtl/>
-          <w:lang w:bidi="fa-IR"/>
-        </w:rPr>
-        <w:t>شکل 1.2 مدار کامل بخش اول آزمایش با تراشه 74HC181</w:t>
+          <w:rtl/>
+          <w:lang w:bidi="fa-IR"/>
+        </w:rPr>
+        <w:t>شکل ۱.۲ مدار کامل بخش اول آزمایش با تراشه 74HC181</w:t>
       </w:r>
     </w:p>
     <w:p>
@@ -848,7 +807,6 @@
       </w:pPr>
       <w:r>
         <w:rPr>
-          <w:rFonts w:ascii="B Yekan" w:eastAsia="B Yekan" w:hAnsi="B Yekan" w:cs="B Yekan"/>
           <w:sz w:val="28"/>
           <w:rtl/>
           <w:lang w:bidi="fa-IR"/>
@@ -858,10 +816,10 @@
     </w:p>
     <w:p>
       <w:pPr>
+        <w:pStyle w:val="Heading1"/>
         <w:bidi/>
         <w:rPr>
           <w:rFonts w:asciiTheme="minorHAnsi" w:eastAsia="B Yekan" w:hAnsiTheme="minorHAnsi" w:cs="B Yekan"/>
-          <w:b/>
           <w:sz w:val="28"/>
           <w:szCs w:val="28"/>
           <w:rtl/>
@@ -870,154 +828,31 @@
       </w:pPr>
       <w:r>
         <w:rPr>
-          <w:rFonts w:asciiTheme="minorHAnsi" w:eastAsia="B Yekan" w:hAnsiTheme="minorHAnsi" w:cs="B Yekan" w:hint="cs"/>
-          <w:b/>
-          <w:sz w:val="28"/>
+          <w:rFonts w:asciiTheme="minorHAnsi" w:eastAsia="B Nazanin" w:hAnsiTheme="minorHAnsi" w:cs="B Nazanin" w:hint="cs"/>
           <w:szCs w:val="28"/>
           <w:rtl/>
           <w:lang w:bidi="fa-IR"/>
         </w:rPr>
         <w:lastRenderedPageBreak/>
-        <w:t>2.</w:t>
-      </w:r>
-      <w:r>
-        <w:rPr>
-          <w:rFonts w:asciiTheme="minorHAnsi" w:eastAsia="B Yekan" w:hAnsiTheme="minorHAnsi" w:cs="B Yekan" w:hint="cs"/>
-          <w:b/>
-          <w:sz w:val="28"/>
-          <w:szCs w:val="28"/>
-          <w:rtl/>
-          <w:lang w:bidi="fa-IR"/>
-        </w:rPr>
-        <w:t>2</w:t>
-      </w:r>
-      <w:r>
-        <w:rPr>
-          <w:rFonts w:asciiTheme="minorHAnsi" w:eastAsia="B Yekan" w:hAnsiTheme="minorHAnsi" w:cs="B Yekan" w:hint="cs"/>
-          <w:b/>
-          <w:sz w:val="28"/>
-          <w:szCs w:val="28"/>
-          <w:rtl/>
-          <w:lang w:bidi="fa-IR"/>
-        </w:rPr>
-        <w:t xml:space="preserve"> </w:t>
-      </w:r>
-      <w:r>
-        <w:rPr>
-          <w:rFonts w:ascii="Arial" w:eastAsia="B Yekan" w:hAnsi="Arial" w:cs="Arial" w:hint="cs"/>
-          <w:b/>
-          <w:sz w:val="28"/>
-          <w:szCs w:val="28"/>
-          <w:rtl/>
-          <w:lang w:bidi="fa-IR"/>
-        </w:rPr>
-        <w:t>–</w:t>
-      </w:r>
-      <w:r>
-        <w:rPr>
-          <w:rFonts w:asciiTheme="minorHAnsi" w:eastAsia="B Yekan" w:hAnsiTheme="minorHAnsi" w:cs="B Yekan" w:hint="cs"/>
-          <w:b/>
-          <w:sz w:val="28"/>
-          <w:szCs w:val="28"/>
-          <w:rtl/>
-          <w:lang w:bidi="fa-IR"/>
-        </w:rPr>
-        <w:t xml:space="preserve"> ساخت</w:t>
-      </w:r>
-      <w:r>
-        <w:rPr>
-          <w:rFonts w:asciiTheme="minorHAnsi" w:eastAsia="B Yekan" w:hAnsiTheme="minorHAnsi" w:cs="B Yekan" w:hint="cs"/>
-          <w:b/>
-          <w:sz w:val="28"/>
-          <w:szCs w:val="28"/>
-          <w:rtl/>
-          <w:lang w:bidi="fa-IR"/>
-        </w:rPr>
-        <w:t xml:space="preserve"> </w:t>
-      </w:r>
-      <w:r>
-        <w:rPr>
-          <w:rFonts w:asciiTheme="minorHAnsi" w:eastAsia="B Yekan" w:hAnsiTheme="minorHAnsi" w:cs="B Yekan" w:hint="cs"/>
-          <w:b/>
-          <w:sz w:val="28"/>
-          <w:szCs w:val="28"/>
-          <w:rtl/>
-          <w:lang w:bidi="fa-IR"/>
-        </w:rPr>
-        <w:t xml:space="preserve">مدار داخلی </w:t>
-      </w:r>
-      <w:r>
+        <w:t>۲- ساخت مدار داخلی ALU:</w:t>
+      </w:r>
+    </w:p>
+    <w:p>
+      <w:pPr>
+        <w:pStyle w:val="Heading2"/>
+        <w:bidi/>
         <w:rPr>
           <w:rFonts w:asciiTheme="minorHAnsi" w:eastAsia="B Yekan" w:hAnsiTheme="minorHAnsi" w:cs="B Yekan"/>
-          <w:b/>
-          <w:sz w:val="28"/>
-          <w:szCs w:val="28"/>
-          <w:lang w:bidi="fa-IR"/>
-        </w:rPr>
-        <w:t>ALU</w:t>
-      </w:r>
-      <w:r>
-        <w:rPr>
-          <w:rFonts w:asciiTheme="minorHAnsi" w:eastAsia="B Yekan" w:hAnsiTheme="minorHAnsi" w:cs="B Yekan" w:hint="cs"/>
-          <w:b/>
-          <w:sz w:val="28"/>
-          <w:szCs w:val="28"/>
-          <w:rtl/>
-          <w:lang w:bidi="fa-IR"/>
-        </w:rPr>
-        <w:t xml:space="preserve"> </w:t>
-      </w:r>
-      <w:r>
-        <w:rPr>
-          <w:rFonts w:asciiTheme="minorHAnsi" w:eastAsia="B Yekan" w:hAnsiTheme="minorHAnsi" w:cs="B Yekan" w:hint="cs"/>
-          <w:b/>
-          <w:sz w:val="28"/>
-          <w:szCs w:val="28"/>
-          <w:rtl/>
-          <w:lang w:bidi="fa-IR"/>
-        </w:rPr>
-        <w:t>:</w:t>
-      </w:r>
-    </w:p>
-    <w:p>
-      <w:pPr>
-        <w:bidi/>
-        <w:rPr>
-          <w:rFonts w:asciiTheme="minorHAnsi" w:eastAsia="B Yekan" w:hAnsiTheme="minorHAnsi" w:cs="B Yekan"/>
-          <w:b/>
-          <w:sz w:val="28"/>
-          <w:lang w:bidi="fa-IR"/>
-        </w:rPr>
-      </w:pPr>
-      <w:r>
-        <w:rPr>
-          <w:rFonts w:asciiTheme="minorHAnsi" w:eastAsia="B Yekan" w:hAnsiTheme="minorHAnsi" w:cs="B Yekan" w:hint="cs"/>
-          <w:b/>
-          <w:sz w:val="28"/>
-          <w:rtl/>
-          <w:lang w:bidi="fa-IR"/>
-        </w:rPr>
-        <w:t>2-</w:t>
-      </w:r>
-      <w:r>
-        <w:rPr>
-          <w:rFonts w:asciiTheme="minorHAnsi" w:eastAsia="B Yekan" w:hAnsiTheme="minorHAnsi" w:cs="B Yekan" w:hint="cs"/>
-          <w:b/>
-          <w:sz w:val="28"/>
-          <w:rtl/>
-          <w:lang w:bidi="fa-IR"/>
-        </w:rPr>
-        <w:t>2</w:t>
-      </w:r>
-      <w:r>
-        <w:rPr>
-          <w:rFonts w:asciiTheme="minorHAnsi" w:eastAsia="B Yekan" w:hAnsiTheme="minorHAnsi" w:cs="B Yekan" w:hint="cs"/>
-          <w:b/>
-          <w:sz w:val="28"/>
-          <w:rtl/>
-          <w:lang w:bidi="fa-IR"/>
-        </w:rPr>
-        <w:t>-1 مقدمه آزمایش :</w:t>
+          <w:lang w:bidi="fa-IR"/>
+        </w:rPr>
+      </w:pPr>
+      <w:r>
+        <w:rPr>
+          <w:rFonts w:asciiTheme="minorHAnsi" w:eastAsia="B Nazanin" w:hAnsiTheme="minorHAnsi" w:cs="B Nazanin" w:hint="cs"/>
+          <w:rtl/>
+          <w:lang w:bidi="fa-IR"/>
+        </w:rPr>
+        <w:t>۲-۱ مقدمه آزمایش:</w:t>
       </w:r>
     </w:p>
     <w:p>
@@ -1033,42 +868,33 @@
       </w:pPr>
       <w:r>
         <w:rPr>
-          <w:rFonts w:asciiTheme="minorHAnsi" w:eastAsia="B Yekan" w:hAnsiTheme="minorHAnsi" w:hint="cs"/>
-          <w:b/>
-          <w:sz w:val="28"/>
-          <w:rtl/>
-          <w:lang w:bidi="fa-IR"/>
-        </w:rPr>
-        <w:t>به طور کلی روش کار این واحد به سه بخش تقسیم می شود که شامل واحد محاسباتی ، واحد منطقی و بخش شیفت می شوند. این تقسیم بندی از روی جدول کنترلی مدار (شکل 2.1) نیز قابل مشاهده است</w:t>
-      </w:r>
-      <w:r>
-        <w:rPr>
-          <w:rFonts w:asciiTheme="minorHAnsi" w:eastAsia="B Yekan" w:hAnsiTheme="minorHAnsi" w:hint="cs"/>
-          <w:b/>
-          <w:sz w:val="28"/>
-          <w:rtl/>
-          <w:lang w:bidi="fa-IR"/>
-        </w:rPr>
-        <w:t xml:space="preserve"> و ورودی های </w:t>
-      </w:r>
-      <w:r>
+          <w:rFonts w:asciiTheme="minorHAnsi" w:hAnsiTheme="minorHAnsi" w:hint="cs"/>
+          <w:sz w:val="25"/>
+          <w:rtl/>
+          <w:lang w:bidi="fa-IR"/>
+        </w:rPr>
+        <w:t>به‌طور کلی روش کار این واحد به سه بخش تقسیم می‌شود که شامل واحد محاسباتی، واحد منطقی و بخش شیفت می‌شوند. این تقسیم‌بندی از روی جدول کنترلی مدار (شکل ۲.۱) نیز قابل مشاهده است و ورودی‌های S3, S2 مشخص‌کننده رفتار مدار هستند.</w:t>
+      </w:r>
+    </w:p>
+    <w:p>
+      <w:pPr>
+        <w:bidi/>
         <w:rPr>
           <w:rFonts w:asciiTheme="minorHAnsi" w:eastAsia="B Yekan" w:hAnsiTheme="minorHAnsi"/>
           <w:b/>
           <w:sz w:val="28"/>
-          <w:lang w:bidi="fa-IR"/>
-        </w:rPr>
-        <w:t>S3 , S2</w:t>
-      </w:r>
-      <w:r>
-        <w:rPr>
-          <w:rFonts w:asciiTheme="minorHAnsi" w:eastAsia="B Yekan" w:hAnsiTheme="minorHAnsi" w:hint="cs"/>
-          <w:b/>
-          <w:sz w:val="28"/>
-          <w:rtl/>
-          <w:lang w:bidi="fa-IR"/>
-        </w:rPr>
-        <w:t xml:space="preserve"> مشخص کننده رفتار مدار هستند.</w:t>
+          <w:rtl/>
+          <w:lang w:bidi="fa-IR"/>
+        </w:rPr>
+      </w:pPr>
+      <w:r>
+        <w:rPr>
+          <w:rFonts w:asciiTheme="minorHAnsi" w:hAnsiTheme="minorHAnsi" w:hint="cs"/>
+          <w:sz w:val="25"/>
+          <w:rtl/>
+          <w:lang w:bidi="fa-IR"/>
+        </w:rPr>
+        <w:t>حالتی که S3S2 = 00 مدار در بخش محاسباتی خود قرار دارد و محاسباتی از قبیل جمع و تفریق را انجام می‌دهد. زمانی که S3S2 = 01 باشد، مدار در بخش منطقی خود قرار دارد و با استفاده از گیت‌ها روابطی بین ورودی‌های A و B را محاسبه می‌کند. در نهایت زمانی که S3S2 = 10 یا S3S2 = 11 مدار در بخش شیفت خود قرار دارد و یه ترتیب شیفت به راست و شیفت به چپ را انجام می‌دهد.</w:t>
       </w:r>
     </w:p>
     <w:p>
@@ -1084,227 +910,12 @@
       </w:pPr>
       <w:r>
         <w:rPr>
-          <w:rFonts w:asciiTheme="minorHAnsi" w:eastAsia="B Yekan" w:hAnsiTheme="minorHAnsi" w:hint="cs"/>
-          <w:b/>
-          <w:sz w:val="28"/>
-          <w:rtl/>
-          <w:lang w:bidi="fa-IR"/>
-        </w:rPr>
-        <w:t xml:space="preserve">حالتی که </w:t>
-      </w:r>
-      <w:r>
-        <w:rPr>
-          <w:rFonts w:asciiTheme="minorHAnsi" w:eastAsia="B Yekan" w:hAnsiTheme="minorHAnsi"/>
-          <w:b/>
-          <w:sz w:val="28"/>
-          <w:lang w:bidi="fa-IR"/>
-        </w:rPr>
-        <w:t>S3S2 = 00</w:t>
-      </w:r>
-      <w:r>
-        <w:rPr>
-          <w:rFonts w:asciiTheme="minorHAnsi" w:eastAsia="B Yekan" w:hAnsiTheme="minorHAnsi" w:hint="cs"/>
-          <w:b/>
-          <w:sz w:val="28"/>
-          <w:rtl/>
-          <w:lang w:bidi="fa-IR"/>
-        </w:rPr>
-        <w:t xml:space="preserve"> مدار در </w:t>
-      </w:r>
-      <w:r>
-        <w:rPr>
-          <w:rFonts w:asciiTheme="minorHAnsi" w:eastAsia="B Yekan" w:hAnsiTheme="minorHAnsi" w:hint="cs"/>
-          <w:bCs/>
-          <w:sz w:val="28"/>
-          <w:rtl/>
-          <w:lang w:bidi="fa-IR"/>
-        </w:rPr>
-        <w:t>بخش محاسباتی</w:t>
-      </w:r>
-      <w:r>
-        <w:rPr>
-          <w:rFonts w:asciiTheme="minorHAnsi" w:eastAsia="B Yekan" w:hAnsiTheme="minorHAnsi" w:hint="cs"/>
-          <w:b/>
-          <w:sz w:val="28"/>
-          <w:rtl/>
-          <w:lang w:bidi="fa-IR"/>
-        </w:rPr>
-        <w:t xml:space="preserve"> خود قرار دارد و محاسباتی از قبیل جمع و تفریق را انجام می دهد. زمانی که </w:t>
-      </w:r>
-      <w:r>
-        <w:rPr>
-          <w:rFonts w:asciiTheme="minorHAnsi" w:eastAsia="B Yekan" w:hAnsiTheme="minorHAnsi"/>
-          <w:b/>
-          <w:sz w:val="28"/>
-          <w:lang w:bidi="fa-IR"/>
-        </w:rPr>
-        <w:t>S3S2 = 01</w:t>
-      </w:r>
-      <w:r>
-        <w:rPr>
-          <w:rFonts w:asciiTheme="minorHAnsi" w:eastAsia="B Yekan" w:hAnsiTheme="minorHAnsi" w:hint="cs"/>
-          <w:b/>
-          <w:sz w:val="28"/>
-          <w:rtl/>
-          <w:lang w:bidi="fa-IR"/>
-        </w:rPr>
-        <w:t xml:space="preserve"> باشد ، مدار در </w:t>
-      </w:r>
-      <w:r>
-        <w:rPr>
-          <w:rFonts w:asciiTheme="minorHAnsi" w:eastAsia="B Yekan" w:hAnsiTheme="minorHAnsi" w:hint="cs"/>
-          <w:bCs/>
-          <w:sz w:val="28"/>
-          <w:rtl/>
-          <w:lang w:bidi="fa-IR"/>
-        </w:rPr>
-        <w:t>بخش منطقی</w:t>
-      </w:r>
-      <w:r>
-        <w:rPr>
-          <w:rFonts w:asciiTheme="minorHAnsi" w:eastAsia="B Yekan" w:hAnsiTheme="minorHAnsi" w:hint="cs"/>
-          <w:b/>
-          <w:sz w:val="28"/>
-          <w:rtl/>
-          <w:lang w:bidi="fa-IR"/>
-        </w:rPr>
-        <w:t xml:space="preserve"> خود قرار دارد و با استفاده از گیت ها روابطی بین ورودی های </w:t>
-      </w:r>
-      <w:r>
-        <w:rPr>
-          <w:rFonts w:asciiTheme="minorHAnsi" w:eastAsia="B Yekan" w:hAnsiTheme="minorHAnsi"/>
-          <w:b/>
-          <w:sz w:val="28"/>
-          <w:lang w:bidi="fa-IR"/>
-        </w:rPr>
-        <w:t>A</w:t>
-      </w:r>
-      <w:r>
-        <w:rPr>
-          <w:rFonts w:asciiTheme="minorHAnsi" w:eastAsia="B Yekan" w:hAnsiTheme="minorHAnsi" w:hint="cs"/>
-          <w:b/>
-          <w:sz w:val="28"/>
-          <w:rtl/>
-          <w:lang w:bidi="fa-IR"/>
-        </w:rPr>
-        <w:t xml:space="preserve"> و </w:t>
-      </w:r>
-      <w:r>
-        <w:rPr>
-          <w:rFonts w:asciiTheme="minorHAnsi" w:eastAsia="B Yekan" w:hAnsiTheme="minorHAnsi"/>
-          <w:b/>
-          <w:sz w:val="28"/>
-          <w:lang w:bidi="fa-IR"/>
-        </w:rPr>
-        <w:t>B</w:t>
-      </w:r>
-      <w:r>
-        <w:rPr>
-          <w:rFonts w:asciiTheme="minorHAnsi" w:eastAsia="B Yekan" w:hAnsiTheme="minorHAnsi" w:hint="cs"/>
-          <w:b/>
-          <w:sz w:val="28"/>
-          <w:rtl/>
-          <w:lang w:bidi="fa-IR"/>
-        </w:rPr>
-        <w:t xml:space="preserve"> را محاسبه می کند. در نهایت زمانی که </w:t>
-      </w:r>
-      <w:r>
-        <w:rPr>
-          <w:rFonts w:asciiTheme="minorHAnsi" w:eastAsia="B Yekan" w:hAnsiTheme="minorHAnsi"/>
-          <w:b/>
-          <w:sz w:val="28"/>
-          <w:lang w:bidi="fa-IR"/>
-        </w:rPr>
-        <w:t>S3S2 = 10</w:t>
-      </w:r>
-      <w:r>
-        <w:rPr>
-          <w:rFonts w:asciiTheme="minorHAnsi" w:eastAsia="B Yekan" w:hAnsiTheme="minorHAnsi" w:hint="cs"/>
-          <w:b/>
-          <w:sz w:val="28"/>
-          <w:rtl/>
-          <w:lang w:bidi="fa-IR"/>
-        </w:rPr>
-        <w:t xml:space="preserve"> یا </w:t>
-      </w:r>
-      <w:r>
-        <w:rPr>
-          <w:rFonts w:asciiTheme="minorHAnsi" w:eastAsia="B Yekan" w:hAnsiTheme="minorHAnsi"/>
-          <w:b/>
-          <w:sz w:val="28"/>
-          <w:lang w:bidi="fa-IR"/>
-        </w:rPr>
-        <w:t>S3S2 = 11</w:t>
-      </w:r>
-      <w:r>
-        <w:rPr>
-          <w:rFonts w:asciiTheme="minorHAnsi" w:eastAsia="B Yekan" w:hAnsiTheme="minorHAnsi" w:hint="cs"/>
-          <w:b/>
-          <w:sz w:val="28"/>
-          <w:rtl/>
-          <w:lang w:bidi="fa-IR"/>
-        </w:rPr>
-        <w:t xml:space="preserve"> مدار در بخش شیفت خود قرار دارد و یه ترتیب شیفت به راست و شیفت به چپ را انجام می دهد.</w:t>
-      </w:r>
-    </w:p>
-    <w:p>
-      <w:pPr>
-        <w:bidi/>
-        <w:rPr>
-          <w:rFonts w:asciiTheme="minorHAnsi" w:eastAsia="B Yekan" w:hAnsiTheme="minorHAnsi"/>
-          <w:b/>
-          <w:sz w:val="28"/>
-          <w:rtl/>
-          <w:lang w:bidi="fa-IR"/>
-        </w:rPr>
-      </w:pPr>
-      <w:r>
-        <w:rPr>
-          <w:rFonts w:asciiTheme="minorHAnsi" w:eastAsia="B Yekan" w:hAnsiTheme="minorHAnsi" w:hint="cs"/>
-          <w:b/>
-          <w:sz w:val="28"/>
-          <w:rtl/>
-          <w:lang w:bidi="fa-IR"/>
-        </w:rPr>
-        <w:t>ابتدا با توجه به ورودی های مدار (</w:t>
-      </w:r>
-      <w:r>
-        <w:rPr>
-          <w:rFonts w:asciiTheme="minorHAnsi" w:eastAsia="B Yekan" w:hAnsiTheme="minorHAnsi"/>
-          <w:b/>
-          <w:sz w:val="28"/>
-          <w:lang w:bidi="fa-IR"/>
-        </w:rPr>
-        <w:t>A, B, Cin</w:t>
-      </w:r>
-      <w:r>
-        <w:rPr>
-          <w:rFonts w:asciiTheme="minorHAnsi" w:eastAsia="B Yekan" w:hAnsiTheme="minorHAnsi" w:hint="cs"/>
-          <w:b/>
-          <w:sz w:val="28"/>
-          <w:rtl/>
-          <w:lang w:bidi="fa-IR"/>
-        </w:rPr>
-        <w:t xml:space="preserve">) مقادیر جواب هر سه بخش محاسبه می شود و در نهایت با استفاده از چهار مالتی پلکسر 4در1 که بیت های کنترلی آنها به </w:t>
-      </w:r>
-      <w:r>
-        <w:rPr>
-          <w:rFonts w:asciiTheme="minorHAnsi" w:eastAsia="B Yekan" w:hAnsiTheme="minorHAnsi"/>
-          <w:b/>
-          <w:sz w:val="28"/>
-          <w:lang w:bidi="fa-IR"/>
-        </w:rPr>
-        <w:t>S2,S3</w:t>
-      </w:r>
-      <w:r>
-        <w:rPr>
-          <w:rFonts w:asciiTheme="minorHAnsi" w:eastAsia="B Yekan" w:hAnsiTheme="minorHAnsi" w:hint="cs"/>
-          <w:b/>
-          <w:sz w:val="28"/>
-          <w:rtl/>
-          <w:lang w:bidi="fa-IR"/>
-        </w:rPr>
-        <w:t xml:space="preserve"> متصل هستند جواب بخش مورد نظرمان را انتخاب و به خروجی منتقل می کنیم.</w:t>
+          <w:rFonts w:asciiTheme="minorHAnsi" w:hAnsiTheme="minorHAnsi" w:hint="cs"/>
+          <w:sz w:val="25"/>
+          <w:rtl/>
+          <w:lang w:bidi="fa-IR"/>
+        </w:rPr>
+        <w:t>ابتدا با توجه به ورودی‌های مدار (A, B, Cin) مقادیر جواب هر سه بخش محاسبه می‌شود و در نهایت با استفاده از چهار مالتی‌پلکسر 4در1 که بیت‌های کنترلی آنها به S2, S3 متصل هستند جواب بخش موردنظرمان را انتخاب و به خروجی منتقل می‌کنیم.</w:t>
       </w:r>
     </w:p>
     <w:p>
@@ -1320,9 +931,10 @@
       </w:pPr>
       <w:r>
         <w:rPr>
-          <w:rFonts w:cs="B Yekan" w:hint="cs"/>
+          <w:rFonts w:hint="cs"/>
           <w:b/>
           <w:bCs/>
+          <w:sz w:val="27"/>
           <w:rtl/>
           <w:lang w:bidi="fa-IR"/>
         </w:rPr>
@@ -1344,17 +956,11 @@
       <w:r>
         <w:rPr>
           <w:rFonts w:asciiTheme="minorHAnsi" w:hAnsiTheme="minorHAnsi" w:hint="cs"/>
-          <w:rtl/>
-          <w:lang w:bidi="fa-IR"/>
-        </w:rPr>
-        <w:t xml:space="preserve">گیت های </w:t>
-      </w:r>
-      <w:r>
-        <w:rPr>
-          <w:rFonts w:asciiTheme="minorHAnsi" w:hAnsiTheme="minorHAnsi"/>
-          <w:lang w:bidi="fa-IR"/>
-        </w:rPr>
-        <w:t>NOT, AND, OR, XOR</w:t>
+          <w:sz w:val="25"/>
+          <w:rtl/>
+          <w:lang w:bidi="fa-IR"/>
+        </w:rPr>
+        <w:t>گیت‌های NOT, AND, OR, XOR</w:t>
       </w:r>
     </w:p>
     <w:p>
@@ -1372,40 +978,11 @@
       <w:r>
         <w:rPr>
           <w:rFonts w:asciiTheme="minorHAnsi" w:hAnsiTheme="minorHAnsi" w:hint="cs"/>
-          <w:rtl/>
-          <w:lang w:bidi="fa-IR"/>
-        </w:rPr>
-        <w:t xml:space="preserve">تراشه </w:t>
-      </w:r>
-      <w:r>
-        <w:rPr>
-          <w:rFonts w:asciiTheme="minorHAnsi" w:hAnsiTheme="minorHAnsi"/>
-          <w:lang w:bidi="fa-IR"/>
-        </w:rPr>
-        <w:t>74LS153</w:t>
-      </w:r>
-      <w:r>
-        <w:rPr>
-          <w:rFonts w:asciiTheme="minorHAnsi" w:hAnsiTheme="minorHAnsi" w:hint="cs"/>
-          <w:rtl/>
-          <w:lang w:bidi="fa-IR"/>
-        </w:rPr>
-        <w:t xml:space="preserve"> (این تراشه شامل دو مالتی پلکسر </w:t>
-      </w:r>
-      <w:r>
-        <w:rPr>
-          <w:rFonts w:asciiTheme="minorHAnsi" w:hAnsiTheme="minorHAnsi"/>
-          <w:lang w:bidi="fa-IR"/>
-        </w:rPr>
-        <w:t>4x1</w:t>
-      </w:r>
-      <w:r>
-        <w:rPr>
-          <w:rFonts w:asciiTheme="minorHAnsi" w:hAnsiTheme="minorHAnsi" w:hint="cs"/>
-          <w:rtl/>
-          <w:lang w:bidi="fa-IR"/>
-        </w:rPr>
-        <w:t xml:space="preserve"> است.)</w:t>
+          <w:sz w:val="25"/>
+          <w:rtl/>
+          <w:lang w:bidi="fa-IR"/>
+        </w:rPr>
+        <w:t>تراشه 74LS153 (این تراشه شامل دو مالتی‌پلکسر 4x1 است.)</w:t>
       </w:r>
     </w:p>
     <w:p>
@@ -1424,62 +1001,30 @@
       <w:r>
         <w:rPr>
           <w:rFonts w:asciiTheme="minorHAnsi" w:hAnsiTheme="minorHAnsi" w:hint="cs"/>
-          <w:rtl/>
-          <w:lang w:bidi="fa-IR"/>
-        </w:rPr>
-        <w:t>جمع کننده کامل (</w:t>
-      </w:r>
-      <w:r>
-        <w:rPr>
-          <w:rFonts w:asciiTheme="minorHAnsi" w:hAnsiTheme="minorHAnsi"/>
-          <w:lang w:bidi="fa-IR"/>
-        </w:rPr>
-        <w:t>Full adder</w:t>
-      </w:r>
-      <w:r>
-        <w:rPr>
-          <w:rFonts w:asciiTheme="minorHAnsi" w:hAnsiTheme="minorHAnsi" w:hint="cs"/>
-          <w:rtl/>
-          <w:lang w:bidi="fa-IR"/>
-        </w:rPr>
-        <w:t xml:space="preserve">) که همان تراشه </w:t>
-      </w:r>
-      <w:r>
-        <w:rPr>
-          <w:rFonts w:asciiTheme="minorHAnsi" w:hAnsiTheme="minorHAnsi"/>
-          <w:lang w:bidi="fa-IR"/>
-        </w:rPr>
-        <w:t>74LS83</w:t>
-      </w:r>
-      <w:r>
-        <w:rPr>
-          <w:rFonts w:asciiTheme="minorHAnsi" w:hAnsiTheme="minorHAnsi" w:hint="cs"/>
-          <w:rtl/>
-          <w:lang w:bidi="fa-IR"/>
-        </w:rPr>
-        <w:t xml:space="preserve"> است.</w:t>
-      </w:r>
-    </w:p>
-    <w:p>
-      <w:pPr>
+          <w:sz w:val="25"/>
+          <w:rtl/>
+          <w:lang w:bidi="fa-IR"/>
+        </w:rPr>
+        <w:t>جمع‌کننده کامل (Full adder) که همان تراشه 74LS83 است.</w:t>
+      </w:r>
+    </w:p>
+    <w:p>
+      <w:pPr>
+        <w:pStyle w:val="Heading2"/>
         <w:bidi/>
         <w:rPr>
           <w:rFonts w:asciiTheme="minorHAnsi" w:eastAsia="B Yekan" w:hAnsiTheme="minorHAnsi" w:cs="B Yekan"/>
-          <w:b/>
-          <w:sz w:val="28"/>
-          <w:rtl/>
-          <w:lang w:bidi="fa-IR"/>
-        </w:rPr>
-      </w:pPr>
-      <w:r>
-        <w:rPr>
-          <w:rFonts w:asciiTheme="minorHAnsi" w:eastAsia="B Yekan" w:hAnsiTheme="minorHAnsi" w:cs="B Yekan" w:hint="cs"/>
-          <w:b/>
-          <w:sz w:val="28"/>
-          <w:rtl/>
-          <w:lang w:bidi="fa-IR"/>
-        </w:rPr>
-        <w:t>2-2-2 توضیح طرز کار بخش محاسباتی مدار:</w:t>
+          <w:rtl/>
+          <w:lang w:bidi="fa-IR"/>
+        </w:rPr>
+      </w:pPr>
+      <w:r>
+        <w:rPr>
+          <w:rFonts w:asciiTheme="minorHAnsi" w:eastAsia="B Nazanin" w:hAnsiTheme="minorHAnsi" w:cs="B Nazanin" w:hint="cs"/>
+          <w:rtl/>
+          <w:lang w:bidi="fa-IR"/>
+        </w:rPr>
+        <w:t>۲-۲ توضیح طرز کار بخش محاسباتی مدار:</w:t>
       </w:r>
     </w:p>
     <w:p>
@@ -1495,9 +1040,8 @@
       </w:pPr>
       <w:r>
         <w:rPr>
-          <w:rFonts w:asciiTheme="minorHAnsi" w:eastAsia="B Yekan" w:hAnsiTheme="minorHAnsi" w:hint="cs"/>
-          <w:b/>
-          <w:sz w:val="28"/>
+          <w:rFonts w:asciiTheme="minorHAnsi" w:hAnsiTheme="minorHAnsi" w:hint="cs"/>
+          <w:sz w:val="25"/>
           <w:rtl/>
           <w:lang w:bidi="fa-IR"/>
         </w:rPr>
@@ -1505,18 +1049,16 @@
       </w:r>
       <w:r>
         <w:rPr>
-          <w:rFonts w:asciiTheme="minorHAnsi" w:eastAsia="B Yekan" w:hAnsiTheme="minorHAnsi"/>
-          <w:b/>
-          <w:sz w:val="28"/>
+          <w:rFonts w:asciiTheme="minorHAnsi" w:hAnsiTheme="minorHAnsi"/>
+          <w:sz w:val="25"/>
           <w:lang w:bidi="fa-IR"/>
         </w:rPr>
         <w:t>A</w:t>
       </w:r>
       <w:r>
         <w:rPr>
-          <w:rFonts w:asciiTheme="minorHAnsi" w:eastAsia="B Yekan" w:hAnsiTheme="minorHAnsi" w:hint="cs"/>
-          <w:b/>
-          <w:sz w:val="28"/>
+          <w:rFonts w:asciiTheme="minorHAnsi" w:hAnsiTheme="minorHAnsi" w:hint="cs"/>
+          <w:sz w:val="25"/>
           <w:rtl/>
           <w:lang w:bidi="fa-IR"/>
         </w:rPr>
@@ -1524,18 +1066,16 @@
       </w:r>
       <w:r>
         <w:rPr>
-          <w:rFonts w:asciiTheme="minorHAnsi" w:eastAsia="B Yekan" w:hAnsiTheme="minorHAnsi"/>
-          <w:b/>
-          <w:sz w:val="28"/>
+          <w:rFonts w:asciiTheme="minorHAnsi" w:hAnsiTheme="minorHAnsi"/>
+          <w:sz w:val="25"/>
           <w:lang w:bidi="fa-IR"/>
         </w:rPr>
         <w:t>C</w:t>
       </w:r>
       <w:r>
         <w:rPr>
-          <w:rFonts w:asciiTheme="minorHAnsi" w:eastAsia="B Yekan" w:hAnsiTheme="minorHAnsi" w:hint="cs"/>
-          <w:b/>
-          <w:sz w:val="28"/>
+          <w:rFonts w:asciiTheme="minorHAnsi" w:hAnsiTheme="minorHAnsi" w:hint="cs"/>
+          <w:sz w:val="25"/>
           <w:rtl/>
           <w:lang w:bidi="fa-IR"/>
         </w:rPr>
@@ -1543,18 +1083,16 @@
       </w:r>
       <w:r>
         <w:rPr>
-          <w:rFonts w:asciiTheme="minorHAnsi" w:eastAsia="B Yekan" w:hAnsiTheme="minorHAnsi"/>
-          <w:b/>
-          <w:sz w:val="28"/>
+          <w:rFonts w:asciiTheme="minorHAnsi" w:hAnsiTheme="minorHAnsi"/>
+          <w:sz w:val="25"/>
           <w:lang w:bidi="fa-IR"/>
         </w:rPr>
         <w:t>X</w:t>
       </w:r>
       <w:r>
         <w:rPr>
-          <w:rFonts w:asciiTheme="minorHAnsi" w:eastAsia="B Yekan" w:hAnsiTheme="minorHAnsi" w:hint="cs"/>
-          <w:b/>
-          <w:sz w:val="28"/>
+          <w:rFonts w:asciiTheme="minorHAnsi" w:hAnsiTheme="minorHAnsi" w:hint="cs"/>
+          <w:sz w:val="25"/>
           <w:rtl/>
           <w:lang w:bidi="fa-IR"/>
         </w:rPr>
@@ -1562,18 +1100,16 @@
       </w:r>
       <w:r>
         <w:rPr>
-          <w:rFonts w:asciiTheme="minorHAnsi" w:eastAsia="B Yekan" w:hAnsiTheme="minorHAnsi"/>
-          <w:b/>
-          <w:sz w:val="28"/>
+          <w:rFonts w:asciiTheme="minorHAnsi" w:hAnsiTheme="minorHAnsi"/>
+          <w:sz w:val="25"/>
           <w:lang w:bidi="fa-IR"/>
         </w:rPr>
         <w:t>S0, S1, B</w:t>
       </w:r>
       <w:r>
         <w:rPr>
-          <w:rFonts w:asciiTheme="minorHAnsi" w:eastAsia="B Yekan" w:hAnsiTheme="minorHAnsi" w:hint="cs"/>
-          <w:b/>
-          <w:sz w:val="28"/>
+          <w:rFonts w:asciiTheme="minorHAnsi" w:hAnsiTheme="minorHAnsi" w:hint="cs"/>
+          <w:sz w:val="25"/>
           <w:rtl/>
           <w:lang w:bidi="fa-IR"/>
         </w:rPr>
@@ -1661,33 +1197,25 @@
       </w:pPr>
       <w:r>
         <w:rPr>
-          <w:rFonts w:asciiTheme="minorHAnsi" w:eastAsia="B Yekan" w:hAnsiTheme="minorHAnsi" w:hint="cs"/>
-          <w:b/>
-          <w:sz w:val="28"/>
-          <w:rtl/>
-          <w:lang w:bidi="fa-IR"/>
-        </w:rPr>
-        <w:t xml:space="preserve">معادلاتی که در ادامه می آیند و برای به دست آوردن مقادیر </w:t>
-      </w:r>
-      <w:r>
+          <w:rFonts w:asciiTheme="minorHAnsi" w:hAnsiTheme="minorHAnsi" w:hint="cs"/>
+          <w:sz w:val="25"/>
+          <w:rtl/>
+          <w:lang w:bidi="fa-IR"/>
+        </w:rPr>
+        <w:t>معادلاتی که در ادامه می‌آیند و برای به‌دست آوردن مقادیر X هستند، همگی از جدول کنترلی مدار که در شکل ۲.۱ آمده است قابل تشخیص هستند.</w:t>
+      </w:r>
+    </w:p>
+    <w:p>
+      <w:pPr>
+        <w:bidi/>
         <w:rPr>
           <w:rFonts w:asciiTheme="minorHAnsi" w:eastAsia="B Yekan" w:hAnsiTheme="minorHAnsi"/>
           <w:b/>
           <w:sz w:val="28"/>
-          <w:lang w:bidi="fa-IR"/>
-        </w:rPr>
-        <w:t>X</w:t>
-      </w:r>
-      <w:r>
-        <w:rPr>
-          <w:rFonts w:asciiTheme="minorHAnsi" w:eastAsia="B Yekan" w:hAnsiTheme="minorHAnsi" w:hint="cs"/>
-          <w:b/>
-          <w:sz w:val="28"/>
-          <w:rtl/>
-          <w:lang w:bidi="fa-IR"/>
-        </w:rPr>
-        <w:t xml:space="preserve"> هستند ، همگی از جدول کنترلی مدار که در شکل 2.1 آمده است قابل تشخیص هستند.</w:t>
-      </w:r>
+          <w:rtl/>
+          <w:lang w:bidi="fa-IR"/>
+        </w:rPr>
+      </w:pPr>
     </w:p>
     <w:p>
       <w:pPr>
@@ -1703,25 +1231,13 @@
     </w:p>
     <w:p>
       <w:pPr>
-        <w:bidi/>
-        <w:rPr>
-          <w:rFonts w:asciiTheme="minorHAnsi" w:eastAsia="B Yekan" w:hAnsiTheme="minorHAnsi"/>
-          <w:b/>
-          <w:sz w:val="28"/>
-          <w:rtl/>
-          <w:lang w:bidi="fa-IR"/>
-        </w:rPr>
-      </w:pPr>
-    </w:p>
-    <w:p>
-      <w:pPr>
         <w:keepNext/>
         <w:bidi/>
         <w:jc w:val="center"/>
       </w:pPr>
       <w:r>
         <w:rPr>
-          <w:rFonts w:asciiTheme="minorHAnsi" w:eastAsia="B Yekan" w:hAnsiTheme="minorHAnsi"/>
+          <w:rFonts w:asciiTheme="minorHAnsi" w:hAnsiTheme="minorHAnsi"/>
           <w:b/>
           <w:noProof/>
           <w:sz w:val="28"/>
@@ -1782,7 +1298,7 @@
           <w:rtl/>
           <w:lang w:bidi="fa-IR"/>
         </w:rPr>
-        <w:t>شکل 2.1 جدول کنترلی کل مدار</w:t>
+        <w:t>شکل ۲.۱ جدول کنترلی کل مدار</w:t>
       </w:r>
     </w:p>
     <w:p>
@@ -2841,25 +2357,11 @@
       <w:r>
         <w:rPr>
           <w:rFonts w:eastAsiaTheme="minorEastAsia" w:hint="cs"/>
-          <w:rtl/>
-          <w:lang w:bidi="fa-IR"/>
-        </w:rPr>
-        <w:t xml:space="preserve">پس در نهایت معادله </w:t>
-      </w:r>
-      <w:r>
-        <w:rPr>
-          <w:rFonts w:asciiTheme="minorHAnsi" w:eastAsiaTheme="minorEastAsia" w:hAnsiTheme="minorHAnsi"/>
-          <w:lang w:bidi="fa-IR"/>
-        </w:rPr>
-        <w:t>Xi</w:t>
-      </w:r>
-      <w:r>
-        <w:rPr>
-          <w:rFonts w:asciiTheme="minorHAnsi" w:eastAsiaTheme="minorEastAsia" w:hAnsiTheme="minorHAnsi" w:hint="cs"/>
-          <w:rtl/>
-          <w:lang w:bidi="fa-IR"/>
-        </w:rPr>
-        <w:t xml:space="preserve"> را میتوان با استفاده از جدول کارنو به دست آورد :</w:t>
+          <w:sz w:val="25"/>
+          <w:rtl/>
+          <w:lang w:bidi="fa-IR"/>
+        </w:rPr>
+        <w:t>پس در نهایت معادله Xi را میتوان با استفاده از جدول کارنو به‌دست آورد:</w:t>
       </w:r>
     </w:p>
     <w:p>
@@ -3101,129 +2603,26 @@
       <w:r>
         <w:rPr>
           <w:rFonts w:hint="cs"/>
-          <w:rtl/>
-          <w:lang w:bidi="fa-IR"/>
-        </w:rPr>
-        <w:t xml:space="preserve">در مدار نیز برای ساخت این بخش از چهار مالتی پلکسر 4 در 1 (دو تراشه </w:t>
-      </w:r>
-      <w:r>
+          <w:sz w:val="25"/>
+          <w:rtl/>
+          <w:lang w:bidi="fa-IR"/>
+        </w:rPr>
+        <w:t xml:space="preserve">در مدار نیز برای ساخت این بخش از چهار مالتی‌پلکسر 4 در 1 (دو تراشه 74LS153) با بیت‌های کنترلی S1, S0  برای ساخت Xiها استفاده‌شده است که در نهایت برای ساختن خروجی F، این Xiها همراه Ai‌ها و Cin به یک جمع‌کننده کامل متصل‌شده‌اند. </w:t>
+      </w:r>
+    </w:p>
+    <w:p>
+      <w:pPr>
+        <w:bidi/>
         <w:rPr>
           <w:rFonts w:asciiTheme="minorHAnsi" w:hAnsiTheme="minorHAnsi"/>
-          <w:lang w:bidi="fa-IR"/>
-        </w:rPr>
-        <w:t>74LS153</w:t>
-      </w:r>
-      <w:r>
-        <w:rPr>
-          <w:rFonts w:hint="cs"/>
-          <w:rtl/>
-          <w:lang w:bidi="fa-IR"/>
-        </w:rPr>
-        <w:t xml:space="preserve">) با بیت های کنترلی </w:t>
-      </w:r>
-      <w:r>
-        <w:rPr>
-          <w:rFonts w:asciiTheme="minorHAnsi" w:hAnsiTheme="minorHAnsi"/>
-          <w:lang w:bidi="fa-IR"/>
-        </w:rPr>
-        <w:t xml:space="preserve">S1, S0 </w:t>
-      </w:r>
+          <w:rtl/>
+          <w:lang w:bidi="fa-IR"/>
+        </w:rPr>
+      </w:pPr>
       <w:r>
         <w:rPr>
           <w:rFonts w:asciiTheme="minorHAnsi" w:hAnsiTheme="minorHAnsi" w:hint="cs"/>
-          <w:rtl/>
-          <w:lang w:bidi="fa-IR"/>
-        </w:rPr>
-        <w:t xml:space="preserve"> برای ساخت </w:t>
-      </w:r>
-      <w:r>
-        <w:rPr>
-          <w:rFonts w:asciiTheme="minorHAnsi" w:hAnsiTheme="minorHAnsi"/>
-          <w:lang w:bidi="fa-IR"/>
-        </w:rPr>
-        <w:t>Xi</w:t>
-      </w:r>
-      <w:r>
-        <w:rPr>
-          <w:rFonts w:asciiTheme="minorHAnsi" w:hAnsiTheme="minorHAnsi" w:hint="cs"/>
-          <w:rtl/>
-          <w:lang w:bidi="fa-IR"/>
-        </w:rPr>
-        <w:t xml:space="preserve"> ها استفاده شده است که در نهایت برای ساختن خروجی </w:t>
-      </w:r>
-      <w:r>
-        <w:rPr>
-          <w:rFonts w:asciiTheme="minorHAnsi" w:hAnsiTheme="minorHAnsi"/>
-          <w:lang w:bidi="fa-IR"/>
-        </w:rPr>
-        <w:t>F</w:t>
-      </w:r>
-      <w:r>
-        <w:rPr>
-          <w:rFonts w:asciiTheme="minorHAnsi" w:hAnsiTheme="minorHAnsi" w:hint="cs"/>
-          <w:rtl/>
-          <w:lang w:bidi="fa-IR"/>
-        </w:rPr>
-        <w:t xml:space="preserve"> ، این </w:t>
-      </w:r>
-      <w:r>
-        <w:rPr>
-          <w:rFonts w:asciiTheme="minorHAnsi" w:hAnsiTheme="minorHAnsi"/>
-          <w:lang w:bidi="fa-IR"/>
-        </w:rPr>
-        <w:t>Xi</w:t>
-      </w:r>
-      <w:r>
-        <w:rPr>
-          <w:rFonts w:asciiTheme="minorHAnsi" w:hAnsiTheme="minorHAnsi" w:hint="cs"/>
-          <w:rtl/>
-          <w:lang w:bidi="fa-IR"/>
-        </w:rPr>
-        <w:t xml:space="preserve"> ها همراه </w:t>
-      </w:r>
-      <w:r>
-        <w:rPr>
-          <w:rFonts w:asciiTheme="minorHAnsi" w:hAnsiTheme="minorHAnsi"/>
-          <w:lang w:bidi="fa-IR"/>
-        </w:rPr>
-        <w:t xml:space="preserve">Ai </w:t>
-      </w:r>
-      <w:r>
-        <w:rPr>
-          <w:rFonts w:asciiTheme="minorHAnsi" w:hAnsiTheme="minorHAnsi" w:hint="cs"/>
-          <w:rtl/>
-          <w:lang w:bidi="fa-IR"/>
-        </w:rPr>
-        <w:t xml:space="preserve"> ها و </w:t>
-      </w:r>
-      <w:r>
-        <w:rPr>
-          <w:rFonts w:asciiTheme="minorHAnsi" w:hAnsiTheme="minorHAnsi"/>
-          <w:lang w:bidi="fa-IR"/>
-        </w:rPr>
-        <w:t>Cin</w:t>
-      </w:r>
-      <w:r>
-        <w:rPr>
-          <w:rFonts w:asciiTheme="minorHAnsi" w:hAnsiTheme="minorHAnsi" w:hint="cs"/>
-          <w:rtl/>
-          <w:lang w:bidi="fa-IR"/>
-        </w:rPr>
-        <w:t xml:space="preserve"> به یک جمع کننده کامل متصل شده اند . </w:t>
-      </w:r>
-    </w:p>
-    <w:p>
-      <w:pPr>
-        <w:bidi/>
-        <w:rPr>
-          <w:rFonts w:asciiTheme="minorHAnsi" w:hAnsiTheme="minorHAnsi"/>
-          <w:rtl/>
-          <w:lang w:bidi="fa-IR"/>
-        </w:rPr>
-      </w:pPr>
-      <w:r>
-        <w:rPr>
-          <w:rFonts w:asciiTheme="minorHAnsi" w:hAnsiTheme="minorHAnsi" w:hint="cs"/>
+          <w:sz w:val="25"/>
           <w:rtl/>
           <w:lang w:bidi="fa-IR"/>
         </w:rPr>
@@ -3297,88 +2696,75 @@
           <w:rtl/>
           <w:lang w:bidi="fa-IR"/>
         </w:rPr>
-        <w:t>شکل 2.2 بخش محاسباتی مدار</w:t>
-      </w:r>
-    </w:p>
-    <w:p>
-      <w:pPr>
-        <w:bidi/>
-        <w:rPr>
-          <w:rtl/>
-          <w:lang w:bidi="fa-IR"/>
-        </w:rPr>
-      </w:pPr>
-    </w:p>
-    <w:p>
-      <w:pPr>
-        <w:bidi/>
-        <w:rPr>
-          <w:rtl/>
-          <w:lang w:bidi="fa-IR"/>
-        </w:rPr>
-      </w:pPr>
-    </w:p>
-    <w:p>
-      <w:pPr>
+        <w:t>شکل ۲.۲ بخش محاسباتی مدار</w:t>
+      </w:r>
+    </w:p>
+    <w:p>
+      <w:pPr>
+        <w:bidi/>
+        <w:rPr>
+          <w:rtl/>
+          <w:lang w:bidi="fa-IR"/>
+        </w:rPr>
+      </w:pPr>
+    </w:p>
+    <w:p>
+      <w:pPr>
+        <w:bidi/>
+        <w:rPr>
+          <w:rtl/>
+          <w:lang w:bidi="fa-IR"/>
+        </w:rPr>
+      </w:pPr>
+    </w:p>
+    <w:p>
+      <w:pPr>
+        <w:pStyle w:val="Heading2"/>
         <w:bidi/>
         <w:rPr>
           <w:rFonts w:asciiTheme="minorHAnsi" w:eastAsia="B Yekan" w:hAnsiTheme="minorHAnsi" w:cs="B Yekan"/>
-          <w:b/>
-          <w:sz w:val="28"/>
-          <w:rtl/>
-          <w:lang w:bidi="fa-IR"/>
-        </w:rPr>
-      </w:pPr>
-      <w:r>
-        <w:rPr>
-          <w:rFonts w:asciiTheme="minorHAnsi" w:eastAsia="B Yekan" w:hAnsiTheme="minorHAnsi" w:cs="B Yekan" w:hint="cs"/>
-          <w:b/>
-          <w:sz w:val="28"/>
-          <w:rtl/>
-          <w:lang w:bidi="fa-IR"/>
-        </w:rPr>
-        <w:t>2-2-3 توضیح طرز کار بخش منطقی مدار:</w:t>
-      </w:r>
-    </w:p>
-    <w:p>
-      <w:pPr>
-        <w:bidi/>
-        <w:rPr>
-          <w:rtl/>
-        </w:rPr>
-      </w:pPr>
-      <w:r>
-        <w:rPr>
+          <w:rtl/>
+          <w:lang w:bidi="fa-IR"/>
+        </w:rPr>
+      </w:pPr>
+      <w:r>
+        <w:rPr>
+          <w:rFonts w:asciiTheme="minorHAnsi" w:eastAsia="B Nazanin" w:hAnsiTheme="minorHAnsi" w:cs="B Nazanin" w:hint="cs"/>
+          <w:rtl/>
+          <w:lang w:bidi="fa-IR"/>
+        </w:rPr>
+        <w:t>۲-۳ توضیح طرز کار بخش منطقی مدار:</w:t>
+      </w:r>
+    </w:p>
+    <w:p>
+      <w:pPr>
+        <w:bidi/>
+        <w:rPr>
+          <w:rtl/>
+        </w:rPr>
+      </w:pPr>
+      <w:r>
+        <w:rPr>
+          <w:sz w:val="25"/>
           <w:rtl/>
         </w:rPr>
         <w:t xml:space="preserve">برای هر بیت </w:t>
       </w:r>
       <w:proofErr w:type="gramStart"/>
       <w:r>
-        <w:t xml:space="preserve">i </w:t>
-      </w:r>
-      <w:r>
-        <w:rPr>
-          <w:rFonts w:hint="cs"/>
-          <w:rtl/>
-        </w:rPr>
-        <w:t xml:space="preserve"> </w:t>
-      </w:r>
-      <w:r>
-        <w:rPr>
-          <w:rtl/>
-        </w:rPr>
-        <w:t>از</w:t>
+        <w:rPr>
+          <w:sz w:val="25"/>
+          <w:rtl/>
+        </w:rPr>
+        <w:t>i  از</w:t>
       </w:r>
       <w:proofErr w:type="gramEnd"/>
       <w:r>
         <w:rPr>
-          <w:rtl/>
-        </w:rPr>
-        <w:t xml:space="preserve"> ورودی‌ها، روابط بخش منطقی به صورت زیر هستند</w:t>
-      </w:r>
-      <w:r>
-        <w:t>:</w:t>
+          <w:sz w:val="25"/>
+          <w:rtl/>
+        </w:rPr>
+        <w:t xml:space="preserve"> ورودی‌ها، روابط بخش منطقی به‌صورت زیر هستند:</w:t>
       </w:r>
     </w:p>
     <w:p>
@@ -4177,157 +3563,46 @@
           <w:rtl/>
           <w:lang w:bidi="fa-IR"/>
         </w:rPr>
-        <w:fldChar w:fldCharType="begin"/>
-      </w:r>
-      <w:r>
+        <w:t>شکل ۲.۳ بخش منطقی مدار (سیم‌هایی که از بالای تصویر آمده‌اند از A گرفته شده‌اند و تونل‌ها هم به Biها متصل هستند)</w:t>
+      </w:r>
+    </w:p>
+    <w:p>
+      <w:pPr>
+        <w:pStyle w:val="Heading2"/>
+        <w:bidi/>
+        <w:rPr>
+          <w:rFonts w:asciiTheme="minorHAnsi" w:eastAsia="B Yekan" w:hAnsiTheme="minorHAnsi" w:cs="B Yekan"/>
+          <w:rtl/>
+          <w:lang w:bidi="fa-IR"/>
+        </w:rPr>
+      </w:pPr>
+      <w:r>
+        <w:rPr>
+          <w:rFonts w:asciiTheme="minorHAnsi" w:eastAsia="B Nazanin" w:hAnsiTheme="minorHAnsi" w:cs="B Nazanin" w:hint="cs"/>
+          <w:rtl/>
+          <w:lang w:bidi="fa-IR"/>
+        </w:rPr>
+        <w:t>۲-۴ توضیح طرز کار بخش شیفت مدار:</w:t>
+      </w:r>
+    </w:p>
+    <w:p>
+      <w:pPr>
+        <w:bidi/>
+        <w:spacing w:after="60" w:line="276" w:lineRule="auto"/>
         <w:rPr>
           <w:rFonts w:asciiTheme="minorHAnsi" w:eastAsiaTheme="minorEastAsia" w:hAnsiTheme="minorHAnsi"/>
           <w:rtl/>
           <w:lang w:bidi="fa-IR"/>
         </w:rPr>
-        <w:instrText xml:space="preserve"> </w:instrText>
-      </w:r>
-      <w:r>
-        <w:rPr>
-          <w:rFonts w:asciiTheme="minorHAnsi" w:eastAsiaTheme="minorEastAsia" w:hAnsiTheme="minorHAnsi"/>
-          <w:lang w:bidi="fa-IR"/>
-        </w:rPr>
-        <w:instrText>SEQ</w:instrText>
-      </w:r>
-      <w:r>
-        <w:rPr>
-          <w:rFonts w:asciiTheme="minorHAnsi" w:eastAsiaTheme="minorEastAsia" w:hAnsiTheme="minorHAnsi"/>
-          <w:rtl/>
-          <w:lang w:bidi="fa-IR"/>
-        </w:rPr>
-        <w:instrText xml:space="preserve"> </w:instrText>
-      </w:r>
-      <w:r>
-        <w:rPr>
-          <w:rFonts w:asciiTheme="minorHAnsi" w:eastAsiaTheme="minorEastAsia" w:hAnsiTheme="minorHAnsi"/>
-          <w:lang w:bidi="fa-IR"/>
-        </w:rPr>
-        <w:instrText>Figure \* ARABIC</w:instrText>
-      </w:r>
-      <w:r>
-        <w:rPr>
-          <w:rFonts w:asciiTheme="minorHAnsi" w:eastAsiaTheme="minorEastAsia" w:hAnsiTheme="minorHAnsi"/>
-          <w:rtl/>
-          <w:lang w:bidi="fa-IR"/>
-        </w:rPr>
-        <w:instrText xml:space="preserve"> </w:instrText>
-      </w:r>
-      <w:r>
-        <w:rPr>
-          <w:rFonts w:asciiTheme="minorHAnsi" w:eastAsiaTheme="minorEastAsia" w:hAnsiTheme="minorHAnsi"/>
-          <w:rtl/>
-          <w:lang w:bidi="fa-IR"/>
-        </w:rPr>
-        <w:fldChar w:fldCharType="separate"/>
-      </w:r>
-      <w:r>
-        <w:rPr>
-          <w:rFonts w:asciiTheme="minorHAnsi" w:eastAsiaTheme="minorEastAsia" w:hAnsiTheme="minorHAnsi"/>
-          <w:noProof/>
-          <w:rtl/>
-          <w:lang w:bidi="fa-IR"/>
-        </w:rPr>
-        <w:t>2</w:t>
-      </w:r>
-      <w:r>
-        <w:rPr>
-          <w:rFonts w:asciiTheme="minorHAnsi" w:eastAsiaTheme="minorEastAsia" w:hAnsiTheme="minorHAnsi"/>
-          <w:rtl/>
-          <w:lang w:bidi="fa-IR"/>
-        </w:rPr>
-        <w:fldChar w:fldCharType="end"/>
-      </w:r>
-      <w:r>
-        <w:rPr>
-          <w:rFonts w:hint="cs"/>
-          <w:rtl/>
-          <w:lang w:bidi="fa-IR"/>
-        </w:rPr>
-        <w:t xml:space="preserve">شکل 2.3 بخش منطقی مدار (سیم هایی که از بالای تصویر آمده اند از </w:t>
-      </w:r>
-      <w:r>
-        <w:rPr>
-          <w:rFonts w:asciiTheme="minorHAnsi" w:hAnsiTheme="minorHAnsi"/>
-          <w:lang w:bidi="fa-IR"/>
-        </w:rPr>
-        <w:t>A</w:t>
-      </w:r>
-      <w:r>
-        <w:rPr>
-          <w:rFonts w:asciiTheme="minorHAnsi" w:hAnsiTheme="minorHAnsi" w:hint="cs"/>
-          <w:rtl/>
-          <w:lang w:bidi="fa-IR"/>
-        </w:rPr>
-        <w:t xml:space="preserve"> گرفته شده اند و تونل ها هم به  </w:t>
-      </w:r>
-      <w:r>
-        <w:rPr>
-          <w:rFonts w:asciiTheme="minorHAnsi" w:hAnsiTheme="minorHAnsi"/>
-          <w:lang w:bidi="fa-IR"/>
-        </w:rPr>
-        <w:t>Bi</w:t>
-      </w:r>
-      <w:r>
-        <w:rPr>
-          <w:rFonts w:asciiTheme="minorHAnsi" w:hAnsiTheme="minorHAnsi" w:hint="cs"/>
-          <w:rtl/>
-          <w:lang w:bidi="fa-IR"/>
-        </w:rPr>
-        <w:t xml:space="preserve"> ها متصل هستند</w:t>
-      </w:r>
-      <w:r>
-        <w:rPr>
-          <w:rFonts w:hint="cs"/>
-          <w:rtl/>
-          <w:lang w:bidi="fa-IR"/>
-        </w:rPr>
-        <w:t>)</w:t>
-      </w:r>
-    </w:p>
-    <w:p>
-      <w:pPr>
-        <w:bidi/>
-        <w:rPr>
-          <w:rFonts w:asciiTheme="minorHAnsi" w:eastAsia="B Yekan" w:hAnsiTheme="minorHAnsi" w:cs="B Yekan"/>
-          <w:b/>
-          <w:sz w:val="28"/>
-          <w:rtl/>
-          <w:lang w:bidi="fa-IR"/>
-        </w:rPr>
-      </w:pPr>
-      <w:r>
-        <w:rPr>
-          <w:rFonts w:asciiTheme="minorHAnsi" w:eastAsia="B Yekan" w:hAnsiTheme="minorHAnsi" w:cs="B Yekan" w:hint="cs"/>
-          <w:b/>
-          <w:sz w:val="28"/>
-          <w:rtl/>
-          <w:lang w:bidi="fa-IR"/>
-        </w:rPr>
-        <w:t>2-2-4 توضیح طرز کار بخش شیفت مدار:</w:t>
-      </w:r>
-    </w:p>
-    <w:p>
-      <w:pPr>
-        <w:bidi/>
-        <w:spacing w:after="60" w:line="276" w:lineRule="auto"/>
-        <w:rPr>
-          <w:rFonts w:asciiTheme="minorHAnsi" w:eastAsiaTheme="minorEastAsia" w:hAnsiTheme="minorHAnsi"/>
-          <w:rtl/>
-          <w:lang w:bidi="fa-IR"/>
-        </w:rPr>
       </w:pPr>
       <w:r>
         <w:rPr>
           <w:rFonts w:asciiTheme="minorHAnsi" w:eastAsiaTheme="minorEastAsia" w:hAnsiTheme="minorHAnsi" w:hint="cs"/>
-          <w:rtl/>
-          <w:lang w:bidi="fa-IR"/>
-        </w:rPr>
-        <w:t>معدلات شیفت به راست و شیفت به چپ در معادله 1 و 2 قابل مشاهده هستند :</w:t>
+          <w:sz w:val="25"/>
+          <w:rtl/>
+          <w:lang w:bidi="fa-IR"/>
+        </w:rPr>
+        <w:t>معدلات شیفت به راست و شیفت به چپ در معادله 1 و 2 قابل مشاهده هستند:</w:t>
       </w:r>
     </w:p>
     <w:p>
@@ -4977,24 +4252,21 @@
     </w:p>
     <w:p>
       <w:pPr>
+        <w:pStyle w:val="Heading2"/>
         <w:bidi/>
         <w:rPr>
           <w:rFonts w:asciiTheme="minorHAnsi" w:eastAsia="B Yekan" w:hAnsiTheme="minorHAnsi" w:cs="B Yekan"/>
-          <w:b/>
-          <w:sz w:val="28"/>
-          <w:rtl/>
-          <w:lang w:bidi="fa-IR"/>
-        </w:rPr>
-      </w:pPr>
-      <w:r>
-        <w:rPr>
-          <w:rFonts w:asciiTheme="minorHAnsi" w:eastAsia="B Yekan" w:hAnsiTheme="minorHAnsi" w:cs="B Yekan" w:hint="cs"/>
-          <w:b/>
-          <w:sz w:val="28"/>
-          <w:rtl/>
-          <w:lang w:bidi="fa-IR"/>
-        </w:rPr>
-        <w:t>2-2-5 توضیح طرز کار بخش انتخاب نهایی جواب مدار:</w:t>
+          <w:rtl/>
+          <w:lang w:bidi="fa-IR"/>
+        </w:rPr>
+      </w:pPr>
+      <w:r>
+        <w:rPr>
+          <w:rFonts w:asciiTheme="minorHAnsi" w:eastAsia="B Nazanin" w:hAnsiTheme="minorHAnsi" w:cs="B Nazanin" w:hint="cs"/>
+          <w:rtl/>
+          <w:lang w:bidi="fa-IR"/>
+        </w:rPr>
+        <w:t>۲-۵ توضیح طرز کار بخش انتخاب نهایی جواب مدار:</w:t>
       </w:r>
     </w:p>
     <w:p>
@@ -5618,6 +4890,7 @@
     </w:p>
     <w:p>
       <w:pPr>
+        <w:bidi/>
         <w:jc w:val="right"/>
         <w:rPr>
           <w:rFonts w:asciiTheme="minorHAnsi" w:hAnsiTheme="minorHAnsi"/>
@@ -5628,10 +4901,11 @@
       <w:r>
         <w:rPr>
           <w:rFonts w:asciiTheme="minorHAnsi" w:hAnsiTheme="minorHAnsi" w:hint="cs"/>
-          <w:rtl/>
-          <w:lang w:bidi="fa-IR"/>
-        </w:rPr>
-        <w:t>در نهایت با توجه به این معادلات خروجی مورد نظر انتخاب می شود. شکل نهایی مدار در زیر مشخص است :</w:t>
+          <w:sz w:val="25"/>
+          <w:rtl/>
+          <w:lang w:bidi="fa-IR"/>
+        </w:rPr>
+        <w:t>در نهایت با توجه به این معادلات خروجی موردنظر انتخاب می‌شود. شکل نهایی مدار در زیر مشخص است:</w:t>
       </w:r>
     </w:p>
     <w:p>
@@ -5685,6 +4959,7 @@
     <w:p>
       <w:pPr>
         <w:pStyle w:val="Caption"/>
+        <w:bidi/>
         <w:jc w:val="center"/>
         <w:rPr>
           <w:rFonts w:asciiTheme="minorHAnsi" w:hAnsiTheme="minorHAnsi"/>
@@ -5698,7 +4973,7 @@
           <w:rtl/>
           <w:lang w:bidi="fa-IR"/>
         </w:rPr>
-        <w:t>بخش کنترلی نهایی مدار</w:t>
+        <w:t>شکل ۲.۴ بخش کنترلی نهایی مدار</w:t>
       </w:r>
     </w:p>
     <w:p>
@@ -5753,6 +5028,7 @@
     <w:p>
       <w:pPr>
         <w:pStyle w:val="Caption"/>
+        <w:bidi/>
         <w:jc w:val="center"/>
         <w:rPr>
           <w:rFonts w:asciiTheme="minorHAnsi" w:hAnsiTheme="minorHAnsi"/>
@@ -5766,7 +5042,7 @@
           <w:rtl/>
           <w:lang w:bidi="fa-IR"/>
         </w:rPr>
-        <w:t>شکل 2.4 شکل نهایی مدار تکمیل شده</w:t>
+        <w:t>شکل ۲.۵ شکل نهایی مدار تکمیل‌شده</w:t>
       </w:r>
     </w:p>
     <w:sectPr>
@@ -5907,6 +5183,7 @@
         </w:tcPr>
         <w:p>
           <w:pPr>
+            <w:bidi/>
             <w:jc w:val="right"/>
             <w:rPr>
               <w:rFonts w:cs="B Yekan"/>
@@ -5947,7 +5224,7 @@
         </w:tcPr>
         <w:p>
           <w:pPr>
-            <w:jc w:val="right"/>
+            <w:bidi/>
             <w:rPr>
               <w:rFonts w:cs="B Yekan"/>
               <w:sz w:val="20"/>
@@ -5958,7 +5235,7 @@
           </w:pPr>
           <w:r>
             <w:rPr>
-              <w:rFonts w:cs="B Yekan" w:hint="cs"/>
+              <w:rFonts w:hint="cs"/>
               <w:sz w:val="20"/>
               <w:szCs w:val="20"/>
               <w:rtl/>
@@ -7103,7 +6380,7 @@
     <w:qFormat/>
     <w:rsid w:val="00E12C9A"/>
     <w:rPr>
-      <w:rFonts w:ascii="B Nazanin" w:hAnsi="B Nazanin" w:cs="B Nazanin"/>
+      <w:rFonts w:ascii="B Nazanin" w:eastAsia="B Nazanin" w:hAnsi="B Nazanin" w:cs="B Nazanin"/>
     </w:rPr>
   </w:style>
   <w:style w:type="paragraph" w:styleId="Heading1">
@@ -7117,13 +6394,14 @@
     <w:pPr>
       <w:keepNext/>
       <w:keepLines/>
-      <w:spacing w:before="360" w:after="80"/>
+      <w:spacing w:before="160" w:after="80"/>
       <w:outlineLvl w:val="0"/>
     </w:pPr>
     <w:rPr>
       <w:rFonts w:asciiTheme="majorHAnsi" w:eastAsiaTheme="majorEastAsia" w:hAnsiTheme="majorHAnsi" w:cstheme="majorBidi"/>
-      <w:color w:val="0F4761" w:themeColor="accent1" w:themeShade="BF"/>
-      <w:sz w:val="40"/>
+      <w:b/>
+      <w:color w:val="000000"/>
+      <w:sz w:val="32"/>
       <w:szCs w:val="40"/>
     </w:rPr>
   </w:style>
@@ -7140,13 +6418,14 @@
     <w:pPr>
       <w:keepNext/>
       <w:keepLines/>
-      <w:spacing w:before="160" w:after="80"/>
+      <w:spacing w:before="120" w:after="60"/>
       <w:outlineLvl w:val="1"/>
     </w:pPr>
     <w:rPr>
       <w:rFonts w:asciiTheme="majorHAnsi" w:eastAsiaTheme="majorEastAsia" w:hAnsiTheme="majorHAnsi" w:cstheme="majorBidi"/>
-      <w:color w:val="0F4761" w:themeColor="accent1" w:themeShade="BF"/>
-      <w:sz w:val="32"/>
+      <w:b/>
+      <w:color w:val="000000"/>
+      <w:sz w:val="28"/>
       <w:szCs w:val="32"/>
     </w:rPr>
   </w:style>
@@ -7367,7 +6646,7 @@
     <w:semiHidden/>
     <w:rsid w:val="001955B9"/>
     <w:rPr>
-      <w:rFonts w:eastAsiaTheme="majorEastAsia" w:cstheme="majorBidi"/>
+      <w:rFonts w:ascii="B Nazanin" w:eastAsiaTheme="majorEastAsia" w:hAnsi="B Nazanin" w:cstheme="majorBidi"/>
       <w:color w:val="0F4761" w:themeColor="accent1" w:themeShade="BF"/>
       <w:sz w:val="28"/>
       <w:szCs w:val="28"/>
@@ -7381,7 +6660,7 @@
     <w:semiHidden/>
     <w:rsid w:val="001955B9"/>
     <w:rPr>
-      <w:rFonts w:eastAsiaTheme="majorEastAsia" w:cstheme="majorBidi"/>
+      <w:rFonts w:ascii="B Nazanin" w:eastAsiaTheme="majorEastAsia" w:hAnsi="B Nazanin" w:cstheme="majorBidi"/>
       <w:i/>
       <w:iCs/>
       <w:color w:val="0F4761" w:themeColor="accent1" w:themeShade="BF"/>
@@ -7395,7 +6674,7 @@
     <w:semiHidden/>
     <w:rsid w:val="001955B9"/>
     <w:rPr>
-      <w:rFonts w:eastAsiaTheme="majorEastAsia" w:cstheme="majorBidi"/>
+      <w:rFonts w:ascii="B Nazanin" w:eastAsiaTheme="majorEastAsia" w:hAnsi="B Nazanin" w:cstheme="majorBidi"/>
       <w:color w:val="0F4761" w:themeColor="accent1" w:themeShade="BF"/>
     </w:rPr>
   </w:style>
@@ -7407,7 +6686,7 @@
     <w:semiHidden/>
     <w:rsid w:val="001955B9"/>
     <w:rPr>
-      <w:rFonts w:eastAsiaTheme="majorEastAsia" w:cstheme="majorBidi"/>
+      <w:rFonts w:ascii="B Nazanin" w:eastAsiaTheme="majorEastAsia" w:hAnsi="B Nazanin" w:cstheme="majorBidi"/>
       <w:i/>
       <w:iCs/>
       <w:color w:val="595959" w:themeColor="text1" w:themeTint="A6"/>
@@ -7421,7 +6700,7 @@
     <w:semiHidden/>
     <w:rsid w:val="001955B9"/>
     <w:rPr>
-      <w:rFonts w:eastAsiaTheme="majorEastAsia" w:cstheme="majorBidi"/>
+      <w:rFonts w:ascii="B Nazanin" w:eastAsiaTheme="majorEastAsia" w:hAnsi="B Nazanin" w:cstheme="majorBidi"/>
       <w:color w:val="595959" w:themeColor="text1" w:themeTint="A6"/>
     </w:rPr>
   </w:style>
@@ -7433,7 +6712,7 @@
     <w:semiHidden/>
     <w:rsid w:val="001955B9"/>
     <w:rPr>
-      <w:rFonts w:eastAsiaTheme="majorEastAsia" w:cstheme="majorBidi"/>
+      <w:rFonts w:ascii="B Nazanin" w:eastAsiaTheme="majorEastAsia" w:hAnsi="B Nazanin" w:cstheme="majorBidi"/>
       <w:i/>
       <w:iCs/>
       <w:color w:val="272727" w:themeColor="text1" w:themeTint="D8"/>
@@ -7447,7 +6726,7 @@
     <w:semiHidden/>
     <w:rsid w:val="001955B9"/>
     <w:rPr>
-      <w:rFonts w:eastAsiaTheme="majorEastAsia" w:cstheme="majorBidi"/>
+      <w:rFonts w:ascii="B Nazanin" w:eastAsiaTheme="majorEastAsia" w:hAnsi="B Nazanin" w:cstheme="majorBidi"/>
       <w:color w:val="272727" w:themeColor="text1" w:themeTint="D8"/>
     </w:rPr>
   </w:style>
@@ -7513,7 +6792,7 @@
     <w:uiPriority w:val="11"/>
     <w:rsid w:val="001955B9"/>
     <w:rPr>
-      <w:rFonts w:eastAsiaTheme="majorEastAsia" w:cstheme="majorBidi"/>
+      <w:rFonts w:ascii="B Nazanin" w:eastAsiaTheme="majorEastAsia" w:hAnsi="B Nazanin" w:cstheme="majorBidi"/>
       <w:color w:val="595959" w:themeColor="text1" w:themeTint="A6"/>
       <w:spacing w:val="15"/>
       <w:sz w:val="28"/>
@@ -7545,6 +6824,7 @@
     <w:uiPriority w:val="29"/>
     <w:rsid w:val="001955B9"/>
     <w:rPr>
+      <w:rFonts w:ascii="B Nazanin" w:eastAsia="B Nazanin" w:hAnsi="B Nazanin" w:cs="B Nazanin"/>
       <w:i/>
       <w:iCs/>
       <w:color w:val="404040" w:themeColor="text1" w:themeTint="BF"/>
@@ -7568,6 +6848,7 @@
     <w:qFormat/>
     <w:rsid w:val="001955B9"/>
     <w:rPr>
+      <w:rFonts w:ascii="B Nazanin" w:eastAsia="B Nazanin" w:hAnsi="B Nazanin" w:cs="B Nazanin"/>
       <w:i/>
       <w:iCs/>
       <w:color w:val="0F4761" w:themeColor="accent1" w:themeShade="BF"/>
@@ -7603,6 +6884,7 @@
     <w:uiPriority w:val="30"/>
     <w:rsid w:val="001955B9"/>
     <w:rPr>
+      <w:rFonts w:ascii="B Nazanin" w:eastAsia="B Nazanin" w:hAnsi="B Nazanin" w:cs="B Nazanin"/>
       <w:i/>
       <w:iCs/>
       <w:color w:val="0F4761" w:themeColor="accent1" w:themeShade="BF"/>
@@ -7615,6 +6897,7 @@
     <w:qFormat/>
     <w:rsid w:val="001955B9"/>
     <w:rPr>
+      <w:rFonts w:ascii="B Nazanin" w:eastAsia="B Nazanin" w:hAnsi="B Nazanin" w:cs="B Nazanin"/>
       <w:b/>
       <w:bCs/>
       <w:smallCaps/>
@@ -7643,6 +6926,9 @@
     <w:link w:val="Header"/>
     <w:uiPriority w:val="99"/>
     <w:rsid w:val="0094014B"/>
+    <w:rPr>
+      <w:rFonts w:ascii="B Nazanin" w:eastAsia="B Nazanin" w:hAnsi="B Nazanin" w:cs="B Nazanin"/>
+    </w:rPr>
   </w:style>
   <w:style w:type="paragraph" w:styleId="Footer">
     <w:name w:val="footer"/>
@@ -7665,6 +6951,9 @@
     <w:link w:val="Footer"/>
     <w:uiPriority w:val="99"/>
     <w:rsid w:val="0094014B"/>
+    <w:rPr>
+      <w:rFonts w:ascii="B Nazanin" w:eastAsia="B Nazanin" w:hAnsi="B Nazanin" w:cs="B Nazanin"/>
+    </w:rPr>
   </w:style>
   <w:style w:type="table" w:styleId="TableGrid">
     <w:name w:val="Table Grid"/>
@@ -7692,6 +6981,7 @@
     <w:semiHidden/>
     <w:rsid w:val="00724F73"/>
     <w:rPr>
+      <w:rFonts w:ascii="B Nazanin" w:eastAsia="B Nazanin" w:hAnsi="B Nazanin" w:cs="B Nazanin"/>
       <w:color w:val="666666"/>
     </w:rPr>
   </w:style>
@@ -7707,10 +6997,9 @@
       <w:spacing w:after="200" w:line="240" w:lineRule="auto"/>
     </w:pPr>
     <w:rPr>
-      <w:i/>
       <w:iCs/>
-      <w:color w:val="0E2841" w:themeColor="text2"/>
-      <w:sz w:val="18"/>
+      <w:color w:val="000000"/>
+      <w:sz w:val="21"/>
       <w:szCs w:val="18"/>
     </w:rPr>
   </w:style>
@@ -7721,9 +7010,6 @@
     <w:semiHidden/>
     <w:unhideWhenUsed/>
     <w:rsid w:val="00B7454C"/>
-    <w:rPr>
-      <w:rFonts w:ascii="Times New Roman" w:hAnsi="Times New Roman" w:cs="Times New Roman"/>
-    </w:rPr>
   </w:style>
 </w:styles>
 </file>
